--- a/students/Agametov A. M/Lab2/ЛР2. МАТРИЦА ТРЕБОВАНИЙ.docx
+++ b/students/Agametov A. M/Lab2/ЛР2. МАТРИЦА ТРЕБОВАНИЙ.docx
@@ -3590,6 +3590,7 @@
         <w:rPr>
           <w:rFonts w:ascii="Times New Roman" w:hAnsi="Times New Roman"/>
           <w:sz w:val="28"/>
+          <w:lang w:val="en-US"/>
         </w:rPr>
         <w:sectPr>
           <w:pgSz w:w="11910" w:h="16840"/>
@@ -3600,7 +3601,7 @@
     </w:p>
     <w:tbl>
       <w:tblPr>
-        <w:tblW w:w="22418" w:type="dxa"/>
+        <w:tblW w:w="25460" w:type="dxa"/>
         <w:tblInd w:w="113" w:type="dxa"/>
         <w:tblLook w:val="04A0" w:firstRow="1" w:lastRow="0" w:firstColumn="1" w:lastColumn="0" w:noHBand="0" w:noVBand="1"/>
       </w:tblPr>
@@ -3611,6 +3612,8 @@
         <w:gridCol w:w="1415"/>
         <w:gridCol w:w="2622"/>
         <w:gridCol w:w="1578"/>
+        <w:gridCol w:w="1340"/>
+        <w:gridCol w:w="1702"/>
         <w:gridCol w:w="1634"/>
         <w:gridCol w:w="2441"/>
         <w:gridCol w:w="1534"/>
@@ -3624,7 +3627,7 @@
         </w:trPr>
         <w:tc>
           <w:tcPr>
-            <w:tcW w:w="1162" w:type="dxa"/>
+            <w:tcW w:w="1174" w:type="dxa"/>
             <w:tcBorders>
               <w:top w:val="single" w:sz="4" w:space="0" w:color="000000"/>
               <w:left w:val="single" w:sz="4" w:space="0" w:color="000000"/>
@@ -3662,7 +3665,7 @@
         </w:tc>
         <w:tc>
           <w:tcPr>
-            <w:tcW w:w="3230" w:type="dxa"/>
+            <w:tcW w:w="3265" w:type="dxa"/>
             <w:tcBorders>
               <w:top w:val="single" w:sz="4" w:space="0" w:color="000000"/>
               <w:left w:val="nil"/>
@@ -3699,7 +3702,7 @@
         </w:tc>
         <w:tc>
           <w:tcPr>
-            <w:tcW w:w="1554" w:type="dxa"/>
+            <w:tcW w:w="1572" w:type="dxa"/>
             <w:tcBorders>
               <w:top w:val="nil"/>
               <w:left w:val="nil"/>
@@ -3765,7 +3768,7 @@
         </w:tc>
         <w:tc>
           <w:tcPr>
-            <w:tcW w:w="2622" w:type="dxa"/>
+            <w:tcW w:w="2663" w:type="dxa"/>
             <w:tcBorders>
               <w:top w:val="nil"/>
               <w:left w:val="nil"/>
@@ -3792,7 +3795,7 @@
         </w:tc>
         <w:tc>
           <w:tcPr>
-            <w:tcW w:w="1578" w:type="dxa"/>
+            <w:tcW w:w="1593" w:type="dxa"/>
             <w:tcBorders>
               <w:top w:val="nil"/>
               <w:left w:val="nil"/>
@@ -3819,7 +3822,7 @@
         </w:tc>
         <w:tc>
           <w:tcPr>
-            <w:tcW w:w="1634" w:type="dxa"/>
+            <w:tcW w:w="1353" w:type="dxa"/>
             <w:tcBorders>
               <w:top w:val="nil"/>
               <w:left w:val="nil"/>
@@ -3846,7 +3849,7 @@
         </w:tc>
         <w:tc>
           <w:tcPr>
-            <w:tcW w:w="2441" w:type="dxa"/>
+            <w:tcW w:w="1714" w:type="dxa"/>
             <w:tcBorders>
               <w:top w:val="nil"/>
               <w:left w:val="nil"/>
@@ -3873,7 +3876,7 @@
         </w:tc>
         <w:tc>
           <w:tcPr>
-            <w:tcW w:w="1534" w:type="dxa"/>
+            <w:tcW w:w="1634" w:type="dxa"/>
             <w:tcBorders>
               <w:top w:val="nil"/>
               <w:left w:val="nil"/>
@@ -3900,7 +3903,7 @@
         </w:tc>
         <w:tc>
           <w:tcPr>
-            <w:tcW w:w="1435" w:type="dxa"/>
+            <w:tcW w:w="2468" w:type="dxa"/>
             <w:tcBorders>
               <w:top w:val="nil"/>
               <w:left w:val="nil"/>
@@ -3927,7 +3930,7 @@
         </w:tc>
         <w:tc>
           <w:tcPr>
-            <w:tcW w:w="1560" w:type="dxa"/>
+            <w:tcW w:w="1534" w:type="dxa"/>
             <w:tcBorders>
               <w:top w:val="nil"/>
               <w:left w:val="nil"/>
@@ -3954,7 +3957,61 @@
         </w:tc>
         <w:tc>
           <w:tcPr>
-            <w:tcW w:w="2253" w:type="dxa"/>
+            <w:tcW w:w="1435" w:type="dxa"/>
+            <w:tcBorders>
+              <w:top w:val="nil"/>
+              <w:left w:val="nil"/>
+              <w:bottom w:val="nil"/>
+              <w:right w:val="nil"/>
+            </w:tcBorders>
+            <w:shd w:val="clear" w:color="auto" w:fill="auto"/>
+            <w:vAlign w:val="center"/>
+            <w:hideMark/>
+          </w:tcPr>
+          <w:p>
+            <w:pPr>
+              <w:widowControl/>
+              <w:autoSpaceDE/>
+              <w:autoSpaceDN/>
+              <w:rPr>
+                <w:rFonts w:ascii="Times New Roman" w:eastAsia="Times New Roman" w:hAnsi="Times New Roman" w:cs="Times New Roman"/>
+                <w:sz w:val="20"/>
+                <w:szCs w:val="20"/>
+                <w:lang w:eastAsia="ko-KR"/>
+              </w:rPr>
+            </w:pPr>
+          </w:p>
+        </w:tc>
+        <w:tc>
+          <w:tcPr>
+            <w:tcW w:w="1573" w:type="dxa"/>
+            <w:tcBorders>
+              <w:top w:val="nil"/>
+              <w:left w:val="nil"/>
+              <w:bottom w:val="nil"/>
+              <w:right w:val="nil"/>
+            </w:tcBorders>
+            <w:shd w:val="clear" w:color="auto" w:fill="auto"/>
+            <w:vAlign w:val="center"/>
+            <w:hideMark/>
+          </w:tcPr>
+          <w:p>
+            <w:pPr>
+              <w:widowControl/>
+              <w:autoSpaceDE/>
+              <w:autoSpaceDN/>
+              <w:rPr>
+                <w:rFonts w:ascii="Times New Roman" w:eastAsia="Times New Roman" w:hAnsi="Times New Roman" w:cs="Times New Roman"/>
+                <w:sz w:val="20"/>
+                <w:szCs w:val="20"/>
+                <w:lang w:eastAsia="ko-KR"/>
+              </w:rPr>
+            </w:pPr>
+          </w:p>
+        </w:tc>
+        <w:tc>
+          <w:tcPr>
+            <w:tcW w:w="2067" w:type="dxa"/>
             <w:tcBorders>
               <w:top w:val="nil"/>
               <w:left w:val="nil"/>
@@ -3997,7 +4054,7 @@
         </w:trPr>
         <w:tc>
           <w:tcPr>
-            <w:tcW w:w="1162" w:type="dxa"/>
+            <w:tcW w:w="1174" w:type="dxa"/>
             <w:tcBorders>
               <w:top w:val="nil"/>
               <w:left w:val="single" w:sz="4" w:space="0" w:color="000000"/>
@@ -4034,7 +4091,7 @@
         </w:tc>
         <w:tc>
           <w:tcPr>
-            <w:tcW w:w="3230" w:type="dxa"/>
+            <w:tcW w:w="3265" w:type="dxa"/>
             <w:tcBorders>
               <w:top w:val="nil"/>
               <w:left w:val="nil"/>
@@ -4071,7 +4128,7 @@
         </w:tc>
         <w:tc>
           <w:tcPr>
-            <w:tcW w:w="1554" w:type="dxa"/>
+            <w:tcW w:w="1572" w:type="dxa"/>
             <w:tcBorders>
               <w:top w:val="nil"/>
               <w:left w:val="nil"/>
@@ -4147,7 +4204,7 @@
         </w:tc>
         <w:tc>
           <w:tcPr>
-            <w:tcW w:w="2622" w:type="dxa"/>
+            <w:tcW w:w="2663" w:type="dxa"/>
             <w:tcBorders>
               <w:top w:val="nil"/>
               <w:left w:val="nil"/>
@@ -4185,7 +4242,7 @@
         </w:tc>
         <w:tc>
           <w:tcPr>
-            <w:tcW w:w="1578" w:type="dxa"/>
+            <w:tcW w:w="1593" w:type="dxa"/>
             <w:tcBorders>
               <w:top w:val="nil"/>
               <w:left w:val="nil"/>
@@ -4223,6 +4280,82 @@
         </w:tc>
         <w:tc>
           <w:tcPr>
+            <w:tcW w:w="1353" w:type="dxa"/>
+            <w:tcBorders>
+              <w:top w:val="nil"/>
+              <w:left w:val="nil"/>
+              <w:bottom w:val="single" w:sz="4" w:space="0" w:color="000000"/>
+              <w:right w:val="nil"/>
+            </w:tcBorders>
+            <w:shd w:val="clear" w:color="auto" w:fill="auto"/>
+            <w:vAlign w:val="center"/>
+            <w:hideMark/>
+          </w:tcPr>
+          <w:p>
+            <w:pPr>
+              <w:widowControl/>
+              <w:autoSpaceDE/>
+              <w:autoSpaceDN/>
+              <w:rPr>
+                <w:rFonts w:ascii="Times New Roman" w:eastAsia="Times New Roman" w:hAnsi="Times New Roman" w:cs="Times New Roman"/>
+                <w:color w:val="000000"/>
+                <w:sz w:val="20"/>
+                <w:szCs w:val="20"/>
+                <w:lang w:eastAsia="ko-KR"/>
+              </w:rPr>
+            </w:pPr>
+            <w:r>
+              <w:rPr>
+                <w:rFonts w:ascii="Times New Roman" w:eastAsia="Times New Roman" w:hAnsi="Times New Roman" w:cs="Times New Roman"/>
+                <w:color w:val="000000"/>
+                <w:sz w:val="20"/>
+                <w:szCs w:val="20"/>
+                <w:lang w:eastAsia="ko-KR"/>
+              </w:rPr>
+              <w:t> </w:t>
+            </w:r>
+          </w:p>
+        </w:tc>
+        <w:tc>
+          <w:tcPr>
+            <w:tcW w:w="1714" w:type="dxa"/>
+            <w:tcBorders>
+              <w:top w:val="nil"/>
+              <w:left w:val="nil"/>
+              <w:bottom w:val="single" w:sz="4" w:space="0" w:color="000000"/>
+              <w:right w:val="nil"/>
+            </w:tcBorders>
+            <w:shd w:val="clear" w:color="auto" w:fill="auto"/>
+            <w:vAlign w:val="center"/>
+            <w:hideMark/>
+          </w:tcPr>
+          <w:p>
+            <w:pPr>
+              <w:widowControl/>
+              <w:autoSpaceDE/>
+              <w:autoSpaceDN/>
+              <w:rPr>
+                <w:rFonts w:ascii="Times New Roman" w:eastAsia="Times New Roman" w:hAnsi="Times New Roman" w:cs="Times New Roman"/>
+                <w:color w:val="000000"/>
+                <w:sz w:val="20"/>
+                <w:szCs w:val="20"/>
+                <w:lang w:eastAsia="ko-KR"/>
+              </w:rPr>
+            </w:pPr>
+            <w:r>
+              <w:rPr>
+                <w:rFonts w:ascii="Times New Roman" w:eastAsia="Times New Roman" w:hAnsi="Times New Roman" w:cs="Times New Roman"/>
+                <w:color w:val="000000"/>
+                <w:sz w:val="20"/>
+                <w:szCs w:val="20"/>
+                <w:lang w:eastAsia="ko-KR"/>
+              </w:rPr>
+              <w:t> </w:t>
+            </w:r>
+          </w:p>
+        </w:tc>
+        <w:tc>
+          <w:tcPr>
             <w:tcW w:w="1634" w:type="dxa"/>
             <w:tcBorders>
               <w:top w:val="nil"/>
@@ -4261,7 +4394,7 @@
         </w:tc>
         <w:tc>
           <w:tcPr>
-            <w:tcW w:w="2441" w:type="dxa"/>
+            <w:tcW w:w="2468" w:type="dxa"/>
             <w:tcBorders>
               <w:top w:val="nil"/>
               <w:left w:val="nil"/>
@@ -4375,7 +4508,7 @@
         </w:tc>
         <w:tc>
           <w:tcPr>
-            <w:tcW w:w="1560" w:type="dxa"/>
+            <w:tcW w:w="1573" w:type="dxa"/>
             <w:tcBorders>
               <w:top w:val="nil"/>
               <w:left w:val="nil"/>
@@ -4413,7 +4546,7 @@
         </w:tc>
         <w:tc>
           <w:tcPr>
-            <w:tcW w:w="2253" w:type="dxa"/>
+            <w:tcW w:w="2067" w:type="dxa"/>
             <w:tcBorders>
               <w:top w:val="nil"/>
               <w:left w:val="nil"/>
@@ -4456,7 +4589,7 @@
         </w:trPr>
         <w:tc>
           <w:tcPr>
-            <w:tcW w:w="1162" w:type="dxa"/>
+            <w:tcW w:w="1174" w:type="dxa"/>
             <w:tcBorders>
               <w:top w:val="nil"/>
               <w:left w:val="single" w:sz="4" w:space="0" w:color="000000"/>
@@ -4499,7 +4632,7 @@
         </w:tc>
         <w:tc>
           <w:tcPr>
-            <w:tcW w:w="3230" w:type="dxa"/>
+            <w:tcW w:w="3265" w:type="dxa"/>
             <w:tcBorders>
               <w:top w:val="nil"/>
               <w:left w:val="nil"/>
@@ -4542,7 +4675,7 @@
         </w:tc>
         <w:tc>
           <w:tcPr>
-            <w:tcW w:w="1554" w:type="dxa"/>
+            <w:tcW w:w="1572" w:type="dxa"/>
             <w:tcBorders>
               <w:top w:val="nil"/>
               <w:left w:val="nil"/>
@@ -4628,7 +4761,7 @@
         </w:tc>
         <w:tc>
           <w:tcPr>
-            <w:tcW w:w="2622" w:type="dxa"/>
+            <w:tcW w:w="2663" w:type="dxa"/>
             <w:tcBorders>
               <w:top w:val="nil"/>
               <w:left w:val="nil"/>
@@ -4671,7 +4804,7 @@
         </w:tc>
         <w:tc>
           <w:tcPr>
-            <w:tcW w:w="1578" w:type="dxa"/>
+            <w:tcW w:w="1593" w:type="dxa"/>
             <w:tcBorders>
               <w:top w:val="nil"/>
               <w:left w:val="nil"/>
@@ -4720,6 +4853,92 @@
               </w:rPr>
               <w:br/>
               <w:t>требования</w:t>
+            </w:r>
+          </w:p>
+        </w:tc>
+        <w:tc>
+          <w:tcPr>
+            <w:tcW w:w="1353" w:type="dxa"/>
+            <w:tcBorders>
+              <w:top w:val="nil"/>
+              <w:left w:val="nil"/>
+              <w:bottom w:val="single" w:sz="4" w:space="0" w:color="000000"/>
+              <w:right w:val="single" w:sz="4" w:space="0" w:color="000000"/>
+            </w:tcBorders>
+            <w:shd w:val="clear" w:color="000000" w:fill="99CCFF"/>
+            <w:vAlign w:val="center"/>
+            <w:hideMark/>
+          </w:tcPr>
+          <w:p>
+            <w:pPr>
+              <w:widowControl/>
+              <w:autoSpaceDE/>
+              <w:autoSpaceDN/>
+              <w:jc w:val="center"/>
+              <w:rPr>
+                <w:rFonts w:ascii="Times New Roman" w:eastAsia="Times New Roman" w:hAnsi="Times New Roman" w:cs="Times New Roman"/>
+                <w:b/>
+                <w:bCs/>
+                <w:color w:val="000000"/>
+                <w:sz w:val="16"/>
+                <w:szCs w:val="16"/>
+                <w:lang w:eastAsia="ko-KR"/>
+              </w:rPr>
+            </w:pPr>
+            <w:r>
+              <w:rPr>
+                <w:rFonts w:ascii="Times New Roman" w:eastAsia="Times New Roman" w:hAnsi="Times New Roman" w:cs="Times New Roman"/>
+                <w:b/>
+                <w:bCs/>
+                <w:color w:val="000000"/>
+                <w:sz w:val="16"/>
+                <w:szCs w:val="16"/>
+                <w:lang w:eastAsia="ko-KR"/>
+              </w:rPr>
+              <w:t>Заменено на (ID)</w:t>
+            </w:r>
+          </w:p>
+        </w:tc>
+        <w:tc>
+          <w:tcPr>
+            <w:tcW w:w="1714" w:type="dxa"/>
+            <w:tcBorders>
+              <w:top w:val="nil"/>
+              <w:left w:val="nil"/>
+              <w:bottom w:val="single" w:sz="4" w:space="0" w:color="000000"/>
+              <w:right w:val="single" w:sz="4" w:space="0" w:color="000000"/>
+            </w:tcBorders>
+            <w:shd w:val="clear" w:color="000000" w:fill="99CCFF"/>
+            <w:vAlign w:val="center"/>
+            <w:hideMark/>
+          </w:tcPr>
+          <w:p>
+            <w:pPr>
+              <w:widowControl/>
+              <w:autoSpaceDE/>
+              <w:autoSpaceDN/>
+              <w:jc w:val="center"/>
+              <w:rPr>
+                <w:rFonts w:ascii="Times New Roman" w:eastAsia="Times New Roman" w:hAnsi="Times New Roman" w:cs="Times New Roman"/>
+                <w:b/>
+                <w:bCs/>
+                <w:color w:val="000000"/>
+                <w:sz w:val="16"/>
+                <w:szCs w:val="16"/>
+                <w:lang w:eastAsia="ko-KR"/>
+              </w:rPr>
+            </w:pPr>
+            <w:r>
+              <w:rPr>
+                <w:rFonts w:ascii="Times New Roman" w:eastAsia="Times New Roman" w:hAnsi="Times New Roman" w:cs="Times New Roman"/>
+                <w:b/>
+                <w:bCs/>
+                <w:color w:val="000000"/>
+                <w:sz w:val="16"/>
+                <w:szCs w:val="16"/>
+                <w:lang w:eastAsia="ko-KR"/>
+              </w:rPr>
+              <w:t>Последователь чего? (ID)</w:t>
             </w:r>
           </w:p>
         </w:tc>
@@ -4772,7 +4991,7 @@
         </w:tc>
         <w:tc>
           <w:tcPr>
-            <w:tcW w:w="2441" w:type="dxa"/>
+            <w:tcW w:w="2468" w:type="dxa"/>
             <w:tcBorders>
               <w:top w:val="nil"/>
               <w:left w:val="nil"/>
@@ -4913,7 +5132,7 @@
         </w:tc>
         <w:tc>
           <w:tcPr>
-            <w:tcW w:w="1560" w:type="dxa"/>
+            <w:tcW w:w="1573" w:type="dxa"/>
             <w:tcBorders>
               <w:top w:val="nil"/>
               <w:left w:val="nil"/>
@@ -4960,7 +5179,7 @@
         </w:tc>
         <w:tc>
           <w:tcPr>
-            <w:tcW w:w="2253" w:type="dxa"/>
+            <w:tcW w:w="2067" w:type="dxa"/>
             <w:tcBorders>
               <w:top w:val="nil"/>
               <w:left w:val="nil"/>
@@ -5012,7 +5231,7 @@
         </w:trPr>
         <w:tc>
           <w:tcPr>
-            <w:tcW w:w="1162" w:type="dxa"/>
+            <w:tcW w:w="1174" w:type="dxa"/>
             <w:tcBorders>
               <w:top w:val="nil"/>
               <w:left w:val="single" w:sz="4" w:space="0" w:color="000000"/>
@@ -5050,7 +5269,7 @@
         </w:tc>
         <w:tc>
           <w:tcPr>
-            <w:tcW w:w="3230" w:type="dxa"/>
+            <w:tcW w:w="3265" w:type="dxa"/>
             <w:tcBorders>
               <w:top w:val="nil"/>
               <w:left w:val="nil"/>
@@ -5089,7 +5308,7 @@
         </w:tc>
         <w:tc>
           <w:tcPr>
-            <w:tcW w:w="1554" w:type="dxa"/>
+            <w:tcW w:w="1572" w:type="dxa"/>
             <w:tcBorders>
               <w:top w:val="nil"/>
               <w:left w:val="nil"/>
@@ -5168,7 +5387,7 @@
         </w:tc>
         <w:tc>
           <w:tcPr>
-            <w:tcW w:w="2622" w:type="dxa"/>
+            <w:tcW w:w="2663" w:type="dxa"/>
             <w:tcBorders>
               <w:top w:val="nil"/>
               <w:left w:val="nil"/>
@@ -5207,7 +5426,7 @@
         </w:tc>
         <w:tc>
           <w:tcPr>
-            <w:tcW w:w="1578" w:type="dxa"/>
+            <w:tcW w:w="1593" w:type="dxa"/>
             <w:tcBorders>
               <w:top w:val="nil"/>
               <w:left w:val="nil"/>
@@ -5246,6 +5465,84 @@
         </w:tc>
         <w:tc>
           <w:tcPr>
+            <w:tcW w:w="1353" w:type="dxa"/>
+            <w:tcBorders>
+              <w:top w:val="nil"/>
+              <w:left w:val="nil"/>
+              <w:bottom w:val="single" w:sz="4" w:space="0" w:color="000000"/>
+              <w:right w:val="single" w:sz="4" w:space="0" w:color="000000"/>
+            </w:tcBorders>
+            <w:shd w:val="clear" w:color="auto" w:fill="auto"/>
+            <w:vAlign w:val="center"/>
+            <w:hideMark/>
+          </w:tcPr>
+          <w:p>
+            <w:pPr>
+              <w:widowControl/>
+              <w:autoSpaceDE/>
+              <w:autoSpaceDN/>
+              <w:jc w:val="center"/>
+              <w:rPr>
+                <w:rFonts w:ascii="Times New Roman" w:eastAsia="Times New Roman" w:hAnsi="Times New Roman" w:cs="Times New Roman"/>
+                <w:color w:val="000000"/>
+                <w:sz w:val="20"/>
+                <w:szCs w:val="20"/>
+                <w:lang w:eastAsia="ko-KR"/>
+              </w:rPr>
+            </w:pPr>
+            <w:r>
+              <w:rPr>
+                <w:rFonts w:ascii="Times New Roman" w:eastAsia="Times New Roman" w:hAnsi="Times New Roman" w:cs="Times New Roman"/>
+                <w:color w:val="000000"/>
+                <w:sz w:val="20"/>
+                <w:szCs w:val="20"/>
+                <w:lang w:eastAsia="ko-KR"/>
+              </w:rPr>
+              <w:t> </w:t>
+            </w:r>
+          </w:p>
+        </w:tc>
+        <w:tc>
+          <w:tcPr>
+            <w:tcW w:w="1714" w:type="dxa"/>
+            <w:tcBorders>
+              <w:top w:val="nil"/>
+              <w:left w:val="nil"/>
+              <w:bottom w:val="single" w:sz="4" w:space="0" w:color="000000"/>
+              <w:right w:val="single" w:sz="4" w:space="0" w:color="000000"/>
+            </w:tcBorders>
+            <w:shd w:val="clear" w:color="auto" w:fill="auto"/>
+            <w:vAlign w:val="center"/>
+            <w:hideMark/>
+          </w:tcPr>
+          <w:p>
+            <w:pPr>
+              <w:widowControl/>
+              <w:autoSpaceDE/>
+              <w:autoSpaceDN/>
+              <w:jc w:val="center"/>
+              <w:rPr>
+                <w:rFonts w:ascii="Times New Roman" w:eastAsia="Times New Roman" w:hAnsi="Times New Roman" w:cs="Times New Roman"/>
+                <w:color w:val="000000"/>
+                <w:sz w:val="20"/>
+                <w:szCs w:val="20"/>
+                <w:lang w:eastAsia="ko-KR"/>
+              </w:rPr>
+            </w:pPr>
+            <w:r>
+              <w:rPr>
+                <w:rFonts w:ascii="Times New Roman" w:eastAsia="Times New Roman" w:hAnsi="Times New Roman" w:cs="Times New Roman"/>
+                <w:color w:val="000000"/>
+                <w:sz w:val="20"/>
+                <w:szCs w:val="20"/>
+                <w:lang w:eastAsia="ko-KR"/>
+              </w:rPr>
+              <w:t> </w:t>
+            </w:r>
+          </w:p>
+        </w:tc>
+        <w:tc>
+          <w:tcPr>
             <w:tcW w:w="1634" w:type="dxa"/>
             <w:tcBorders>
               <w:top w:val="nil"/>
@@ -5286,7 +5583,7 @@
         </w:tc>
         <w:tc>
           <w:tcPr>
-            <w:tcW w:w="2441" w:type="dxa"/>
+            <w:tcW w:w="2468" w:type="dxa"/>
             <w:tcBorders>
               <w:top w:val="nil"/>
               <w:left w:val="nil"/>
@@ -5405,7 +5702,7 @@
         </w:tc>
         <w:tc>
           <w:tcPr>
-            <w:tcW w:w="1560" w:type="dxa"/>
+            <w:tcW w:w="1573" w:type="dxa"/>
             <w:tcBorders>
               <w:top w:val="nil"/>
               <w:left w:val="nil"/>
@@ -5444,7 +5741,7 @@
         </w:tc>
         <w:tc>
           <w:tcPr>
-            <w:tcW w:w="2253" w:type="dxa"/>
+            <w:tcW w:w="2067" w:type="dxa"/>
             <w:tcBorders>
               <w:top w:val="nil"/>
               <w:left w:val="nil"/>
@@ -5488,7 +5785,7 @@
         </w:trPr>
         <w:tc>
           <w:tcPr>
-            <w:tcW w:w="1162" w:type="dxa"/>
+            <w:tcW w:w="1174" w:type="dxa"/>
             <w:tcBorders>
               <w:top w:val="nil"/>
               <w:left w:val="single" w:sz="4" w:space="0" w:color="000000"/>
@@ -5526,7 +5823,7 @@
         </w:tc>
         <w:tc>
           <w:tcPr>
-            <w:tcW w:w="3230" w:type="dxa"/>
+            <w:tcW w:w="3265" w:type="dxa"/>
             <w:tcBorders>
               <w:top w:val="nil"/>
               <w:left w:val="nil"/>
@@ -5565,7 +5862,7 @@
         </w:tc>
         <w:tc>
           <w:tcPr>
-            <w:tcW w:w="1554" w:type="dxa"/>
+            <w:tcW w:w="1572" w:type="dxa"/>
             <w:tcBorders>
               <w:top w:val="nil"/>
               <w:left w:val="nil"/>
@@ -5644,7 +5941,7 @@
         </w:tc>
         <w:tc>
           <w:tcPr>
-            <w:tcW w:w="2622" w:type="dxa"/>
+            <w:tcW w:w="2663" w:type="dxa"/>
             <w:tcBorders>
               <w:top w:val="nil"/>
               <w:left w:val="nil"/>
@@ -5683,7 +5980,7 @@
         </w:tc>
         <w:tc>
           <w:tcPr>
-            <w:tcW w:w="1578" w:type="dxa"/>
+            <w:tcW w:w="1593" w:type="dxa"/>
             <w:tcBorders>
               <w:top w:val="nil"/>
               <w:left w:val="nil"/>
@@ -5722,6 +6019,84 @@
         </w:tc>
         <w:tc>
           <w:tcPr>
+            <w:tcW w:w="1353" w:type="dxa"/>
+            <w:tcBorders>
+              <w:top w:val="nil"/>
+              <w:left w:val="nil"/>
+              <w:bottom w:val="single" w:sz="4" w:space="0" w:color="000000"/>
+              <w:right w:val="single" w:sz="4" w:space="0" w:color="000000"/>
+            </w:tcBorders>
+            <w:shd w:val="clear" w:color="auto" w:fill="auto"/>
+            <w:vAlign w:val="center"/>
+            <w:hideMark/>
+          </w:tcPr>
+          <w:p>
+            <w:pPr>
+              <w:widowControl/>
+              <w:autoSpaceDE/>
+              <w:autoSpaceDN/>
+              <w:jc w:val="center"/>
+              <w:rPr>
+                <w:rFonts w:ascii="Times New Roman" w:eastAsia="Times New Roman" w:hAnsi="Times New Roman" w:cs="Times New Roman"/>
+                <w:color w:val="000000"/>
+                <w:sz w:val="20"/>
+                <w:szCs w:val="20"/>
+                <w:lang w:eastAsia="ko-KR"/>
+              </w:rPr>
+            </w:pPr>
+            <w:r>
+              <w:rPr>
+                <w:rFonts w:ascii="Times New Roman" w:eastAsia="Times New Roman" w:hAnsi="Times New Roman" w:cs="Times New Roman"/>
+                <w:color w:val="000000"/>
+                <w:sz w:val="20"/>
+                <w:szCs w:val="20"/>
+                <w:lang w:eastAsia="ko-KR"/>
+              </w:rPr>
+              <w:t> </w:t>
+            </w:r>
+          </w:p>
+        </w:tc>
+        <w:tc>
+          <w:tcPr>
+            <w:tcW w:w="1714" w:type="dxa"/>
+            <w:tcBorders>
+              <w:top w:val="nil"/>
+              <w:left w:val="nil"/>
+              <w:bottom w:val="single" w:sz="4" w:space="0" w:color="000000"/>
+              <w:right w:val="single" w:sz="4" w:space="0" w:color="000000"/>
+            </w:tcBorders>
+            <w:shd w:val="clear" w:color="auto" w:fill="auto"/>
+            <w:vAlign w:val="center"/>
+            <w:hideMark/>
+          </w:tcPr>
+          <w:p>
+            <w:pPr>
+              <w:widowControl/>
+              <w:autoSpaceDE/>
+              <w:autoSpaceDN/>
+              <w:jc w:val="center"/>
+              <w:rPr>
+                <w:rFonts w:ascii="Times New Roman" w:eastAsia="Times New Roman" w:hAnsi="Times New Roman" w:cs="Times New Roman"/>
+                <w:color w:val="000000"/>
+                <w:sz w:val="20"/>
+                <w:szCs w:val="20"/>
+                <w:lang w:eastAsia="ko-KR"/>
+              </w:rPr>
+            </w:pPr>
+            <w:r>
+              <w:rPr>
+                <w:rFonts w:ascii="Times New Roman" w:eastAsia="Times New Roman" w:hAnsi="Times New Roman" w:cs="Times New Roman"/>
+                <w:color w:val="000000"/>
+                <w:sz w:val="20"/>
+                <w:szCs w:val="20"/>
+                <w:lang w:eastAsia="ko-KR"/>
+              </w:rPr>
+              <w:t> </w:t>
+            </w:r>
+          </w:p>
+        </w:tc>
+        <w:tc>
+          <w:tcPr>
             <w:tcW w:w="1634" w:type="dxa"/>
             <w:tcBorders>
               <w:top w:val="nil"/>
@@ -5762,7 +6137,7 @@
         </w:tc>
         <w:tc>
           <w:tcPr>
-            <w:tcW w:w="2441" w:type="dxa"/>
+            <w:tcW w:w="2468" w:type="dxa"/>
             <w:tcBorders>
               <w:top w:val="nil"/>
               <w:left w:val="nil"/>
@@ -5881,7 +6256,7 @@
         </w:tc>
         <w:tc>
           <w:tcPr>
-            <w:tcW w:w="1560" w:type="dxa"/>
+            <w:tcW w:w="1573" w:type="dxa"/>
             <w:tcBorders>
               <w:top w:val="nil"/>
               <w:left w:val="nil"/>
@@ -5920,7 +6295,7 @@
         </w:tc>
         <w:tc>
           <w:tcPr>
-            <w:tcW w:w="2253" w:type="dxa"/>
+            <w:tcW w:w="2067" w:type="dxa"/>
             <w:tcBorders>
               <w:top w:val="nil"/>
               <w:left w:val="nil"/>
@@ -5964,7 +6339,7 @@
         </w:trPr>
         <w:tc>
           <w:tcPr>
-            <w:tcW w:w="1162" w:type="dxa"/>
+            <w:tcW w:w="1174" w:type="dxa"/>
             <w:tcBorders>
               <w:top w:val="nil"/>
               <w:left w:val="single" w:sz="4" w:space="0" w:color="000000"/>
@@ -6002,7 +6377,7 @@
         </w:tc>
         <w:tc>
           <w:tcPr>
-            <w:tcW w:w="3230" w:type="dxa"/>
+            <w:tcW w:w="3265" w:type="dxa"/>
             <w:tcBorders>
               <w:top w:val="nil"/>
               <w:left w:val="nil"/>
@@ -6041,7 +6416,7 @@
         </w:tc>
         <w:tc>
           <w:tcPr>
-            <w:tcW w:w="1554" w:type="dxa"/>
+            <w:tcW w:w="1572" w:type="dxa"/>
             <w:tcBorders>
               <w:top w:val="nil"/>
               <w:left w:val="nil"/>
@@ -6120,7 +6495,7 @@
         </w:tc>
         <w:tc>
           <w:tcPr>
-            <w:tcW w:w="2622" w:type="dxa"/>
+            <w:tcW w:w="2663" w:type="dxa"/>
             <w:tcBorders>
               <w:top w:val="nil"/>
               <w:left w:val="nil"/>
@@ -6159,7 +6534,7 @@
         </w:tc>
         <w:tc>
           <w:tcPr>
-            <w:tcW w:w="1578" w:type="dxa"/>
+            <w:tcW w:w="1593" w:type="dxa"/>
             <w:tcBorders>
               <w:top w:val="nil"/>
               <w:left w:val="nil"/>
@@ -6198,6 +6573,84 @@
         </w:tc>
         <w:tc>
           <w:tcPr>
+            <w:tcW w:w="1353" w:type="dxa"/>
+            <w:tcBorders>
+              <w:top w:val="nil"/>
+              <w:left w:val="nil"/>
+              <w:bottom w:val="single" w:sz="4" w:space="0" w:color="000000"/>
+              <w:right w:val="single" w:sz="4" w:space="0" w:color="000000"/>
+            </w:tcBorders>
+            <w:shd w:val="clear" w:color="auto" w:fill="auto"/>
+            <w:vAlign w:val="center"/>
+            <w:hideMark/>
+          </w:tcPr>
+          <w:p>
+            <w:pPr>
+              <w:widowControl/>
+              <w:autoSpaceDE/>
+              <w:autoSpaceDN/>
+              <w:jc w:val="center"/>
+              <w:rPr>
+                <w:rFonts w:ascii="Times New Roman" w:eastAsia="Times New Roman" w:hAnsi="Times New Roman" w:cs="Times New Roman"/>
+                <w:color w:val="000000"/>
+                <w:sz w:val="20"/>
+                <w:szCs w:val="20"/>
+                <w:lang w:eastAsia="ko-KR"/>
+              </w:rPr>
+            </w:pPr>
+            <w:r>
+              <w:rPr>
+                <w:rFonts w:ascii="Times New Roman" w:eastAsia="Times New Roman" w:hAnsi="Times New Roman" w:cs="Times New Roman"/>
+                <w:color w:val="000000"/>
+                <w:sz w:val="20"/>
+                <w:szCs w:val="20"/>
+                <w:lang w:eastAsia="ko-KR"/>
+              </w:rPr>
+              <w:t> </w:t>
+            </w:r>
+          </w:p>
+        </w:tc>
+        <w:tc>
+          <w:tcPr>
+            <w:tcW w:w="1714" w:type="dxa"/>
+            <w:tcBorders>
+              <w:top w:val="nil"/>
+              <w:left w:val="nil"/>
+              <w:bottom w:val="single" w:sz="4" w:space="0" w:color="000000"/>
+              <w:right w:val="single" w:sz="4" w:space="0" w:color="000000"/>
+            </w:tcBorders>
+            <w:shd w:val="clear" w:color="auto" w:fill="auto"/>
+            <w:vAlign w:val="center"/>
+            <w:hideMark/>
+          </w:tcPr>
+          <w:p>
+            <w:pPr>
+              <w:widowControl/>
+              <w:autoSpaceDE/>
+              <w:autoSpaceDN/>
+              <w:jc w:val="center"/>
+              <w:rPr>
+                <w:rFonts w:ascii="Times New Roman" w:eastAsia="Times New Roman" w:hAnsi="Times New Roman" w:cs="Times New Roman"/>
+                <w:color w:val="000000"/>
+                <w:sz w:val="20"/>
+                <w:szCs w:val="20"/>
+                <w:lang w:eastAsia="ko-KR"/>
+              </w:rPr>
+            </w:pPr>
+            <w:r>
+              <w:rPr>
+                <w:rFonts w:ascii="Times New Roman" w:eastAsia="Times New Roman" w:hAnsi="Times New Roman" w:cs="Times New Roman"/>
+                <w:color w:val="000000"/>
+                <w:sz w:val="20"/>
+                <w:szCs w:val="20"/>
+                <w:lang w:eastAsia="ko-KR"/>
+              </w:rPr>
+              <w:t> </w:t>
+            </w:r>
+          </w:p>
+        </w:tc>
+        <w:tc>
+          <w:tcPr>
             <w:tcW w:w="1634" w:type="dxa"/>
             <w:tcBorders>
               <w:top w:val="nil"/>
@@ -6238,7 +6691,7 @@
         </w:tc>
         <w:tc>
           <w:tcPr>
-            <w:tcW w:w="2441" w:type="dxa"/>
+            <w:tcW w:w="2468" w:type="dxa"/>
             <w:tcBorders>
               <w:top w:val="nil"/>
               <w:left w:val="nil"/>
@@ -6357,7 +6810,7 @@
         </w:tc>
         <w:tc>
           <w:tcPr>
-            <w:tcW w:w="1560" w:type="dxa"/>
+            <w:tcW w:w="1573" w:type="dxa"/>
             <w:tcBorders>
               <w:top w:val="nil"/>
               <w:left w:val="nil"/>
@@ -6396,7 +6849,7 @@
         </w:tc>
         <w:tc>
           <w:tcPr>
-            <w:tcW w:w="2253" w:type="dxa"/>
+            <w:tcW w:w="2067" w:type="dxa"/>
             <w:tcBorders>
               <w:top w:val="nil"/>
               <w:left w:val="nil"/>
@@ -6440,7 +6893,7 @@
         </w:trPr>
         <w:tc>
           <w:tcPr>
-            <w:tcW w:w="1162" w:type="dxa"/>
+            <w:tcW w:w="1174" w:type="dxa"/>
             <w:tcBorders>
               <w:top w:val="nil"/>
               <w:left w:val="single" w:sz="4" w:space="0" w:color="000000"/>
@@ -6478,7 +6931,7 @@
         </w:tc>
         <w:tc>
           <w:tcPr>
-            <w:tcW w:w="3230" w:type="dxa"/>
+            <w:tcW w:w="3265" w:type="dxa"/>
             <w:tcBorders>
               <w:top w:val="nil"/>
               <w:left w:val="nil"/>
@@ -6517,7 +6970,7 @@
         </w:tc>
         <w:tc>
           <w:tcPr>
-            <w:tcW w:w="1554" w:type="dxa"/>
+            <w:tcW w:w="1572" w:type="dxa"/>
             <w:tcBorders>
               <w:top w:val="nil"/>
               <w:left w:val="nil"/>
@@ -6596,7 +7049,7 @@
         </w:tc>
         <w:tc>
           <w:tcPr>
-            <w:tcW w:w="2622" w:type="dxa"/>
+            <w:tcW w:w="2663" w:type="dxa"/>
             <w:tcBorders>
               <w:top w:val="nil"/>
               <w:left w:val="nil"/>
@@ -6635,7 +7088,7 @@
         </w:tc>
         <w:tc>
           <w:tcPr>
-            <w:tcW w:w="1578" w:type="dxa"/>
+            <w:tcW w:w="1593" w:type="dxa"/>
             <w:tcBorders>
               <w:top w:val="nil"/>
               <w:left w:val="nil"/>
@@ -6674,6 +7127,84 @@
         </w:tc>
         <w:tc>
           <w:tcPr>
+            <w:tcW w:w="1353" w:type="dxa"/>
+            <w:tcBorders>
+              <w:top w:val="nil"/>
+              <w:left w:val="nil"/>
+              <w:bottom w:val="single" w:sz="4" w:space="0" w:color="000000"/>
+              <w:right w:val="single" w:sz="4" w:space="0" w:color="000000"/>
+            </w:tcBorders>
+            <w:shd w:val="clear" w:color="auto" w:fill="auto"/>
+            <w:vAlign w:val="center"/>
+            <w:hideMark/>
+          </w:tcPr>
+          <w:p>
+            <w:pPr>
+              <w:widowControl/>
+              <w:autoSpaceDE/>
+              <w:autoSpaceDN/>
+              <w:jc w:val="center"/>
+              <w:rPr>
+                <w:rFonts w:ascii="Times New Roman" w:eastAsia="Times New Roman" w:hAnsi="Times New Roman" w:cs="Times New Roman"/>
+                <w:color w:val="000000"/>
+                <w:sz w:val="20"/>
+                <w:szCs w:val="20"/>
+                <w:lang w:eastAsia="ko-KR"/>
+              </w:rPr>
+            </w:pPr>
+            <w:r>
+              <w:rPr>
+                <w:rFonts w:ascii="Times New Roman" w:eastAsia="Times New Roman" w:hAnsi="Times New Roman" w:cs="Times New Roman"/>
+                <w:color w:val="000000"/>
+                <w:sz w:val="20"/>
+                <w:szCs w:val="20"/>
+                <w:lang w:eastAsia="ko-KR"/>
+              </w:rPr>
+              <w:t> </w:t>
+            </w:r>
+          </w:p>
+        </w:tc>
+        <w:tc>
+          <w:tcPr>
+            <w:tcW w:w="1714" w:type="dxa"/>
+            <w:tcBorders>
+              <w:top w:val="nil"/>
+              <w:left w:val="nil"/>
+              <w:bottom w:val="single" w:sz="4" w:space="0" w:color="000000"/>
+              <w:right w:val="single" w:sz="4" w:space="0" w:color="000000"/>
+            </w:tcBorders>
+            <w:shd w:val="clear" w:color="auto" w:fill="auto"/>
+            <w:vAlign w:val="center"/>
+            <w:hideMark/>
+          </w:tcPr>
+          <w:p>
+            <w:pPr>
+              <w:widowControl/>
+              <w:autoSpaceDE/>
+              <w:autoSpaceDN/>
+              <w:jc w:val="center"/>
+              <w:rPr>
+                <w:rFonts w:ascii="Times New Roman" w:eastAsia="Times New Roman" w:hAnsi="Times New Roman" w:cs="Times New Roman"/>
+                <w:color w:val="000000"/>
+                <w:sz w:val="20"/>
+                <w:szCs w:val="20"/>
+                <w:lang w:eastAsia="ko-KR"/>
+              </w:rPr>
+            </w:pPr>
+            <w:r>
+              <w:rPr>
+                <w:rFonts w:ascii="Times New Roman" w:eastAsia="Times New Roman" w:hAnsi="Times New Roman" w:cs="Times New Roman"/>
+                <w:color w:val="000000"/>
+                <w:sz w:val="20"/>
+                <w:szCs w:val="20"/>
+                <w:lang w:eastAsia="ko-KR"/>
+              </w:rPr>
+              <w:t> </w:t>
+            </w:r>
+          </w:p>
+        </w:tc>
+        <w:tc>
+          <w:tcPr>
             <w:tcW w:w="1634" w:type="dxa"/>
             <w:tcBorders>
               <w:top w:val="nil"/>
@@ -6714,7 +7245,7 @@
         </w:tc>
         <w:tc>
           <w:tcPr>
-            <w:tcW w:w="2441" w:type="dxa"/>
+            <w:tcW w:w="2468" w:type="dxa"/>
             <w:tcBorders>
               <w:top w:val="nil"/>
               <w:left w:val="nil"/>
@@ -6833,7 +7364,7 @@
         </w:tc>
         <w:tc>
           <w:tcPr>
-            <w:tcW w:w="1560" w:type="dxa"/>
+            <w:tcW w:w="1573" w:type="dxa"/>
             <w:tcBorders>
               <w:top w:val="nil"/>
               <w:left w:val="nil"/>
@@ -6872,7 +7403,7 @@
         </w:tc>
         <w:tc>
           <w:tcPr>
-            <w:tcW w:w="2253" w:type="dxa"/>
+            <w:tcW w:w="2067" w:type="dxa"/>
             <w:tcBorders>
               <w:top w:val="nil"/>
               <w:left w:val="nil"/>
@@ -6916,7 +7447,7 @@
         </w:trPr>
         <w:tc>
           <w:tcPr>
-            <w:tcW w:w="1162" w:type="dxa"/>
+            <w:tcW w:w="1174" w:type="dxa"/>
             <w:tcBorders>
               <w:top w:val="nil"/>
               <w:left w:val="single" w:sz="4" w:space="0" w:color="000000"/>
@@ -6954,7 +7485,7 @@
         </w:tc>
         <w:tc>
           <w:tcPr>
-            <w:tcW w:w="3230" w:type="dxa"/>
+            <w:tcW w:w="3265" w:type="dxa"/>
             <w:tcBorders>
               <w:top w:val="nil"/>
               <w:left w:val="nil"/>
@@ -6993,7 +7524,7 @@
         </w:tc>
         <w:tc>
           <w:tcPr>
-            <w:tcW w:w="1554" w:type="dxa"/>
+            <w:tcW w:w="1572" w:type="dxa"/>
             <w:tcBorders>
               <w:top w:val="nil"/>
               <w:left w:val="nil"/>
@@ -7072,7 +7603,7 @@
         </w:tc>
         <w:tc>
           <w:tcPr>
-            <w:tcW w:w="2622" w:type="dxa"/>
+            <w:tcW w:w="2663" w:type="dxa"/>
             <w:tcBorders>
               <w:top w:val="nil"/>
               <w:left w:val="nil"/>
@@ -7111,7 +7642,7 @@
         </w:tc>
         <w:tc>
           <w:tcPr>
-            <w:tcW w:w="1578" w:type="dxa"/>
+            <w:tcW w:w="1593" w:type="dxa"/>
             <w:tcBorders>
               <w:top w:val="nil"/>
               <w:left w:val="nil"/>
@@ -7150,6 +7681,84 @@
         </w:tc>
         <w:tc>
           <w:tcPr>
+            <w:tcW w:w="1353" w:type="dxa"/>
+            <w:tcBorders>
+              <w:top w:val="nil"/>
+              <w:left w:val="nil"/>
+              <w:bottom w:val="single" w:sz="4" w:space="0" w:color="000000"/>
+              <w:right w:val="single" w:sz="4" w:space="0" w:color="000000"/>
+            </w:tcBorders>
+            <w:shd w:val="clear" w:color="auto" w:fill="auto"/>
+            <w:vAlign w:val="center"/>
+            <w:hideMark/>
+          </w:tcPr>
+          <w:p>
+            <w:pPr>
+              <w:widowControl/>
+              <w:autoSpaceDE/>
+              <w:autoSpaceDN/>
+              <w:jc w:val="center"/>
+              <w:rPr>
+                <w:rFonts w:ascii="Times New Roman" w:eastAsia="Times New Roman" w:hAnsi="Times New Roman" w:cs="Times New Roman"/>
+                <w:color w:val="000000"/>
+                <w:sz w:val="20"/>
+                <w:szCs w:val="20"/>
+                <w:lang w:eastAsia="ko-KR"/>
+              </w:rPr>
+            </w:pPr>
+            <w:r>
+              <w:rPr>
+                <w:rFonts w:ascii="Times New Roman" w:eastAsia="Times New Roman" w:hAnsi="Times New Roman" w:cs="Times New Roman"/>
+                <w:color w:val="000000"/>
+                <w:sz w:val="20"/>
+                <w:szCs w:val="20"/>
+                <w:lang w:eastAsia="ko-KR"/>
+              </w:rPr>
+              <w:t> </w:t>
+            </w:r>
+          </w:p>
+        </w:tc>
+        <w:tc>
+          <w:tcPr>
+            <w:tcW w:w="1714" w:type="dxa"/>
+            <w:tcBorders>
+              <w:top w:val="nil"/>
+              <w:left w:val="nil"/>
+              <w:bottom w:val="single" w:sz="4" w:space="0" w:color="000000"/>
+              <w:right w:val="single" w:sz="4" w:space="0" w:color="000000"/>
+            </w:tcBorders>
+            <w:shd w:val="clear" w:color="auto" w:fill="auto"/>
+            <w:vAlign w:val="center"/>
+            <w:hideMark/>
+          </w:tcPr>
+          <w:p>
+            <w:pPr>
+              <w:widowControl/>
+              <w:autoSpaceDE/>
+              <w:autoSpaceDN/>
+              <w:jc w:val="center"/>
+              <w:rPr>
+                <w:rFonts w:ascii="Times New Roman" w:eastAsia="Times New Roman" w:hAnsi="Times New Roman" w:cs="Times New Roman"/>
+                <w:color w:val="000000"/>
+                <w:sz w:val="20"/>
+                <w:szCs w:val="20"/>
+                <w:lang w:eastAsia="ko-KR"/>
+              </w:rPr>
+            </w:pPr>
+            <w:r>
+              <w:rPr>
+                <w:rFonts w:ascii="Times New Roman" w:eastAsia="Times New Roman" w:hAnsi="Times New Roman" w:cs="Times New Roman"/>
+                <w:color w:val="000000"/>
+                <w:sz w:val="20"/>
+                <w:szCs w:val="20"/>
+                <w:lang w:eastAsia="ko-KR"/>
+              </w:rPr>
+              <w:t> </w:t>
+            </w:r>
+          </w:p>
+        </w:tc>
+        <w:tc>
+          <w:tcPr>
             <w:tcW w:w="1634" w:type="dxa"/>
             <w:tcBorders>
               <w:top w:val="nil"/>
@@ -7190,7 +7799,7 @@
         </w:tc>
         <w:tc>
           <w:tcPr>
-            <w:tcW w:w="2441" w:type="dxa"/>
+            <w:tcW w:w="2468" w:type="dxa"/>
             <w:tcBorders>
               <w:top w:val="nil"/>
               <w:left w:val="nil"/>
@@ -7309,7 +7918,7 @@
         </w:tc>
         <w:tc>
           <w:tcPr>
-            <w:tcW w:w="1560" w:type="dxa"/>
+            <w:tcW w:w="1573" w:type="dxa"/>
             <w:tcBorders>
               <w:top w:val="nil"/>
               <w:left w:val="nil"/>
@@ -7348,7 +7957,7 @@
         </w:tc>
         <w:tc>
           <w:tcPr>
-            <w:tcW w:w="2253" w:type="dxa"/>
+            <w:tcW w:w="2067" w:type="dxa"/>
             <w:tcBorders>
               <w:top w:val="nil"/>
               <w:left w:val="nil"/>
@@ -7392,7 +8001,7 @@
         </w:trPr>
         <w:tc>
           <w:tcPr>
-            <w:tcW w:w="1162" w:type="dxa"/>
+            <w:tcW w:w="1174" w:type="dxa"/>
             <w:tcBorders>
               <w:top w:val="nil"/>
               <w:left w:val="single" w:sz="4" w:space="0" w:color="000000"/>
@@ -7430,7 +8039,7 @@
         </w:tc>
         <w:tc>
           <w:tcPr>
-            <w:tcW w:w="3230" w:type="dxa"/>
+            <w:tcW w:w="3265" w:type="dxa"/>
             <w:tcBorders>
               <w:top w:val="nil"/>
               <w:left w:val="nil"/>
@@ -7469,7 +8078,7 @@
         </w:tc>
         <w:tc>
           <w:tcPr>
-            <w:tcW w:w="1554" w:type="dxa"/>
+            <w:tcW w:w="1572" w:type="dxa"/>
             <w:tcBorders>
               <w:top w:val="nil"/>
               <w:left w:val="nil"/>
@@ -7548,7 +8157,7 @@
         </w:tc>
         <w:tc>
           <w:tcPr>
-            <w:tcW w:w="2622" w:type="dxa"/>
+            <w:tcW w:w="2663" w:type="dxa"/>
             <w:tcBorders>
               <w:top w:val="nil"/>
               <w:left w:val="nil"/>
@@ -7587,7 +8196,7 @@
         </w:tc>
         <w:tc>
           <w:tcPr>
-            <w:tcW w:w="1578" w:type="dxa"/>
+            <w:tcW w:w="1593" w:type="dxa"/>
             <w:tcBorders>
               <w:top w:val="nil"/>
               <w:left w:val="nil"/>
@@ -7626,6 +8235,84 @@
         </w:tc>
         <w:tc>
           <w:tcPr>
+            <w:tcW w:w="1353" w:type="dxa"/>
+            <w:tcBorders>
+              <w:top w:val="nil"/>
+              <w:left w:val="nil"/>
+              <w:bottom w:val="single" w:sz="4" w:space="0" w:color="000000"/>
+              <w:right w:val="single" w:sz="4" w:space="0" w:color="000000"/>
+            </w:tcBorders>
+            <w:shd w:val="clear" w:color="auto" w:fill="auto"/>
+            <w:vAlign w:val="center"/>
+            <w:hideMark/>
+          </w:tcPr>
+          <w:p>
+            <w:pPr>
+              <w:widowControl/>
+              <w:autoSpaceDE/>
+              <w:autoSpaceDN/>
+              <w:jc w:val="center"/>
+              <w:rPr>
+                <w:rFonts w:ascii="Times New Roman" w:eastAsia="Times New Roman" w:hAnsi="Times New Roman" w:cs="Times New Roman"/>
+                <w:color w:val="000000"/>
+                <w:sz w:val="20"/>
+                <w:szCs w:val="20"/>
+                <w:lang w:eastAsia="ko-KR"/>
+              </w:rPr>
+            </w:pPr>
+            <w:r>
+              <w:rPr>
+                <w:rFonts w:ascii="Times New Roman" w:eastAsia="Times New Roman" w:hAnsi="Times New Roman" w:cs="Times New Roman"/>
+                <w:color w:val="000000"/>
+                <w:sz w:val="20"/>
+                <w:szCs w:val="20"/>
+                <w:lang w:eastAsia="ko-KR"/>
+              </w:rPr>
+              <w:t> </w:t>
+            </w:r>
+          </w:p>
+        </w:tc>
+        <w:tc>
+          <w:tcPr>
+            <w:tcW w:w="1714" w:type="dxa"/>
+            <w:tcBorders>
+              <w:top w:val="nil"/>
+              <w:left w:val="nil"/>
+              <w:bottom w:val="single" w:sz="4" w:space="0" w:color="000000"/>
+              <w:right w:val="single" w:sz="4" w:space="0" w:color="000000"/>
+            </w:tcBorders>
+            <w:shd w:val="clear" w:color="auto" w:fill="auto"/>
+            <w:vAlign w:val="center"/>
+            <w:hideMark/>
+          </w:tcPr>
+          <w:p>
+            <w:pPr>
+              <w:widowControl/>
+              <w:autoSpaceDE/>
+              <w:autoSpaceDN/>
+              <w:jc w:val="center"/>
+              <w:rPr>
+                <w:rFonts w:ascii="Times New Roman" w:eastAsia="Times New Roman" w:hAnsi="Times New Roman" w:cs="Times New Roman"/>
+                <w:color w:val="000000"/>
+                <w:sz w:val="20"/>
+                <w:szCs w:val="20"/>
+                <w:lang w:eastAsia="ko-KR"/>
+              </w:rPr>
+            </w:pPr>
+            <w:r>
+              <w:rPr>
+                <w:rFonts w:ascii="Times New Roman" w:eastAsia="Times New Roman" w:hAnsi="Times New Roman" w:cs="Times New Roman"/>
+                <w:color w:val="000000"/>
+                <w:sz w:val="20"/>
+                <w:szCs w:val="20"/>
+                <w:lang w:eastAsia="ko-KR"/>
+              </w:rPr>
+              <w:t> </w:t>
+            </w:r>
+          </w:p>
+        </w:tc>
+        <w:tc>
+          <w:tcPr>
             <w:tcW w:w="1634" w:type="dxa"/>
             <w:tcBorders>
               <w:top w:val="nil"/>
@@ -7666,7 +8353,7 @@
         </w:tc>
         <w:tc>
           <w:tcPr>
-            <w:tcW w:w="2441" w:type="dxa"/>
+            <w:tcW w:w="2468" w:type="dxa"/>
             <w:tcBorders>
               <w:top w:val="nil"/>
               <w:left w:val="nil"/>
@@ -7785,7 +8472,7 @@
         </w:tc>
         <w:tc>
           <w:tcPr>
-            <w:tcW w:w="1560" w:type="dxa"/>
+            <w:tcW w:w="1573" w:type="dxa"/>
             <w:tcBorders>
               <w:top w:val="nil"/>
               <w:left w:val="nil"/>
@@ -7824,7 +8511,7 @@
         </w:tc>
         <w:tc>
           <w:tcPr>
-            <w:tcW w:w="2253" w:type="dxa"/>
+            <w:tcW w:w="2067" w:type="dxa"/>
             <w:tcBorders>
               <w:top w:val="nil"/>
               <w:left w:val="nil"/>
@@ -7868,7 +8555,7 @@
         </w:trPr>
         <w:tc>
           <w:tcPr>
-            <w:tcW w:w="1162" w:type="dxa"/>
+            <w:tcW w:w="1174" w:type="dxa"/>
             <w:tcBorders>
               <w:top w:val="nil"/>
               <w:left w:val="single" w:sz="4" w:space="0" w:color="000000"/>
@@ -7906,7 +8593,7 @@
         </w:tc>
         <w:tc>
           <w:tcPr>
-            <w:tcW w:w="3230" w:type="dxa"/>
+            <w:tcW w:w="3265" w:type="dxa"/>
             <w:tcBorders>
               <w:top w:val="nil"/>
               <w:left w:val="nil"/>
@@ -7945,7 +8632,7 @@
         </w:tc>
         <w:tc>
           <w:tcPr>
-            <w:tcW w:w="1554" w:type="dxa"/>
+            <w:tcW w:w="1572" w:type="dxa"/>
             <w:tcBorders>
               <w:top w:val="nil"/>
               <w:left w:val="nil"/>
@@ -8024,7 +8711,7 @@
         </w:tc>
         <w:tc>
           <w:tcPr>
-            <w:tcW w:w="2622" w:type="dxa"/>
+            <w:tcW w:w="2663" w:type="dxa"/>
             <w:tcBorders>
               <w:top w:val="nil"/>
               <w:left w:val="nil"/>
@@ -8063,7 +8750,7 @@
         </w:tc>
         <w:tc>
           <w:tcPr>
-            <w:tcW w:w="1578" w:type="dxa"/>
+            <w:tcW w:w="1593" w:type="dxa"/>
             <w:tcBorders>
               <w:top w:val="nil"/>
               <w:left w:val="nil"/>
@@ -8102,6 +8789,84 @@
         </w:tc>
         <w:tc>
           <w:tcPr>
+            <w:tcW w:w="1353" w:type="dxa"/>
+            <w:tcBorders>
+              <w:top w:val="nil"/>
+              <w:left w:val="nil"/>
+              <w:bottom w:val="single" w:sz="4" w:space="0" w:color="000000"/>
+              <w:right w:val="single" w:sz="4" w:space="0" w:color="000000"/>
+            </w:tcBorders>
+            <w:shd w:val="clear" w:color="auto" w:fill="auto"/>
+            <w:vAlign w:val="center"/>
+            <w:hideMark/>
+          </w:tcPr>
+          <w:p>
+            <w:pPr>
+              <w:widowControl/>
+              <w:autoSpaceDE/>
+              <w:autoSpaceDN/>
+              <w:jc w:val="center"/>
+              <w:rPr>
+                <w:rFonts w:ascii="Times New Roman" w:eastAsia="Times New Roman" w:hAnsi="Times New Roman" w:cs="Times New Roman"/>
+                <w:color w:val="000000"/>
+                <w:sz w:val="20"/>
+                <w:szCs w:val="20"/>
+                <w:lang w:eastAsia="ko-KR"/>
+              </w:rPr>
+            </w:pPr>
+            <w:r>
+              <w:rPr>
+                <w:rFonts w:ascii="Times New Roman" w:eastAsia="Times New Roman" w:hAnsi="Times New Roman" w:cs="Times New Roman"/>
+                <w:color w:val="000000"/>
+                <w:sz w:val="20"/>
+                <w:szCs w:val="20"/>
+                <w:lang w:eastAsia="ko-KR"/>
+              </w:rPr>
+              <w:t> </w:t>
+            </w:r>
+          </w:p>
+        </w:tc>
+        <w:tc>
+          <w:tcPr>
+            <w:tcW w:w="1714" w:type="dxa"/>
+            <w:tcBorders>
+              <w:top w:val="nil"/>
+              <w:left w:val="nil"/>
+              <w:bottom w:val="single" w:sz="4" w:space="0" w:color="000000"/>
+              <w:right w:val="single" w:sz="4" w:space="0" w:color="000000"/>
+            </w:tcBorders>
+            <w:shd w:val="clear" w:color="auto" w:fill="auto"/>
+            <w:vAlign w:val="center"/>
+            <w:hideMark/>
+          </w:tcPr>
+          <w:p>
+            <w:pPr>
+              <w:widowControl/>
+              <w:autoSpaceDE/>
+              <w:autoSpaceDN/>
+              <w:jc w:val="center"/>
+              <w:rPr>
+                <w:rFonts w:ascii="Times New Roman" w:eastAsia="Times New Roman" w:hAnsi="Times New Roman" w:cs="Times New Roman"/>
+                <w:color w:val="000000"/>
+                <w:sz w:val="20"/>
+                <w:szCs w:val="20"/>
+                <w:lang w:eastAsia="ko-KR"/>
+              </w:rPr>
+            </w:pPr>
+            <w:r>
+              <w:rPr>
+                <w:rFonts w:ascii="Times New Roman" w:eastAsia="Times New Roman" w:hAnsi="Times New Roman" w:cs="Times New Roman"/>
+                <w:color w:val="000000"/>
+                <w:sz w:val="20"/>
+                <w:szCs w:val="20"/>
+                <w:lang w:eastAsia="ko-KR"/>
+              </w:rPr>
+              <w:t> </w:t>
+            </w:r>
+          </w:p>
+        </w:tc>
+        <w:tc>
+          <w:tcPr>
             <w:tcW w:w="1634" w:type="dxa"/>
             <w:tcBorders>
               <w:top w:val="nil"/>
@@ -8142,7 +8907,7 @@
         </w:tc>
         <w:tc>
           <w:tcPr>
-            <w:tcW w:w="2441" w:type="dxa"/>
+            <w:tcW w:w="2468" w:type="dxa"/>
             <w:tcBorders>
               <w:top w:val="nil"/>
               <w:left w:val="nil"/>
@@ -8261,7 +9026,7 @@
         </w:tc>
         <w:tc>
           <w:tcPr>
-            <w:tcW w:w="1560" w:type="dxa"/>
+            <w:tcW w:w="1573" w:type="dxa"/>
             <w:tcBorders>
               <w:top w:val="nil"/>
               <w:left w:val="nil"/>
@@ -8300,7 +9065,7 @@
         </w:tc>
         <w:tc>
           <w:tcPr>
-            <w:tcW w:w="2253" w:type="dxa"/>
+            <w:tcW w:w="2067" w:type="dxa"/>
             <w:tcBorders>
               <w:top w:val="nil"/>
               <w:left w:val="nil"/>
@@ -8344,7 +9109,7 @@
         </w:trPr>
         <w:tc>
           <w:tcPr>
-            <w:tcW w:w="1162" w:type="dxa"/>
+            <w:tcW w:w="1174" w:type="dxa"/>
             <w:tcBorders>
               <w:top w:val="nil"/>
               <w:left w:val="single" w:sz="4" w:space="0" w:color="000000"/>
@@ -8382,7 +9147,7 @@
         </w:tc>
         <w:tc>
           <w:tcPr>
-            <w:tcW w:w="3230" w:type="dxa"/>
+            <w:tcW w:w="3265" w:type="dxa"/>
             <w:tcBorders>
               <w:top w:val="nil"/>
               <w:left w:val="nil"/>
@@ -8421,7 +9186,7 @@
         </w:tc>
         <w:tc>
           <w:tcPr>
-            <w:tcW w:w="1554" w:type="dxa"/>
+            <w:tcW w:w="1572" w:type="dxa"/>
             <w:tcBorders>
               <w:top w:val="nil"/>
               <w:left w:val="nil"/>
@@ -8500,7 +9265,7 @@
         </w:tc>
         <w:tc>
           <w:tcPr>
-            <w:tcW w:w="2622" w:type="dxa"/>
+            <w:tcW w:w="2663" w:type="dxa"/>
             <w:tcBorders>
               <w:top w:val="nil"/>
               <w:left w:val="nil"/>
@@ -8539,7 +9304,7 @@
         </w:tc>
         <w:tc>
           <w:tcPr>
-            <w:tcW w:w="1578" w:type="dxa"/>
+            <w:tcW w:w="1593" w:type="dxa"/>
             <w:tcBorders>
               <w:top w:val="nil"/>
               <w:left w:val="nil"/>
@@ -8578,6 +9343,84 @@
         </w:tc>
         <w:tc>
           <w:tcPr>
+            <w:tcW w:w="1353" w:type="dxa"/>
+            <w:tcBorders>
+              <w:top w:val="nil"/>
+              <w:left w:val="nil"/>
+              <w:bottom w:val="single" w:sz="4" w:space="0" w:color="000000"/>
+              <w:right w:val="single" w:sz="4" w:space="0" w:color="000000"/>
+            </w:tcBorders>
+            <w:shd w:val="clear" w:color="auto" w:fill="auto"/>
+            <w:vAlign w:val="center"/>
+            <w:hideMark/>
+          </w:tcPr>
+          <w:p>
+            <w:pPr>
+              <w:widowControl/>
+              <w:autoSpaceDE/>
+              <w:autoSpaceDN/>
+              <w:jc w:val="center"/>
+              <w:rPr>
+                <w:rFonts w:ascii="Times New Roman" w:eastAsia="Times New Roman" w:hAnsi="Times New Roman" w:cs="Times New Roman"/>
+                <w:color w:val="000000"/>
+                <w:sz w:val="20"/>
+                <w:szCs w:val="20"/>
+                <w:lang w:eastAsia="ko-KR"/>
+              </w:rPr>
+            </w:pPr>
+            <w:r>
+              <w:rPr>
+                <w:rFonts w:ascii="Times New Roman" w:eastAsia="Times New Roman" w:hAnsi="Times New Roman" w:cs="Times New Roman"/>
+                <w:color w:val="000000"/>
+                <w:sz w:val="20"/>
+                <w:szCs w:val="20"/>
+                <w:lang w:eastAsia="ko-KR"/>
+              </w:rPr>
+              <w:t> </w:t>
+            </w:r>
+          </w:p>
+        </w:tc>
+        <w:tc>
+          <w:tcPr>
+            <w:tcW w:w="1714" w:type="dxa"/>
+            <w:tcBorders>
+              <w:top w:val="nil"/>
+              <w:left w:val="nil"/>
+              <w:bottom w:val="single" w:sz="4" w:space="0" w:color="000000"/>
+              <w:right w:val="single" w:sz="4" w:space="0" w:color="000000"/>
+            </w:tcBorders>
+            <w:shd w:val="clear" w:color="auto" w:fill="auto"/>
+            <w:vAlign w:val="center"/>
+            <w:hideMark/>
+          </w:tcPr>
+          <w:p>
+            <w:pPr>
+              <w:widowControl/>
+              <w:autoSpaceDE/>
+              <w:autoSpaceDN/>
+              <w:jc w:val="center"/>
+              <w:rPr>
+                <w:rFonts w:ascii="Times New Roman" w:eastAsia="Times New Roman" w:hAnsi="Times New Roman" w:cs="Times New Roman"/>
+                <w:color w:val="000000"/>
+                <w:sz w:val="20"/>
+                <w:szCs w:val="20"/>
+                <w:lang w:eastAsia="ko-KR"/>
+              </w:rPr>
+            </w:pPr>
+            <w:r>
+              <w:rPr>
+                <w:rFonts w:ascii="Times New Roman" w:eastAsia="Times New Roman" w:hAnsi="Times New Roman" w:cs="Times New Roman"/>
+                <w:color w:val="000000"/>
+                <w:sz w:val="20"/>
+                <w:szCs w:val="20"/>
+                <w:lang w:eastAsia="ko-KR"/>
+              </w:rPr>
+              <w:t> </w:t>
+            </w:r>
+          </w:p>
+        </w:tc>
+        <w:tc>
+          <w:tcPr>
             <w:tcW w:w="1634" w:type="dxa"/>
             <w:tcBorders>
               <w:top w:val="nil"/>
@@ -8618,7 +9461,7 @@
         </w:tc>
         <w:tc>
           <w:tcPr>
-            <w:tcW w:w="2441" w:type="dxa"/>
+            <w:tcW w:w="2468" w:type="dxa"/>
             <w:tcBorders>
               <w:top w:val="nil"/>
               <w:left w:val="nil"/>
@@ -8737,7 +9580,7 @@
         </w:tc>
         <w:tc>
           <w:tcPr>
-            <w:tcW w:w="1560" w:type="dxa"/>
+            <w:tcW w:w="1573" w:type="dxa"/>
             <w:tcBorders>
               <w:top w:val="nil"/>
               <w:left w:val="nil"/>
@@ -8776,7 +9619,7 @@
         </w:tc>
         <w:tc>
           <w:tcPr>
-            <w:tcW w:w="2253" w:type="dxa"/>
+            <w:tcW w:w="2067" w:type="dxa"/>
             <w:tcBorders>
               <w:top w:val="nil"/>
               <w:left w:val="nil"/>
@@ -8820,7 +9663,7 @@
         </w:trPr>
         <w:tc>
           <w:tcPr>
-            <w:tcW w:w="1162" w:type="dxa"/>
+            <w:tcW w:w="1174" w:type="dxa"/>
             <w:tcBorders>
               <w:top w:val="nil"/>
               <w:left w:val="single" w:sz="4" w:space="0" w:color="000000"/>
@@ -8859,7 +9702,7 @@
         </w:tc>
         <w:tc>
           <w:tcPr>
-            <w:tcW w:w="3230" w:type="dxa"/>
+            <w:tcW w:w="3265" w:type="dxa"/>
             <w:tcBorders>
               <w:top w:val="nil"/>
               <w:left w:val="nil"/>
@@ -8898,7 +9741,7 @@
         </w:tc>
         <w:tc>
           <w:tcPr>
-            <w:tcW w:w="1554" w:type="dxa"/>
+            <w:tcW w:w="1572" w:type="dxa"/>
             <w:tcBorders>
               <w:top w:val="nil"/>
               <w:left w:val="nil"/>
@@ -8977,7 +9820,7 @@
         </w:tc>
         <w:tc>
           <w:tcPr>
-            <w:tcW w:w="2622" w:type="dxa"/>
+            <w:tcW w:w="2663" w:type="dxa"/>
             <w:tcBorders>
               <w:top w:val="nil"/>
               <w:left w:val="nil"/>
@@ -9016,7 +9859,7 @@
         </w:tc>
         <w:tc>
           <w:tcPr>
-            <w:tcW w:w="1578" w:type="dxa"/>
+            <w:tcW w:w="1593" w:type="dxa"/>
             <w:tcBorders>
               <w:top w:val="nil"/>
               <w:left w:val="nil"/>
@@ -9055,6 +9898,84 @@
         </w:tc>
         <w:tc>
           <w:tcPr>
+            <w:tcW w:w="1353" w:type="dxa"/>
+            <w:tcBorders>
+              <w:top w:val="nil"/>
+              <w:left w:val="nil"/>
+              <w:bottom w:val="single" w:sz="4" w:space="0" w:color="000000"/>
+              <w:right w:val="single" w:sz="4" w:space="0" w:color="000000"/>
+            </w:tcBorders>
+            <w:shd w:val="clear" w:color="auto" w:fill="auto"/>
+            <w:vAlign w:val="center"/>
+            <w:hideMark/>
+          </w:tcPr>
+          <w:p>
+            <w:pPr>
+              <w:widowControl/>
+              <w:autoSpaceDE/>
+              <w:autoSpaceDN/>
+              <w:jc w:val="center"/>
+              <w:rPr>
+                <w:rFonts w:ascii="Times New Roman" w:eastAsia="Times New Roman" w:hAnsi="Times New Roman" w:cs="Times New Roman"/>
+                <w:color w:val="000000"/>
+                <w:sz w:val="20"/>
+                <w:szCs w:val="20"/>
+                <w:lang w:eastAsia="ko-KR"/>
+              </w:rPr>
+            </w:pPr>
+            <w:r>
+              <w:rPr>
+                <w:rFonts w:ascii="Times New Roman" w:eastAsia="Times New Roman" w:hAnsi="Times New Roman" w:cs="Times New Roman"/>
+                <w:color w:val="000000"/>
+                <w:sz w:val="20"/>
+                <w:szCs w:val="20"/>
+                <w:lang w:eastAsia="ko-KR"/>
+              </w:rPr>
+              <w:t> </w:t>
+            </w:r>
+          </w:p>
+        </w:tc>
+        <w:tc>
+          <w:tcPr>
+            <w:tcW w:w="1714" w:type="dxa"/>
+            <w:tcBorders>
+              <w:top w:val="nil"/>
+              <w:left w:val="nil"/>
+              <w:bottom w:val="single" w:sz="4" w:space="0" w:color="000000"/>
+              <w:right w:val="single" w:sz="4" w:space="0" w:color="000000"/>
+            </w:tcBorders>
+            <w:shd w:val="clear" w:color="auto" w:fill="auto"/>
+            <w:vAlign w:val="center"/>
+            <w:hideMark/>
+          </w:tcPr>
+          <w:p>
+            <w:pPr>
+              <w:widowControl/>
+              <w:autoSpaceDE/>
+              <w:autoSpaceDN/>
+              <w:jc w:val="center"/>
+              <w:rPr>
+                <w:rFonts w:ascii="Times New Roman" w:eastAsia="Times New Roman" w:hAnsi="Times New Roman" w:cs="Times New Roman"/>
+                <w:color w:val="000000"/>
+                <w:sz w:val="20"/>
+                <w:szCs w:val="20"/>
+                <w:lang w:eastAsia="ko-KR"/>
+              </w:rPr>
+            </w:pPr>
+            <w:r>
+              <w:rPr>
+                <w:rFonts w:ascii="Times New Roman" w:eastAsia="Times New Roman" w:hAnsi="Times New Roman" w:cs="Times New Roman"/>
+                <w:color w:val="000000"/>
+                <w:sz w:val="20"/>
+                <w:szCs w:val="20"/>
+                <w:lang w:eastAsia="ko-KR"/>
+              </w:rPr>
+              <w:t> </w:t>
+            </w:r>
+          </w:p>
+        </w:tc>
+        <w:tc>
+          <w:tcPr>
             <w:tcW w:w="1634" w:type="dxa"/>
             <w:tcBorders>
               <w:top w:val="nil"/>
@@ -9095,7 +10016,7 @@
         </w:tc>
         <w:tc>
           <w:tcPr>
-            <w:tcW w:w="2441" w:type="dxa"/>
+            <w:tcW w:w="2468" w:type="dxa"/>
             <w:tcBorders>
               <w:top w:val="nil"/>
               <w:left w:val="nil"/>
@@ -9214,7 +10135,7 @@
         </w:tc>
         <w:tc>
           <w:tcPr>
-            <w:tcW w:w="1560" w:type="dxa"/>
+            <w:tcW w:w="1573" w:type="dxa"/>
             <w:tcBorders>
               <w:top w:val="nil"/>
               <w:left w:val="nil"/>
@@ -9253,7 +10174,7 @@
         </w:tc>
         <w:tc>
           <w:tcPr>
-            <w:tcW w:w="2253" w:type="dxa"/>
+            <w:tcW w:w="2067" w:type="dxa"/>
             <w:tcBorders>
               <w:top w:val="nil"/>
               <w:left w:val="nil"/>
@@ -9297,7 +10218,7 @@
         </w:trPr>
         <w:tc>
           <w:tcPr>
-            <w:tcW w:w="1162" w:type="dxa"/>
+            <w:tcW w:w="1174" w:type="dxa"/>
             <w:tcBorders>
               <w:top w:val="nil"/>
               <w:left w:val="single" w:sz="4" w:space="0" w:color="000000"/>
@@ -9335,7 +10256,7 @@
         </w:tc>
         <w:tc>
           <w:tcPr>
-            <w:tcW w:w="3230" w:type="dxa"/>
+            <w:tcW w:w="3265" w:type="dxa"/>
             <w:tcBorders>
               <w:top w:val="nil"/>
               <w:left w:val="nil"/>
@@ -9374,7 +10295,7 @@
         </w:tc>
         <w:tc>
           <w:tcPr>
-            <w:tcW w:w="1554" w:type="dxa"/>
+            <w:tcW w:w="1572" w:type="dxa"/>
             <w:tcBorders>
               <w:top w:val="nil"/>
               <w:left w:val="nil"/>
@@ -9453,7 +10374,7 @@
         </w:tc>
         <w:tc>
           <w:tcPr>
-            <w:tcW w:w="2622" w:type="dxa"/>
+            <w:tcW w:w="2663" w:type="dxa"/>
             <w:tcBorders>
               <w:top w:val="nil"/>
               <w:left w:val="nil"/>
@@ -9492,7 +10413,7 @@
         </w:tc>
         <w:tc>
           <w:tcPr>
-            <w:tcW w:w="1578" w:type="dxa"/>
+            <w:tcW w:w="1593" w:type="dxa"/>
             <w:tcBorders>
               <w:top w:val="nil"/>
               <w:left w:val="nil"/>
@@ -9531,6 +10452,84 @@
         </w:tc>
         <w:tc>
           <w:tcPr>
+            <w:tcW w:w="1353" w:type="dxa"/>
+            <w:tcBorders>
+              <w:top w:val="nil"/>
+              <w:left w:val="nil"/>
+              <w:bottom w:val="single" w:sz="4" w:space="0" w:color="000000"/>
+              <w:right w:val="single" w:sz="4" w:space="0" w:color="000000"/>
+            </w:tcBorders>
+            <w:shd w:val="clear" w:color="auto" w:fill="auto"/>
+            <w:vAlign w:val="center"/>
+            <w:hideMark/>
+          </w:tcPr>
+          <w:p>
+            <w:pPr>
+              <w:widowControl/>
+              <w:autoSpaceDE/>
+              <w:autoSpaceDN/>
+              <w:jc w:val="center"/>
+              <w:rPr>
+                <w:rFonts w:ascii="Times New Roman" w:eastAsia="Times New Roman" w:hAnsi="Times New Roman" w:cs="Times New Roman"/>
+                <w:color w:val="000000"/>
+                <w:sz w:val="20"/>
+                <w:szCs w:val="20"/>
+                <w:lang w:eastAsia="ko-KR"/>
+              </w:rPr>
+            </w:pPr>
+            <w:r>
+              <w:rPr>
+                <w:rFonts w:ascii="Times New Roman" w:eastAsia="Times New Roman" w:hAnsi="Times New Roman" w:cs="Times New Roman"/>
+                <w:color w:val="000000"/>
+                <w:sz w:val="20"/>
+                <w:szCs w:val="20"/>
+                <w:lang w:eastAsia="ko-KR"/>
+              </w:rPr>
+              <w:t> </w:t>
+            </w:r>
+          </w:p>
+        </w:tc>
+        <w:tc>
+          <w:tcPr>
+            <w:tcW w:w="1714" w:type="dxa"/>
+            <w:tcBorders>
+              <w:top w:val="nil"/>
+              <w:left w:val="nil"/>
+              <w:bottom w:val="single" w:sz="4" w:space="0" w:color="000000"/>
+              <w:right w:val="single" w:sz="4" w:space="0" w:color="000000"/>
+            </w:tcBorders>
+            <w:shd w:val="clear" w:color="auto" w:fill="auto"/>
+            <w:vAlign w:val="center"/>
+            <w:hideMark/>
+          </w:tcPr>
+          <w:p>
+            <w:pPr>
+              <w:widowControl/>
+              <w:autoSpaceDE/>
+              <w:autoSpaceDN/>
+              <w:jc w:val="center"/>
+              <w:rPr>
+                <w:rFonts w:ascii="Times New Roman" w:eastAsia="Times New Roman" w:hAnsi="Times New Roman" w:cs="Times New Roman"/>
+                <w:color w:val="000000"/>
+                <w:sz w:val="20"/>
+                <w:szCs w:val="20"/>
+                <w:lang w:eastAsia="ko-KR"/>
+              </w:rPr>
+            </w:pPr>
+            <w:r>
+              <w:rPr>
+                <w:rFonts w:ascii="Times New Roman" w:eastAsia="Times New Roman" w:hAnsi="Times New Roman" w:cs="Times New Roman"/>
+                <w:color w:val="000000"/>
+                <w:sz w:val="20"/>
+                <w:szCs w:val="20"/>
+                <w:lang w:eastAsia="ko-KR"/>
+              </w:rPr>
+              <w:t> </w:t>
+            </w:r>
+          </w:p>
+        </w:tc>
+        <w:tc>
+          <w:tcPr>
             <w:tcW w:w="1634" w:type="dxa"/>
             <w:tcBorders>
               <w:top w:val="nil"/>
@@ -9571,7 +10570,7 @@
         </w:tc>
         <w:tc>
           <w:tcPr>
-            <w:tcW w:w="2441" w:type="dxa"/>
+            <w:tcW w:w="2468" w:type="dxa"/>
             <w:tcBorders>
               <w:top w:val="nil"/>
               <w:left w:val="nil"/>
@@ -9690,7 +10689,7 @@
         </w:tc>
         <w:tc>
           <w:tcPr>
-            <w:tcW w:w="1560" w:type="dxa"/>
+            <w:tcW w:w="1573" w:type="dxa"/>
             <w:tcBorders>
               <w:top w:val="nil"/>
               <w:left w:val="nil"/>
@@ -9729,7 +10728,7 @@
         </w:tc>
         <w:tc>
           <w:tcPr>
-            <w:tcW w:w="2253" w:type="dxa"/>
+            <w:tcW w:w="2067" w:type="dxa"/>
             <w:tcBorders>
               <w:top w:val="nil"/>
               <w:left w:val="nil"/>
@@ -9773,7 +10772,7 @@
         </w:trPr>
         <w:tc>
           <w:tcPr>
-            <w:tcW w:w="1162" w:type="dxa"/>
+            <w:tcW w:w="1174" w:type="dxa"/>
             <w:tcBorders>
               <w:top w:val="nil"/>
               <w:left w:val="single" w:sz="4" w:space="0" w:color="000000"/>
@@ -9811,7 +10810,7 @@
         </w:tc>
         <w:tc>
           <w:tcPr>
-            <w:tcW w:w="3230" w:type="dxa"/>
+            <w:tcW w:w="3265" w:type="dxa"/>
             <w:tcBorders>
               <w:top w:val="nil"/>
               <w:left w:val="nil"/>
@@ -9850,7 +10849,7 @@
         </w:tc>
         <w:tc>
           <w:tcPr>
-            <w:tcW w:w="1554" w:type="dxa"/>
+            <w:tcW w:w="1572" w:type="dxa"/>
             <w:tcBorders>
               <w:top w:val="nil"/>
               <w:left w:val="nil"/>
@@ -9929,7 +10928,7 @@
         </w:tc>
         <w:tc>
           <w:tcPr>
-            <w:tcW w:w="2622" w:type="dxa"/>
+            <w:tcW w:w="2663" w:type="dxa"/>
             <w:tcBorders>
               <w:top w:val="nil"/>
               <w:left w:val="nil"/>
@@ -9968,7 +10967,7 @@
         </w:tc>
         <w:tc>
           <w:tcPr>
-            <w:tcW w:w="1578" w:type="dxa"/>
+            <w:tcW w:w="1593" w:type="dxa"/>
             <w:tcBorders>
               <w:top w:val="nil"/>
               <w:left w:val="nil"/>
@@ -10007,6 +11006,84 @@
         </w:tc>
         <w:tc>
           <w:tcPr>
+            <w:tcW w:w="1353" w:type="dxa"/>
+            <w:tcBorders>
+              <w:top w:val="nil"/>
+              <w:left w:val="nil"/>
+              <w:bottom w:val="single" w:sz="4" w:space="0" w:color="000000"/>
+              <w:right w:val="single" w:sz="4" w:space="0" w:color="000000"/>
+            </w:tcBorders>
+            <w:shd w:val="clear" w:color="auto" w:fill="auto"/>
+            <w:vAlign w:val="center"/>
+            <w:hideMark/>
+          </w:tcPr>
+          <w:p>
+            <w:pPr>
+              <w:widowControl/>
+              <w:autoSpaceDE/>
+              <w:autoSpaceDN/>
+              <w:jc w:val="center"/>
+              <w:rPr>
+                <w:rFonts w:ascii="Times New Roman" w:eastAsia="Times New Roman" w:hAnsi="Times New Roman" w:cs="Times New Roman"/>
+                <w:color w:val="000000"/>
+                <w:sz w:val="20"/>
+                <w:szCs w:val="20"/>
+                <w:lang w:eastAsia="ko-KR"/>
+              </w:rPr>
+            </w:pPr>
+            <w:r>
+              <w:rPr>
+                <w:rFonts w:ascii="Times New Roman" w:eastAsia="Times New Roman" w:hAnsi="Times New Roman" w:cs="Times New Roman"/>
+                <w:color w:val="000000"/>
+                <w:sz w:val="20"/>
+                <w:szCs w:val="20"/>
+                <w:lang w:eastAsia="ko-KR"/>
+              </w:rPr>
+              <w:t> </w:t>
+            </w:r>
+          </w:p>
+        </w:tc>
+        <w:tc>
+          <w:tcPr>
+            <w:tcW w:w="1714" w:type="dxa"/>
+            <w:tcBorders>
+              <w:top w:val="nil"/>
+              <w:left w:val="nil"/>
+              <w:bottom w:val="single" w:sz="4" w:space="0" w:color="000000"/>
+              <w:right w:val="single" w:sz="4" w:space="0" w:color="000000"/>
+            </w:tcBorders>
+            <w:shd w:val="clear" w:color="auto" w:fill="auto"/>
+            <w:vAlign w:val="center"/>
+            <w:hideMark/>
+          </w:tcPr>
+          <w:p>
+            <w:pPr>
+              <w:widowControl/>
+              <w:autoSpaceDE/>
+              <w:autoSpaceDN/>
+              <w:jc w:val="center"/>
+              <w:rPr>
+                <w:rFonts w:ascii="Times New Roman" w:eastAsia="Times New Roman" w:hAnsi="Times New Roman" w:cs="Times New Roman"/>
+                <w:color w:val="000000"/>
+                <w:sz w:val="20"/>
+                <w:szCs w:val="20"/>
+                <w:lang w:eastAsia="ko-KR"/>
+              </w:rPr>
+            </w:pPr>
+            <w:r>
+              <w:rPr>
+                <w:rFonts w:ascii="Times New Roman" w:eastAsia="Times New Roman" w:hAnsi="Times New Roman" w:cs="Times New Roman"/>
+                <w:color w:val="000000"/>
+                <w:sz w:val="20"/>
+                <w:szCs w:val="20"/>
+                <w:lang w:eastAsia="ko-KR"/>
+              </w:rPr>
+              <w:t> </w:t>
+            </w:r>
+          </w:p>
+        </w:tc>
+        <w:tc>
+          <w:tcPr>
             <w:tcW w:w="1634" w:type="dxa"/>
             <w:tcBorders>
               <w:top w:val="nil"/>
@@ -10047,7 +11124,7 @@
         </w:tc>
         <w:tc>
           <w:tcPr>
-            <w:tcW w:w="2441" w:type="dxa"/>
+            <w:tcW w:w="2468" w:type="dxa"/>
             <w:tcBorders>
               <w:top w:val="nil"/>
               <w:left w:val="nil"/>
@@ -10165,7 +11242,7 @@
         </w:tc>
         <w:tc>
           <w:tcPr>
-            <w:tcW w:w="1560" w:type="dxa"/>
+            <w:tcW w:w="1573" w:type="dxa"/>
             <w:tcBorders>
               <w:top w:val="nil"/>
               <w:left w:val="nil"/>
@@ -10204,7 +11281,7 @@
         </w:tc>
         <w:tc>
           <w:tcPr>
-            <w:tcW w:w="2253" w:type="dxa"/>
+            <w:tcW w:w="2067" w:type="dxa"/>
             <w:tcBorders>
               <w:top w:val="nil"/>
               <w:left w:val="nil"/>
@@ -10248,7 +11325,7 @@
         </w:trPr>
         <w:tc>
           <w:tcPr>
-            <w:tcW w:w="1162" w:type="dxa"/>
+            <w:tcW w:w="1174" w:type="dxa"/>
             <w:tcBorders>
               <w:top w:val="nil"/>
               <w:left w:val="single" w:sz="4" w:space="0" w:color="000000"/>
@@ -10286,7 +11363,7 @@
         </w:tc>
         <w:tc>
           <w:tcPr>
-            <w:tcW w:w="3230" w:type="dxa"/>
+            <w:tcW w:w="3265" w:type="dxa"/>
             <w:tcBorders>
               <w:top w:val="nil"/>
               <w:left w:val="nil"/>
@@ -10325,7 +11402,7 @@
         </w:tc>
         <w:tc>
           <w:tcPr>
-            <w:tcW w:w="1554" w:type="dxa"/>
+            <w:tcW w:w="1572" w:type="dxa"/>
             <w:tcBorders>
               <w:top w:val="nil"/>
               <w:left w:val="nil"/>
@@ -10404,7 +11481,7 @@
         </w:tc>
         <w:tc>
           <w:tcPr>
-            <w:tcW w:w="2622" w:type="dxa"/>
+            <w:tcW w:w="2663" w:type="dxa"/>
             <w:tcBorders>
               <w:top w:val="nil"/>
               <w:left w:val="nil"/>
@@ -10443,7 +11520,7 @@
         </w:tc>
         <w:tc>
           <w:tcPr>
-            <w:tcW w:w="1578" w:type="dxa"/>
+            <w:tcW w:w="1593" w:type="dxa"/>
             <w:tcBorders>
               <w:top w:val="nil"/>
               <w:left w:val="nil"/>
@@ -10482,6 +11559,84 @@
         </w:tc>
         <w:tc>
           <w:tcPr>
+            <w:tcW w:w="1353" w:type="dxa"/>
+            <w:tcBorders>
+              <w:top w:val="nil"/>
+              <w:left w:val="nil"/>
+              <w:bottom w:val="single" w:sz="4" w:space="0" w:color="000000"/>
+              <w:right w:val="single" w:sz="4" w:space="0" w:color="000000"/>
+            </w:tcBorders>
+            <w:shd w:val="clear" w:color="auto" w:fill="auto"/>
+            <w:vAlign w:val="center"/>
+            <w:hideMark/>
+          </w:tcPr>
+          <w:p>
+            <w:pPr>
+              <w:widowControl/>
+              <w:autoSpaceDE/>
+              <w:autoSpaceDN/>
+              <w:jc w:val="center"/>
+              <w:rPr>
+                <w:rFonts w:ascii="Times New Roman" w:eastAsia="Times New Roman" w:hAnsi="Times New Roman" w:cs="Times New Roman"/>
+                <w:color w:val="000000"/>
+                <w:sz w:val="20"/>
+                <w:szCs w:val="20"/>
+                <w:lang w:eastAsia="ko-KR"/>
+              </w:rPr>
+            </w:pPr>
+            <w:r>
+              <w:rPr>
+                <w:rFonts w:ascii="Times New Roman" w:eastAsia="Times New Roman" w:hAnsi="Times New Roman" w:cs="Times New Roman"/>
+                <w:color w:val="000000"/>
+                <w:sz w:val="20"/>
+                <w:szCs w:val="20"/>
+                <w:lang w:eastAsia="ko-KR"/>
+              </w:rPr>
+              <w:t> </w:t>
+            </w:r>
+          </w:p>
+        </w:tc>
+        <w:tc>
+          <w:tcPr>
+            <w:tcW w:w="1714" w:type="dxa"/>
+            <w:tcBorders>
+              <w:top w:val="nil"/>
+              <w:left w:val="nil"/>
+              <w:bottom w:val="single" w:sz="4" w:space="0" w:color="000000"/>
+              <w:right w:val="single" w:sz="4" w:space="0" w:color="000000"/>
+            </w:tcBorders>
+            <w:shd w:val="clear" w:color="auto" w:fill="auto"/>
+            <w:vAlign w:val="center"/>
+            <w:hideMark/>
+          </w:tcPr>
+          <w:p>
+            <w:pPr>
+              <w:widowControl/>
+              <w:autoSpaceDE/>
+              <w:autoSpaceDN/>
+              <w:jc w:val="center"/>
+              <w:rPr>
+                <w:rFonts w:ascii="Times New Roman" w:eastAsia="Times New Roman" w:hAnsi="Times New Roman" w:cs="Times New Roman"/>
+                <w:color w:val="000000"/>
+                <w:sz w:val="20"/>
+                <w:szCs w:val="20"/>
+                <w:lang w:eastAsia="ko-KR"/>
+              </w:rPr>
+            </w:pPr>
+            <w:r>
+              <w:rPr>
+                <w:rFonts w:ascii="Times New Roman" w:eastAsia="Times New Roman" w:hAnsi="Times New Roman" w:cs="Times New Roman"/>
+                <w:color w:val="000000"/>
+                <w:sz w:val="20"/>
+                <w:szCs w:val="20"/>
+                <w:lang w:eastAsia="ko-KR"/>
+              </w:rPr>
+              <w:t> </w:t>
+            </w:r>
+          </w:p>
+        </w:tc>
+        <w:tc>
+          <w:tcPr>
             <w:tcW w:w="1634" w:type="dxa"/>
             <w:tcBorders>
               <w:top w:val="nil"/>
@@ -10522,7 +11677,7 @@
         </w:tc>
         <w:tc>
           <w:tcPr>
-            <w:tcW w:w="2441" w:type="dxa"/>
+            <w:tcW w:w="2468" w:type="dxa"/>
             <w:tcBorders>
               <w:top w:val="nil"/>
               <w:left w:val="nil"/>
@@ -10640,7 +11795,7 @@
         </w:tc>
         <w:tc>
           <w:tcPr>
-            <w:tcW w:w="1560" w:type="dxa"/>
+            <w:tcW w:w="1573" w:type="dxa"/>
             <w:tcBorders>
               <w:top w:val="nil"/>
               <w:left w:val="nil"/>
@@ -10679,7 +11834,7 @@
         </w:tc>
         <w:tc>
           <w:tcPr>
-            <w:tcW w:w="2253" w:type="dxa"/>
+            <w:tcW w:w="2067" w:type="dxa"/>
             <w:tcBorders>
               <w:top w:val="nil"/>
               <w:left w:val="nil"/>
@@ -10723,7 +11878,7 @@
         </w:trPr>
         <w:tc>
           <w:tcPr>
-            <w:tcW w:w="1162" w:type="dxa"/>
+            <w:tcW w:w="1174" w:type="dxa"/>
             <w:tcBorders>
               <w:top w:val="nil"/>
               <w:left w:val="single" w:sz="4" w:space="0" w:color="000000"/>
@@ -10761,7 +11916,7 @@
         </w:tc>
         <w:tc>
           <w:tcPr>
-            <w:tcW w:w="3230" w:type="dxa"/>
+            <w:tcW w:w="3265" w:type="dxa"/>
             <w:tcBorders>
               <w:top w:val="nil"/>
               <w:left w:val="nil"/>
@@ -10800,7 +11955,7 @@
         </w:tc>
         <w:tc>
           <w:tcPr>
-            <w:tcW w:w="1554" w:type="dxa"/>
+            <w:tcW w:w="1572" w:type="dxa"/>
             <w:tcBorders>
               <w:top w:val="nil"/>
               <w:left w:val="nil"/>
@@ -10879,7 +12034,7 @@
         </w:tc>
         <w:tc>
           <w:tcPr>
-            <w:tcW w:w="2622" w:type="dxa"/>
+            <w:tcW w:w="2663" w:type="dxa"/>
             <w:tcBorders>
               <w:top w:val="nil"/>
               <w:left w:val="nil"/>
@@ -10918,7 +12073,7 @@
         </w:tc>
         <w:tc>
           <w:tcPr>
-            <w:tcW w:w="1578" w:type="dxa"/>
+            <w:tcW w:w="1593" w:type="dxa"/>
             <w:tcBorders>
               <w:top w:val="nil"/>
               <w:left w:val="nil"/>
@@ -10957,6 +12112,84 @@
         </w:tc>
         <w:tc>
           <w:tcPr>
+            <w:tcW w:w="1353" w:type="dxa"/>
+            <w:tcBorders>
+              <w:top w:val="nil"/>
+              <w:left w:val="nil"/>
+              <w:bottom w:val="single" w:sz="4" w:space="0" w:color="000000"/>
+              <w:right w:val="single" w:sz="4" w:space="0" w:color="000000"/>
+            </w:tcBorders>
+            <w:shd w:val="clear" w:color="auto" w:fill="auto"/>
+            <w:vAlign w:val="center"/>
+            <w:hideMark/>
+          </w:tcPr>
+          <w:p>
+            <w:pPr>
+              <w:widowControl/>
+              <w:autoSpaceDE/>
+              <w:autoSpaceDN/>
+              <w:jc w:val="center"/>
+              <w:rPr>
+                <w:rFonts w:ascii="Times New Roman" w:eastAsia="Times New Roman" w:hAnsi="Times New Roman" w:cs="Times New Roman"/>
+                <w:color w:val="000000"/>
+                <w:sz w:val="20"/>
+                <w:szCs w:val="20"/>
+                <w:lang w:eastAsia="ko-KR"/>
+              </w:rPr>
+            </w:pPr>
+            <w:r>
+              <w:rPr>
+                <w:rFonts w:ascii="Times New Roman" w:eastAsia="Times New Roman" w:hAnsi="Times New Roman" w:cs="Times New Roman"/>
+                <w:color w:val="000000"/>
+                <w:sz w:val="20"/>
+                <w:szCs w:val="20"/>
+                <w:lang w:eastAsia="ko-KR"/>
+              </w:rPr>
+              <w:t> </w:t>
+            </w:r>
+          </w:p>
+        </w:tc>
+        <w:tc>
+          <w:tcPr>
+            <w:tcW w:w="1714" w:type="dxa"/>
+            <w:tcBorders>
+              <w:top w:val="nil"/>
+              <w:left w:val="nil"/>
+              <w:bottom w:val="single" w:sz="4" w:space="0" w:color="000000"/>
+              <w:right w:val="single" w:sz="4" w:space="0" w:color="000000"/>
+            </w:tcBorders>
+            <w:shd w:val="clear" w:color="auto" w:fill="auto"/>
+            <w:vAlign w:val="center"/>
+            <w:hideMark/>
+          </w:tcPr>
+          <w:p>
+            <w:pPr>
+              <w:widowControl/>
+              <w:autoSpaceDE/>
+              <w:autoSpaceDN/>
+              <w:jc w:val="center"/>
+              <w:rPr>
+                <w:rFonts w:ascii="Times New Roman" w:eastAsia="Times New Roman" w:hAnsi="Times New Roman" w:cs="Times New Roman"/>
+                <w:color w:val="000000"/>
+                <w:sz w:val="20"/>
+                <w:szCs w:val="20"/>
+                <w:lang w:eastAsia="ko-KR"/>
+              </w:rPr>
+            </w:pPr>
+            <w:r>
+              <w:rPr>
+                <w:rFonts w:ascii="Times New Roman" w:eastAsia="Times New Roman" w:hAnsi="Times New Roman" w:cs="Times New Roman"/>
+                <w:color w:val="000000"/>
+                <w:sz w:val="20"/>
+                <w:szCs w:val="20"/>
+                <w:lang w:eastAsia="ko-KR"/>
+              </w:rPr>
+              <w:t> </w:t>
+            </w:r>
+          </w:p>
+        </w:tc>
+        <w:tc>
+          <w:tcPr>
             <w:tcW w:w="1634" w:type="dxa"/>
             <w:tcBorders>
               <w:top w:val="nil"/>
@@ -10997,7 +12230,7 @@
         </w:tc>
         <w:tc>
           <w:tcPr>
-            <w:tcW w:w="2441" w:type="dxa"/>
+            <w:tcW w:w="2468" w:type="dxa"/>
             <w:tcBorders>
               <w:top w:val="nil"/>
               <w:left w:val="nil"/>
@@ -11115,7 +12348,7 @@
         </w:tc>
         <w:tc>
           <w:tcPr>
-            <w:tcW w:w="1560" w:type="dxa"/>
+            <w:tcW w:w="1573" w:type="dxa"/>
             <w:tcBorders>
               <w:top w:val="nil"/>
               <w:left w:val="nil"/>
@@ -11154,7 +12387,7 @@
         </w:tc>
         <w:tc>
           <w:tcPr>
-            <w:tcW w:w="2253" w:type="dxa"/>
+            <w:tcW w:w="2067" w:type="dxa"/>
             <w:tcBorders>
               <w:top w:val="nil"/>
               <w:left w:val="nil"/>
@@ -11198,7 +12431,7 @@
         </w:trPr>
         <w:tc>
           <w:tcPr>
-            <w:tcW w:w="1162" w:type="dxa"/>
+            <w:tcW w:w="1174" w:type="dxa"/>
             <w:tcBorders>
               <w:top w:val="nil"/>
               <w:left w:val="single" w:sz="4" w:space="0" w:color="000000"/>
@@ -11236,7 +12469,7 @@
         </w:tc>
         <w:tc>
           <w:tcPr>
-            <w:tcW w:w="3230" w:type="dxa"/>
+            <w:tcW w:w="3265" w:type="dxa"/>
             <w:tcBorders>
               <w:top w:val="nil"/>
               <w:left w:val="nil"/>
@@ -11275,7 +12508,7 @@
         </w:tc>
         <w:tc>
           <w:tcPr>
-            <w:tcW w:w="1554" w:type="dxa"/>
+            <w:tcW w:w="1572" w:type="dxa"/>
             <w:tcBorders>
               <w:top w:val="nil"/>
               <w:left w:val="nil"/>
@@ -11354,7 +12587,7 @@
         </w:tc>
         <w:tc>
           <w:tcPr>
-            <w:tcW w:w="2622" w:type="dxa"/>
+            <w:tcW w:w="2663" w:type="dxa"/>
             <w:tcBorders>
               <w:top w:val="nil"/>
               <w:left w:val="nil"/>
@@ -11393,7 +12626,7 @@
         </w:tc>
         <w:tc>
           <w:tcPr>
-            <w:tcW w:w="1578" w:type="dxa"/>
+            <w:tcW w:w="1593" w:type="dxa"/>
             <w:tcBorders>
               <w:top w:val="nil"/>
               <w:left w:val="nil"/>
@@ -11432,6 +12665,84 @@
         </w:tc>
         <w:tc>
           <w:tcPr>
+            <w:tcW w:w="1353" w:type="dxa"/>
+            <w:tcBorders>
+              <w:top w:val="nil"/>
+              <w:left w:val="nil"/>
+              <w:bottom w:val="single" w:sz="4" w:space="0" w:color="000000"/>
+              <w:right w:val="single" w:sz="4" w:space="0" w:color="000000"/>
+            </w:tcBorders>
+            <w:shd w:val="clear" w:color="auto" w:fill="auto"/>
+            <w:vAlign w:val="center"/>
+            <w:hideMark/>
+          </w:tcPr>
+          <w:p>
+            <w:pPr>
+              <w:widowControl/>
+              <w:autoSpaceDE/>
+              <w:autoSpaceDN/>
+              <w:jc w:val="center"/>
+              <w:rPr>
+                <w:rFonts w:ascii="Times New Roman" w:eastAsia="Times New Roman" w:hAnsi="Times New Roman" w:cs="Times New Roman"/>
+                <w:color w:val="000000"/>
+                <w:sz w:val="20"/>
+                <w:szCs w:val="20"/>
+                <w:lang w:eastAsia="ko-KR"/>
+              </w:rPr>
+            </w:pPr>
+            <w:r>
+              <w:rPr>
+                <w:rFonts w:ascii="Times New Roman" w:eastAsia="Times New Roman" w:hAnsi="Times New Roman" w:cs="Times New Roman"/>
+                <w:color w:val="000000"/>
+                <w:sz w:val="20"/>
+                <w:szCs w:val="20"/>
+                <w:lang w:eastAsia="ko-KR"/>
+              </w:rPr>
+              <w:t> </w:t>
+            </w:r>
+          </w:p>
+        </w:tc>
+        <w:tc>
+          <w:tcPr>
+            <w:tcW w:w="1714" w:type="dxa"/>
+            <w:tcBorders>
+              <w:top w:val="nil"/>
+              <w:left w:val="nil"/>
+              <w:bottom w:val="single" w:sz="4" w:space="0" w:color="000000"/>
+              <w:right w:val="single" w:sz="4" w:space="0" w:color="000000"/>
+            </w:tcBorders>
+            <w:shd w:val="clear" w:color="auto" w:fill="auto"/>
+            <w:vAlign w:val="center"/>
+            <w:hideMark/>
+          </w:tcPr>
+          <w:p>
+            <w:pPr>
+              <w:widowControl/>
+              <w:autoSpaceDE/>
+              <w:autoSpaceDN/>
+              <w:jc w:val="center"/>
+              <w:rPr>
+                <w:rFonts w:ascii="Times New Roman" w:eastAsia="Times New Roman" w:hAnsi="Times New Roman" w:cs="Times New Roman"/>
+                <w:color w:val="000000"/>
+                <w:sz w:val="20"/>
+                <w:szCs w:val="20"/>
+                <w:lang w:eastAsia="ko-KR"/>
+              </w:rPr>
+            </w:pPr>
+            <w:r>
+              <w:rPr>
+                <w:rFonts w:ascii="Times New Roman" w:eastAsia="Times New Roman" w:hAnsi="Times New Roman" w:cs="Times New Roman"/>
+                <w:color w:val="000000"/>
+                <w:sz w:val="20"/>
+                <w:szCs w:val="20"/>
+                <w:lang w:eastAsia="ko-KR"/>
+              </w:rPr>
+              <w:t> </w:t>
+            </w:r>
+          </w:p>
+        </w:tc>
+        <w:tc>
+          <w:tcPr>
             <w:tcW w:w="1634" w:type="dxa"/>
             <w:tcBorders>
               <w:top w:val="nil"/>
@@ -11472,7 +12783,7 @@
         </w:tc>
         <w:tc>
           <w:tcPr>
-            <w:tcW w:w="2441" w:type="dxa"/>
+            <w:tcW w:w="2468" w:type="dxa"/>
             <w:tcBorders>
               <w:top w:val="nil"/>
               <w:left w:val="nil"/>
@@ -11590,7 +12901,7 @@
         </w:tc>
         <w:tc>
           <w:tcPr>
-            <w:tcW w:w="1560" w:type="dxa"/>
+            <w:tcW w:w="1573" w:type="dxa"/>
             <w:tcBorders>
               <w:top w:val="nil"/>
               <w:left w:val="nil"/>
@@ -11629,7 +12940,7 @@
         </w:tc>
         <w:tc>
           <w:tcPr>
-            <w:tcW w:w="2253" w:type="dxa"/>
+            <w:tcW w:w="2067" w:type="dxa"/>
             <w:tcBorders>
               <w:top w:val="nil"/>
               <w:left w:val="nil"/>
@@ -11673,7 +12984,7 @@
         </w:trPr>
         <w:tc>
           <w:tcPr>
-            <w:tcW w:w="1162" w:type="dxa"/>
+            <w:tcW w:w="1174" w:type="dxa"/>
             <w:tcBorders>
               <w:top w:val="nil"/>
               <w:left w:val="single" w:sz="4" w:space="0" w:color="000000"/>
@@ -11711,7 +13022,7 @@
         </w:tc>
         <w:tc>
           <w:tcPr>
-            <w:tcW w:w="3230" w:type="dxa"/>
+            <w:tcW w:w="3265" w:type="dxa"/>
             <w:tcBorders>
               <w:top w:val="nil"/>
               <w:left w:val="nil"/>
@@ -11750,7 +13061,7 @@
         </w:tc>
         <w:tc>
           <w:tcPr>
-            <w:tcW w:w="1554" w:type="dxa"/>
+            <w:tcW w:w="1572" w:type="dxa"/>
             <w:tcBorders>
               <w:top w:val="nil"/>
               <w:left w:val="nil"/>
@@ -11829,7 +13140,7 @@
         </w:tc>
         <w:tc>
           <w:tcPr>
-            <w:tcW w:w="2622" w:type="dxa"/>
+            <w:tcW w:w="2663" w:type="dxa"/>
             <w:tcBorders>
               <w:top w:val="nil"/>
               <w:left w:val="nil"/>
@@ -11868,7 +13179,7 @@
         </w:tc>
         <w:tc>
           <w:tcPr>
-            <w:tcW w:w="1578" w:type="dxa"/>
+            <w:tcW w:w="1593" w:type="dxa"/>
             <w:tcBorders>
               <w:top w:val="nil"/>
               <w:left w:val="nil"/>
@@ -11907,6 +13218,84 @@
         </w:tc>
         <w:tc>
           <w:tcPr>
+            <w:tcW w:w="1353" w:type="dxa"/>
+            <w:tcBorders>
+              <w:top w:val="nil"/>
+              <w:left w:val="nil"/>
+              <w:bottom w:val="single" w:sz="4" w:space="0" w:color="000000"/>
+              <w:right w:val="single" w:sz="4" w:space="0" w:color="000000"/>
+            </w:tcBorders>
+            <w:shd w:val="clear" w:color="auto" w:fill="auto"/>
+            <w:vAlign w:val="center"/>
+            <w:hideMark/>
+          </w:tcPr>
+          <w:p>
+            <w:pPr>
+              <w:widowControl/>
+              <w:autoSpaceDE/>
+              <w:autoSpaceDN/>
+              <w:jc w:val="center"/>
+              <w:rPr>
+                <w:rFonts w:ascii="Times New Roman" w:eastAsia="Times New Roman" w:hAnsi="Times New Roman" w:cs="Times New Roman"/>
+                <w:color w:val="000000"/>
+                <w:sz w:val="20"/>
+                <w:szCs w:val="20"/>
+                <w:lang w:eastAsia="ko-KR"/>
+              </w:rPr>
+            </w:pPr>
+            <w:r>
+              <w:rPr>
+                <w:rFonts w:ascii="Times New Roman" w:eastAsia="Times New Roman" w:hAnsi="Times New Roman" w:cs="Times New Roman"/>
+                <w:color w:val="000000"/>
+                <w:sz w:val="20"/>
+                <w:szCs w:val="20"/>
+                <w:lang w:eastAsia="ko-KR"/>
+              </w:rPr>
+              <w:t> </w:t>
+            </w:r>
+          </w:p>
+        </w:tc>
+        <w:tc>
+          <w:tcPr>
+            <w:tcW w:w="1714" w:type="dxa"/>
+            <w:tcBorders>
+              <w:top w:val="nil"/>
+              <w:left w:val="nil"/>
+              <w:bottom w:val="single" w:sz="4" w:space="0" w:color="000000"/>
+              <w:right w:val="single" w:sz="4" w:space="0" w:color="000000"/>
+            </w:tcBorders>
+            <w:shd w:val="clear" w:color="auto" w:fill="auto"/>
+            <w:vAlign w:val="center"/>
+            <w:hideMark/>
+          </w:tcPr>
+          <w:p>
+            <w:pPr>
+              <w:widowControl/>
+              <w:autoSpaceDE/>
+              <w:autoSpaceDN/>
+              <w:jc w:val="center"/>
+              <w:rPr>
+                <w:rFonts w:ascii="Times New Roman" w:eastAsia="Times New Roman" w:hAnsi="Times New Roman" w:cs="Times New Roman"/>
+                <w:color w:val="000000"/>
+                <w:sz w:val="20"/>
+                <w:szCs w:val="20"/>
+                <w:lang w:eastAsia="ko-KR"/>
+              </w:rPr>
+            </w:pPr>
+            <w:r>
+              <w:rPr>
+                <w:rFonts w:ascii="Times New Roman" w:eastAsia="Times New Roman" w:hAnsi="Times New Roman" w:cs="Times New Roman"/>
+                <w:color w:val="000000"/>
+                <w:sz w:val="20"/>
+                <w:szCs w:val="20"/>
+                <w:lang w:eastAsia="ko-KR"/>
+              </w:rPr>
+              <w:t> </w:t>
+            </w:r>
+          </w:p>
+        </w:tc>
+        <w:tc>
+          <w:tcPr>
             <w:tcW w:w="1634" w:type="dxa"/>
             <w:tcBorders>
               <w:top w:val="nil"/>
@@ -11947,7 +13336,7 @@
         </w:tc>
         <w:tc>
           <w:tcPr>
-            <w:tcW w:w="2441" w:type="dxa"/>
+            <w:tcW w:w="2468" w:type="dxa"/>
             <w:tcBorders>
               <w:top w:val="nil"/>
               <w:left w:val="nil"/>
@@ -12066,7 +13455,7 @@
         </w:tc>
         <w:tc>
           <w:tcPr>
-            <w:tcW w:w="1560" w:type="dxa"/>
+            <w:tcW w:w="1573" w:type="dxa"/>
             <w:tcBorders>
               <w:top w:val="nil"/>
               <w:left w:val="nil"/>
@@ -12105,40 +13494,40 @@
         </w:tc>
         <w:tc>
           <w:tcPr>
-            <w:tcW w:w="2253" w:type="dxa"/>
-            <w:tcBorders>
-              <w:top w:val="nil"/>
-              <w:left w:val="nil"/>
-              <w:bottom w:val="single" w:sz="4" w:space="0" w:color="000000"/>
-              <w:right w:val="single" w:sz="4" w:space="0" w:color="000000"/>
-            </w:tcBorders>
-            <w:shd w:val="clear" w:color="auto" w:fill="auto"/>
-            <w:vAlign w:val="center"/>
-            <w:hideMark/>
-          </w:tcPr>
-          <w:p>
-            <w:pPr>
-              <w:widowControl/>
-              <w:autoSpaceDE/>
-              <w:autoSpaceDN/>
-              <w:jc w:val="center"/>
-              <w:rPr>
-                <w:rFonts w:ascii="Times New Roman" w:eastAsia="Times New Roman" w:hAnsi="Times New Roman" w:cs="Times New Roman"/>
-                <w:color w:val="000000"/>
-                <w:sz w:val="20"/>
-                <w:szCs w:val="20"/>
-                <w:lang w:eastAsia="ko-KR"/>
-              </w:rPr>
-            </w:pPr>
-            <w:r>
-              <w:rPr>
-                <w:rFonts w:ascii="Times New Roman" w:eastAsia="Times New Roman" w:hAnsi="Times New Roman" w:cs="Times New Roman"/>
-                <w:color w:val="000000"/>
-                <w:sz w:val="20"/>
-                <w:szCs w:val="20"/>
-                <w:lang w:eastAsia="ko-KR"/>
-              </w:rPr>
-              <w:t>Реализовано только в версии 2.0</w:t>
+            <w:tcW w:w="2067" w:type="dxa"/>
+            <w:tcBorders>
+              <w:top w:val="nil"/>
+              <w:left w:val="nil"/>
+              <w:bottom w:val="single" w:sz="4" w:space="0" w:color="000000"/>
+              <w:right w:val="single" w:sz="4" w:space="0" w:color="000000"/>
+            </w:tcBorders>
+            <w:shd w:val="clear" w:color="auto" w:fill="auto"/>
+            <w:vAlign w:val="center"/>
+            <w:hideMark/>
+          </w:tcPr>
+          <w:p>
+            <w:pPr>
+              <w:widowControl/>
+              <w:autoSpaceDE/>
+              <w:autoSpaceDN/>
+              <w:jc w:val="center"/>
+              <w:rPr>
+                <w:rFonts w:ascii="Times New Roman" w:eastAsia="Times New Roman" w:hAnsi="Times New Roman" w:cs="Times New Roman"/>
+                <w:color w:val="000000"/>
+                <w:sz w:val="20"/>
+                <w:szCs w:val="20"/>
+                <w:lang w:eastAsia="ko-KR"/>
+              </w:rPr>
+            </w:pPr>
+            <w:r>
+              <w:rPr>
+                <w:rFonts w:ascii="Times New Roman" w:eastAsia="Times New Roman" w:hAnsi="Times New Roman" w:cs="Times New Roman"/>
+                <w:color w:val="000000"/>
+                <w:sz w:val="20"/>
+                <w:szCs w:val="20"/>
+                <w:lang w:eastAsia="ko-KR"/>
+              </w:rPr>
+              <w:t> </w:t>
             </w:r>
           </w:p>
         </w:tc>
@@ -12149,7 +13538,7 @@
         </w:trPr>
         <w:tc>
           <w:tcPr>
-            <w:tcW w:w="1162" w:type="dxa"/>
+            <w:tcW w:w="1174" w:type="dxa"/>
             <w:tcBorders>
               <w:top w:val="nil"/>
               <w:left w:val="single" w:sz="4" w:space="0" w:color="000000"/>
@@ -12187,7 +13576,7 @@
         </w:tc>
         <w:tc>
           <w:tcPr>
-            <w:tcW w:w="3230" w:type="dxa"/>
+            <w:tcW w:w="3265" w:type="dxa"/>
             <w:tcBorders>
               <w:top w:val="nil"/>
               <w:left w:val="nil"/>
@@ -12226,7 +13615,7 @@
         </w:tc>
         <w:tc>
           <w:tcPr>
-            <w:tcW w:w="1554" w:type="dxa"/>
+            <w:tcW w:w="1572" w:type="dxa"/>
             <w:tcBorders>
               <w:top w:val="nil"/>
               <w:left w:val="nil"/>
@@ -12305,7 +13694,7 @@
         </w:tc>
         <w:tc>
           <w:tcPr>
-            <w:tcW w:w="2622" w:type="dxa"/>
+            <w:tcW w:w="2663" w:type="dxa"/>
             <w:tcBorders>
               <w:top w:val="nil"/>
               <w:left w:val="nil"/>
@@ -12344,7 +13733,7 @@
         </w:tc>
         <w:tc>
           <w:tcPr>
-            <w:tcW w:w="1578" w:type="dxa"/>
+            <w:tcW w:w="1593" w:type="dxa"/>
             <w:tcBorders>
               <w:top w:val="nil"/>
               <w:left w:val="nil"/>
@@ -12383,6 +13772,84 @@
         </w:tc>
         <w:tc>
           <w:tcPr>
+            <w:tcW w:w="1353" w:type="dxa"/>
+            <w:tcBorders>
+              <w:top w:val="nil"/>
+              <w:left w:val="nil"/>
+              <w:bottom w:val="single" w:sz="4" w:space="0" w:color="000000"/>
+              <w:right w:val="single" w:sz="4" w:space="0" w:color="000000"/>
+            </w:tcBorders>
+            <w:shd w:val="clear" w:color="auto" w:fill="auto"/>
+            <w:vAlign w:val="center"/>
+            <w:hideMark/>
+          </w:tcPr>
+          <w:p>
+            <w:pPr>
+              <w:widowControl/>
+              <w:autoSpaceDE/>
+              <w:autoSpaceDN/>
+              <w:jc w:val="center"/>
+              <w:rPr>
+                <w:rFonts w:ascii="Times New Roman" w:eastAsia="Times New Roman" w:hAnsi="Times New Roman" w:cs="Times New Roman"/>
+                <w:color w:val="000000"/>
+                <w:sz w:val="20"/>
+                <w:szCs w:val="20"/>
+                <w:lang w:eastAsia="ko-KR"/>
+              </w:rPr>
+            </w:pPr>
+            <w:r>
+              <w:rPr>
+                <w:rFonts w:ascii="Times New Roman" w:eastAsia="Times New Roman" w:hAnsi="Times New Roman" w:cs="Times New Roman"/>
+                <w:color w:val="000000"/>
+                <w:sz w:val="20"/>
+                <w:szCs w:val="20"/>
+                <w:lang w:eastAsia="ko-KR"/>
+              </w:rPr>
+              <w:t> </w:t>
+            </w:r>
+          </w:p>
+        </w:tc>
+        <w:tc>
+          <w:tcPr>
+            <w:tcW w:w="1714" w:type="dxa"/>
+            <w:tcBorders>
+              <w:top w:val="nil"/>
+              <w:left w:val="nil"/>
+              <w:bottom w:val="single" w:sz="4" w:space="0" w:color="000000"/>
+              <w:right w:val="single" w:sz="4" w:space="0" w:color="000000"/>
+            </w:tcBorders>
+            <w:shd w:val="clear" w:color="auto" w:fill="auto"/>
+            <w:vAlign w:val="center"/>
+            <w:hideMark/>
+          </w:tcPr>
+          <w:p>
+            <w:pPr>
+              <w:widowControl/>
+              <w:autoSpaceDE/>
+              <w:autoSpaceDN/>
+              <w:jc w:val="center"/>
+              <w:rPr>
+                <w:rFonts w:ascii="Times New Roman" w:eastAsia="Times New Roman" w:hAnsi="Times New Roman" w:cs="Times New Roman"/>
+                <w:color w:val="000000"/>
+                <w:sz w:val="20"/>
+                <w:szCs w:val="20"/>
+                <w:lang w:eastAsia="ko-KR"/>
+              </w:rPr>
+            </w:pPr>
+            <w:r>
+              <w:rPr>
+                <w:rFonts w:ascii="Times New Roman" w:eastAsia="Times New Roman" w:hAnsi="Times New Roman" w:cs="Times New Roman"/>
+                <w:color w:val="000000"/>
+                <w:sz w:val="20"/>
+                <w:szCs w:val="20"/>
+                <w:lang w:eastAsia="ko-KR"/>
+              </w:rPr>
+              <w:t> </w:t>
+            </w:r>
+          </w:p>
+        </w:tc>
+        <w:tc>
+          <w:tcPr>
             <w:tcW w:w="1634" w:type="dxa"/>
             <w:tcBorders>
               <w:top w:val="nil"/>
@@ -12423,7 +13890,7 @@
         </w:tc>
         <w:tc>
           <w:tcPr>
-            <w:tcW w:w="2441" w:type="dxa"/>
+            <w:tcW w:w="2468" w:type="dxa"/>
             <w:tcBorders>
               <w:top w:val="nil"/>
               <w:left w:val="nil"/>
@@ -12542,7 +14009,7 @@
         </w:tc>
         <w:tc>
           <w:tcPr>
-            <w:tcW w:w="1560" w:type="dxa"/>
+            <w:tcW w:w="1573" w:type="dxa"/>
             <w:tcBorders>
               <w:top w:val="nil"/>
               <w:left w:val="nil"/>
@@ -12581,7 +14048,7 @@
         </w:tc>
         <w:tc>
           <w:tcPr>
-            <w:tcW w:w="2253" w:type="dxa"/>
+            <w:tcW w:w="2067" w:type="dxa"/>
             <w:tcBorders>
               <w:top w:val="nil"/>
               <w:left w:val="nil"/>
@@ -12625,7 +14092,7 @@
         </w:trPr>
         <w:tc>
           <w:tcPr>
-            <w:tcW w:w="1162" w:type="dxa"/>
+            <w:tcW w:w="1174" w:type="dxa"/>
             <w:tcBorders>
               <w:top w:val="nil"/>
               <w:left w:val="single" w:sz="4" w:space="0" w:color="000000"/>
@@ -12663,7 +14130,7 @@
         </w:tc>
         <w:tc>
           <w:tcPr>
-            <w:tcW w:w="3230" w:type="dxa"/>
+            <w:tcW w:w="3265" w:type="dxa"/>
             <w:tcBorders>
               <w:top w:val="nil"/>
               <w:left w:val="nil"/>
@@ -12702,7 +14169,7 @@
         </w:tc>
         <w:tc>
           <w:tcPr>
-            <w:tcW w:w="1554" w:type="dxa"/>
+            <w:tcW w:w="1572" w:type="dxa"/>
             <w:tcBorders>
               <w:top w:val="nil"/>
               <w:left w:val="nil"/>
@@ -12781,7 +14248,7 @@
         </w:tc>
         <w:tc>
           <w:tcPr>
-            <w:tcW w:w="2622" w:type="dxa"/>
+            <w:tcW w:w="2663" w:type="dxa"/>
             <w:tcBorders>
               <w:top w:val="nil"/>
               <w:left w:val="nil"/>
@@ -12820,7 +14287,7 @@
         </w:tc>
         <w:tc>
           <w:tcPr>
-            <w:tcW w:w="1578" w:type="dxa"/>
+            <w:tcW w:w="1593" w:type="dxa"/>
             <w:tcBorders>
               <w:top w:val="nil"/>
               <w:left w:val="nil"/>
@@ -12859,6 +14326,84 @@
         </w:tc>
         <w:tc>
           <w:tcPr>
+            <w:tcW w:w="1353" w:type="dxa"/>
+            <w:tcBorders>
+              <w:top w:val="nil"/>
+              <w:left w:val="nil"/>
+              <w:bottom w:val="single" w:sz="4" w:space="0" w:color="000000"/>
+              <w:right w:val="single" w:sz="4" w:space="0" w:color="000000"/>
+            </w:tcBorders>
+            <w:shd w:val="clear" w:color="auto" w:fill="auto"/>
+            <w:vAlign w:val="center"/>
+            <w:hideMark/>
+          </w:tcPr>
+          <w:p>
+            <w:pPr>
+              <w:widowControl/>
+              <w:autoSpaceDE/>
+              <w:autoSpaceDN/>
+              <w:jc w:val="center"/>
+              <w:rPr>
+                <w:rFonts w:ascii="Times New Roman" w:eastAsia="Times New Roman" w:hAnsi="Times New Roman" w:cs="Times New Roman"/>
+                <w:color w:val="000000"/>
+                <w:sz w:val="20"/>
+                <w:szCs w:val="20"/>
+                <w:lang w:eastAsia="ko-KR"/>
+              </w:rPr>
+            </w:pPr>
+            <w:r>
+              <w:rPr>
+                <w:rFonts w:ascii="Times New Roman" w:eastAsia="Times New Roman" w:hAnsi="Times New Roman" w:cs="Times New Roman"/>
+                <w:color w:val="000000"/>
+                <w:sz w:val="20"/>
+                <w:szCs w:val="20"/>
+                <w:lang w:eastAsia="ko-KR"/>
+              </w:rPr>
+              <w:t> </w:t>
+            </w:r>
+          </w:p>
+        </w:tc>
+        <w:tc>
+          <w:tcPr>
+            <w:tcW w:w="1714" w:type="dxa"/>
+            <w:tcBorders>
+              <w:top w:val="nil"/>
+              <w:left w:val="nil"/>
+              <w:bottom w:val="single" w:sz="4" w:space="0" w:color="000000"/>
+              <w:right w:val="single" w:sz="4" w:space="0" w:color="000000"/>
+            </w:tcBorders>
+            <w:shd w:val="clear" w:color="auto" w:fill="auto"/>
+            <w:vAlign w:val="center"/>
+            <w:hideMark/>
+          </w:tcPr>
+          <w:p>
+            <w:pPr>
+              <w:widowControl/>
+              <w:autoSpaceDE/>
+              <w:autoSpaceDN/>
+              <w:jc w:val="center"/>
+              <w:rPr>
+                <w:rFonts w:ascii="Times New Roman" w:eastAsia="Times New Roman" w:hAnsi="Times New Roman" w:cs="Times New Roman"/>
+                <w:color w:val="000000"/>
+                <w:sz w:val="20"/>
+                <w:szCs w:val="20"/>
+                <w:lang w:eastAsia="ko-KR"/>
+              </w:rPr>
+            </w:pPr>
+            <w:r>
+              <w:rPr>
+                <w:rFonts w:ascii="Times New Roman" w:eastAsia="Times New Roman" w:hAnsi="Times New Roman" w:cs="Times New Roman"/>
+                <w:color w:val="000000"/>
+                <w:sz w:val="20"/>
+                <w:szCs w:val="20"/>
+                <w:lang w:eastAsia="ko-KR"/>
+              </w:rPr>
+              <w:t> </w:t>
+            </w:r>
+          </w:p>
+        </w:tc>
+        <w:tc>
+          <w:tcPr>
             <w:tcW w:w="1634" w:type="dxa"/>
             <w:tcBorders>
               <w:top w:val="nil"/>
@@ -12899,7 +14444,7 @@
         </w:tc>
         <w:tc>
           <w:tcPr>
-            <w:tcW w:w="2441" w:type="dxa"/>
+            <w:tcW w:w="2468" w:type="dxa"/>
             <w:tcBorders>
               <w:top w:val="nil"/>
               <w:left w:val="nil"/>
@@ -13018,7 +14563,7 @@
         </w:tc>
         <w:tc>
           <w:tcPr>
-            <w:tcW w:w="1560" w:type="dxa"/>
+            <w:tcW w:w="1573" w:type="dxa"/>
             <w:tcBorders>
               <w:top w:val="nil"/>
               <w:left w:val="nil"/>
@@ -13057,7 +14602,7 @@
         </w:tc>
         <w:tc>
           <w:tcPr>
-            <w:tcW w:w="2253" w:type="dxa"/>
+            <w:tcW w:w="2067" w:type="dxa"/>
             <w:tcBorders>
               <w:top w:val="nil"/>
               <w:left w:val="nil"/>
@@ -13101,7 +14646,7 @@
         </w:trPr>
         <w:tc>
           <w:tcPr>
-            <w:tcW w:w="1162" w:type="dxa"/>
+            <w:tcW w:w="1174" w:type="dxa"/>
             <w:tcBorders>
               <w:top w:val="nil"/>
               <w:left w:val="single" w:sz="4" w:space="0" w:color="000000"/>
@@ -13140,7 +14685,7 @@
         </w:tc>
         <w:tc>
           <w:tcPr>
-            <w:tcW w:w="3230" w:type="dxa"/>
+            <w:tcW w:w="3265" w:type="dxa"/>
             <w:tcBorders>
               <w:top w:val="nil"/>
               <w:left w:val="nil"/>
@@ -13179,7 +14724,7 @@
         </w:tc>
         <w:tc>
           <w:tcPr>
-            <w:tcW w:w="1554" w:type="dxa"/>
+            <w:tcW w:w="1572" w:type="dxa"/>
             <w:tcBorders>
               <w:top w:val="nil"/>
               <w:left w:val="nil"/>
@@ -13258,7 +14803,7 @@
         </w:tc>
         <w:tc>
           <w:tcPr>
-            <w:tcW w:w="2622" w:type="dxa"/>
+            <w:tcW w:w="2663" w:type="dxa"/>
             <w:tcBorders>
               <w:top w:val="nil"/>
               <w:left w:val="nil"/>
@@ -13297,7 +14842,7 @@
         </w:tc>
         <w:tc>
           <w:tcPr>
-            <w:tcW w:w="1578" w:type="dxa"/>
+            <w:tcW w:w="1593" w:type="dxa"/>
             <w:tcBorders>
               <w:top w:val="nil"/>
               <w:left w:val="nil"/>
@@ -13336,6 +14881,84 @@
         </w:tc>
         <w:tc>
           <w:tcPr>
+            <w:tcW w:w="1353" w:type="dxa"/>
+            <w:tcBorders>
+              <w:top w:val="nil"/>
+              <w:left w:val="nil"/>
+              <w:bottom w:val="single" w:sz="4" w:space="0" w:color="000000"/>
+              <w:right w:val="single" w:sz="4" w:space="0" w:color="000000"/>
+            </w:tcBorders>
+            <w:shd w:val="clear" w:color="auto" w:fill="auto"/>
+            <w:vAlign w:val="center"/>
+            <w:hideMark/>
+          </w:tcPr>
+          <w:p>
+            <w:pPr>
+              <w:widowControl/>
+              <w:autoSpaceDE/>
+              <w:autoSpaceDN/>
+              <w:jc w:val="center"/>
+              <w:rPr>
+                <w:rFonts w:ascii="Times New Roman" w:eastAsia="Times New Roman" w:hAnsi="Times New Roman" w:cs="Times New Roman"/>
+                <w:color w:val="000000"/>
+                <w:sz w:val="20"/>
+                <w:szCs w:val="20"/>
+                <w:lang w:eastAsia="ko-KR"/>
+              </w:rPr>
+            </w:pPr>
+            <w:r>
+              <w:rPr>
+                <w:rFonts w:ascii="Times New Roman" w:eastAsia="Times New Roman" w:hAnsi="Times New Roman" w:cs="Times New Roman"/>
+                <w:color w:val="000000"/>
+                <w:sz w:val="20"/>
+                <w:szCs w:val="20"/>
+                <w:lang w:eastAsia="ko-KR"/>
+              </w:rPr>
+              <w:t> </w:t>
+            </w:r>
+          </w:p>
+        </w:tc>
+        <w:tc>
+          <w:tcPr>
+            <w:tcW w:w="1714" w:type="dxa"/>
+            <w:tcBorders>
+              <w:top w:val="nil"/>
+              <w:left w:val="nil"/>
+              <w:bottom w:val="single" w:sz="4" w:space="0" w:color="000000"/>
+              <w:right w:val="single" w:sz="4" w:space="0" w:color="000000"/>
+            </w:tcBorders>
+            <w:shd w:val="clear" w:color="auto" w:fill="auto"/>
+            <w:vAlign w:val="center"/>
+            <w:hideMark/>
+          </w:tcPr>
+          <w:p>
+            <w:pPr>
+              <w:widowControl/>
+              <w:autoSpaceDE/>
+              <w:autoSpaceDN/>
+              <w:jc w:val="center"/>
+              <w:rPr>
+                <w:rFonts w:ascii="Times New Roman" w:eastAsia="Times New Roman" w:hAnsi="Times New Roman" w:cs="Times New Roman"/>
+                <w:color w:val="000000"/>
+                <w:sz w:val="20"/>
+                <w:szCs w:val="20"/>
+                <w:lang w:eastAsia="ko-KR"/>
+              </w:rPr>
+            </w:pPr>
+            <w:r>
+              <w:rPr>
+                <w:rFonts w:ascii="Times New Roman" w:eastAsia="Times New Roman" w:hAnsi="Times New Roman" w:cs="Times New Roman"/>
+                <w:color w:val="000000"/>
+                <w:sz w:val="20"/>
+                <w:szCs w:val="20"/>
+                <w:lang w:eastAsia="ko-KR"/>
+              </w:rPr>
+              <w:t> </w:t>
+            </w:r>
+          </w:p>
+        </w:tc>
+        <w:tc>
+          <w:tcPr>
             <w:tcW w:w="1634" w:type="dxa"/>
             <w:tcBorders>
               <w:top w:val="nil"/>
@@ -13376,7 +14999,7 @@
         </w:tc>
         <w:tc>
           <w:tcPr>
-            <w:tcW w:w="2441" w:type="dxa"/>
+            <w:tcW w:w="2468" w:type="dxa"/>
             <w:tcBorders>
               <w:top w:val="nil"/>
               <w:left w:val="nil"/>
@@ -13495,7 +15118,7 @@
         </w:tc>
         <w:tc>
           <w:tcPr>
-            <w:tcW w:w="1560" w:type="dxa"/>
+            <w:tcW w:w="1573" w:type="dxa"/>
             <w:tcBorders>
               <w:top w:val="nil"/>
               <w:left w:val="nil"/>
@@ -13534,7 +15157,7 @@
         </w:tc>
         <w:tc>
           <w:tcPr>
-            <w:tcW w:w="2253" w:type="dxa"/>
+            <w:tcW w:w="2067" w:type="dxa"/>
             <w:tcBorders>
               <w:top w:val="nil"/>
               <w:left w:val="nil"/>
@@ -13578,7 +15201,7 @@
         </w:trPr>
         <w:tc>
           <w:tcPr>
-            <w:tcW w:w="1162" w:type="dxa"/>
+            <w:tcW w:w="1174" w:type="dxa"/>
             <w:tcBorders>
               <w:top w:val="nil"/>
               <w:left w:val="single" w:sz="4" w:space="0" w:color="000000"/>
@@ -13616,7 +15239,7 @@
         </w:tc>
         <w:tc>
           <w:tcPr>
-            <w:tcW w:w="3230" w:type="dxa"/>
+            <w:tcW w:w="3265" w:type="dxa"/>
             <w:tcBorders>
               <w:top w:val="nil"/>
               <w:left w:val="nil"/>
@@ -13655,7 +15278,7 @@
         </w:tc>
         <w:tc>
           <w:tcPr>
-            <w:tcW w:w="1554" w:type="dxa"/>
+            <w:tcW w:w="1572" w:type="dxa"/>
             <w:tcBorders>
               <w:top w:val="nil"/>
               <w:left w:val="nil"/>
@@ -13734,7 +15357,7 @@
         </w:tc>
         <w:tc>
           <w:tcPr>
-            <w:tcW w:w="2622" w:type="dxa"/>
+            <w:tcW w:w="2663" w:type="dxa"/>
             <w:tcBorders>
               <w:top w:val="nil"/>
               <w:left w:val="nil"/>
@@ -13773,7 +15396,7 @@
         </w:tc>
         <w:tc>
           <w:tcPr>
-            <w:tcW w:w="1578" w:type="dxa"/>
+            <w:tcW w:w="1593" w:type="dxa"/>
             <w:tcBorders>
               <w:top w:val="nil"/>
               <w:left w:val="nil"/>
@@ -13812,6 +15435,84 @@
         </w:tc>
         <w:tc>
           <w:tcPr>
+            <w:tcW w:w="1353" w:type="dxa"/>
+            <w:tcBorders>
+              <w:top w:val="nil"/>
+              <w:left w:val="nil"/>
+              <w:bottom w:val="single" w:sz="4" w:space="0" w:color="000000"/>
+              <w:right w:val="single" w:sz="4" w:space="0" w:color="000000"/>
+            </w:tcBorders>
+            <w:shd w:val="clear" w:color="auto" w:fill="auto"/>
+            <w:vAlign w:val="center"/>
+            <w:hideMark/>
+          </w:tcPr>
+          <w:p>
+            <w:pPr>
+              <w:widowControl/>
+              <w:autoSpaceDE/>
+              <w:autoSpaceDN/>
+              <w:jc w:val="center"/>
+              <w:rPr>
+                <w:rFonts w:ascii="Times New Roman" w:eastAsia="Times New Roman" w:hAnsi="Times New Roman" w:cs="Times New Roman"/>
+                <w:color w:val="000000"/>
+                <w:sz w:val="20"/>
+                <w:szCs w:val="20"/>
+                <w:lang w:eastAsia="ko-KR"/>
+              </w:rPr>
+            </w:pPr>
+            <w:r>
+              <w:rPr>
+                <w:rFonts w:ascii="Times New Roman" w:eastAsia="Times New Roman" w:hAnsi="Times New Roman" w:cs="Times New Roman"/>
+                <w:color w:val="000000"/>
+                <w:sz w:val="20"/>
+                <w:szCs w:val="20"/>
+                <w:lang w:eastAsia="ko-KR"/>
+              </w:rPr>
+              <w:t> </w:t>
+            </w:r>
+          </w:p>
+        </w:tc>
+        <w:tc>
+          <w:tcPr>
+            <w:tcW w:w="1714" w:type="dxa"/>
+            <w:tcBorders>
+              <w:top w:val="nil"/>
+              <w:left w:val="nil"/>
+              <w:bottom w:val="single" w:sz="4" w:space="0" w:color="000000"/>
+              <w:right w:val="single" w:sz="4" w:space="0" w:color="000000"/>
+            </w:tcBorders>
+            <w:shd w:val="clear" w:color="auto" w:fill="auto"/>
+            <w:vAlign w:val="center"/>
+            <w:hideMark/>
+          </w:tcPr>
+          <w:p>
+            <w:pPr>
+              <w:widowControl/>
+              <w:autoSpaceDE/>
+              <w:autoSpaceDN/>
+              <w:jc w:val="center"/>
+              <w:rPr>
+                <w:rFonts w:ascii="Times New Roman" w:eastAsia="Times New Roman" w:hAnsi="Times New Roman" w:cs="Times New Roman"/>
+                <w:color w:val="000000"/>
+                <w:sz w:val="20"/>
+                <w:szCs w:val="20"/>
+                <w:lang w:eastAsia="ko-KR"/>
+              </w:rPr>
+            </w:pPr>
+            <w:r>
+              <w:rPr>
+                <w:rFonts w:ascii="Times New Roman" w:eastAsia="Times New Roman" w:hAnsi="Times New Roman" w:cs="Times New Roman"/>
+                <w:color w:val="000000"/>
+                <w:sz w:val="20"/>
+                <w:szCs w:val="20"/>
+                <w:lang w:eastAsia="ko-KR"/>
+              </w:rPr>
+              <w:t> </w:t>
+            </w:r>
+          </w:p>
+        </w:tc>
+        <w:tc>
+          <w:tcPr>
             <w:tcW w:w="1634" w:type="dxa"/>
             <w:tcBorders>
               <w:top w:val="nil"/>
@@ -13852,7 +15553,7 @@
         </w:tc>
         <w:tc>
           <w:tcPr>
-            <w:tcW w:w="2441" w:type="dxa"/>
+            <w:tcW w:w="2468" w:type="dxa"/>
             <w:tcBorders>
               <w:top w:val="nil"/>
               <w:left w:val="nil"/>
@@ -13971,7 +15672,7 @@
         </w:tc>
         <w:tc>
           <w:tcPr>
-            <w:tcW w:w="1560" w:type="dxa"/>
+            <w:tcW w:w="1573" w:type="dxa"/>
             <w:tcBorders>
               <w:top w:val="nil"/>
               <w:left w:val="nil"/>
@@ -14010,7 +15711,7 @@
         </w:tc>
         <w:tc>
           <w:tcPr>
-            <w:tcW w:w="2253" w:type="dxa"/>
+            <w:tcW w:w="2067" w:type="dxa"/>
             <w:tcBorders>
               <w:top w:val="nil"/>
               <w:left w:val="nil"/>
@@ -14054,7 +15755,7 @@
         </w:trPr>
         <w:tc>
           <w:tcPr>
-            <w:tcW w:w="1162" w:type="dxa"/>
+            <w:tcW w:w="1174" w:type="dxa"/>
             <w:tcBorders>
               <w:top w:val="nil"/>
               <w:left w:val="single" w:sz="4" w:space="0" w:color="000000"/>
@@ -14092,7 +15793,7 @@
         </w:tc>
         <w:tc>
           <w:tcPr>
-            <w:tcW w:w="3230" w:type="dxa"/>
+            <w:tcW w:w="3265" w:type="dxa"/>
             <w:tcBorders>
               <w:top w:val="nil"/>
               <w:left w:val="nil"/>
@@ -14131,7 +15832,7 @@
         </w:tc>
         <w:tc>
           <w:tcPr>
-            <w:tcW w:w="1554" w:type="dxa"/>
+            <w:tcW w:w="1572" w:type="dxa"/>
             <w:tcBorders>
               <w:top w:val="nil"/>
               <w:left w:val="nil"/>
@@ -14210,7 +15911,7 @@
         </w:tc>
         <w:tc>
           <w:tcPr>
-            <w:tcW w:w="2622" w:type="dxa"/>
+            <w:tcW w:w="2663" w:type="dxa"/>
             <w:tcBorders>
               <w:top w:val="nil"/>
               <w:left w:val="nil"/>
@@ -14249,7 +15950,7 @@
         </w:tc>
         <w:tc>
           <w:tcPr>
-            <w:tcW w:w="1578" w:type="dxa"/>
+            <w:tcW w:w="1593" w:type="dxa"/>
             <w:tcBorders>
               <w:top w:val="nil"/>
               <w:left w:val="nil"/>
@@ -14288,6 +15989,84 @@
         </w:tc>
         <w:tc>
           <w:tcPr>
+            <w:tcW w:w="1353" w:type="dxa"/>
+            <w:tcBorders>
+              <w:top w:val="nil"/>
+              <w:left w:val="nil"/>
+              <w:bottom w:val="single" w:sz="4" w:space="0" w:color="000000"/>
+              <w:right w:val="single" w:sz="4" w:space="0" w:color="000000"/>
+            </w:tcBorders>
+            <w:shd w:val="clear" w:color="auto" w:fill="auto"/>
+            <w:vAlign w:val="center"/>
+            <w:hideMark/>
+          </w:tcPr>
+          <w:p>
+            <w:pPr>
+              <w:widowControl/>
+              <w:autoSpaceDE/>
+              <w:autoSpaceDN/>
+              <w:jc w:val="center"/>
+              <w:rPr>
+                <w:rFonts w:ascii="Times New Roman" w:eastAsia="Times New Roman" w:hAnsi="Times New Roman" w:cs="Times New Roman"/>
+                <w:color w:val="000000"/>
+                <w:sz w:val="20"/>
+                <w:szCs w:val="20"/>
+                <w:lang w:eastAsia="ko-KR"/>
+              </w:rPr>
+            </w:pPr>
+            <w:r>
+              <w:rPr>
+                <w:rFonts w:ascii="Times New Roman" w:eastAsia="Times New Roman" w:hAnsi="Times New Roman" w:cs="Times New Roman"/>
+                <w:color w:val="000000"/>
+                <w:sz w:val="20"/>
+                <w:szCs w:val="20"/>
+                <w:lang w:eastAsia="ko-KR"/>
+              </w:rPr>
+              <w:t> </w:t>
+            </w:r>
+          </w:p>
+        </w:tc>
+        <w:tc>
+          <w:tcPr>
+            <w:tcW w:w="1714" w:type="dxa"/>
+            <w:tcBorders>
+              <w:top w:val="nil"/>
+              <w:left w:val="nil"/>
+              <w:bottom w:val="single" w:sz="4" w:space="0" w:color="000000"/>
+              <w:right w:val="single" w:sz="4" w:space="0" w:color="000000"/>
+            </w:tcBorders>
+            <w:shd w:val="clear" w:color="auto" w:fill="auto"/>
+            <w:vAlign w:val="center"/>
+            <w:hideMark/>
+          </w:tcPr>
+          <w:p>
+            <w:pPr>
+              <w:widowControl/>
+              <w:autoSpaceDE/>
+              <w:autoSpaceDN/>
+              <w:jc w:val="center"/>
+              <w:rPr>
+                <w:rFonts w:ascii="Times New Roman" w:eastAsia="Times New Roman" w:hAnsi="Times New Roman" w:cs="Times New Roman"/>
+                <w:color w:val="000000"/>
+                <w:sz w:val="20"/>
+                <w:szCs w:val="20"/>
+                <w:lang w:eastAsia="ko-KR"/>
+              </w:rPr>
+            </w:pPr>
+            <w:r>
+              <w:rPr>
+                <w:rFonts w:ascii="Times New Roman" w:eastAsia="Times New Roman" w:hAnsi="Times New Roman" w:cs="Times New Roman"/>
+                <w:color w:val="000000"/>
+                <w:sz w:val="20"/>
+                <w:szCs w:val="20"/>
+                <w:lang w:eastAsia="ko-KR"/>
+              </w:rPr>
+              <w:t> </w:t>
+            </w:r>
+          </w:p>
+        </w:tc>
+        <w:tc>
+          <w:tcPr>
             <w:tcW w:w="1634" w:type="dxa"/>
             <w:tcBorders>
               <w:top w:val="nil"/>
@@ -14328,7 +16107,7 @@
         </w:tc>
         <w:tc>
           <w:tcPr>
-            <w:tcW w:w="2441" w:type="dxa"/>
+            <w:tcW w:w="2468" w:type="dxa"/>
             <w:tcBorders>
               <w:top w:val="nil"/>
               <w:left w:val="nil"/>
@@ -14447,7 +16226,7 @@
         </w:tc>
         <w:tc>
           <w:tcPr>
-            <w:tcW w:w="1560" w:type="dxa"/>
+            <w:tcW w:w="1573" w:type="dxa"/>
             <w:tcBorders>
               <w:top w:val="nil"/>
               <w:left w:val="nil"/>
@@ -14486,7 +16265,7 @@
         </w:tc>
         <w:tc>
           <w:tcPr>
-            <w:tcW w:w="2253" w:type="dxa"/>
+            <w:tcW w:w="2067" w:type="dxa"/>
             <w:tcBorders>
               <w:top w:val="nil"/>
               <w:left w:val="nil"/>
@@ -14530,7 +16309,7 @@
         </w:trPr>
         <w:tc>
           <w:tcPr>
-            <w:tcW w:w="1162" w:type="dxa"/>
+            <w:tcW w:w="1174" w:type="dxa"/>
             <w:tcBorders>
               <w:top w:val="nil"/>
               <w:left w:val="single" w:sz="4" w:space="0" w:color="000000"/>
@@ -14568,7 +16347,7 @@
         </w:tc>
         <w:tc>
           <w:tcPr>
-            <w:tcW w:w="3230" w:type="dxa"/>
+            <w:tcW w:w="3265" w:type="dxa"/>
             <w:tcBorders>
               <w:top w:val="nil"/>
               <w:left w:val="nil"/>
@@ -14607,7 +16386,7 @@
         </w:tc>
         <w:tc>
           <w:tcPr>
-            <w:tcW w:w="1554" w:type="dxa"/>
+            <w:tcW w:w="1572" w:type="dxa"/>
             <w:tcBorders>
               <w:top w:val="nil"/>
               <w:left w:val="nil"/>
@@ -14686,7 +16465,7 @@
         </w:tc>
         <w:tc>
           <w:tcPr>
-            <w:tcW w:w="2622" w:type="dxa"/>
+            <w:tcW w:w="2663" w:type="dxa"/>
             <w:tcBorders>
               <w:top w:val="nil"/>
               <w:left w:val="nil"/>
@@ -14725,7 +16504,7 @@
         </w:tc>
         <w:tc>
           <w:tcPr>
-            <w:tcW w:w="1578" w:type="dxa"/>
+            <w:tcW w:w="1593" w:type="dxa"/>
             <w:tcBorders>
               <w:top w:val="nil"/>
               <w:left w:val="nil"/>
@@ -14764,6 +16543,84 @@
         </w:tc>
         <w:tc>
           <w:tcPr>
+            <w:tcW w:w="1353" w:type="dxa"/>
+            <w:tcBorders>
+              <w:top w:val="nil"/>
+              <w:left w:val="nil"/>
+              <w:bottom w:val="single" w:sz="4" w:space="0" w:color="000000"/>
+              <w:right w:val="single" w:sz="4" w:space="0" w:color="000000"/>
+            </w:tcBorders>
+            <w:shd w:val="clear" w:color="auto" w:fill="auto"/>
+            <w:vAlign w:val="center"/>
+            <w:hideMark/>
+          </w:tcPr>
+          <w:p>
+            <w:pPr>
+              <w:widowControl/>
+              <w:autoSpaceDE/>
+              <w:autoSpaceDN/>
+              <w:jc w:val="center"/>
+              <w:rPr>
+                <w:rFonts w:ascii="Times New Roman" w:eastAsia="Times New Roman" w:hAnsi="Times New Roman" w:cs="Times New Roman"/>
+                <w:color w:val="000000"/>
+                <w:sz w:val="20"/>
+                <w:szCs w:val="20"/>
+                <w:lang w:eastAsia="ko-KR"/>
+              </w:rPr>
+            </w:pPr>
+            <w:r>
+              <w:rPr>
+                <w:rFonts w:ascii="Times New Roman" w:eastAsia="Times New Roman" w:hAnsi="Times New Roman" w:cs="Times New Roman"/>
+                <w:color w:val="000000"/>
+                <w:sz w:val="20"/>
+                <w:szCs w:val="20"/>
+                <w:lang w:eastAsia="ko-KR"/>
+              </w:rPr>
+              <w:t> </w:t>
+            </w:r>
+          </w:p>
+        </w:tc>
+        <w:tc>
+          <w:tcPr>
+            <w:tcW w:w="1714" w:type="dxa"/>
+            <w:tcBorders>
+              <w:top w:val="nil"/>
+              <w:left w:val="nil"/>
+              <w:bottom w:val="single" w:sz="4" w:space="0" w:color="000000"/>
+              <w:right w:val="single" w:sz="4" w:space="0" w:color="000000"/>
+            </w:tcBorders>
+            <w:shd w:val="clear" w:color="auto" w:fill="auto"/>
+            <w:vAlign w:val="center"/>
+            <w:hideMark/>
+          </w:tcPr>
+          <w:p>
+            <w:pPr>
+              <w:widowControl/>
+              <w:autoSpaceDE/>
+              <w:autoSpaceDN/>
+              <w:jc w:val="center"/>
+              <w:rPr>
+                <w:rFonts w:ascii="Times New Roman" w:eastAsia="Times New Roman" w:hAnsi="Times New Roman" w:cs="Times New Roman"/>
+                <w:color w:val="000000"/>
+                <w:sz w:val="20"/>
+                <w:szCs w:val="20"/>
+                <w:lang w:eastAsia="ko-KR"/>
+              </w:rPr>
+            </w:pPr>
+            <w:r>
+              <w:rPr>
+                <w:rFonts w:ascii="Times New Roman" w:eastAsia="Times New Roman" w:hAnsi="Times New Roman" w:cs="Times New Roman"/>
+                <w:color w:val="000000"/>
+                <w:sz w:val="20"/>
+                <w:szCs w:val="20"/>
+                <w:lang w:eastAsia="ko-KR"/>
+              </w:rPr>
+              <w:t> </w:t>
+            </w:r>
+          </w:p>
+        </w:tc>
+        <w:tc>
+          <w:tcPr>
             <w:tcW w:w="1634" w:type="dxa"/>
             <w:tcBorders>
               <w:top w:val="nil"/>
@@ -14804,7 +16661,7 @@
         </w:tc>
         <w:tc>
           <w:tcPr>
-            <w:tcW w:w="2441" w:type="dxa"/>
+            <w:tcW w:w="2468" w:type="dxa"/>
             <w:tcBorders>
               <w:top w:val="nil"/>
               <w:left w:val="nil"/>
@@ -14923,7 +16780,7 @@
         </w:tc>
         <w:tc>
           <w:tcPr>
-            <w:tcW w:w="1560" w:type="dxa"/>
+            <w:tcW w:w="1573" w:type="dxa"/>
             <w:tcBorders>
               <w:top w:val="nil"/>
               <w:left w:val="nil"/>
@@ -14962,7 +16819,7 @@
         </w:tc>
         <w:tc>
           <w:tcPr>
-            <w:tcW w:w="2253" w:type="dxa"/>
+            <w:tcW w:w="2067" w:type="dxa"/>
             <w:tcBorders>
               <w:top w:val="nil"/>
               <w:left w:val="nil"/>
@@ -15006,7 +16863,7 @@
         </w:trPr>
         <w:tc>
           <w:tcPr>
-            <w:tcW w:w="1162" w:type="dxa"/>
+            <w:tcW w:w="1174" w:type="dxa"/>
             <w:tcBorders>
               <w:top w:val="nil"/>
               <w:left w:val="single" w:sz="4" w:space="0" w:color="000000"/>
@@ -15044,7 +16901,7 @@
         </w:tc>
         <w:tc>
           <w:tcPr>
-            <w:tcW w:w="3230" w:type="dxa"/>
+            <w:tcW w:w="3265" w:type="dxa"/>
             <w:tcBorders>
               <w:top w:val="nil"/>
               <w:left w:val="nil"/>
@@ -15083,7 +16940,7 @@
         </w:tc>
         <w:tc>
           <w:tcPr>
-            <w:tcW w:w="1554" w:type="dxa"/>
+            <w:tcW w:w="1572" w:type="dxa"/>
             <w:tcBorders>
               <w:top w:val="nil"/>
               <w:left w:val="nil"/>
@@ -15162,7 +17019,7 @@
         </w:tc>
         <w:tc>
           <w:tcPr>
-            <w:tcW w:w="2622" w:type="dxa"/>
+            <w:tcW w:w="2663" w:type="dxa"/>
             <w:tcBorders>
               <w:top w:val="nil"/>
               <w:left w:val="nil"/>
@@ -15201,7 +17058,7 @@
         </w:tc>
         <w:tc>
           <w:tcPr>
-            <w:tcW w:w="1578" w:type="dxa"/>
+            <w:tcW w:w="1593" w:type="dxa"/>
             <w:tcBorders>
               <w:top w:val="nil"/>
               <w:left w:val="nil"/>
@@ -15240,6 +17097,84 @@
         </w:tc>
         <w:tc>
           <w:tcPr>
+            <w:tcW w:w="1353" w:type="dxa"/>
+            <w:tcBorders>
+              <w:top w:val="nil"/>
+              <w:left w:val="nil"/>
+              <w:bottom w:val="single" w:sz="4" w:space="0" w:color="000000"/>
+              <w:right w:val="single" w:sz="4" w:space="0" w:color="000000"/>
+            </w:tcBorders>
+            <w:shd w:val="clear" w:color="auto" w:fill="auto"/>
+            <w:vAlign w:val="center"/>
+            <w:hideMark/>
+          </w:tcPr>
+          <w:p>
+            <w:pPr>
+              <w:widowControl/>
+              <w:autoSpaceDE/>
+              <w:autoSpaceDN/>
+              <w:jc w:val="center"/>
+              <w:rPr>
+                <w:rFonts w:ascii="Times New Roman" w:eastAsia="Times New Roman" w:hAnsi="Times New Roman" w:cs="Times New Roman"/>
+                <w:color w:val="000000"/>
+                <w:sz w:val="20"/>
+                <w:szCs w:val="20"/>
+                <w:lang w:eastAsia="ko-KR"/>
+              </w:rPr>
+            </w:pPr>
+            <w:r>
+              <w:rPr>
+                <w:rFonts w:ascii="Times New Roman" w:eastAsia="Times New Roman" w:hAnsi="Times New Roman" w:cs="Times New Roman"/>
+                <w:color w:val="000000"/>
+                <w:sz w:val="20"/>
+                <w:szCs w:val="20"/>
+                <w:lang w:eastAsia="ko-KR"/>
+              </w:rPr>
+              <w:t> </w:t>
+            </w:r>
+          </w:p>
+        </w:tc>
+        <w:tc>
+          <w:tcPr>
+            <w:tcW w:w="1714" w:type="dxa"/>
+            <w:tcBorders>
+              <w:top w:val="nil"/>
+              <w:left w:val="nil"/>
+              <w:bottom w:val="single" w:sz="4" w:space="0" w:color="000000"/>
+              <w:right w:val="single" w:sz="4" w:space="0" w:color="000000"/>
+            </w:tcBorders>
+            <w:shd w:val="clear" w:color="auto" w:fill="auto"/>
+            <w:vAlign w:val="center"/>
+            <w:hideMark/>
+          </w:tcPr>
+          <w:p>
+            <w:pPr>
+              <w:widowControl/>
+              <w:autoSpaceDE/>
+              <w:autoSpaceDN/>
+              <w:jc w:val="center"/>
+              <w:rPr>
+                <w:rFonts w:ascii="Times New Roman" w:eastAsia="Times New Roman" w:hAnsi="Times New Roman" w:cs="Times New Roman"/>
+                <w:color w:val="000000"/>
+                <w:sz w:val="20"/>
+                <w:szCs w:val="20"/>
+                <w:lang w:eastAsia="ko-KR"/>
+              </w:rPr>
+            </w:pPr>
+            <w:r>
+              <w:rPr>
+                <w:rFonts w:ascii="Times New Roman" w:eastAsia="Times New Roman" w:hAnsi="Times New Roman" w:cs="Times New Roman"/>
+                <w:color w:val="000000"/>
+                <w:sz w:val="20"/>
+                <w:szCs w:val="20"/>
+                <w:lang w:eastAsia="ko-KR"/>
+              </w:rPr>
+              <w:t> </w:t>
+            </w:r>
+          </w:p>
+        </w:tc>
+        <w:tc>
+          <w:tcPr>
             <w:tcW w:w="1634" w:type="dxa"/>
             <w:tcBorders>
               <w:top w:val="nil"/>
@@ -15280,7 +17215,7 @@
         </w:tc>
         <w:tc>
           <w:tcPr>
-            <w:tcW w:w="2441" w:type="dxa"/>
+            <w:tcW w:w="2468" w:type="dxa"/>
             <w:tcBorders>
               <w:top w:val="nil"/>
               <w:left w:val="nil"/>
@@ -15399,7 +17334,7 @@
         </w:tc>
         <w:tc>
           <w:tcPr>
-            <w:tcW w:w="1560" w:type="dxa"/>
+            <w:tcW w:w="1573" w:type="dxa"/>
             <w:tcBorders>
               <w:top w:val="nil"/>
               <w:left w:val="nil"/>
@@ -15438,7 +17373,7 @@
         </w:tc>
         <w:tc>
           <w:tcPr>
-            <w:tcW w:w="2253" w:type="dxa"/>
+            <w:tcW w:w="2067" w:type="dxa"/>
             <w:tcBorders>
               <w:top w:val="nil"/>
               <w:left w:val="nil"/>
@@ -15482,7 +17417,7 @@
         </w:trPr>
         <w:tc>
           <w:tcPr>
-            <w:tcW w:w="1162" w:type="dxa"/>
+            <w:tcW w:w="1174" w:type="dxa"/>
             <w:tcBorders>
               <w:top w:val="nil"/>
               <w:left w:val="single" w:sz="4" w:space="0" w:color="000000"/>
@@ -15520,7 +17455,7 @@
         </w:tc>
         <w:tc>
           <w:tcPr>
-            <w:tcW w:w="3230" w:type="dxa"/>
+            <w:tcW w:w="3265" w:type="dxa"/>
             <w:tcBorders>
               <w:top w:val="nil"/>
               <w:left w:val="nil"/>
@@ -15559,7 +17494,7 @@
         </w:tc>
         <w:tc>
           <w:tcPr>
-            <w:tcW w:w="1554" w:type="dxa"/>
+            <w:tcW w:w="1572" w:type="dxa"/>
             <w:tcBorders>
               <w:top w:val="nil"/>
               <w:left w:val="nil"/>
@@ -15638,7 +17573,7 @@
         </w:tc>
         <w:tc>
           <w:tcPr>
-            <w:tcW w:w="2622" w:type="dxa"/>
+            <w:tcW w:w="2663" w:type="dxa"/>
             <w:tcBorders>
               <w:top w:val="nil"/>
               <w:left w:val="nil"/>
@@ -15677,7 +17612,7 @@
         </w:tc>
         <w:tc>
           <w:tcPr>
-            <w:tcW w:w="1578" w:type="dxa"/>
+            <w:tcW w:w="1593" w:type="dxa"/>
             <w:tcBorders>
               <w:top w:val="nil"/>
               <w:left w:val="nil"/>
@@ -15716,6 +17651,84 @@
         </w:tc>
         <w:tc>
           <w:tcPr>
+            <w:tcW w:w="1353" w:type="dxa"/>
+            <w:tcBorders>
+              <w:top w:val="nil"/>
+              <w:left w:val="nil"/>
+              <w:bottom w:val="single" w:sz="4" w:space="0" w:color="000000"/>
+              <w:right w:val="single" w:sz="4" w:space="0" w:color="000000"/>
+            </w:tcBorders>
+            <w:shd w:val="clear" w:color="auto" w:fill="auto"/>
+            <w:vAlign w:val="center"/>
+            <w:hideMark/>
+          </w:tcPr>
+          <w:p>
+            <w:pPr>
+              <w:widowControl/>
+              <w:autoSpaceDE/>
+              <w:autoSpaceDN/>
+              <w:jc w:val="center"/>
+              <w:rPr>
+                <w:rFonts w:ascii="Times New Roman" w:eastAsia="Times New Roman" w:hAnsi="Times New Roman" w:cs="Times New Roman"/>
+                <w:color w:val="000000"/>
+                <w:sz w:val="20"/>
+                <w:szCs w:val="20"/>
+                <w:lang w:eastAsia="ko-KR"/>
+              </w:rPr>
+            </w:pPr>
+            <w:r>
+              <w:rPr>
+                <w:rFonts w:ascii="Times New Roman" w:eastAsia="Times New Roman" w:hAnsi="Times New Roman" w:cs="Times New Roman"/>
+                <w:color w:val="000000"/>
+                <w:sz w:val="20"/>
+                <w:szCs w:val="20"/>
+                <w:lang w:eastAsia="ko-KR"/>
+              </w:rPr>
+              <w:t> </w:t>
+            </w:r>
+          </w:p>
+        </w:tc>
+        <w:tc>
+          <w:tcPr>
+            <w:tcW w:w="1714" w:type="dxa"/>
+            <w:tcBorders>
+              <w:top w:val="nil"/>
+              <w:left w:val="nil"/>
+              <w:bottom w:val="single" w:sz="4" w:space="0" w:color="000000"/>
+              <w:right w:val="single" w:sz="4" w:space="0" w:color="000000"/>
+            </w:tcBorders>
+            <w:shd w:val="clear" w:color="auto" w:fill="auto"/>
+            <w:vAlign w:val="center"/>
+            <w:hideMark/>
+          </w:tcPr>
+          <w:p>
+            <w:pPr>
+              <w:widowControl/>
+              <w:autoSpaceDE/>
+              <w:autoSpaceDN/>
+              <w:jc w:val="center"/>
+              <w:rPr>
+                <w:rFonts w:ascii="Times New Roman" w:eastAsia="Times New Roman" w:hAnsi="Times New Roman" w:cs="Times New Roman"/>
+                <w:color w:val="000000"/>
+                <w:sz w:val="20"/>
+                <w:szCs w:val="20"/>
+                <w:lang w:eastAsia="ko-KR"/>
+              </w:rPr>
+            </w:pPr>
+            <w:r>
+              <w:rPr>
+                <w:rFonts w:ascii="Times New Roman" w:eastAsia="Times New Roman" w:hAnsi="Times New Roman" w:cs="Times New Roman"/>
+                <w:color w:val="000000"/>
+                <w:sz w:val="20"/>
+                <w:szCs w:val="20"/>
+                <w:lang w:eastAsia="ko-KR"/>
+              </w:rPr>
+              <w:t> </w:t>
+            </w:r>
+          </w:p>
+        </w:tc>
+        <w:tc>
+          <w:tcPr>
             <w:tcW w:w="1634" w:type="dxa"/>
             <w:tcBorders>
               <w:top w:val="nil"/>
@@ -15756,7 +17769,7 @@
         </w:tc>
         <w:tc>
           <w:tcPr>
-            <w:tcW w:w="2441" w:type="dxa"/>
+            <w:tcW w:w="2468" w:type="dxa"/>
             <w:tcBorders>
               <w:top w:val="nil"/>
               <w:left w:val="nil"/>
@@ -15875,7 +17888,7 @@
         </w:tc>
         <w:tc>
           <w:tcPr>
-            <w:tcW w:w="1560" w:type="dxa"/>
+            <w:tcW w:w="1573" w:type="dxa"/>
             <w:tcBorders>
               <w:top w:val="nil"/>
               <w:left w:val="nil"/>
@@ -15914,7 +17927,7 @@
         </w:tc>
         <w:tc>
           <w:tcPr>
-            <w:tcW w:w="2253" w:type="dxa"/>
+            <w:tcW w:w="2067" w:type="dxa"/>
             <w:tcBorders>
               <w:top w:val="nil"/>
               <w:left w:val="nil"/>
@@ -15958,7 +17971,7 @@
         </w:trPr>
         <w:tc>
           <w:tcPr>
-            <w:tcW w:w="1162" w:type="dxa"/>
+            <w:tcW w:w="1174" w:type="dxa"/>
             <w:tcBorders>
               <w:top w:val="nil"/>
               <w:left w:val="single" w:sz="4" w:space="0" w:color="000000"/>
@@ -15996,7 +18009,7 @@
         </w:tc>
         <w:tc>
           <w:tcPr>
-            <w:tcW w:w="3230" w:type="dxa"/>
+            <w:tcW w:w="3265" w:type="dxa"/>
             <w:tcBorders>
               <w:top w:val="nil"/>
               <w:left w:val="nil"/>
@@ -16047,7 +18060,7 @@
         </w:tc>
         <w:tc>
           <w:tcPr>
-            <w:tcW w:w="1554" w:type="dxa"/>
+            <w:tcW w:w="1572" w:type="dxa"/>
             <w:tcBorders>
               <w:top w:val="nil"/>
               <w:left w:val="nil"/>
@@ -16126,7 +18139,7 @@
         </w:tc>
         <w:tc>
           <w:tcPr>
-            <w:tcW w:w="2622" w:type="dxa"/>
+            <w:tcW w:w="2663" w:type="dxa"/>
             <w:tcBorders>
               <w:top w:val="nil"/>
               <w:left w:val="nil"/>
@@ -16165,7 +18178,7 @@
         </w:tc>
         <w:tc>
           <w:tcPr>
-            <w:tcW w:w="1578" w:type="dxa"/>
+            <w:tcW w:w="1593" w:type="dxa"/>
             <w:tcBorders>
               <w:top w:val="nil"/>
               <w:left w:val="nil"/>
@@ -16204,6 +18217,84 @@
         </w:tc>
         <w:tc>
           <w:tcPr>
+            <w:tcW w:w="1353" w:type="dxa"/>
+            <w:tcBorders>
+              <w:top w:val="nil"/>
+              <w:left w:val="nil"/>
+              <w:bottom w:val="single" w:sz="4" w:space="0" w:color="000000"/>
+              <w:right w:val="single" w:sz="4" w:space="0" w:color="000000"/>
+            </w:tcBorders>
+            <w:shd w:val="clear" w:color="auto" w:fill="auto"/>
+            <w:vAlign w:val="center"/>
+            <w:hideMark/>
+          </w:tcPr>
+          <w:p>
+            <w:pPr>
+              <w:widowControl/>
+              <w:autoSpaceDE/>
+              <w:autoSpaceDN/>
+              <w:jc w:val="center"/>
+              <w:rPr>
+                <w:rFonts w:ascii="Times New Roman" w:eastAsia="Times New Roman" w:hAnsi="Times New Roman" w:cs="Times New Roman"/>
+                <w:color w:val="000000"/>
+                <w:sz w:val="20"/>
+                <w:szCs w:val="20"/>
+                <w:lang w:eastAsia="ko-KR"/>
+              </w:rPr>
+            </w:pPr>
+            <w:r>
+              <w:rPr>
+                <w:rFonts w:ascii="Times New Roman" w:eastAsia="Times New Roman" w:hAnsi="Times New Roman" w:cs="Times New Roman"/>
+                <w:color w:val="000000"/>
+                <w:sz w:val="20"/>
+                <w:szCs w:val="20"/>
+                <w:lang w:eastAsia="ko-KR"/>
+              </w:rPr>
+              <w:t> </w:t>
+            </w:r>
+          </w:p>
+        </w:tc>
+        <w:tc>
+          <w:tcPr>
+            <w:tcW w:w="1714" w:type="dxa"/>
+            <w:tcBorders>
+              <w:top w:val="nil"/>
+              <w:left w:val="nil"/>
+              <w:bottom w:val="single" w:sz="4" w:space="0" w:color="000000"/>
+              <w:right w:val="single" w:sz="4" w:space="0" w:color="000000"/>
+            </w:tcBorders>
+            <w:shd w:val="clear" w:color="auto" w:fill="auto"/>
+            <w:vAlign w:val="center"/>
+            <w:hideMark/>
+          </w:tcPr>
+          <w:p>
+            <w:pPr>
+              <w:widowControl/>
+              <w:autoSpaceDE/>
+              <w:autoSpaceDN/>
+              <w:jc w:val="center"/>
+              <w:rPr>
+                <w:rFonts w:ascii="Times New Roman" w:eastAsia="Times New Roman" w:hAnsi="Times New Roman" w:cs="Times New Roman"/>
+                <w:color w:val="000000"/>
+                <w:sz w:val="20"/>
+                <w:szCs w:val="20"/>
+                <w:lang w:eastAsia="ko-KR"/>
+              </w:rPr>
+            </w:pPr>
+            <w:r>
+              <w:rPr>
+                <w:rFonts w:ascii="Times New Roman" w:eastAsia="Times New Roman" w:hAnsi="Times New Roman" w:cs="Times New Roman"/>
+                <w:color w:val="000000"/>
+                <w:sz w:val="20"/>
+                <w:szCs w:val="20"/>
+                <w:lang w:eastAsia="ko-KR"/>
+              </w:rPr>
+              <w:t> </w:t>
+            </w:r>
+          </w:p>
+        </w:tc>
+        <w:tc>
+          <w:tcPr>
             <w:tcW w:w="1634" w:type="dxa"/>
             <w:tcBorders>
               <w:top w:val="nil"/>
@@ -16244,7 +18335,7 @@
         </w:tc>
         <w:tc>
           <w:tcPr>
-            <w:tcW w:w="2441" w:type="dxa"/>
+            <w:tcW w:w="2468" w:type="dxa"/>
             <w:tcBorders>
               <w:top w:val="nil"/>
               <w:left w:val="nil"/>
@@ -16363,7 +18454,7 @@
         </w:tc>
         <w:tc>
           <w:tcPr>
-            <w:tcW w:w="1560" w:type="dxa"/>
+            <w:tcW w:w="1573" w:type="dxa"/>
             <w:tcBorders>
               <w:top w:val="nil"/>
               <w:left w:val="nil"/>
@@ -16402,7 +18493,7 @@
         </w:tc>
         <w:tc>
           <w:tcPr>
-            <w:tcW w:w="2253" w:type="dxa"/>
+            <w:tcW w:w="2067" w:type="dxa"/>
             <w:tcBorders>
               <w:top w:val="nil"/>
               <w:left w:val="nil"/>
@@ -16446,7 +18537,7 @@
         </w:trPr>
         <w:tc>
           <w:tcPr>
-            <w:tcW w:w="1162" w:type="dxa"/>
+            <w:tcW w:w="1174" w:type="dxa"/>
             <w:tcBorders>
               <w:top w:val="nil"/>
               <w:left w:val="single" w:sz="4" w:space="0" w:color="000000"/>
@@ -16484,7 +18575,7 @@
         </w:tc>
         <w:tc>
           <w:tcPr>
-            <w:tcW w:w="3230" w:type="dxa"/>
+            <w:tcW w:w="3265" w:type="dxa"/>
             <w:tcBorders>
               <w:top w:val="nil"/>
               <w:left w:val="nil"/>
@@ -16523,7 +18614,7 @@
         </w:tc>
         <w:tc>
           <w:tcPr>
-            <w:tcW w:w="1554" w:type="dxa"/>
+            <w:tcW w:w="1572" w:type="dxa"/>
             <w:tcBorders>
               <w:top w:val="nil"/>
               <w:left w:val="nil"/>
@@ -16602,7 +18693,7 @@
         </w:tc>
         <w:tc>
           <w:tcPr>
-            <w:tcW w:w="2622" w:type="dxa"/>
+            <w:tcW w:w="2663" w:type="dxa"/>
             <w:tcBorders>
               <w:top w:val="nil"/>
               <w:left w:val="nil"/>
@@ -16641,7 +18732,7 @@
         </w:tc>
         <w:tc>
           <w:tcPr>
-            <w:tcW w:w="1578" w:type="dxa"/>
+            <w:tcW w:w="1593" w:type="dxa"/>
             <w:tcBorders>
               <w:top w:val="nil"/>
               <w:left w:val="nil"/>
@@ -16680,6 +18771,84 @@
         </w:tc>
         <w:tc>
           <w:tcPr>
+            <w:tcW w:w="1353" w:type="dxa"/>
+            <w:tcBorders>
+              <w:top w:val="nil"/>
+              <w:left w:val="nil"/>
+              <w:bottom w:val="single" w:sz="4" w:space="0" w:color="000000"/>
+              <w:right w:val="single" w:sz="4" w:space="0" w:color="000000"/>
+            </w:tcBorders>
+            <w:shd w:val="clear" w:color="auto" w:fill="auto"/>
+            <w:vAlign w:val="center"/>
+            <w:hideMark/>
+          </w:tcPr>
+          <w:p>
+            <w:pPr>
+              <w:widowControl/>
+              <w:autoSpaceDE/>
+              <w:autoSpaceDN/>
+              <w:jc w:val="center"/>
+              <w:rPr>
+                <w:rFonts w:ascii="Times New Roman" w:eastAsia="Times New Roman" w:hAnsi="Times New Roman" w:cs="Times New Roman"/>
+                <w:color w:val="000000"/>
+                <w:sz w:val="20"/>
+                <w:szCs w:val="20"/>
+                <w:lang w:eastAsia="ko-KR"/>
+              </w:rPr>
+            </w:pPr>
+            <w:r>
+              <w:rPr>
+                <w:rFonts w:ascii="Times New Roman" w:eastAsia="Times New Roman" w:hAnsi="Times New Roman" w:cs="Times New Roman"/>
+                <w:color w:val="000000"/>
+                <w:sz w:val="20"/>
+                <w:szCs w:val="20"/>
+                <w:lang w:eastAsia="ko-KR"/>
+              </w:rPr>
+              <w:t> </w:t>
+            </w:r>
+          </w:p>
+        </w:tc>
+        <w:tc>
+          <w:tcPr>
+            <w:tcW w:w="1714" w:type="dxa"/>
+            <w:tcBorders>
+              <w:top w:val="nil"/>
+              <w:left w:val="nil"/>
+              <w:bottom w:val="single" w:sz="4" w:space="0" w:color="000000"/>
+              <w:right w:val="single" w:sz="4" w:space="0" w:color="000000"/>
+            </w:tcBorders>
+            <w:shd w:val="clear" w:color="auto" w:fill="auto"/>
+            <w:vAlign w:val="center"/>
+            <w:hideMark/>
+          </w:tcPr>
+          <w:p>
+            <w:pPr>
+              <w:widowControl/>
+              <w:autoSpaceDE/>
+              <w:autoSpaceDN/>
+              <w:jc w:val="center"/>
+              <w:rPr>
+                <w:rFonts w:ascii="Times New Roman" w:eastAsia="Times New Roman" w:hAnsi="Times New Roman" w:cs="Times New Roman"/>
+                <w:color w:val="000000"/>
+                <w:sz w:val="20"/>
+                <w:szCs w:val="20"/>
+                <w:lang w:eastAsia="ko-KR"/>
+              </w:rPr>
+            </w:pPr>
+            <w:r>
+              <w:rPr>
+                <w:rFonts w:ascii="Times New Roman" w:eastAsia="Times New Roman" w:hAnsi="Times New Roman" w:cs="Times New Roman"/>
+                <w:color w:val="000000"/>
+                <w:sz w:val="20"/>
+                <w:szCs w:val="20"/>
+                <w:lang w:eastAsia="ko-KR"/>
+              </w:rPr>
+              <w:t> </w:t>
+            </w:r>
+          </w:p>
+        </w:tc>
+        <w:tc>
+          <w:tcPr>
             <w:tcW w:w="1634" w:type="dxa"/>
             <w:tcBorders>
               <w:top w:val="nil"/>
@@ -16720,7 +18889,7 @@
         </w:tc>
         <w:tc>
           <w:tcPr>
-            <w:tcW w:w="2441" w:type="dxa"/>
+            <w:tcW w:w="2468" w:type="dxa"/>
             <w:tcBorders>
               <w:top w:val="nil"/>
               <w:left w:val="nil"/>
@@ -16839,7 +19008,7 @@
         </w:tc>
         <w:tc>
           <w:tcPr>
-            <w:tcW w:w="1560" w:type="dxa"/>
+            <w:tcW w:w="1573" w:type="dxa"/>
             <w:tcBorders>
               <w:top w:val="nil"/>
               <w:left w:val="nil"/>
@@ -16878,7 +19047,7 @@
         </w:tc>
         <w:tc>
           <w:tcPr>
-            <w:tcW w:w="2253" w:type="dxa"/>
+            <w:tcW w:w="2067" w:type="dxa"/>
             <w:tcBorders>
               <w:top w:val="nil"/>
               <w:left w:val="nil"/>
@@ -16922,7 +19091,7 @@
         </w:trPr>
         <w:tc>
           <w:tcPr>
-            <w:tcW w:w="1162" w:type="dxa"/>
+            <w:tcW w:w="1174" w:type="dxa"/>
             <w:tcBorders>
               <w:top w:val="nil"/>
               <w:left w:val="single" w:sz="4" w:space="0" w:color="000000"/>
@@ -16960,7 +19129,7 @@
         </w:tc>
         <w:tc>
           <w:tcPr>
-            <w:tcW w:w="3230" w:type="dxa"/>
+            <w:tcW w:w="3265" w:type="dxa"/>
             <w:tcBorders>
               <w:top w:val="nil"/>
               <w:left w:val="nil"/>
@@ -16999,7 +19168,7 @@
         </w:tc>
         <w:tc>
           <w:tcPr>
-            <w:tcW w:w="1554" w:type="dxa"/>
+            <w:tcW w:w="1572" w:type="dxa"/>
             <w:tcBorders>
               <w:top w:val="nil"/>
               <w:left w:val="nil"/>
@@ -17078,7 +19247,7 @@
         </w:tc>
         <w:tc>
           <w:tcPr>
-            <w:tcW w:w="2622" w:type="dxa"/>
+            <w:tcW w:w="2663" w:type="dxa"/>
             <w:tcBorders>
               <w:top w:val="nil"/>
               <w:left w:val="nil"/>
@@ -17117,7 +19286,7 @@
         </w:tc>
         <w:tc>
           <w:tcPr>
-            <w:tcW w:w="1578" w:type="dxa"/>
+            <w:tcW w:w="1593" w:type="dxa"/>
             <w:tcBorders>
               <w:top w:val="nil"/>
               <w:left w:val="nil"/>
@@ -17156,6 +19325,84 @@
         </w:tc>
         <w:tc>
           <w:tcPr>
+            <w:tcW w:w="1353" w:type="dxa"/>
+            <w:tcBorders>
+              <w:top w:val="nil"/>
+              <w:left w:val="nil"/>
+              <w:bottom w:val="single" w:sz="4" w:space="0" w:color="000000"/>
+              <w:right w:val="single" w:sz="4" w:space="0" w:color="000000"/>
+            </w:tcBorders>
+            <w:shd w:val="clear" w:color="auto" w:fill="auto"/>
+            <w:vAlign w:val="center"/>
+            <w:hideMark/>
+          </w:tcPr>
+          <w:p>
+            <w:pPr>
+              <w:widowControl/>
+              <w:autoSpaceDE/>
+              <w:autoSpaceDN/>
+              <w:jc w:val="center"/>
+              <w:rPr>
+                <w:rFonts w:ascii="Times New Roman" w:eastAsia="Times New Roman" w:hAnsi="Times New Roman" w:cs="Times New Roman"/>
+                <w:color w:val="000000"/>
+                <w:sz w:val="20"/>
+                <w:szCs w:val="20"/>
+                <w:lang w:eastAsia="ko-KR"/>
+              </w:rPr>
+            </w:pPr>
+            <w:r>
+              <w:rPr>
+                <w:rFonts w:ascii="Times New Roman" w:eastAsia="Times New Roman" w:hAnsi="Times New Roman" w:cs="Times New Roman"/>
+                <w:color w:val="000000"/>
+                <w:sz w:val="20"/>
+                <w:szCs w:val="20"/>
+                <w:lang w:eastAsia="ko-KR"/>
+              </w:rPr>
+              <w:t> </w:t>
+            </w:r>
+          </w:p>
+        </w:tc>
+        <w:tc>
+          <w:tcPr>
+            <w:tcW w:w="1714" w:type="dxa"/>
+            <w:tcBorders>
+              <w:top w:val="nil"/>
+              <w:left w:val="nil"/>
+              <w:bottom w:val="single" w:sz="4" w:space="0" w:color="000000"/>
+              <w:right w:val="single" w:sz="4" w:space="0" w:color="000000"/>
+            </w:tcBorders>
+            <w:shd w:val="clear" w:color="auto" w:fill="auto"/>
+            <w:vAlign w:val="center"/>
+            <w:hideMark/>
+          </w:tcPr>
+          <w:p>
+            <w:pPr>
+              <w:widowControl/>
+              <w:autoSpaceDE/>
+              <w:autoSpaceDN/>
+              <w:jc w:val="center"/>
+              <w:rPr>
+                <w:rFonts w:ascii="Times New Roman" w:eastAsia="Times New Roman" w:hAnsi="Times New Roman" w:cs="Times New Roman"/>
+                <w:color w:val="000000"/>
+                <w:sz w:val="20"/>
+                <w:szCs w:val="20"/>
+                <w:lang w:eastAsia="ko-KR"/>
+              </w:rPr>
+            </w:pPr>
+            <w:r>
+              <w:rPr>
+                <w:rFonts w:ascii="Times New Roman" w:eastAsia="Times New Roman" w:hAnsi="Times New Roman" w:cs="Times New Roman"/>
+                <w:color w:val="000000"/>
+                <w:sz w:val="20"/>
+                <w:szCs w:val="20"/>
+                <w:lang w:eastAsia="ko-KR"/>
+              </w:rPr>
+              <w:t> </w:t>
+            </w:r>
+          </w:p>
+        </w:tc>
+        <w:tc>
+          <w:tcPr>
             <w:tcW w:w="1634" w:type="dxa"/>
             <w:tcBorders>
               <w:top w:val="nil"/>
@@ -17196,7 +19443,7 @@
         </w:tc>
         <w:tc>
           <w:tcPr>
-            <w:tcW w:w="2441" w:type="dxa"/>
+            <w:tcW w:w="2468" w:type="dxa"/>
             <w:tcBorders>
               <w:top w:val="nil"/>
               <w:left w:val="nil"/>
@@ -17315,7 +19562,7 @@
         </w:tc>
         <w:tc>
           <w:tcPr>
-            <w:tcW w:w="1560" w:type="dxa"/>
+            <w:tcW w:w="1573" w:type="dxa"/>
             <w:tcBorders>
               <w:top w:val="nil"/>
               <w:left w:val="nil"/>
@@ -17354,7 +19601,7 @@
         </w:tc>
         <w:tc>
           <w:tcPr>
-            <w:tcW w:w="2253" w:type="dxa"/>
+            <w:tcW w:w="2067" w:type="dxa"/>
             <w:tcBorders>
               <w:top w:val="nil"/>
               <w:left w:val="nil"/>
@@ -17398,7 +19645,7 @@
         </w:trPr>
         <w:tc>
           <w:tcPr>
-            <w:tcW w:w="1162" w:type="dxa"/>
+            <w:tcW w:w="1174" w:type="dxa"/>
             <w:tcBorders>
               <w:top w:val="nil"/>
               <w:left w:val="single" w:sz="4" w:space="0" w:color="000000"/>
@@ -17437,7 +19684,7 @@
         </w:tc>
         <w:tc>
           <w:tcPr>
-            <w:tcW w:w="3230" w:type="dxa"/>
+            <w:tcW w:w="3265" w:type="dxa"/>
             <w:tcBorders>
               <w:top w:val="nil"/>
               <w:left w:val="nil"/>
@@ -17476,7 +19723,7 @@
         </w:tc>
         <w:tc>
           <w:tcPr>
-            <w:tcW w:w="1554" w:type="dxa"/>
+            <w:tcW w:w="1572" w:type="dxa"/>
             <w:tcBorders>
               <w:top w:val="nil"/>
               <w:left w:val="nil"/>
@@ -17555,7 +19802,7 @@
         </w:tc>
         <w:tc>
           <w:tcPr>
-            <w:tcW w:w="2622" w:type="dxa"/>
+            <w:tcW w:w="2663" w:type="dxa"/>
             <w:tcBorders>
               <w:top w:val="nil"/>
               <w:left w:val="nil"/>
@@ -17594,7 +19841,7 @@
         </w:tc>
         <w:tc>
           <w:tcPr>
-            <w:tcW w:w="1578" w:type="dxa"/>
+            <w:tcW w:w="1593" w:type="dxa"/>
             <w:tcBorders>
               <w:top w:val="nil"/>
               <w:left w:val="nil"/>
@@ -17633,6 +19880,84 @@
         </w:tc>
         <w:tc>
           <w:tcPr>
+            <w:tcW w:w="1353" w:type="dxa"/>
+            <w:tcBorders>
+              <w:top w:val="nil"/>
+              <w:left w:val="nil"/>
+              <w:bottom w:val="single" w:sz="4" w:space="0" w:color="000000"/>
+              <w:right w:val="single" w:sz="4" w:space="0" w:color="000000"/>
+            </w:tcBorders>
+            <w:shd w:val="clear" w:color="auto" w:fill="auto"/>
+            <w:vAlign w:val="center"/>
+            <w:hideMark/>
+          </w:tcPr>
+          <w:p>
+            <w:pPr>
+              <w:widowControl/>
+              <w:autoSpaceDE/>
+              <w:autoSpaceDN/>
+              <w:jc w:val="center"/>
+              <w:rPr>
+                <w:rFonts w:ascii="Times New Roman" w:eastAsia="Times New Roman" w:hAnsi="Times New Roman" w:cs="Times New Roman"/>
+                <w:color w:val="000000"/>
+                <w:sz w:val="20"/>
+                <w:szCs w:val="20"/>
+                <w:lang w:eastAsia="ko-KR"/>
+              </w:rPr>
+            </w:pPr>
+            <w:r>
+              <w:rPr>
+                <w:rFonts w:ascii="Times New Roman" w:eastAsia="Times New Roman" w:hAnsi="Times New Roman" w:cs="Times New Roman"/>
+                <w:color w:val="000000"/>
+                <w:sz w:val="20"/>
+                <w:szCs w:val="20"/>
+                <w:lang w:eastAsia="ko-KR"/>
+              </w:rPr>
+              <w:t> </w:t>
+            </w:r>
+          </w:p>
+        </w:tc>
+        <w:tc>
+          <w:tcPr>
+            <w:tcW w:w="1714" w:type="dxa"/>
+            <w:tcBorders>
+              <w:top w:val="nil"/>
+              <w:left w:val="nil"/>
+              <w:bottom w:val="single" w:sz="4" w:space="0" w:color="000000"/>
+              <w:right w:val="single" w:sz="4" w:space="0" w:color="000000"/>
+            </w:tcBorders>
+            <w:shd w:val="clear" w:color="auto" w:fill="auto"/>
+            <w:vAlign w:val="center"/>
+            <w:hideMark/>
+          </w:tcPr>
+          <w:p>
+            <w:pPr>
+              <w:widowControl/>
+              <w:autoSpaceDE/>
+              <w:autoSpaceDN/>
+              <w:jc w:val="center"/>
+              <w:rPr>
+                <w:rFonts w:ascii="Times New Roman" w:eastAsia="Times New Roman" w:hAnsi="Times New Roman" w:cs="Times New Roman"/>
+                <w:color w:val="000000"/>
+                <w:sz w:val="20"/>
+                <w:szCs w:val="20"/>
+                <w:lang w:eastAsia="ko-KR"/>
+              </w:rPr>
+            </w:pPr>
+            <w:r>
+              <w:rPr>
+                <w:rFonts w:ascii="Times New Roman" w:eastAsia="Times New Roman" w:hAnsi="Times New Roman" w:cs="Times New Roman"/>
+                <w:color w:val="000000"/>
+                <w:sz w:val="20"/>
+                <w:szCs w:val="20"/>
+                <w:lang w:eastAsia="ko-KR"/>
+              </w:rPr>
+              <w:t> </w:t>
+            </w:r>
+          </w:p>
+        </w:tc>
+        <w:tc>
+          <w:tcPr>
             <w:tcW w:w="1634" w:type="dxa"/>
             <w:tcBorders>
               <w:top w:val="nil"/>
@@ -17673,7 +19998,7 @@
         </w:tc>
         <w:tc>
           <w:tcPr>
-            <w:tcW w:w="2441" w:type="dxa"/>
+            <w:tcW w:w="2468" w:type="dxa"/>
             <w:tcBorders>
               <w:top w:val="nil"/>
               <w:left w:val="nil"/>
@@ -17792,7 +20117,7 @@
         </w:tc>
         <w:tc>
           <w:tcPr>
-            <w:tcW w:w="1560" w:type="dxa"/>
+            <w:tcW w:w="1573" w:type="dxa"/>
             <w:tcBorders>
               <w:top w:val="nil"/>
               <w:left w:val="nil"/>
@@ -17831,7 +20156,7 @@
         </w:tc>
         <w:tc>
           <w:tcPr>
-            <w:tcW w:w="2253" w:type="dxa"/>
+            <w:tcW w:w="2067" w:type="dxa"/>
             <w:tcBorders>
               <w:top w:val="nil"/>
               <w:left w:val="nil"/>
@@ -17875,7 +20200,7 @@
         </w:trPr>
         <w:tc>
           <w:tcPr>
-            <w:tcW w:w="1162" w:type="dxa"/>
+            <w:tcW w:w="1174" w:type="dxa"/>
             <w:tcBorders>
               <w:top w:val="nil"/>
               <w:left w:val="single" w:sz="4" w:space="0" w:color="000000"/>
@@ -17913,7 +20238,7 @@
         </w:tc>
         <w:tc>
           <w:tcPr>
-            <w:tcW w:w="3230" w:type="dxa"/>
+            <w:tcW w:w="3265" w:type="dxa"/>
             <w:tcBorders>
               <w:top w:val="nil"/>
               <w:left w:val="nil"/>
@@ -17952,7 +20277,7 @@
         </w:tc>
         <w:tc>
           <w:tcPr>
-            <w:tcW w:w="1554" w:type="dxa"/>
+            <w:tcW w:w="1572" w:type="dxa"/>
             <w:tcBorders>
               <w:top w:val="nil"/>
               <w:left w:val="nil"/>
@@ -18031,7 +20356,7 @@
         </w:tc>
         <w:tc>
           <w:tcPr>
-            <w:tcW w:w="2622" w:type="dxa"/>
+            <w:tcW w:w="2663" w:type="dxa"/>
             <w:tcBorders>
               <w:top w:val="nil"/>
               <w:left w:val="nil"/>
@@ -18070,7 +20395,7 @@
         </w:tc>
         <w:tc>
           <w:tcPr>
-            <w:tcW w:w="1578" w:type="dxa"/>
+            <w:tcW w:w="1593" w:type="dxa"/>
             <w:tcBorders>
               <w:top w:val="nil"/>
               <w:left w:val="nil"/>
@@ -18109,6 +20434,84 @@
         </w:tc>
         <w:tc>
           <w:tcPr>
+            <w:tcW w:w="1353" w:type="dxa"/>
+            <w:tcBorders>
+              <w:top w:val="nil"/>
+              <w:left w:val="nil"/>
+              <w:bottom w:val="single" w:sz="4" w:space="0" w:color="000000"/>
+              <w:right w:val="single" w:sz="4" w:space="0" w:color="000000"/>
+            </w:tcBorders>
+            <w:shd w:val="clear" w:color="auto" w:fill="auto"/>
+            <w:vAlign w:val="center"/>
+            <w:hideMark/>
+          </w:tcPr>
+          <w:p>
+            <w:pPr>
+              <w:widowControl/>
+              <w:autoSpaceDE/>
+              <w:autoSpaceDN/>
+              <w:jc w:val="center"/>
+              <w:rPr>
+                <w:rFonts w:ascii="Times New Roman" w:eastAsia="Times New Roman" w:hAnsi="Times New Roman" w:cs="Times New Roman"/>
+                <w:color w:val="000000"/>
+                <w:sz w:val="20"/>
+                <w:szCs w:val="20"/>
+                <w:lang w:eastAsia="ko-KR"/>
+              </w:rPr>
+            </w:pPr>
+            <w:r>
+              <w:rPr>
+                <w:rFonts w:ascii="Times New Roman" w:eastAsia="Times New Roman" w:hAnsi="Times New Roman" w:cs="Times New Roman"/>
+                <w:color w:val="000000"/>
+                <w:sz w:val="20"/>
+                <w:szCs w:val="20"/>
+                <w:lang w:eastAsia="ko-KR"/>
+              </w:rPr>
+              <w:t> </w:t>
+            </w:r>
+          </w:p>
+        </w:tc>
+        <w:tc>
+          <w:tcPr>
+            <w:tcW w:w="1714" w:type="dxa"/>
+            <w:tcBorders>
+              <w:top w:val="nil"/>
+              <w:left w:val="nil"/>
+              <w:bottom w:val="single" w:sz="4" w:space="0" w:color="000000"/>
+              <w:right w:val="single" w:sz="4" w:space="0" w:color="000000"/>
+            </w:tcBorders>
+            <w:shd w:val="clear" w:color="auto" w:fill="auto"/>
+            <w:vAlign w:val="center"/>
+            <w:hideMark/>
+          </w:tcPr>
+          <w:p>
+            <w:pPr>
+              <w:widowControl/>
+              <w:autoSpaceDE/>
+              <w:autoSpaceDN/>
+              <w:jc w:val="center"/>
+              <w:rPr>
+                <w:rFonts w:ascii="Times New Roman" w:eastAsia="Times New Roman" w:hAnsi="Times New Roman" w:cs="Times New Roman"/>
+                <w:color w:val="000000"/>
+                <w:sz w:val="20"/>
+                <w:szCs w:val="20"/>
+                <w:lang w:eastAsia="ko-KR"/>
+              </w:rPr>
+            </w:pPr>
+            <w:r>
+              <w:rPr>
+                <w:rFonts w:ascii="Times New Roman" w:eastAsia="Times New Roman" w:hAnsi="Times New Roman" w:cs="Times New Roman"/>
+                <w:color w:val="000000"/>
+                <w:sz w:val="20"/>
+                <w:szCs w:val="20"/>
+                <w:lang w:eastAsia="ko-KR"/>
+              </w:rPr>
+              <w:t> </w:t>
+            </w:r>
+          </w:p>
+        </w:tc>
+        <w:tc>
+          <w:tcPr>
             <w:tcW w:w="1634" w:type="dxa"/>
             <w:tcBorders>
               <w:top w:val="nil"/>
@@ -18149,7 +20552,7 @@
         </w:tc>
         <w:tc>
           <w:tcPr>
-            <w:tcW w:w="2441" w:type="dxa"/>
+            <w:tcW w:w="2468" w:type="dxa"/>
             <w:tcBorders>
               <w:top w:val="nil"/>
               <w:left w:val="nil"/>
@@ -18268,7 +20671,7 @@
         </w:tc>
         <w:tc>
           <w:tcPr>
-            <w:tcW w:w="1560" w:type="dxa"/>
+            <w:tcW w:w="1573" w:type="dxa"/>
             <w:tcBorders>
               <w:top w:val="nil"/>
               <w:left w:val="nil"/>
@@ -18307,40 +20710,40 @@
         </w:tc>
         <w:tc>
           <w:tcPr>
-            <w:tcW w:w="2253" w:type="dxa"/>
-            <w:tcBorders>
-              <w:top w:val="nil"/>
-              <w:left w:val="nil"/>
-              <w:bottom w:val="single" w:sz="4" w:space="0" w:color="000000"/>
-              <w:right w:val="single" w:sz="4" w:space="0" w:color="000000"/>
-            </w:tcBorders>
-            <w:shd w:val="clear" w:color="auto" w:fill="auto"/>
-            <w:vAlign w:val="center"/>
-            <w:hideMark/>
-          </w:tcPr>
-          <w:p>
-            <w:pPr>
-              <w:widowControl/>
-              <w:autoSpaceDE/>
-              <w:autoSpaceDN/>
-              <w:jc w:val="center"/>
-              <w:rPr>
-                <w:rFonts w:ascii="Times New Roman" w:eastAsia="Times New Roman" w:hAnsi="Times New Roman" w:cs="Times New Roman"/>
-                <w:color w:val="000000"/>
-                <w:sz w:val="20"/>
-                <w:szCs w:val="20"/>
-                <w:lang w:eastAsia="ko-KR"/>
-              </w:rPr>
-            </w:pPr>
-            <w:r>
-              <w:rPr>
-                <w:rFonts w:ascii="Times New Roman" w:eastAsia="Times New Roman" w:hAnsi="Times New Roman" w:cs="Times New Roman"/>
-                <w:color w:val="000000"/>
-                <w:sz w:val="20"/>
-                <w:szCs w:val="20"/>
-                <w:lang w:eastAsia="ko-KR"/>
-              </w:rPr>
-              <w:t>Реализовано в версии 2.0</w:t>
+            <w:tcW w:w="2067" w:type="dxa"/>
+            <w:tcBorders>
+              <w:top w:val="nil"/>
+              <w:left w:val="nil"/>
+              <w:bottom w:val="single" w:sz="4" w:space="0" w:color="000000"/>
+              <w:right w:val="single" w:sz="4" w:space="0" w:color="000000"/>
+            </w:tcBorders>
+            <w:shd w:val="clear" w:color="auto" w:fill="auto"/>
+            <w:vAlign w:val="center"/>
+            <w:hideMark/>
+          </w:tcPr>
+          <w:p>
+            <w:pPr>
+              <w:widowControl/>
+              <w:autoSpaceDE/>
+              <w:autoSpaceDN/>
+              <w:jc w:val="center"/>
+              <w:rPr>
+                <w:rFonts w:ascii="Times New Roman" w:eastAsia="Times New Roman" w:hAnsi="Times New Roman" w:cs="Times New Roman"/>
+                <w:color w:val="000000"/>
+                <w:sz w:val="20"/>
+                <w:szCs w:val="20"/>
+                <w:lang w:eastAsia="ko-KR"/>
+              </w:rPr>
+            </w:pPr>
+            <w:r>
+              <w:rPr>
+                <w:rFonts w:ascii="Times New Roman" w:eastAsia="Times New Roman" w:hAnsi="Times New Roman" w:cs="Times New Roman"/>
+                <w:color w:val="000000"/>
+                <w:sz w:val="20"/>
+                <w:szCs w:val="20"/>
+                <w:lang w:eastAsia="ko-KR"/>
+              </w:rPr>
+              <w:t> </w:t>
             </w:r>
           </w:p>
         </w:tc>
@@ -18351,7 +20754,7 @@
         </w:trPr>
         <w:tc>
           <w:tcPr>
-            <w:tcW w:w="1162" w:type="dxa"/>
+            <w:tcW w:w="1174" w:type="dxa"/>
             <w:tcBorders>
               <w:top w:val="nil"/>
               <w:left w:val="single" w:sz="4" w:space="0" w:color="000000"/>
@@ -18389,7 +20792,7 @@
         </w:tc>
         <w:tc>
           <w:tcPr>
-            <w:tcW w:w="3230" w:type="dxa"/>
+            <w:tcW w:w="3265" w:type="dxa"/>
             <w:tcBorders>
               <w:top w:val="nil"/>
               <w:left w:val="nil"/>
@@ -18428,7 +20831,7 @@
         </w:tc>
         <w:tc>
           <w:tcPr>
-            <w:tcW w:w="1554" w:type="dxa"/>
+            <w:tcW w:w="1572" w:type="dxa"/>
             <w:tcBorders>
               <w:top w:val="nil"/>
               <w:left w:val="nil"/>
@@ -18507,7 +20910,7 @@
         </w:tc>
         <w:tc>
           <w:tcPr>
-            <w:tcW w:w="2622" w:type="dxa"/>
+            <w:tcW w:w="2663" w:type="dxa"/>
             <w:tcBorders>
               <w:top w:val="nil"/>
               <w:left w:val="nil"/>
@@ -18546,7 +20949,7 @@
         </w:tc>
         <w:tc>
           <w:tcPr>
-            <w:tcW w:w="1578" w:type="dxa"/>
+            <w:tcW w:w="1593" w:type="dxa"/>
             <w:tcBorders>
               <w:top w:val="nil"/>
               <w:left w:val="nil"/>
@@ -18585,6 +20988,84 @@
         </w:tc>
         <w:tc>
           <w:tcPr>
+            <w:tcW w:w="1353" w:type="dxa"/>
+            <w:tcBorders>
+              <w:top w:val="nil"/>
+              <w:left w:val="nil"/>
+              <w:bottom w:val="single" w:sz="4" w:space="0" w:color="000000"/>
+              <w:right w:val="single" w:sz="4" w:space="0" w:color="000000"/>
+            </w:tcBorders>
+            <w:shd w:val="clear" w:color="auto" w:fill="auto"/>
+            <w:vAlign w:val="center"/>
+            <w:hideMark/>
+          </w:tcPr>
+          <w:p>
+            <w:pPr>
+              <w:widowControl/>
+              <w:autoSpaceDE/>
+              <w:autoSpaceDN/>
+              <w:jc w:val="center"/>
+              <w:rPr>
+                <w:rFonts w:ascii="Times New Roman" w:eastAsia="Times New Roman" w:hAnsi="Times New Roman" w:cs="Times New Roman"/>
+                <w:color w:val="000000"/>
+                <w:sz w:val="20"/>
+                <w:szCs w:val="20"/>
+                <w:lang w:eastAsia="ko-KR"/>
+              </w:rPr>
+            </w:pPr>
+            <w:r>
+              <w:rPr>
+                <w:rFonts w:ascii="Times New Roman" w:eastAsia="Times New Roman" w:hAnsi="Times New Roman" w:cs="Times New Roman"/>
+                <w:color w:val="000000"/>
+                <w:sz w:val="20"/>
+                <w:szCs w:val="20"/>
+                <w:lang w:eastAsia="ko-KR"/>
+              </w:rPr>
+              <w:t> </w:t>
+            </w:r>
+          </w:p>
+        </w:tc>
+        <w:tc>
+          <w:tcPr>
+            <w:tcW w:w="1714" w:type="dxa"/>
+            <w:tcBorders>
+              <w:top w:val="nil"/>
+              <w:left w:val="nil"/>
+              <w:bottom w:val="single" w:sz="4" w:space="0" w:color="000000"/>
+              <w:right w:val="single" w:sz="4" w:space="0" w:color="000000"/>
+            </w:tcBorders>
+            <w:shd w:val="clear" w:color="auto" w:fill="auto"/>
+            <w:vAlign w:val="center"/>
+            <w:hideMark/>
+          </w:tcPr>
+          <w:p>
+            <w:pPr>
+              <w:widowControl/>
+              <w:autoSpaceDE/>
+              <w:autoSpaceDN/>
+              <w:jc w:val="center"/>
+              <w:rPr>
+                <w:rFonts w:ascii="Times New Roman" w:eastAsia="Times New Roman" w:hAnsi="Times New Roman" w:cs="Times New Roman"/>
+                <w:color w:val="000000"/>
+                <w:sz w:val="20"/>
+                <w:szCs w:val="20"/>
+                <w:lang w:eastAsia="ko-KR"/>
+              </w:rPr>
+            </w:pPr>
+            <w:r>
+              <w:rPr>
+                <w:rFonts w:ascii="Times New Roman" w:eastAsia="Times New Roman" w:hAnsi="Times New Roman" w:cs="Times New Roman"/>
+                <w:color w:val="000000"/>
+                <w:sz w:val="20"/>
+                <w:szCs w:val="20"/>
+                <w:lang w:eastAsia="ko-KR"/>
+              </w:rPr>
+              <w:t> </w:t>
+            </w:r>
+          </w:p>
+        </w:tc>
+        <w:tc>
+          <w:tcPr>
             <w:tcW w:w="1634" w:type="dxa"/>
             <w:tcBorders>
               <w:top w:val="nil"/>
@@ -18625,7 +21106,7 @@
         </w:tc>
         <w:tc>
           <w:tcPr>
-            <w:tcW w:w="2441" w:type="dxa"/>
+            <w:tcW w:w="2468" w:type="dxa"/>
             <w:tcBorders>
               <w:top w:val="nil"/>
               <w:left w:val="nil"/>
@@ -18744,7 +21225,7 @@
         </w:tc>
         <w:tc>
           <w:tcPr>
-            <w:tcW w:w="1560" w:type="dxa"/>
+            <w:tcW w:w="1573" w:type="dxa"/>
             <w:tcBorders>
               <w:top w:val="nil"/>
               <w:left w:val="nil"/>
@@ -18783,40 +21264,40 @@
         </w:tc>
         <w:tc>
           <w:tcPr>
-            <w:tcW w:w="2253" w:type="dxa"/>
-            <w:tcBorders>
-              <w:top w:val="nil"/>
-              <w:left w:val="nil"/>
-              <w:bottom w:val="single" w:sz="4" w:space="0" w:color="000000"/>
-              <w:right w:val="single" w:sz="4" w:space="0" w:color="000000"/>
-            </w:tcBorders>
-            <w:shd w:val="clear" w:color="auto" w:fill="auto"/>
-            <w:vAlign w:val="center"/>
-            <w:hideMark/>
-          </w:tcPr>
-          <w:p>
-            <w:pPr>
-              <w:widowControl/>
-              <w:autoSpaceDE/>
-              <w:autoSpaceDN/>
-              <w:jc w:val="center"/>
-              <w:rPr>
-                <w:rFonts w:ascii="Times New Roman" w:eastAsia="Times New Roman" w:hAnsi="Times New Roman" w:cs="Times New Roman"/>
-                <w:color w:val="000000"/>
-                <w:sz w:val="20"/>
-                <w:szCs w:val="20"/>
-                <w:lang w:eastAsia="ko-KR"/>
-              </w:rPr>
-            </w:pPr>
-            <w:r>
-              <w:rPr>
-                <w:rFonts w:ascii="Times New Roman" w:eastAsia="Times New Roman" w:hAnsi="Times New Roman" w:cs="Times New Roman"/>
-                <w:color w:val="000000"/>
-                <w:sz w:val="20"/>
-                <w:szCs w:val="20"/>
-                <w:lang w:eastAsia="ko-KR"/>
-              </w:rPr>
-              <w:t>Обязательная практика</w:t>
+            <w:tcW w:w="2067" w:type="dxa"/>
+            <w:tcBorders>
+              <w:top w:val="nil"/>
+              <w:left w:val="nil"/>
+              <w:bottom w:val="single" w:sz="4" w:space="0" w:color="000000"/>
+              <w:right w:val="single" w:sz="4" w:space="0" w:color="000000"/>
+            </w:tcBorders>
+            <w:shd w:val="clear" w:color="auto" w:fill="auto"/>
+            <w:vAlign w:val="center"/>
+            <w:hideMark/>
+          </w:tcPr>
+          <w:p>
+            <w:pPr>
+              <w:widowControl/>
+              <w:autoSpaceDE/>
+              <w:autoSpaceDN/>
+              <w:jc w:val="center"/>
+              <w:rPr>
+                <w:rFonts w:ascii="Times New Roman" w:eastAsia="Times New Roman" w:hAnsi="Times New Roman" w:cs="Times New Roman"/>
+                <w:color w:val="000000"/>
+                <w:sz w:val="20"/>
+                <w:szCs w:val="20"/>
+                <w:lang w:eastAsia="ko-KR"/>
+              </w:rPr>
+            </w:pPr>
+            <w:r>
+              <w:rPr>
+                <w:rFonts w:ascii="Times New Roman" w:eastAsia="Times New Roman" w:hAnsi="Times New Roman" w:cs="Times New Roman"/>
+                <w:color w:val="000000"/>
+                <w:sz w:val="20"/>
+                <w:szCs w:val="20"/>
+                <w:lang w:eastAsia="ko-KR"/>
+              </w:rPr>
+              <w:t> </w:t>
             </w:r>
           </w:p>
         </w:tc>
@@ -18827,7 +21308,7 @@
         </w:trPr>
         <w:tc>
           <w:tcPr>
-            <w:tcW w:w="1162" w:type="dxa"/>
+            <w:tcW w:w="1174" w:type="dxa"/>
             <w:tcBorders>
               <w:top w:val="nil"/>
               <w:left w:val="single" w:sz="4" w:space="0" w:color="000000"/>
@@ -18865,7 +21346,7 @@
         </w:tc>
         <w:tc>
           <w:tcPr>
-            <w:tcW w:w="3230" w:type="dxa"/>
+            <w:tcW w:w="3265" w:type="dxa"/>
             <w:tcBorders>
               <w:top w:val="nil"/>
               <w:left w:val="nil"/>
@@ -18916,7 +21397,7 @@
         </w:tc>
         <w:tc>
           <w:tcPr>
-            <w:tcW w:w="1554" w:type="dxa"/>
+            <w:tcW w:w="1572" w:type="dxa"/>
             <w:tcBorders>
               <w:top w:val="nil"/>
               <w:left w:val="nil"/>
@@ -18995,7 +21476,7 @@
         </w:tc>
         <w:tc>
           <w:tcPr>
-            <w:tcW w:w="2622" w:type="dxa"/>
+            <w:tcW w:w="2663" w:type="dxa"/>
             <w:tcBorders>
               <w:top w:val="nil"/>
               <w:left w:val="nil"/>
@@ -19034,7 +21515,7 @@
         </w:tc>
         <w:tc>
           <w:tcPr>
-            <w:tcW w:w="1578" w:type="dxa"/>
+            <w:tcW w:w="1593" w:type="dxa"/>
             <w:tcBorders>
               <w:top w:val="nil"/>
               <w:left w:val="nil"/>
@@ -19073,6 +21554,84 @@
         </w:tc>
         <w:tc>
           <w:tcPr>
+            <w:tcW w:w="1353" w:type="dxa"/>
+            <w:tcBorders>
+              <w:top w:val="nil"/>
+              <w:left w:val="nil"/>
+              <w:bottom w:val="single" w:sz="4" w:space="0" w:color="000000"/>
+              <w:right w:val="single" w:sz="4" w:space="0" w:color="000000"/>
+            </w:tcBorders>
+            <w:shd w:val="clear" w:color="auto" w:fill="auto"/>
+            <w:vAlign w:val="center"/>
+            <w:hideMark/>
+          </w:tcPr>
+          <w:p>
+            <w:pPr>
+              <w:widowControl/>
+              <w:autoSpaceDE/>
+              <w:autoSpaceDN/>
+              <w:jc w:val="center"/>
+              <w:rPr>
+                <w:rFonts w:ascii="Times New Roman" w:eastAsia="Times New Roman" w:hAnsi="Times New Roman" w:cs="Times New Roman"/>
+                <w:color w:val="000000"/>
+                <w:sz w:val="20"/>
+                <w:szCs w:val="20"/>
+                <w:lang w:eastAsia="ko-KR"/>
+              </w:rPr>
+            </w:pPr>
+            <w:r>
+              <w:rPr>
+                <w:rFonts w:ascii="Times New Roman" w:eastAsia="Times New Roman" w:hAnsi="Times New Roman" w:cs="Times New Roman"/>
+                <w:color w:val="000000"/>
+                <w:sz w:val="20"/>
+                <w:szCs w:val="20"/>
+                <w:lang w:eastAsia="ko-KR"/>
+              </w:rPr>
+              <w:t> </w:t>
+            </w:r>
+          </w:p>
+        </w:tc>
+        <w:tc>
+          <w:tcPr>
+            <w:tcW w:w="1714" w:type="dxa"/>
+            <w:tcBorders>
+              <w:top w:val="nil"/>
+              <w:left w:val="nil"/>
+              <w:bottom w:val="single" w:sz="4" w:space="0" w:color="000000"/>
+              <w:right w:val="single" w:sz="4" w:space="0" w:color="000000"/>
+            </w:tcBorders>
+            <w:shd w:val="clear" w:color="auto" w:fill="auto"/>
+            <w:vAlign w:val="center"/>
+            <w:hideMark/>
+          </w:tcPr>
+          <w:p>
+            <w:pPr>
+              <w:widowControl/>
+              <w:autoSpaceDE/>
+              <w:autoSpaceDN/>
+              <w:jc w:val="center"/>
+              <w:rPr>
+                <w:rFonts w:ascii="Times New Roman" w:eastAsia="Times New Roman" w:hAnsi="Times New Roman" w:cs="Times New Roman"/>
+                <w:color w:val="000000"/>
+                <w:sz w:val="20"/>
+                <w:szCs w:val="20"/>
+                <w:lang w:eastAsia="ko-KR"/>
+              </w:rPr>
+            </w:pPr>
+            <w:r>
+              <w:rPr>
+                <w:rFonts w:ascii="Times New Roman" w:eastAsia="Times New Roman" w:hAnsi="Times New Roman" w:cs="Times New Roman"/>
+                <w:color w:val="000000"/>
+                <w:sz w:val="20"/>
+                <w:szCs w:val="20"/>
+                <w:lang w:eastAsia="ko-KR"/>
+              </w:rPr>
+              <w:t> </w:t>
+            </w:r>
+          </w:p>
+        </w:tc>
+        <w:tc>
+          <w:tcPr>
             <w:tcW w:w="1634" w:type="dxa"/>
             <w:tcBorders>
               <w:top w:val="nil"/>
@@ -19113,7 +21672,7 @@
         </w:tc>
         <w:tc>
           <w:tcPr>
-            <w:tcW w:w="2441" w:type="dxa"/>
+            <w:tcW w:w="2468" w:type="dxa"/>
             <w:tcBorders>
               <w:top w:val="nil"/>
               <w:left w:val="nil"/>
@@ -19232,7 +21791,7 @@
         </w:tc>
         <w:tc>
           <w:tcPr>
-            <w:tcW w:w="1560" w:type="dxa"/>
+            <w:tcW w:w="1573" w:type="dxa"/>
             <w:tcBorders>
               <w:top w:val="nil"/>
               <w:left w:val="nil"/>
@@ -19271,7 +21830,7 @@
         </w:tc>
         <w:tc>
           <w:tcPr>
-            <w:tcW w:w="2253" w:type="dxa"/>
+            <w:tcW w:w="2067" w:type="dxa"/>
             <w:tcBorders>
               <w:top w:val="nil"/>
               <w:left w:val="nil"/>
@@ -19315,7 +21874,7 @@
         </w:trPr>
         <w:tc>
           <w:tcPr>
-            <w:tcW w:w="1162" w:type="dxa"/>
+            <w:tcW w:w="1174" w:type="dxa"/>
             <w:tcBorders>
               <w:top w:val="nil"/>
               <w:left w:val="single" w:sz="4" w:space="0" w:color="000000"/>
@@ -19353,7 +21912,7 @@
         </w:tc>
         <w:tc>
           <w:tcPr>
-            <w:tcW w:w="3230" w:type="dxa"/>
+            <w:tcW w:w="3265" w:type="dxa"/>
             <w:tcBorders>
               <w:top w:val="nil"/>
               <w:left w:val="nil"/>
@@ -19414,7 +21973,7 @@
         </w:tc>
         <w:tc>
           <w:tcPr>
-            <w:tcW w:w="1554" w:type="dxa"/>
+            <w:tcW w:w="1572" w:type="dxa"/>
             <w:tcBorders>
               <w:top w:val="nil"/>
               <w:left w:val="nil"/>
@@ -19493,7 +22052,7 @@
         </w:tc>
         <w:tc>
           <w:tcPr>
-            <w:tcW w:w="2622" w:type="dxa"/>
+            <w:tcW w:w="2663" w:type="dxa"/>
             <w:tcBorders>
               <w:top w:val="nil"/>
               <w:left w:val="nil"/>
@@ -19532,7 +22091,7 @@
         </w:tc>
         <w:tc>
           <w:tcPr>
-            <w:tcW w:w="1578" w:type="dxa"/>
+            <w:tcW w:w="1593" w:type="dxa"/>
             <w:tcBorders>
               <w:top w:val="nil"/>
               <w:left w:val="nil"/>
@@ -19571,6 +22130,84 @@
         </w:tc>
         <w:tc>
           <w:tcPr>
+            <w:tcW w:w="1353" w:type="dxa"/>
+            <w:tcBorders>
+              <w:top w:val="nil"/>
+              <w:left w:val="nil"/>
+              <w:bottom w:val="single" w:sz="4" w:space="0" w:color="000000"/>
+              <w:right w:val="single" w:sz="4" w:space="0" w:color="000000"/>
+            </w:tcBorders>
+            <w:shd w:val="clear" w:color="auto" w:fill="auto"/>
+            <w:vAlign w:val="center"/>
+            <w:hideMark/>
+          </w:tcPr>
+          <w:p>
+            <w:pPr>
+              <w:widowControl/>
+              <w:autoSpaceDE/>
+              <w:autoSpaceDN/>
+              <w:jc w:val="center"/>
+              <w:rPr>
+                <w:rFonts w:ascii="Times New Roman" w:eastAsia="Times New Roman" w:hAnsi="Times New Roman" w:cs="Times New Roman"/>
+                <w:color w:val="000000"/>
+                <w:sz w:val="20"/>
+                <w:szCs w:val="20"/>
+                <w:lang w:eastAsia="ko-KR"/>
+              </w:rPr>
+            </w:pPr>
+            <w:r>
+              <w:rPr>
+                <w:rFonts w:ascii="Times New Roman" w:eastAsia="Times New Roman" w:hAnsi="Times New Roman" w:cs="Times New Roman"/>
+                <w:color w:val="000000"/>
+                <w:sz w:val="20"/>
+                <w:szCs w:val="20"/>
+                <w:lang w:eastAsia="ko-KR"/>
+              </w:rPr>
+              <w:t> </w:t>
+            </w:r>
+          </w:p>
+        </w:tc>
+        <w:tc>
+          <w:tcPr>
+            <w:tcW w:w="1714" w:type="dxa"/>
+            <w:tcBorders>
+              <w:top w:val="nil"/>
+              <w:left w:val="nil"/>
+              <w:bottom w:val="single" w:sz="4" w:space="0" w:color="000000"/>
+              <w:right w:val="single" w:sz="4" w:space="0" w:color="000000"/>
+            </w:tcBorders>
+            <w:shd w:val="clear" w:color="auto" w:fill="auto"/>
+            <w:vAlign w:val="center"/>
+            <w:hideMark/>
+          </w:tcPr>
+          <w:p>
+            <w:pPr>
+              <w:widowControl/>
+              <w:autoSpaceDE/>
+              <w:autoSpaceDN/>
+              <w:jc w:val="center"/>
+              <w:rPr>
+                <w:rFonts w:ascii="Times New Roman" w:eastAsia="Times New Roman" w:hAnsi="Times New Roman" w:cs="Times New Roman"/>
+                <w:color w:val="000000"/>
+                <w:sz w:val="20"/>
+                <w:szCs w:val="20"/>
+                <w:lang w:eastAsia="ko-KR"/>
+              </w:rPr>
+            </w:pPr>
+            <w:r>
+              <w:rPr>
+                <w:rFonts w:ascii="Times New Roman" w:eastAsia="Times New Roman" w:hAnsi="Times New Roman" w:cs="Times New Roman"/>
+                <w:color w:val="000000"/>
+                <w:sz w:val="20"/>
+                <w:szCs w:val="20"/>
+                <w:lang w:eastAsia="ko-KR"/>
+              </w:rPr>
+              <w:t> </w:t>
+            </w:r>
+          </w:p>
+        </w:tc>
+        <w:tc>
+          <w:tcPr>
             <w:tcW w:w="1634" w:type="dxa"/>
             <w:tcBorders>
               <w:top w:val="nil"/>
@@ -19611,7 +22248,7 @@
         </w:tc>
         <w:tc>
           <w:tcPr>
-            <w:tcW w:w="2441" w:type="dxa"/>
+            <w:tcW w:w="2468" w:type="dxa"/>
             <w:tcBorders>
               <w:top w:val="nil"/>
               <w:left w:val="nil"/>
@@ -19730,7 +22367,7 @@
         </w:tc>
         <w:tc>
           <w:tcPr>
-            <w:tcW w:w="1560" w:type="dxa"/>
+            <w:tcW w:w="1573" w:type="dxa"/>
             <w:tcBorders>
               <w:top w:val="nil"/>
               <w:left w:val="nil"/>
@@ -19769,7 +22406,7 @@
         </w:tc>
         <w:tc>
           <w:tcPr>
-            <w:tcW w:w="2253" w:type="dxa"/>
+            <w:tcW w:w="2067" w:type="dxa"/>
             <w:tcBorders>
               <w:top w:val="nil"/>
               <w:left w:val="nil"/>
@@ -19813,7 +22450,7 @@
         </w:trPr>
         <w:tc>
           <w:tcPr>
-            <w:tcW w:w="1162" w:type="dxa"/>
+            <w:tcW w:w="1174" w:type="dxa"/>
             <w:tcBorders>
               <w:top w:val="nil"/>
               <w:left w:val="single" w:sz="4" w:space="0" w:color="000000"/>
@@ -19851,7 +22488,7 @@
         </w:tc>
         <w:tc>
           <w:tcPr>
-            <w:tcW w:w="3230" w:type="dxa"/>
+            <w:tcW w:w="3265" w:type="dxa"/>
             <w:tcBorders>
               <w:top w:val="nil"/>
               <w:left w:val="nil"/>
@@ -19890,7 +22527,7 @@
         </w:tc>
         <w:tc>
           <w:tcPr>
-            <w:tcW w:w="1554" w:type="dxa"/>
+            <w:tcW w:w="1572" w:type="dxa"/>
             <w:tcBorders>
               <w:top w:val="nil"/>
               <w:left w:val="nil"/>
@@ -19969,7 +22606,7 @@
         </w:tc>
         <w:tc>
           <w:tcPr>
-            <w:tcW w:w="2622" w:type="dxa"/>
+            <w:tcW w:w="2663" w:type="dxa"/>
             <w:tcBorders>
               <w:top w:val="nil"/>
               <w:left w:val="nil"/>
@@ -20008,7 +22645,7 @@
         </w:tc>
         <w:tc>
           <w:tcPr>
-            <w:tcW w:w="1578" w:type="dxa"/>
+            <w:tcW w:w="1593" w:type="dxa"/>
             <w:tcBorders>
               <w:top w:val="nil"/>
               <w:left w:val="nil"/>
@@ -20047,6 +22684,84 @@
         </w:tc>
         <w:tc>
           <w:tcPr>
+            <w:tcW w:w="1353" w:type="dxa"/>
+            <w:tcBorders>
+              <w:top w:val="nil"/>
+              <w:left w:val="nil"/>
+              <w:bottom w:val="single" w:sz="4" w:space="0" w:color="000000"/>
+              <w:right w:val="single" w:sz="4" w:space="0" w:color="000000"/>
+            </w:tcBorders>
+            <w:shd w:val="clear" w:color="auto" w:fill="auto"/>
+            <w:vAlign w:val="center"/>
+            <w:hideMark/>
+          </w:tcPr>
+          <w:p>
+            <w:pPr>
+              <w:widowControl/>
+              <w:autoSpaceDE/>
+              <w:autoSpaceDN/>
+              <w:jc w:val="center"/>
+              <w:rPr>
+                <w:rFonts w:ascii="Times New Roman" w:eastAsia="Times New Roman" w:hAnsi="Times New Roman" w:cs="Times New Roman"/>
+                <w:color w:val="000000"/>
+                <w:sz w:val="20"/>
+                <w:szCs w:val="20"/>
+                <w:lang w:eastAsia="ko-KR"/>
+              </w:rPr>
+            </w:pPr>
+            <w:r>
+              <w:rPr>
+                <w:rFonts w:ascii="Times New Roman" w:eastAsia="Times New Roman" w:hAnsi="Times New Roman" w:cs="Times New Roman"/>
+                <w:color w:val="000000"/>
+                <w:sz w:val="20"/>
+                <w:szCs w:val="20"/>
+                <w:lang w:eastAsia="ko-KR"/>
+              </w:rPr>
+              <w:t> </w:t>
+            </w:r>
+          </w:p>
+        </w:tc>
+        <w:tc>
+          <w:tcPr>
+            <w:tcW w:w="1714" w:type="dxa"/>
+            <w:tcBorders>
+              <w:top w:val="nil"/>
+              <w:left w:val="nil"/>
+              <w:bottom w:val="single" w:sz="4" w:space="0" w:color="000000"/>
+              <w:right w:val="single" w:sz="4" w:space="0" w:color="000000"/>
+            </w:tcBorders>
+            <w:shd w:val="clear" w:color="auto" w:fill="auto"/>
+            <w:vAlign w:val="center"/>
+            <w:hideMark/>
+          </w:tcPr>
+          <w:p>
+            <w:pPr>
+              <w:widowControl/>
+              <w:autoSpaceDE/>
+              <w:autoSpaceDN/>
+              <w:jc w:val="center"/>
+              <w:rPr>
+                <w:rFonts w:ascii="Times New Roman" w:eastAsia="Times New Roman" w:hAnsi="Times New Roman" w:cs="Times New Roman"/>
+                <w:color w:val="000000"/>
+                <w:sz w:val="20"/>
+                <w:szCs w:val="20"/>
+                <w:lang w:eastAsia="ko-KR"/>
+              </w:rPr>
+            </w:pPr>
+            <w:r>
+              <w:rPr>
+                <w:rFonts w:ascii="Times New Roman" w:eastAsia="Times New Roman" w:hAnsi="Times New Roman" w:cs="Times New Roman"/>
+                <w:color w:val="000000"/>
+                <w:sz w:val="20"/>
+                <w:szCs w:val="20"/>
+                <w:lang w:eastAsia="ko-KR"/>
+              </w:rPr>
+              <w:t> </w:t>
+            </w:r>
+          </w:p>
+        </w:tc>
+        <w:tc>
+          <w:tcPr>
             <w:tcW w:w="1634" w:type="dxa"/>
             <w:tcBorders>
               <w:top w:val="nil"/>
@@ -20087,7 +22802,7 @@
         </w:tc>
         <w:tc>
           <w:tcPr>
-            <w:tcW w:w="2441" w:type="dxa"/>
+            <w:tcW w:w="2468" w:type="dxa"/>
             <w:tcBorders>
               <w:top w:val="nil"/>
               <w:left w:val="nil"/>
@@ -20206,7 +22921,7 @@
         </w:tc>
         <w:tc>
           <w:tcPr>
-            <w:tcW w:w="1560" w:type="dxa"/>
+            <w:tcW w:w="1573" w:type="dxa"/>
             <w:tcBorders>
               <w:top w:val="nil"/>
               <w:left w:val="nil"/>
@@ -20245,7 +22960,7 @@
         </w:tc>
         <w:tc>
           <w:tcPr>
-            <w:tcW w:w="2253" w:type="dxa"/>
+            <w:tcW w:w="2067" w:type="dxa"/>
             <w:tcBorders>
               <w:top w:val="nil"/>
               <w:left w:val="nil"/>
@@ -20289,7 +23004,7 @@
         </w:trPr>
         <w:tc>
           <w:tcPr>
-            <w:tcW w:w="1162" w:type="dxa"/>
+            <w:tcW w:w="1174" w:type="dxa"/>
             <w:tcBorders>
               <w:top w:val="nil"/>
               <w:left w:val="single" w:sz="4" w:space="0" w:color="000000"/>
@@ -20327,7 +23042,7 @@
         </w:tc>
         <w:tc>
           <w:tcPr>
-            <w:tcW w:w="3230" w:type="dxa"/>
+            <w:tcW w:w="3265" w:type="dxa"/>
             <w:tcBorders>
               <w:top w:val="nil"/>
               <w:left w:val="nil"/>
@@ -20388,7 +23103,7 @@
         </w:tc>
         <w:tc>
           <w:tcPr>
-            <w:tcW w:w="1554" w:type="dxa"/>
+            <w:tcW w:w="1572" w:type="dxa"/>
             <w:tcBorders>
               <w:top w:val="nil"/>
               <w:left w:val="nil"/>
@@ -20467,7 +23182,7 @@
         </w:tc>
         <w:tc>
           <w:tcPr>
-            <w:tcW w:w="2622" w:type="dxa"/>
+            <w:tcW w:w="2663" w:type="dxa"/>
             <w:tcBorders>
               <w:top w:val="nil"/>
               <w:left w:val="nil"/>
@@ -20506,7 +23221,7 @@
         </w:tc>
         <w:tc>
           <w:tcPr>
-            <w:tcW w:w="1578" w:type="dxa"/>
+            <w:tcW w:w="1593" w:type="dxa"/>
             <w:tcBorders>
               <w:top w:val="nil"/>
               <w:left w:val="nil"/>
@@ -20545,6 +23260,84 @@
         </w:tc>
         <w:tc>
           <w:tcPr>
+            <w:tcW w:w="1353" w:type="dxa"/>
+            <w:tcBorders>
+              <w:top w:val="nil"/>
+              <w:left w:val="nil"/>
+              <w:bottom w:val="single" w:sz="4" w:space="0" w:color="000000"/>
+              <w:right w:val="single" w:sz="4" w:space="0" w:color="000000"/>
+            </w:tcBorders>
+            <w:shd w:val="clear" w:color="auto" w:fill="auto"/>
+            <w:vAlign w:val="center"/>
+            <w:hideMark/>
+          </w:tcPr>
+          <w:p>
+            <w:pPr>
+              <w:widowControl/>
+              <w:autoSpaceDE/>
+              <w:autoSpaceDN/>
+              <w:jc w:val="center"/>
+              <w:rPr>
+                <w:rFonts w:ascii="Times New Roman" w:eastAsia="Times New Roman" w:hAnsi="Times New Roman" w:cs="Times New Roman"/>
+                <w:color w:val="000000"/>
+                <w:sz w:val="20"/>
+                <w:szCs w:val="20"/>
+                <w:lang w:eastAsia="ko-KR"/>
+              </w:rPr>
+            </w:pPr>
+            <w:r>
+              <w:rPr>
+                <w:rFonts w:ascii="Times New Roman" w:eastAsia="Times New Roman" w:hAnsi="Times New Roman" w:cs="Times New Roman"/>
+                <w:color w:val="000000"/>
+                <w:sz w:val="20"/>
+                <w:szCs w:val="20"/>
+                <w:lang w:eastAsia="ko-KR"/>
+              </w:rPr>
+              <w:t> </w:t>
+            </w:r>
+          </w:p>
+        </w:tc>
+        <w:tc>
+          <w:tcPr>
+            <w:tcW w:w="1714" w:type="dxa"/>
+            <w:tcBorders>
+              <w:top w:val="nil"/>
+              <w:left w:val="nil"/>
+              <w:bottom w:val="single" w:sz="4" w:space="0" w:color="000000"/>
+              <w:right w:val="single" w:sz="4" w:space="0" w:color="000000"/>
+            </w:tcBorders>
+            <w:shd w:val="clear" w:color="auto" w:fill="auto"/>
+            <w:vAlign w:val="center"/>
+            <w:hideMark/>
+          </w:tcPr>
+          <w:p>
+            <w:pPr>
+              <w:widowControl/>
+              <w:autoSpaceDE/>
+              <w:autoSpaceDN/>
+              <w:jc w:val="center"/>
+              <w:rPr>
+                <w:rFonts w:ascii="Times New Roman" w:eastAsia="Times New Roman" w:hAnsi="Times New Roman" w:cs="Times New Roman"/>
+                <w:color w:val="000000"/>
+                <w:sz w:val="20"/>
+                <w:szCs w:val="20"/>
+                <w:lang w:eastAsia="ko-KR"/>
+              </w:rPr>
+            </w:pPr>
+            <w:r>
+              <w:rPr>
+                <w:rFonts w:ascii="Times New Roman" w:eastAsia="Times New Roman" w:hAnsi="Times New Roman" w:cs="Times New Roman"/>
+                <w:color w:val="000000"/>
+                <w:sz w:val="20"/>
+                <w:szCs w:val="20"/>
+                <w:lang w:eastAsia="ko-KR"/>
+              </w:rPr>
+              <w:t> </w:t>
+            </w:r>
+          </w:p>
+        </w:tc>
+        <w:tc>
+          <w:tcPr>
             <w:tcW w:w="1634" w:type="dxa"/>
             <w:tcBorders>
               <w:top w:val="nil"/>
@@ -20585,7 +23378,7 @@
         </w:tc>
         <w:tc>
           <w:tcPr>
-            <w:tcW w:w="2441" w:type="dxa"/>
+            <w:tcW w:w="2468" w:type="dxa"/>
             <w:tcBorders>
               <w:top w:val="nil"/>
               <w:left w:val="nil"/>
@@ -20704,7 +23497,7 @@
         </w:tc>
         <w:tc>
           <w:tcPr>
-            <w:tcW w:w="1560" w:type="dxa"/>
+            <w:tcW w:w="1573" w:type="dxa"/>
             <w:tcBorders>
               <w:top w:val="nil"/>
               <w:left w:val="nil"/>
@@ -20743,7 +23536,7 @@
         </w:tc>
         <w:tc>
           <w:tcPr>
-            <w:tcW w:w="2253" w:type="dxa"/>
+            <w:tcW w:w="2067" w:type="dxa"/>
             <w:tcBorders>
               <w:top w:val="nil"/>
               <w:left w:val="nil"/>
@@ -20787,7 +23580,7 @@
         </w:trPr>
         <w:tc>
           <w:tcPr>
-            <w:tcW w:w="1162" w:type="dxa"/>
+            <w:tcW w:w="1174" w:type="dxa"/>
             <w:tcBorders>
               <w:top w:val="nil"/>
               <w:left w:val="single" w:sz="4" w:space="0" w:color="000000"/>
@@ -20825,7 +23618,7 @@
         </w:tc>
         <w:tc>
           <w:tcPr>
-            <w:tcW w:w="3230" w:type="dxa"/>
+            <w:tcW w:w="3265" w:type="dxa"/>
             <w:tcBorders>
               <w:top w:val="nil"/>
               <w:left w:val="nil"/>
@@ -20898,7 +23691,7 @@
         </w:tc>
         <w:tc>
           <w:tcPr>
-            <w:tcW w:w="1554" w:type="dxa"/>
+            <w:tcW w:w="1572" w:type="dxa"/>
             <w:tcBorders>
               <w:top w:val="nil"/>
               <w:left w:val="nil"/>
@@ -20977,7 +23770,7 @@
         </w:tc>
         <w:tc>
           <w:tcPr>
-            <w:tcW w:w="2622" w:type="dxa"/>
+            <w:tcW w:w="2663" w:type="dxa"/>
             <w:tcBorders>
               <w:top w:val="nil"/>
               <w:left w:val="nil"/>
@@ -21016,7 +23809,7 @@
         </w:tc>
         <w:tc>
           <w:tcPr>
-            <w:tcW w:w="1578" w:type="dxa"/>
+            <w:tcW w:w="1593" w:type="dxa"/>
             <w:tcBorders>
               <w:top w:val="nil"/>
               <w:left w:val="nil"/>
@@ -21055,6 +23848,84 @@
         </w:tc>
         <w:tc>
           <w:tcPr>
+            <w:tcW w:w="1353" w:type="dxa"/>
+            <w:tcBorders>
+              <w:top w:val="nil"/>
+              <w:left w:val="nil"/>
+              <w:bottom w:val="single" w:sz="4" w:space="0" w:color="000000"/>
+              <w:right w:val="single" w:sz="4" w:space="0" w:color="000000"/>
+            </w:tcBorders>
+            <w:shd w:val="clear" w:color="auto" w:fill="auto"/>
+            <w:vAlign w:val="center"/>
+            <w:hideMark/>
+          </w:tcPr>
+          <w:p>
+            <w:pPr>
+              <w:widowControl/>
+              <w:autoSpaceDE/>
+              <w:autoSpaceDN/>
+              <w:jc w:val="center"/>
+              <w:rPr>
+                <w:rFonts w:ascii="Times New Roman" w:eastAsia="Times New Roman" w:hAnsi="Times New Roman" w:cs="Times New Roman"/>
+                <w:color w:val="000000"/>
+                <w:sz w:val="20"/>
+                <w:szCs w:val="20"/>
+                <w:lang w:eastAsia="ko-KR"/>
+              </w:rPr>
+            </w:pPr>
+            <w:r>
+              <w:rPr>
+                <w:rFonts w:ascii="Times New Roman" w:eastAsia="Times New Roman" w:hAnsi="Times New Roman" w:cs="Times New Roman"/>
+                <w:color w:val="000000"/>
+                <w:sz w:val="20"/>
+                <w:szCs w:val="20"/>
+                <w:lang w:eastAsia="ko-KR"/>
+              </w:rPr>
+              <w:t> </w:t>
+            </w:r>
+          </w:p>
+        </w:tc>
+        <w:tc>
+          <w:tcPr>
+            <w:tcW w:w="1714" w:type="dxa"/>
+            <w:tcBorders>
+              <w:top w:val="nil"/>
+              <w:left w:val="nil"/>
+              <w:bottom w:val="single" w:sz="4" w:space="0" w:color="000000"/>
+              <w:right w:val="single" w:sz="4" w:space="0" w:color="000000"/>
+            </w:tcBorders>
+            <w:shd w:val="clear" w:color="auto" w:fill="auto"/>
+            <w:vAlign w:val="center"/>
+            <w:hideMark/>
+          </w:tcPr>
+          <w:p>
+            <w:pPr>
+              <w:widowControl/>
+              <w:autoSpaceDE/>
+              <w:autoSpaceDN/>
+              <w:jc w:val="center"/>
+              <w:rPr>
+                <w:rFonts w:ascii="Times New Roman" w:eastAsia="Times New Roman" w:hAnsi="Times New Roman" w:cs="Times New Roman"/>
+                <w:color w:val="000000"/>
+                <w:sz w:val="20"/>
+                <w:szCs w:val="20"/>
+                <w:lang w:eastAsia="ko-KR"/>
+              </w:rPr>
+            </w:pPr>
+            <w:r>
+              <w:rPr>
+                <w:rFonts w:ascii="Times New Roman" w:eastAsia="Times New Roman" w:hAnsi="Times New Roman" w:cs="Times New Roman"/>
+                <w:color w:val="000000"/>
+                <w:sz w:val="20"/>
+                <w:szCs w:val="20"/>
+                <w:lang w:eastAsia="ko-KR"/>
+              </w:rPr>
+              <w:t> </w:t>
+            </w:r>
+          </w:p>
+        </w:tc>
+        <w:tc>
+          <w:tcPr>
             <w:tcW w:w="1634" w:type="dxa"/>
             <w:tcBorders>
               <w:top w:val="nil"/>
@@ -21095,7 +23966,7 @@
         </w:tc>
         <w:tc>
           <w:tcPr>
-            <w:tcW w:w="2441" w:type="dxa"/>
+            <w:tcW w:w="2468" w:type="dxa"/>
             <w:tcBorders>
               <w:top w:val="nil"/>
               <w:left w:val="nil"/>
@@ -21214,7 +24085,7 @@
         </w:tc>
         <w:tc>
           <w:tcPr>
-            <w:tcW w:w="1560" w:type="dxa"/>
+            <w:tcW w:w="1573" w:type="dxa"/>
             <w:tcBorders>
               <w:top w:val="nil"/>
               <w:left w:val="nil"/>
@@ -21253,7 +24124,7 @@
         </w:tc>
         <w:tc>
           <w:tcPr>
-            <w:tcW w:w="2253" w:type="dxa"/>
+            <w:tcW w:w="2067" w:type="dxa"/>
             <w:tcBorders>
               <w:top w:val="nil"/>
               <w:left w:val="nil"/>
@@ -21297,7 +24168,7 @@
         </w:trPr>
         <w:tc>
           <w:tcPr>
-            <w:tcW w:w="1162" w:type="dxa"/>
+            <w:tcW w:w="1174" w:type="dxa"/>
             <w:tcBorders>
               <w:top w:val="nil"/>
               <w:left w:val="single" w:sz="4" w:space="0" w:color="000000"/>
@@ -21335,7 +24206,7 @@
         </w:tc>
         <w:tc>
           <w:tcPr>
-            <w:tcW w:w="3230" w:type="dxa"/>
+            <w:tcW w:w="3265" w:type="dxa"/>
             <w:tcBorders>
               <w:top w:val="nil"/>
               <w:left w:val="nil"/>
@@ -21374,7 +24245,7 @@
         </w:tc>
         <w:tc>
           <w:tcPr>
-            <w:tcW w:w="1554" w:type="dxa"/>
+            <w:tcW w:w="1572" w:type="dxa"/>
             <w:tcBorders>
               <w:top w:val="nil"/>
               <w:left w:val="nil"/>
@@ -21453,7 +24324,7 @@
         </w:tc>
         <w:tc>
           <w:tcPr>
-            <w:tcW w:w="2622" w:type="dxa"/>
+            <w:tcW w:w="2663" w:type="dxa"/>
             <w:tcBorders>
               <w:top w:val="nil"/>
               <w:left w:val="nil"/>
@@ -21492,7 +24363,7 @@
         </w:tc>
         <w:tc>
           <w:tcPr>
-            <w:tcW w:w="1578" w:type="dxa"/>
+            <w:tcW w:w="1593" w:type="dxa"/>
             <w:tcBorders>
               <w:top w:val="nil"/>
               <w:left w:val="nil"/>
@@ -21531,6 +24402,84 @@
         </w:tc>
         <w:tc>
           <w:tcPr>
+            <w:tcW w:w="1353" w:type="dxa"/>
+            <w:tcBorders>
+              <w:top w:val="nil"/>
+              <w:left w:val="nil"/>
+              <w:bottom w:val="single" w:sz="4" w:space="0" w:color="000000"/>
+              <w:right w:val="single" w:sz="4" w:space="0" w:color="000000"/>
+            </w:tcBorders>
+            <w:shd w:val="clear" w:color="auto" w:fill="auto"/>
+            <w:vAlign w:val="center"/>
+            <w:hideMark/>
+          </w:tcPr>
+          <w:p>
+            <w:pPr>
+              <w:widowControl/>
+              <w:autoSpaceDE/>
+              <w:autoSpaceDN/>
+              <w:jc w:val="center"/>
+              <w:rPr>
+                <w:rFonts w:ascii="Times New Roman" w:eastAsia="Times New Roman" w:hAnsi="Times New Roman" w:cs="Times New Roman"/>
+                <w:color w:val="000000"/>
+                <w:sz w:val="20"/>
+                <w:szCs w:val="20"/>
+                <w:lang w:eastAsia="ko-KR"/>
+              </w:rPr>
+            </w:pPr>
+            <w:r>
+              <w:rPr>
+                <w:rFonts w:ascii="Times New Roman" w:eastAsia="Times New Roman" w:hAnsi="Times New Roman" w:cs="Times New Roman"/>
+                <w:color w:val="000000"/>
+                <w:sz w:val="20"/>
+                <w:szCs w:val="20"/>
+                <w:lang w:eastAsia="ko-KR"/>
+              </w:rPr>
+              <w:t> </w:t>
+            </w:r>
+          </w:p>
+        </w:tc>
+        <w:tc>
+          <w:tcPr>
+            <w:tcW w:w="1714" w:type="dxa"/>
+            <w:tcBorders>
+              <w:top w:val="nil"/>
+              <w:left w:val="nil"/>
+              <w:bottom w:val="single" w:sz="4" w:space="0" w:color="000000"/>
+              <w:right w:val="single" w:sz="4" w:space="0" w:color="000000"/>
+            </w:tcBorders>
+            <w:shd w:val="clear" w:color="auto" w:fill="auto"/>
+            <w:vAlign w:val="center"/>
+            <w:hideMark/>
+          </w:tcPr>
+          <w:p>
+            <w:pPr>
+              <w:widowControl/>
+              <w:autoSpaceDE/>
+              <w:autoSpaceDN/>
+              <w:jc w:val="center"/>
+              <w:rPr>
+                <w:rFonts w:ascii="Times New Roman" w:eastAsia="Times New Roman" w:hAnsi="Times New Roman" w:cs="Times New Roman"/>
+                <w:color w:val="000000"/>
+                <w:sz w:val="20"/>
+                <w:szCs w:val="20"/>
+                <w:lang w:eastAsia="ko-KR"/>
+              </w:rPr>
+            </w:pPr>
+            <w:r>
+              <w:rPr>
+                <w:rFonts w:ascii="Times New Roman" w:eastAsia="Times New Roman" w:hAnsi="Times New Roman" w:cs="Times New Roman"/>
+                <w:color w:val="000000"/>
+                <w:sz w:val="20"/>
+                <w:szCs w:val="20"/>
+                <w:lang w:eastAsia="ko-KR"/>
+              </w:rPr>
+              <w:t> </w:t>
+            </w:r>
+          </w:p>
+        </w:tc>
+        <w:tc>
+          <w:tcPr>
             <w:tcW w:w="1634" w:type="dxa"/>
             <w:tcBorders>
               <w:top w:val="nil"/>
@@ -21571,7 +24520,7 @@
         </w:tc>
         <w:tc>
           <w:tcPr>
-            <w:tcW w:w="2441" w:type="dxa"/>
+            <w:tcW w:w="2468" w:type="dxa"/>
             <w:tcBorders>
               <w:top w:val="nil"/>
               <w:left w:val="nil"/>
@@ -21690,7 +24639,7 @@
         </w:tc>
         <w:tc>
           <w:tcPr>
-            <w:tcW w:w="1560" w:type="dxa"/>
+            <w:tcW w:w="1573" w:type="dxa"/>
             <w:tcBorders>
               <w:top w:val="nil"/>
               <w:left w:val="nil"/>
@@ -21729,7 +24678,7 @@
         </w:tc>
         <w:tc>
           <w:tcPr>
-            <w:tcW w:w="2253" w:type="dxa"/>
+            <w:tcW w:w="2067" w:type="dxa"/>
             <w:tcBorders>
               <w:top w:val="nil"/>
               <w:left w:val="nil"/>
@@ -21773,7 +24722,7 @@
         </w:trPr>
         <w:tc>
           <w:tcPr>
-            <w:tcW w:w="1162" w:type="dxa"/>
+            <w:tcW w:w="1174" w:type="dxa"/>
             <w:tcBorders>
               <w:top w:val="nil"/>
               <w:left w:val="single" w:sz="4" w:space="0" w:color="000000"/>
@@ -21812,7 +24761,7 @@
         </w:tc>
         <w:tc>
           <w:tcPr>
-            <w:tcW w:w="3230" w:type="dxa"/>
+            <w:tcW w:w="3265" w:type="dxa"/>
             <w:tcBorders>
               <w:top w:val="nil"/>
               <w:left w:val="nil"/>
@@ -21851,7 +24800,7 @@
         </w:tc>
         <w:tc>
           <w:tcPr>
-            <w:tcW w:w="1554" w:type="dxa"/>
+            <w:tcW w:w="1572" w:type="dxa"/>
             <w:tcBorders>
               <w:top w:val="nil"/>
               <w:left w:val="nil"/>
@@ -21930,7 +24879,7 @@
         </w:tc>
         <w:tc>
           <w:tcPr>
-            <w:tcW w:w="2622" w:type="dxa"/>
+            <w:tcW w:w="2663" w:type="dxa"/>
             <w:tcBorders>
               <w:top w:val="nil"/>
               <w:left w:val="nil"/>
@@ -21969,7 +24918,7 @@
         </w:tc>
         <w:tc>
           <w:tcPr>
-            <w:tcW w:w="1578" w:type="dxa"/>
+            <w:tcW w:w="1593" w:type="dxa"/>
             <w:tcBorders>
               <w:top w:val="nil"/>
               <w:left w:val="nil"/>
@@ -22008,6 +24957,84 @@
         </w:tc>
         <w:tc>
           <w:tcPr>
+            <w:tcW w:w="1353" w:type="dxa"/>
+            <w:tcBorders>
+              <w:top w:val="nil"/>
+              <w:left w:val="nil"/>
+              <w:bottom w:val="single" w:sz="4" w:space="0" w:color="000000"/>
+              <w:right w:val="single" w:sz="4" w:space="0" w:color="000000"/>
+            </w:tcBorders>
+            <w:shd w:val="clear" w:color="auto" w:fill="auto"/>
+            <w:vAlign w:val="center"/>
+            <w:hideMark/>
+          </w:tcPr>
+          <w:p>
+            <w:pPr>
+              <w:widowControl/>
+              <w:autoSpaceDE/>
+              <w:autoSpaceDN/>
+              <w:jc w:val="center"/>
+              <w:rPr>
+                <w:rFonts w:ascii="Times New Roman" w:eastAsia="Times New Roman" w:hAnsi="Times New Roman" w:cs="Times New Roman"/>
+                <w:color w:val="000000"/>
+                <w:sz w:val="20"/>
+                <w:szCs w:val="20"/>
+                <w:lang w:eastAsia="ko-KR"/>
+              </w:rPr>
+            </w:pPr>
+            <w:r>
+              <w:rPr>
+                <w:rFonts w:ascii="Times New Roman" w:eastAsia="Times New Roman" w:hAnsi="Times New Roman" w:cs="Times New Roman"/>
+                <w:color w:val="000000"/>
+                <w:sz w:val="20"/>
+                <w:szCs w:val="20"/>
+                <w:lang w:eastAsia="ko-KR"/>
+              </w:rPr>
+              <w:t> </w:t>
+            </w:r>
+          </w:p>
+        </w:tc>
+        <w:tc>
+          <w:tcPr>
+            <w:tcW w:w="1714" w:type="dxa"/>
+            <w:tcBorders>
+              <w:top w:val="nil"/>
+              <w:left w:val="nil"/>
+              <w:bottom w:val="single" w:sz="4" w:space="0" w:color="000000"/>
+              <w:right w:val="single" w:sz="4" w:space="0" w:color="000000"/>
+            </w:tcBorders>
+            <w:shd w:val="clear" w:color="auto" w:fill="auto"/>
+            <w:vAlign w:val="center"/>
+            <w:hideMark/>
+          </w:tcPr>
+          <w:p>
+            <w:pPr>
+              <w:widowControl/>
+              <w:autoSpaceDE/>
+              <w:autoSpaceDN/>
+              <w:jc w:val="center"/>
+              <w:rPr>
+                <w:rFonts w:ascii="Times New Roman" w:eastAsia="Times New Roman" w:hAnsi="Times New Roman" w:cs="Times New Roman"/>
+                <w:color w:val="000000"/>
+                <w:sz w:val="20"/>
+                <w:szCs w:val="20"/>
+                <w:lang w:eastAsia="ko-KR"/>
+              </w:rPr>
+            </w:pPr>
+            <w:r>
+              <w:rPr>
+                <w:rFonts w:ascii="Times New Roman" w:eastAsia="Times New Roman" w:hAnsi="Times New Roman" w:cs="Times New Roman"/>
+                <w:color w:val="000000"/>
+                <w:sz w:val="20"/>
+                <w:szCs w:val="20"/>
+                <w:lang w:eastAsia="ko-KR"/>
+              </w:rPr>
+              <w:t> </w:t>
+            </w:r>
+          </w:p>
+        </w:tc>
+        <w:tc>
+          <w:tcPr>
             <w:tcW w:w="1634" w:type="dxa"/>
             <w:tcBorders>
               <w:top w:val="nil"/>
@@ -22048,7 +25075,7 @@
         </w:tc>
         <w:tc>
           <w:tcPr>
-            <w:tcW w:w="2441" w:type="dxa"/>
+            <w:tcW w:w="2468" w:type="dxa"/>
             <w:tcBorders>
               <w:top w:val="nil"/>
               <w:left w:val="nil"/>
@@ -22167,7 +25194,7 @@
         </w:tc>
         <w:tc>
           <w:tcPr>
-            <w:tcW w:w="1560" w:type="dxa"/>
+            <w:tcW w:w="1573" w:type="dxa"/>
             <w:tcBorders>
               <w:top w:val="nil"/>
               <w:left w:val="nil"/>
@@ -22206,7 +25233,7 @@
         </w:tc>
         <w:tc>
           <w:tcPr>
-            <w:tcW w:w="2253" w:type="dxa"/>
+            <w:tcW w:w="2067" w:type="dxa"/>
             <w:tcBorders>
               <w:top w:val="nil"/>
               <w:left w:val="nil"/>

--- a/students/Agametov A. M/Lab2/ЛР2. МАТРИЦА ТРЕБОВАНИЙ.docx
+++ b/students/Agametov A. M/Lab2/ЛР2. МАТРИЦА ТРЕБОВАНИЙ.docx
@@ -4,7 +4,7 @@
   <w:body>
     <w:p>
       <w:pPr>
-        <w:pStyle w:val="a3"/>
+        <w:pStyle w:val="ac"/>
         <w:spacing w:before="74" w:line="259" w:lineRule="auto"/>
         <w:ind w:left="1" w:right="3"/>
         <w:jc w:val="center"/>
@@ -66,18 +66,18 @@
     </w:p>
     <w:p>
       <w:pPr>
-        <w:pStyle w:val="a3"/>
-      </w:pPr>
-    </w:p>
-    <w:p>
-      <w:pPr>
-        <w:pStyle w:val="a3"/>
+        <w:pStyle w:val="ac"/>
+      </w:pPr>
+    </w:p>
+    <w:p>
+      <w:pPr>
+        <w:pStyle w:val="ac"/>
         <w:spacing w:before="24"/>
       </w:pPr>
     </w:p>
     <w:p>
       <w:pPr>
-        <w:pStyle w:val="a3"/>
+        <w:pStyle w:val="ac"/>
         <w:spacing w:line="259" w:lineRule="auto"/>
         <w:ind w:left="440" w:right="444" w:hanging="2"/>
         <w:jc w:val="center"/>
@@ -133,23 +133,23 @@
     </w:p>
     <w:p>
       <w:pPr>
-        <w:pStyle w:val="a3"/>
-      </w:pPr>
-    </w:p>
-    <w:p>
-      <w:pPr>
-        <w:pStyle w:val="a3"/>
-      </w:pPr>
-    </w:p>
-    <w:p>
-      <w:pPr>
-        <w:pStyle w:val="a3"/>
+        <w:pStyle w:val="ac"/>
+      </w:pPr>
+    </w:p>
+    <w:p>
+      <w:pPr>
+        <w:pStyle w:val="ac"/>
+      </w:pPr>
+    </w:p>
+    <w:p>
+      <w:pPr>
+        <w:pStyle w:val="ac"/>
         <w:spacing w:before="209"/>
       </w:pPr>
     </w:p>
     <w:p>
       <w:pPr>
-        <w:pStyle w:val="a3"/>
+        <w:pStyle w:val="ac"/>
         <w:spacing w:line="376" w:lineRule="auto"/>
         <w:ind w:left="3211" w:right="3207"/>
         <w:jc w:val="center"/>
@@ -178,7 +178,7 @@
     </w:p>
     <w:p>
       <w:pPr>
-        <w:pStyle w:val="a3"/>
+        <w:pStyle w:val="ac"/>
         <w:spacing w:before="5"/>
         <w:ind w:left="3" w:right="2"/>
         <w:jc w:val="center"/>
@@ -204,18 +204,18 @@
     </w:p>
     <w:p>
       <w:pPr>
-        <w:pStyle w:val="a3"/>
-      </w:pPr>
-    </w:p>
-    <w:p>
-      <w:pPr>
-        <w:pStyle w:val="a3"/>
+        <w:pStyle w:val="ac"/>
+      </w:pPr>
+    </w:p>
+    <w:p>
+      <w:pPr>
+        <w:pStyle w:val="ac"/>
         <w:spacing w:before="49"/>
       </w:pPr>
     </w:p>
     <w:p>
       <w:pPr>
-        <w:pStyle w:val="a3"/>
+        <w:pStyle w:val="ac"/>
         <w:ind w:left="3" w:right="2"/>
         <w:jc w:val="center"/>
       </w:pPr>
@@ -237,143 +237,143 @@
     </w:p>
     <w:p>
       <w:pPr>
-        <w:pStyle w:val="a3"/>
-      </w:pPr>
-    </w:p>
-    <w:p>
-      <w:pPr>
-        <w:pStyle w:val="a3"/>
-      </w:pPr>
-    </w:p>
-    <w:p>
-      <w:pPr>
-        <w:pStyle w:val="a3"/>
-      </w:pPr>
-    </w:p>
-    <w:p>
-      <w:pPr>
-        <w:pStyle w:val="a3"/>
-      </w:pPr>
-    </w:p>
-    <w:p>
-      <w:pPr>
-        <w:pStyle w:val="a3"/>
-      </w:pPr>
-    </w:p>
-    <w:p>
-      <w:pPr>
-        <w:pStyle w:val="a3"/>
-      </w:pPr>
-    </w:p>
-    <w:p>
-      <w:pPr>
-        <w:pStyle w:val="a3"/>
-      </w:pPr>
-    </w:p>
-    <w:p>
-      <w:pPr>
-        <w:pStyle w:val="a3"/>
-      </w:pPr>
-    </w:p>
-    <w:p>
-      <w:pPr>
-        <w:pStyle w:val="a3"/>
-      </w:pPr>
-    </w:p>
-    <w:p>
-      <w:pPr>
-        <w:pStyle w:val="a3"/>
-      </w:pPr>
-    </w:p>
-    <w:p>
-      <w:pPr>
-        <w:pStyle w:val="a3"/>
-      </w:pPr>
-    </w:p>
-    <w:p>
-      <w:pPr>
-        <w:pStyle w:val="a3"/>
-      </w:pPr>
-    </w:p>
-    <w:p>
-      <w:pPr>
-        <w:pStyle w:val="a3"/>
-      </w:pPr>
-    </w:p>
-    <w:p>
-      <w:pPr>
-        <w:pStyle w:val="a3"/>
-      </w:pPr>
-    </w:p>
-    <w:p>
-      <w:pPr>
-        <w:pStyle w:val="a3"/>
-      </w:pPr>
-    </w:p>
-    <w:p>
-      <w:pPr>
-        <w:pStyle w:val="a3"/>
-      </w:pPr>
-    </w:p>
-    <w:p>
-      <w:pPr>
-        <w:pStyle w:val="a3"/>
-      </w:pPr>
-    </w:p>
-    <w:p>
-      <w:pPr>
-        <w:pStyle w:val="a3"/>
-      </w:pPr>
-    </w:p>
-    <w:p>
-      <w:pPr>
-        <w:pStyle w:val="a3"/>
-      </w:pPr>
-    </w:p>
-    <w:p>
-      <w:pPr>
-        <w:pStyle w:val="a3"/>
-      </w:pPr>
-    </w:p>
-    <w:p>
-      <w:pPr>
-        <w:pStyle w:val="a3"/>
-      </w:pPr>
-    </w:p>
-    <w:p>
-      <w:pPr>
-        <w:pStyle w:val="a3"/>
-      </w:pPr>
-    </w:p>
-    <w:p>
-      <w:pPr>
-        <w:pStyle w:val="a3"/>
-      </w:pPr>
-    </w:p>
-    <w:p>
-      <w:pPr>
-        <w:pStyle w:val="a3"/>
-      </w:pPr>
-    </w:p>
-    <w:p>
-      <w:pPr>
-        <w:pStyle w:val="a3"/>
-      </w:pPr>
-    </w:p>
-    <w:p>
-      <w:pPr>
-        <w:pStyle w:val="a3"/>
-      </w:pPr>
-    </w:p>
-    <w:p>
-      <w:pPr>
-        <w:pStyle w:val="a3"/>
+        <w:pStyle w:val="ac"/>
+      </w:pPr>
+    </w:p>
+    <w:p>
+      <w:pPr>
+        <w:pStyle w:val="ac"/>
+      </w:pPr>
+    </w:p>
+    <w:p>
+      <w:pPr>
+        <w:pStyle w:val="ac"/>
+      </w:pPr>
+    </w:p>
+    <w:p>
+      <w:pPr>
+        <w:pStyle w:val="ac"/>
+      </w:pPr>
+    </w:p>
+    <w:p>
+      <w:pPr>
+        <w:pStyle w:val="ac"/>
+      </w:pPr>
+    </w:p>
+    <w:p>
+      <w:pPr>
+        <w:pStyle w:val="ac"/>
+      </w:pPr>
+    </w:p>
+    <w:p>
+      <w:pPr>
+        <w:pStyle w:val="ac"/>
+      </w:pPr>
+    </w:p>
+    <w:p>
+      <w:pPr>
+        <w:pStyle w:val="ac"/>
+      </w:pPr>
+    </w:p>
+    <w:p>
+      <w:pPr>
+        <w:pStyle w:val="ac"/>
+      </w:pPr>
+    </w:p>
+    <w:p>
+      <w:pPr>
+        <w:pStyle w:val="ac"/>
+      </w:pPr>
+    </w:p>
+    <w:p>
+      <w:pPr>
+        <w:pStyle w:val="ac"/>
+      </w:pPr>
+    </w:p>
+    <w:p>
+      <w:pPr>
+        <w:pStyle w:val="ac"/>
+      </w:pPr>
+    </w:p>
+    <w:p>
+      <w:pPr>
+        <w:pStyle w:val="ac"/>
+      </w:pPr>
+    </w:p>
+    <w:p>
+      <w:pPr>
+        <w:pStyle w:val="ac"/>
+      </w:pPr>
+    </w:p>
+    <w:p>
+      <w:pPr>
+        <w:pStyle w:val="ac"/>
+      </w:pPr>
+    </w:p>
+    <w:p>
+      <w:pPr>
+        <w:pStyle w:val="ac"/>
+      </w:pPr>
+    </w:p>
+    <w:p>
+      <w:pPr>
+        <w:pStyle w:val="ac"/>
+      </w:pPr>
+    </w:p>
+    <w:p>
+      <w:pPr>
+        <w:pStyle w:val="ac"/>
+      </w:pPr>
+    </w:p>
+    <w:p>
+      <w:pPr>
+        <w:pStyle w:val="ac"/>
+      </w:pPr>
+    </w:p>
+    <w:p>
+      <w:pPr>
+        <w:pStyle w:val="ac"/>
+      </w:pPr>
+    </w:p>
+    <w:p>
+      <w:pPr>
+        <w:pStyle w:val="ac"/>
+      </w:pPr>
+    </w:p>
+    <w:p>
+      <w:pPr>
+        <w:pStyle w:val="ac"/>
+      </w:pPr>
+    </w:p>
+    <w:p>
+      <w:pPr>
+        <w:pStyle w:val="ac"/>
+      </w:pPr>
+    </w:p>
+    <w:p>
+      <w:pPr>
+        <w:pStyle w:val="ac"/>
+      </w:pPr>
+    </w:p>
+    <w:p>
+      <w:pPr>
+        <w:pStyle w:val="ac"/>
+      </w:pPr>
+    </w:p>
+    <w:p>
+      <w:pPr>
+        <w:pStyle w:val="ac"/>
+      </w:pPr>
+    </w:p>
+    <w:p>
+      <w:pPr>
+        <w:pStyle w:val="ac"/>
         <w:spacing w:before="39"/>
       </w:pPr>
     </w:p>
     <w:p>
       <w:pPr>
-        <w:pStyle w:val="a3"/>
+        <w:pStyle w:val="ac"/>
         <w:ind w:left="3" w:right="2"/>
         <w:jc w:val="center"/>
       </w:pPr>
@@ -398,10 +398,9 @@
     </w:p>
     <w:p>
       <w:pPr>
-        <w:pStyle w:val="a3"/>
+        <w:pStyle w:val="ac"/>
         <w:jc w:val="center"/>
         <w:sectPr>
-          <w:type w:val="continuous"/>
           <w:pgSz w:w="11910" w:h="16840"/>
           <w:pgMar w:top="1040" w:right="708" w:bottom="280" w:left="1559" w:header="720" w:footer="720" w:gutter="0"/>
           <w:cols w:space="720"/>
@@ -410,7 +409,7 @@
     </w:p>
     <w:p>
       <w:pPr>
-        <w:pStyle w:val="a4"/>
+        <w:pStyle w:val="a7"/>
         <w:numPr>
           <w:ilvl w:val="0"/>
           <w:numId w:val="2"/>
@@ -420,6 +419,7 @@
         </w:tabs>
         <w:spacing w:before="77"/>
         <w:ind w:left="3908" w:hanging="280"/>
+        <w:contextualSpacing w:val="0"/>
         <w:jc w:val="left"/>
         <w:rPr>
           <w:b/>
@@ -453,7 +453,7 @@
     </w:p>
     <w:p>
       <w:pPr>
-        <w:pStyle w:val="a3"/>
+        <w:pStyle w:val="ac"/>
         <w:tabs>
           <w:tab w:val="left" w:pos="2088"/>
           <w:tab w:val="left" w:pos="4030"/>
@@ -518,7 +518,7 @@
     </w:p>
     <w:p>
       <w:pPr>
-        <w:pStyle w:val="a3"/>
+        <w:pStyle w:val="ac"/>
         <w:spacing w:before="160" w:line="360" w:lineRule="auto"/>
         <w:ind w:left="143" w:right="146"/>
         <w:jc w:val="both"/>
@@ -529,7 +529,7 @@
     </w:p>
     <w:p>
       <w:pPr>
-        <w:pStyle w:val="a4"/>
+        <w:pStyle w:val="a7"/>
         <w:numPr>
           <w:ilvl w:val="0"/>
           <w:numId w:val="2"/>
@@ -539,6 +539,7 @@
         </w:tabs>
         <w:spacing w:before="241"/>
         <w:ind w:left="4278" w:hanging="280"/>
+        <w:contextualSpacing w:val="0"/>
         <w:jc w:val="left"/>
         <w:rPr>
           <w:b/>
@@ -556,7 +557,7 @@
     </w:p>
     <w:p>
       <w:pPr>
-        <w:pStyle w:val="a3"/>
+        <w:pStyle w:val="ac"/>
         <w:spacing w:before="161" w:line="360" w:lineRule="auto"/>
         <w:ind w:left="143" w:right="136" w:firstLine="851"/>
         <w:jc w:val="both"/>
@@ -579,7 +580,7 @@
         </w:rPr>
         <w:t xml:space="preserve"> </w:t>
       </w:r>
-      <w:hyperlink r:id="rId7">
+      <w:hyperlink r:id="rId5">
         <w:r>
           <w:rPr>
             <w:color w:val="0462C1"/>
@@ -712,7 +713,7 @@
     </w:p>
     <w:p>
       <w:pPr>
-        <w:pStyle w:val="a3"/>
+        <w:pStyle w:val="ac"/>
         <w:spacing w:line="321" w:lineRule="exact"/>
         <w:ind w:left="143"/>
         <w:jc w:val="both"/>
@@ -753,7 +754,7 @@
     </w:p>
     <w:p>
       <w:pPr>
-        <w:pStyle w:val="a3"/>
+        <w:pStyle w:val="ac"/>
         <w:spacing w:before="161" w:line="360" w:lineRule="auto"/>
         <w:ind w:left="143" w:right="137" w:firstLine="851"/>
         <w:jc w:val="both"/>
@@ -764,7 +765,7 @@
     </w:p>
     <w:p>
       <w:pPr>
-        <w:pStyle w:val="a3"/>
+        <w:pStyle w:val="ac"/>
         <w:spacing w:line="360" w:lineRule="auto"/>
         <w:ind w:left="143" w:right="137" w:firstLine="851"/>
         <w:jc w:val="both"/>
@@ -784,7 +785,7 @@
     </w:p>
     <w:p>
       <w:pPr>
-        <w:pStyle w:val="a3"/>
+        <w:pStyle w:val="ac"/>
         <w:spacing w:before="1" w:line="360" w:lineRule="auto"/>
         <w:ind w:left="143" w:right="137" w:firstLine="851"/>
         <w:jc w:val="both"/>
@@ -795,11 +796,11 @@
     </w:p>
     <w:p>
       <w:pPr>
-        <w:pStyle w:val="a3"/>
+        <w:pStyle w:val="ac"/>
         <w:spacing w:line="360" w:lineRule="auto"/>
         <w:jc w:val="both"/>
         <w:sectPr>
-          <w:footerReference w:type="default" r:id="rId8"/>
+          <w:footerReference w:type="default" r:id="rId6"/>
           <w:pgSz w:w="11910" w:h="16840"/>
           <w:pgMar w:top="1040" w:right="708" w:bottom="1320" w:left="1559" w:header="0" w:footer="1138" w:gutter="0"/>
           <w:pgNumType w:start="2"/>
@@ -809,7 +810,7 @@
     </w:p>
     <w:p>
       <w:pPr>
-        <w:pStyle w:val="a4"/>
+        <w:pStyle w:val="a7"/>
         <w:numPr>
           <w:ilvl w:val="1"/>
           <w:numId w:val="2"/>
@@ -819,6 +820,7 @@
         </w:tabs>
         <w:spacing w:before="74"/>
         <w:ind w:left="2267" w:hanging="488"/>
+        <w:contextualSpacing w:val="0"/>
         <w:jc w:val="left"/>
         <w:rPr>
           <w:b/>
@@ -882,7 +884,7 @@
     </w:p>
     <w:p>
       <w:pPr>
-        <w:pStyle w:val="a4"/>
+        <w:pStyle w:val="a7"/>
         <w:numPr>
           <w:ilvl w:val="0"/>
           <w:numId w:val="1"/>
@@ -892,6 +894,7 @@
         </w:tabs>
         <w:spacing w:before="204"/>
         <w:ind w:hanging="280"/>
+        <w:contextualSpacing w:val="0"/>
         <w:jc w:val="both"/>
         <w:rPr>
           <w:b/>
@@ -999,7 +1002,7 @@
     </w:p>
     <w:p>
       <w:pPr>
-        <w:pStyle w:val="a4"/>
+        <w:pStyle w:val="a7"/>
         <w:numPr>
           <w:ilvl w:val="0"/>
           <w:numId w:val="1"/>
@@ -1009,6 +1012,7 @@
         </w:tabs>
         <w:spacing w:before="161"/>
         <w:ind w:hanging="280"/>
+        <w:contextualSpacing w:val="0"/>
         <w:jc w:val="both"/>
         <w:rPr>
           <w:b/>
@@ -1108,7 +1112,7 @@
     </w:p>
     <w:p>
       <w:pPr>
-        <w:pStyle w:val="a3"/>
+        <w:pStyle w:val="ac"/>
         <w:spacing w:before="160" w:line="360" w:lineRule="auto"/>
         <w:ind w:left="143" w:right="143" w:firstLine="707"/>
         <w:jc w:val="both"/>
@@ -1128,7 +1132,7 @@
     </w:p>
     <w:p>
       <w:pPr>
-        <w:pStyle w:val="a3"/>
+        <w:pStyle w:val="ac"/>
         <w:spacing w:line="362" w:lineRule="auto"/>
         <w:ind w:left="143" w:right="144"/>
         <w:jc w:val="both"/>
@@ -1148,13 +1152,21 @@
     </w:p>
     <w:p>
       <w:pPr>
-        <w:pStyle w:val="a3"/>
+        <w:pStyle w:val="ac"/>
         <w:spacing w:line="360" w:lineRule="auto"/>
         <w:ind w:left="1559" w:right="143" w:hanging="708"/>
         <w:jc w:val="both"/>
       </w:pPr>
       <w:r>
-        <w:t>ТР1.2.Должна быть возможность выбирать количество комнат ТР1.2.2.При</w:t>
+        <w:t>ТР1.</w:t>
+      </w:r>
+      <w:proofErr w:type="gramStart"/>
+      <w:r>
+        <w:t>2.Должна</w:t>
+      </w:r>
+      <w:proofErr w:type="gramEnd"/>
+      <w:r>
+        <w:t xml:space="preserve"> быть возможность выбирать количество комнат ТР1.2.2.При</w:t>
       </w:r>
       <w:r>
         <w:rPr>
@@ -1202,7 +1214,7 @@
     </w:p>
     <w:p>
       <w:pPr>
-        <w:pStyle w:val="a3"/>
+        <w:pStyle w:val="ac"/>
         <w:spacing w:line="321" w:lineRule="exact"/>
         <w:ind w:left="851"/>
         <w:jc w:val="both"/>
@@ -1252,18 +1264,26 @@
     </w:p>
     <w:p>
       <w:pPr>
-        <w:pStyle w:val="a3"/>
+        <w:pStyle w:val="ac"/>
         <w:spacing w:before="154" w:line="360" w:lineRule="auto"/>
         <w:ind w:left="1559" w:right="142" w:firstLine="708"/>
         <w:jc w:val="both"/>
       </w:pPr>
       <w:r>
-        <w:t>ТР1.2.2.2.При уменьшении количества комнат должно появляться диалоговое окно, предлагающее пользователю выбрать, какие из существующих комнат нужно удалить</w:t>
-      </w:r>
-    </w:p>
-    <w:p>
-      <w:pPr>
-        <w:pStyle w:val="a4"/>
+        <w:t>ТР1.2.2.</w:t>
+      </w:r>
+      <w:proofErr w:type="gramStart"/>
+      <w:r>
+        <w:t>2.При</w:t>
+      </w:r>
+      <w:proofErr w:type="gramEnd"/>
+      <w:r>
+        <w:t xml:space="preserve"> уменьшении количества комнат должно появляться диалоговое окно, предлагающее пользователю выбрать, какие из существующих комнат нужно удалить</w:t>
+      </w:r>
+    </w:p>
+    <w:p>
+      <w:pPr>
+        <w:pStyle w:val="a7"/>
         <w:numPr>
           <w:ilvl w:val="0"/>
           <w:numId w:val="1"/>
@@ -1273,6 +1293,7 @@
         </w:tabs>
         <w:spacing w:before="162"/>
         <w:ind w:hanging="280"/>
+        <w:contextualSpacing w:val="0"/>
         <w:jc w:val="both"/>
         <w:rPr>
           <w:b/>
@@ -1357,7 +1378,7 @@
     </w:p>
     <w:p>
       <w:pPr>
-        <w:pStyle w:val="a3"/>
+        <w:pStyle w:val="ac"/>
         <w:spacing w:before="160" w:line="360" w:lineRule="auto"/>
         <w:ind w:left="143" w:right="144" w:firstLine="707"/>
         <w:jc w:val="both"/>
@@ -1368,7 +1389,7 @@
     </w:p>
     <w:p>
       <w:pPr>
-        <w:pStyle w:val="a3"/>
+        <w:pStyle w:val="ac"/>
         <w:spacing w:before="1" w:line="360" w:lineRule="auto"/>
         <w:ind w:left="143" w:right="145" w:firstLine="851"/>
         <w:jc w:val="both"/>
@@ -1385,7 +1406,7 @@
     </w:p>
     <w:p>
       <w:pPr>
-        <w:pStyle w:val="a3"/>
+        <w:pStyle w:val="ac"/>
         <w:spacing w:line="321" w:lineRule="exact"/>
         <w:ind w:left="143"/>
         <w:jc w:val="both"/>
@@ -1471,7 +1492,7 @@
     </w:p>
     <w:p>
       <w:pPr>
-        <w:pStyle w:val="a3"/>
+        <w:pStyle w:val="ac"/>
         <w:spacing w:before="1"/>
         <w:rPr>
           <w:sz w:val="14"/>
@@ -1518,6 +1539,7 @@
                 <w:sz w:val="28"/>
               </w:rPr>
             </w:pPr>
+            <w:proofErr w:type="spellStart"/>
             <w:r>
               <w:rPr>
                 <w:rFonts w:ascii="Times New Roman" w:hAnsi="Times New Roman"/>
@@ -1527,6 +1549,7 @@
               </w:rPr>
               <w:t>Поле</w:t>
             </w:r>
+            <w:proofErr w:type="spellEnd"/>
           </w:p>
         </w:tc>
         <w:tc>
@@ -1545,6 +1568,7 @@
                 <w:sz w:val="28"/>
               </w:rPr>
             </w:pPr>
+            <w:proofErr w:type="spellStart"/>
             <w:r>
               <w:rPr>
                 <w:rFonts w:ascii="Times New Roman" w:hAnsi="Times New Roman"/>
@@ -1553,6 +1577,7 @@
               </w:rPr>
               <w:t>Алгоритм</w:t>
             </w:r>
+            <w:proofErr w:type="spellEnd"/>
             <w:r>
               <w:rPr>
                 <w:rFonts w:ascii="Times New Roman" w:hAnsi="Times New Roman"/>
@@ -1562,6 +1587,7 @@
               </w:rPr>
               <w:t xml:space="preserve"> </w:t>
             </w:r>
+            <w:proofErr w:type="spellStart"/>
             <w:r>
               <w:rPr>
                 <w:rFonts w:ascii="Times New Roman" w:hAnsi="Times New Roman"/>
@@ -1571,6 +1597,7 @@
               </w:rPr>
               <w:t>заполнения</w:t>
             </w:r>
+            <w:proofErr w:type="spellEnd"/>
           </w:p>
         </w:tc>
       </w:tr>
@@ -1616,6 +1643,7 @@
                 <w:sz w:val="28"/>
               </w:rPr>
             </w:pPr>
+            <w:proofErr w:type="spellStart"/>
             <w:r>
               <w:rPr>
                 <w:rFonts w:ascii="Times New Roman" w:hAnsi="Times New Roman"/>
@@ -1623,6 +1651,7 @@
               </w:rPr>
               <w:t>Уникальный</w:t>
             </w:r>
+            <w:proofErr w:type="spellEnd"/>
             <w:r>
               <w:rPr>
                 <w:rFonts w:ascii="Times New Roman" w:hAnsi="Times New Roman"/>
@@ -1631,6 +1660,7 @@
               </w:rPr>
               <w:t xml:space="preserve"> </w:t>
             </w:r>
+            <w:proofErr w:type="spellStart"/>
             <w:r>
               <w:rPr>
                 <w:rFonts w:ascii="Times New Roman" w:hAnsi="Times New Roman"/>
@@ -1638,6 +1668,7 @@
               </w:rPr>
               <w:t>идентификатор</w:t>
             </w:r>
+            <w:proofErr w:type="spellEnd"/>
             <w:r>
               <w:rPr>
                 <w:rFonts w:ascii="Times New Roman" w:hAnsi="Times New Roman"/>
@@ -1646,6 +1677,7 @@
               </w:rPr>
               <w:t xml:space="preserve"> </w:t>
             </w:r>
+            <w:proofErr w:type="spellStart"/>
             <w:r>
               <w:rPr>
                 <w:rFonts w:ascii="Times New Roman" w:hAnsi="Times New Roman"/>
@@ -1654,6 +1686,7 @@
               </w:rPr>
               <w:t>требования</w:t>
             </w:r>
+            <w:proofErr w:type="spellEnd"/>
           </w:p>
         </w:tc>
       </w:tr>
@@ -1675,14 +1708,34 @@
                 <w:sz w:val="28"/>
               </w:rPr>
             </w:pPr>
+            <w:proofErr w:type="spellStart"/>
             <w:r>
               <w:rPr>
                 <w:rFonts w:ascii="Times New Roman" w:hAnsi="Times New Roman"/>
                 <w:spacing w:val="-2"/>
                 <w:sz w:val="28"/>
               </w:rPr>
-              <w:t>Описание требования</w:t>
-            </w:r>
+              <w:t>Описание</w:t>
+            </w:r>
+            <w:proofErr w:type="spellEnd"/>
+            <w:r>
+              <w:rPr>
+                <w:rFonts w:ascii="Times New Roman" w:hAnsi="Times New Roman"/>
+                <w:spacing w:val="-2"/>
+                <w:sz w:val="28"/>
+              </w:rPr>
+              <w:t xml:space="preserve"> </w:t>
+            </w:r>
+            <w:proofErr w:type="spellStart"/>
+            <w:r>
+              <w:rPr>
+                <w:rFonts w:ascii="Times New Roman" w:hAnsi="Times New Roman"/>
+                <w:spacing w:val="-2"/>
+                <w:sz w:val="28"/>
+              </w:rPr>
+              <w:t>требования</w:t>
+            </w:r>
+            <w:proofErr w:type="spellEnd"/>
           </w:p>
         </w:tc>
         <w:tc>
@@ -1703,6 +1756,7 @@
               <w:rPr>
                 <w:rFonts w:ascii="Times New Roman" w:hAnsi="Times New Roman"/>
                 <w:sz w:val="28"/>
+                <w:lang w:val="ru-RU"/>
               </w:rPr>
             </w:pPr>
             <w:r>
@@ -1710,6 +1764,7 @@
                 <w:rFonts w:ascii="Times New Roman" w:hAnsi="Times New Roman"/>
                 <w:spacing w:val="-2"/>
                 <w:sz w:val="28"/>
+                <w:lang w:val="ru-RU"/>
               </w:rPr>
               <w:t>Подробное</w:t>
             </w:r>
@@ -1717,6 +1772,7 @@
               <w:rPr>
                 <w:rFonts w:ascii="Times New Roman" w:hAnsi="Times New Roman"/>
                 <w:sz w:val="28"/>
+                <w:lang w:val="ru-RU"/>
               </w:rPr>
               <w:tab/>
             </w:r>
@@ -1725,6 +1781,7 @@
                 <w:rFonts w:ascii="Times New Roman" w:hAnsi="Times New Roman"/>
                 <w:spacing w:val="-2"/>
                 <w:sz w:val="28"/>
+                <w:lang w:val="ru-RU"/>
               </w:rPr>
               <w:t>описание</w:t>
             </w:r>
@@ -1732,6 +1789,7 @@
               <w:rPr>
                 <w:rFonts w:ascii="Times New Roman" w:hAnsi="Times New Roman"/>
                 <w:sz w:val="28"/>
+                <w:lang w:val="ru-RU"/>
               </w:rPr>
               <w:tab/>
             </w:r>
@@ -1740,6 +1798,7 @@
                 <w:rFonts w:ascii="Times New Roman" w:hAnsi="Times New Roman"/>
                 <w:spacing w:val="-2"/>
                 <w:sz w:val="28"/>
+                <w:lang w:val="ru-RU"/>
               </w:rPr>
               <w:t>требования</w:t>
             </w:r>
@@ -1747,6 +1806,7 @@
               <w:rPr>
                 <w:rFonts w:ascii="Times New Roman" w:hAnsi="Times New Roman"/>
                 <w:sz w:val="28"/>
+                <w:lang w:val="ru-RU"/>
               </w:rPr>
               <w:tab/>
             </w:r>
@@ -1755,6 +1815,7 @@
                 <w:rFonts w:ascii="Times New Roman" w:hAnsi="Times New Roman"/>
                 <w:spacing w:val="-2"/>
                 <w:sz w:val="28"/>
+                <w:lang w:val="ru-RU"/>
               </w:rPr>
               <w:t>(функциональные</w:t>
             </w:r>
@@ -1762,6 +1823,7 @@
               <w:rPr>
                 <w:rFonts w:ascii="Times New Roman" w:hAnsi="Times New Roman"/>
                 <w:sz w:val="28"/>
+                <w:lang w:val="ru-RU"/>
               </w:rPr>
               <w:tab/>
             </w:r>
@@ -1770,6 +1832,7 @@
                 <w:rFonts w:ascii="Times New Roman" w:hAnsi="Times New Roman"/>
                 <w:spacing w:val="-10"/>
                 <w:sz w:val="28"/>
+                <w:lang w:val="ru-RU"/>
               </w:rPr>
               <w:t xml:space="preserve">и </w:t>
             </w:r>
@@ -1777,6 +1840,7 @@
               <w:rPr>
                 <w:rFonts w:ascii="Times New Roman" w:hAnsi="Times New Roman"/>
                 <w:sz w:val="28"/>
+                <w:lang w:val="ru-RU"/>
               </w:rPr>
               <w:t>нефункциональные характеристики)</w:t>
             </w:r>
@@ -1801,6 +1865,7 @@
                 <w:sz w:val="28"/>
               </w:rPr>
             </w:pPr>
+            <w:proofErr w:type="spellStart"/>
             <w:r>
               <w:rPr>
                 <w:rFonts w:ascii="Times New Roman" w:hAnsi="Times New Roman"/>
@@ -1809,6 +1874,7 @@
               </w:rPr>
               <w:t>Автор</w:t>
             </w:r>
+            <w:proofErr w:type="spellEnd"/>
           </w:p>
         </w:tc>
         <w:tc>
@@ -1830,6 +1896,7 @@
               <w:rPr>
                 <w:rFonts w:ascii="Times New Roman" w:hAnsi="Times New Roman"/>
                 <w:sz w:val="28"/>
+                <w:lang w:val="ru-RU"/>
               </w:rPr>
             </w:pPr>
             <w:r>
@@ -1837,6 +1904,7 @@
                 <w:rFonts w:ascii="Times New Roman" w:hAnsi="Times New Roman"/>
                 <w:spacing w:val="-2"/>
                 <w:sz w:val="28"/>
+                <w:lang w:val="ru-RU"/>
               </w:rPr>
               <w:t>Автор</w:t>
             </w:r>
@@ -1844,6 +1912,7 @@
               <w:rPr>
                 <w:rFonts w:ascii="Times New Roman" w:hAnsi="Times New Roman"/>
                 <w:sz w:val="28"/>
+                <w:lang w:val="ru-RU"/>
               </w:rPr>
               <w:tab/>
             </w:r>
@@ -1852,6 +1921,7 @@
                 <w:rFonts w:ascii="Times New Roman" w:hAnsi="Times New Roman"/>
                 <w:spacing w:val="-2"/>
                 <w:sz w:val="28"/>
+                <w:lang w:val="ru-RU"/>
               </w:rPr>
               <w:t>требования</w:t>
             </w:r>
@@ -1859,6 +1929,7 @@
               <w:rPr>
                 <w:rFonts w:ascii="Times New Roman" w:hAnsi="Times New Roman"/>
                 <w:sz w:val="28"/>
+                <w:lang w:val="ru-RU"/>
               </w:rPr>
               <w:tab/>
             </w:r>
@@ -1867,6 +1938,7 @@
                 <w:rFonts w:ascii="Times New Roman" w:hAnsi="Times New Roman"/>
                 <w:spacing w:val="-4"/>
                 <w:sz w:val="28"/>
+                <w:lang w:val="ru-RU"/>
               </w:rPr>
               <w:t>(тот,</w:t>
             </w:r>
@@ -1874,6 +1946,7 @@
               <w:rPr>
                 <w:rFonts w:ascii="Times New Roman" w:hAnsi="Times New Roman"/>
                 <w:sz w:val="28"/>
+                <w:lang w:val="ru-RU"/>
               </w:rPr>
               <w:tab/>
             </w:r>
@@ -1882,6 +1955,7 @@
                 <w:rFonts w:ascii="Times New Roman" w:hAnsi="Times New Roman"/>
                 <w:spacing w:val="-4"/>
                 <w:sz w:val="28"/>
+                <w:lang w:val="ru-RU"/>
               </w:rPr>
               <w:t>кто</w:t>
             </w:r>
@@ -1889,6 +1963,7 @@
               <w:rPr>
                 <w:rFonts w:ascii="Times New Roman" w:hAnsi="Times New Roman"/>
                 <w:sz w:val="28"/>
+                <w:lang w:val="ru-RU"/>
               </w:rPr>
               <w:tab/>
             </w:r>
@@ -1897,6 +1972,7 @@
                 <w:rFonts w:ascii="Times New Roman" w:hAnsi="Times New Roman"/>
                 <w:spacing w:val="-2"/>
                 <w:sz w:val="28"/>
+                <w:lang w:val="ru-RU"/>
               </w:rPr>
               <w:t>НАЗВАЛ</w:t>
             </w:r>
@@ -1904,6 +1980,7 @@
               <w:rPr>
                 <w:rFonts w:ascii="Times New Roman" w:hAnsi="Times New Roman"/>
                 <w:sz w:val="28"/>
+                <w:lang w:val="ru-RU"/>
               </w:rPr>
               <w:tab/>
             </w:r>
@@ -1912,6 +1989,7 @@
                 <w:rFonts w:ascii="Times New Roman" w:hAnsi="Times New Roman"/>
                 <w:spacing w:val="-2"/>
                 <w:sz w:val="28"/>
+                <w:lang w:val="ru-RU"/>
               </w:rPr>
               <w:t xml:space="preserve">требование </w:t>
             </w:r>
@@ -1919,6 +1997,7 @@
               <w:rPr>
                 <w:rFonts w:ascii="Times New Roman" w:hAnsi="Times New Roman"/>
                 <w:sz w:val="28"/>
+                <w:lang w:val="ru-RU"/>
               </w:rPr>
               <w:t>команде, а не тот, кто записал его в настоящий файл)</w:t>
             </w:r>
@@ -1943,6 +2022,7 @@
                 <w:sz w:val="28"/>
               </w:rPr>
             </w:pPr>
+            <w:proofErr w:type="spellStart"/>
             <w:r>
               <w:rPr>
                 <w:rFonts w:ascii="Times New Roman" w:hAnsi="Times New Roman"/>
@@ -1951,6 +2031,7 @@
               </w:rPr>
               <w:t>Дата</w:t>
             </w:r>
+            <w:proofErr w:type="spellEnd"/>
           </w:p>
         </w:tc>
         <w:tc>
@@ -1965,12 +2046,14 @@
               <w:rPr>
                 <w:rFonts w:ascii="Times New Roman" w:hAnsi="Times New Roman"/>
                 <w:sz w:val="28"/>
+                <w:lang w:val="ru-RU"/>
               </w:rPr>
             </w:pPr>
             <w:r>
               <w:rPr>
                 <w:rFonts w:ascii="Times New Roman" w:hAnsi="Times New Roman"/>
                 <w:sz w:val="28"/>
+                <w:lang w:val="ru-RU"/>
               </w:rPr>
               <w:t>Когда</w:t>
             </w:r>
@@ -1979,6 +2062,7 @@
                 <w:rFonts w:ascii="Times New Roman" w:hAnsi="Times New Roman"/>
                 <w:spacing w:val="-8"/>
                 <w:sz w:val="28"/>
+                <w:lang w:val="ru-RU"/>
               </w:rPr>
               <w:t xml:space="preserve"> </w:t>
             </w:r>
@@ -1986,6 +2070,7 @@
               <w:rPr>
                 <w:rFonts w:ascii="Times New Roman" w:hAnsi="Times New Roman"/>
                 <w:sz w:val="28"/>
+                <w:lang w:val="ru-RU"/>
               </w:rPr>
               <w:t>требование</w:t>
             </w:r>
@@ -1994,6 +2079,7 @@
                 <w:rFonts w:ascii="Times New Roman" w:hAnsi="Times New Roman"/>
                 <w:spacing w:val="-6"/>
                 <w:sz w:val="28"/>
+                <w:lang w:val="ru-RU"/>
               </w:rPr>
               <w:t xml:space="preserve"> </w:t>
             </w:r>
@@ -2001,6 +2087,7 @@
               <w:rPr>
                 <w:rFonts w:ascii="Times New Roman" w:hAnsi="Times New Roman"/>
                 <w:sz w:val="28"/>
+                <w:lang w:val="ru-RU"/>
               </w:rPr>
               <w:t>впервые</w:t>
             </w:r>
@@ -2009,6 +2096,7 @@
                 <w:rFonts w:ascii="Times New Roman" w:hAnsi="Times New Roman"/>
                 <w:spacing w:val="-6"/>
                 <w:sz w:val="28"/>
+                <w:lang w:val="ru-RU"/>
               </w:rPr>
               <w:t xml:space="preserve"> </w:t>
             </w:r>
@@ -2016,6 +2104,7 @@
               <w:rPr>
                 <w:rFonts w:ascii="Times New Roman" w:hAnsi="Times New Roman"/>
                 <w:sz w:val="28"/>
+                <w:lang w:val="ru-RU"/>
               </w:rPr>
               <w:t>стало</w:t>
             </w:r>
@@ -2024,6 +2113,7 @@
                 <w:rFonts w:ascii="Times New Roman" w:hAnsi="Times New Roman"/>
                 <w:spacing w:val="-3"/>
                 <w:sz w:val="28"/>
+                <w:lang w:val="ru-RU"/>
               </w:rPr>
               <w:t xml:space="preserve"> </w:t>
             </w:r>
@@ -2031,6 +2121,7 @@
               <w:rPr>
                 <w:rFonts w:ascii="Times New Roman" w:hAnsi="Times New Roman"/>
                 <w:sz w:val="28"/>
+                <w:lang w:val="ru-RU"/>
               </w:rPr>
               <w:t>известно</w:t>
             </w:r>
@@ -2039,6 +2130,7 @@
                 <w:rFonts w:ascii="Times New Roman" w:hAnsi="Times New Roman"/>
                 <w:spacing w:val="-4"/>
                 <w:sz w:val="28"/>
+                <w:lang w:val="ru-RU"/>
               </w:rPr>
               <w:t xml:space="preserve"> </w:t>
             </w:r>
@@ -2047,6 +2139,7 @@
                 <w:rFonts w:ascii="Times New Roman" w:hAnsi="Times New Roman"/>
                 <w:spacing w:val="-2"/>
                 <w:sz w:val="28"/>
+                <w:lang w:val="ru-RU"/>
               </w:rPr>
               <w:t>команде</w:t>
             </w:r>
@@ -2071,14 +2164,34 @@
                 <w:sz w:val="28"/>
               </w:rPr>
             </w:pPr>
+            <w:proofErr w:type="spellStart"/>
             <w:r>
               <w:rPr>
                 <w:rFonts w:ascii="Times New Roman" w:hAnsi="Times New Roman"/>
                 <w:spacing w:val="-2"/>
                 <w:sz w:val="28"/>
               </w:rPr>
-              <w:t>Документ выявления</w:t>
-            </w:r>
+              <w:t>Документ</w:t>
+            </w:r>
+            <w:proofErr w:type="spellEnd"/>
+            <w:r>
+              <w:rPr>
+                <w:rFonts w:ascii="Times New Roman" w:hAnsi="Times New Roman"/>
+                <w:spacing w:val="-2"/>
+                <w:sz w:val="28"/>
+              </w:rPr>
+              <w:t xml:space="preserve"> </w:t>
+            </w:r>
+            <w:proofErr w:type="spellStart"/>
+            <w:r>
+              <w:rPr>
+                <w:rFonts w:ascii="Times New Roman" w:hAnsi="Times New Roman"/>
+                <w:spacing w:val="-2"/>
+                <w:sz w:val="28"/>
+              </w:rPr>
+              <w:t>выявления</w:t>
+            </w:r>
+            <w:proofErr w:type="spellEnd"/>
           </w:p>
         </w:tc>
         <w:tc>
@@ -2098,6 +2211,7 @@
               <w:rPr>
                 <w:rFonts w:ascii="Times New Roman" w:hAnsi="Times New Roman"/>
                 <w:sz w:val="28"/>
+                <w:lang w:val="ru-RU"/>
               </w:rPr>
             </w:pPr>
             <w:r>
@@ -2105,6 +2219,7 @@
                 <w:rFonts w:ascii="Times New Roman" w:hAnsi="Times New Roman"/>
                 <w:spacing w:val="-2"/>
                 <w:sz w:val="28"/>
+                <w:lang w:val="ru-RU"/>
               </w:rPr>
               <w:t>Документ,</w:t>
             </w:r>
@@ -2112,6 +2227,7 @@
               <w:rPr>
                 <w:rFonts w:ascii="Times New Roman" w:hAnsi="Times New Roman"/>
                 <w:sz w:val="28"/>
+                <w:lang w:val="ru-RU"/>
               </w:rPr>
               <w:tab/>
             </w:r>
@@ -2120,6 +2236,7 @@
                 <w:rFonts w:ascii="Times New Roman" w:hAnsi="Times New Roman"/>
                 <w:spacing w:val="-2"/>
                 <w:sz w:val="28"/>
+                <w:lang w:val="ru-RU"/>
               </w:rPr>
               <w:t>формализовавший</w:t>
             </w:r>
@@ -2127,6 +2244,7 @@
               <w:rPr>
                 <w:rFonts w:ascii="Times New Roman" w:hAnsi="Times New Roman"/>
                 <w:sz w:val="28"/>
+                <w:lang w:val="ru-RU"/>
               </w:rPr>
               <w:tab/>
             </w:r>
@@ -2135,6 +2253,7 @@
                 <w:rFonts w:ascii="Times New Roman" w:hAnsi="Times New Roman"/>
                 <w:spacing w:val="-2"/>
                 <w:sz w:val="28"/>
+                <w:lang w:val="ru-RU"/>
               </w:rPr>
               <w:t>названное</w:t>
             </w:r>
@@ -2142,6 +2261,7 @@
               <w:rPr>
                 <w:rFonts w:ascii="Times New Roman" w:hAnsi="Times New Roman"/>
                 <w:sz w:val="28"/>
+                <w:lang w:val="ru-RU"/>
               </w:rPr>
               <w:tab/>
             </w:r>
@@ -2150,6 +2270,7 @@
                 <w:rFonts w:ascii="Times New Roman" w:hAnsi="Times New Roman"/>
                 <w:spacing w:val="-2"/>
                 <w:sz w:val="28"/>
+                <w:lang w:val="ru-RU"/>
               </w:rPr>
               <w:t xml:space="preserve">требование </w:t>
             </w:r>
@@ -2157,6 +2278,7 @@
               <w:rPr>
                 <w:rFonts w:ascii="Times New Roman" w:hAnsi="Times New Roman"/>
                 <w:sz w:val="28"/>
+                <w:lang w:val="ru-RU"/>
               </w:rPr>
               <w:t>(отчет об интервью, протокол совещания и т.д.)</w:t>
             </w:r>
@@ -2181,14 +2303,34 @@
                 <w:sz w:val="28"/>
               </w:rPr>
             </w:pPr>
+            <w:proofErr w:type="spellStart"/>
             <w:r>
               <w:rPr>
                 <w:rFonts w:ascii="Times New Roman" w:hAnsi="Times New Roman"/>
                 <w:spacing w:val="-2"/>
                 <w:sz w:val="28"/>
               </w:rPr>
-              <w:t>Статус требования</w:t>
-            </w:r>
+              <w:t>Статус</w:t>
+            </w:r>
+            <w:proofErr w:type="spellEnd"/>
+            <w:r>
+              <w:rPr>
+                <w:rFonts w:ascii="Times New Roman" w:hAnsi="Times New Roman"/>
+                <w:spacing w:val="-2"/>
+                <w:sz w:val="28"/>
+              </w:rPr>
+              <w:t xml:space="preserve"> </w:t>
+            </w:r>
+            <w:proofErr w:type="spellStart"/>
+            <w:r>
+              <w:rPr>
+                <w:rFonts w:ascii="Times New Roman" w:hAnsi="Times New Roman"/>
+                <w:spacing w:val="-2"/>
+                <w:sz w:val="28"/>
+              </w:rPr>
+              <w:t>требования</w:t>
+            </w:r>
+            <w:proofErr w:type="spellEnd"/>
           </w:p>
         </w:tc>
         <w:tc>
@@ -2211,6 +2353,7 @@
               <w:rPr>
                 <w:rFonts w:ascii="Times New Roman" w:hAnsi="Times New Roman"/>
                 <w:sz w:val="28"/>
+                <w:lang w:val="ru-RU"/>
               </w:rPr>
             </w:pPr>
             <w:r>
@@ -2218,6 +2361,7 @@
                 <w:rFonts w:ascii="Times New Roman" w:hAnsi="Times New Roman"/>
                 <w:spacing w:val="-2"/>
                 <w:sz w:val="28"/>
+                <w:lang w:val="ru-RU"/>
               </w:rPr>
               <w:t>Ожидает</w:t>
             </w:r>
@@ -2225,6 +2369,7 @@
               <w:rPr>
                 <w:rFonts w:ascii="Times New Roman" w:hAnsi="Times New Roman"/>
                 <w:sz w:val="28"/>
+                <w:lang w:val="ru-RU"/>
               </w:rPr>
               <w:tab/>
             </w:r>
@@ -2233,6 +2378,7 @@
                 <w:rFonts w:ascii="Times New Roman" w:hAnsi="Times New Roman"/>
                 <w:spacing w:val="-2"/>
                 <w:sz w:val="28"/>
+                <w:lang w:val="ru-RU"/>
               </w:rPr>
               <w:t>рассмотрения/</w:t>
             </w:r>
@@ -2240,6 +2386,7 @@
               <w:rPr>
                 <w:rFonts w:ascii="Times New Roman" w:hAnsi="Times New Roman"/>
                 <w:sz w:val="28"/>
+                <w:lang w:val="ru-RU"/>
               </w:rPr>
               <w:tab/>
             </w:r>
@@ -2248,6 +2395,7 @@
                 <w:rFonts w:ascii="Times New Roman" w:hAnsi="Times New Roman"/>
                 <w:spacing w:val="-4"/>
                 <w:sz w:val="28"/>
+                <w:lang w:val="ru-RU"/>
               </w:rPr>
               <w:t>Взято</w:t>
             </w:r>
@@ -2255,6 +2403,7 @@
               <w:rPr>
                 <w:rFonts w:ascii="Times New Roman" w:hAnsi="Times New Roman"/>
                 <w:sz w:val="28"/>
+                <w:lang w:val="ru-RU"/>
               </w:rPr>
               <w:tab/>
             </w:r>
@@ -2263,6 +2412,7 @@
                 <w:rFonts w:ascii="Times New Roman" w:hAnsi="Times New Roman"/>
                 <w:spacing w:val="-10"/>
                 <w:sz w:val="28"/>
+                <w:lang w:val="ru-RU"/>
               </w:rPr>
               <w:t>в</w:t>
             </w:r>
@@ -2270,6 +2420,7 @@
               <w:rPr>
                 <w:rFonts w:ascii="Times New Roman" w:hAnsi="Times New Roman"/>
                 <w:sz w:val="28"/>
+                <w:lang w:val="ru-RU"/>
               </w:rPr>
               <w:tab/>
             </w:r>
@@ -2278,6 +2429,7 @@
                 <w:rFonts w:ascii="Times New Roman" w:hAnsi="Times New Roman"/>
                 <w:spacing w:val="-2"/>
                 <w:sz w:val="28"/>
+                <w:lang w:val="ru-RU"/>
               </w:rPr>
               <w:t>работу/</w:t>
             </w:r>
@@ -2285,6 +2437,7 @@
               <w:rPr>
                 <w:rFonts w:ascii="Times New Roman" w:hAnsi="Times New Roman"/>
                 <w:sz w:val="28"/>
+                <w:lang w:val="ru-RU"/>
               </w:rPr>
               <w:tab/>
             </w:r>
@@ -2293,6 +2446,7 @@
                 <w:rFonts w:ascii="Times New Roman" w:hAnsi="Times New Roman"/>
                 <w:spacing w:val="-2"/>
                 <w:sz w:val="28"/>
+                <w:lang w:val="ru-RU"/>
               </w:rPr>
               <w:t>Закрыто</w:t>
             </w:r>
@@ -2300,6 +2454,7 @@
               <w:rPr>
                 <w:rFonts w:ascii="Times New Roman" w:hAnsi="Times New Roman"/>
                 <w:sz w:val="28"/>
+                <w:lang w:val="ru-RU"/>
               </w:rPr>
               <w:tab/>
             </w:r>
@@ -2308,6 +2463,7 @@
                 <w:rFonts w:ascii="Times New Roman" w:hAnsi="Times New Roman"/>
                 <w:spacing w:val="-10"/>
                 <w:sz w:val="28"/>
+                <w:lang w:val="ru-RU"/>
               </w:rPr>
               <w:t xml:space="preserve">/ </w:t>
             </w:r>
@@ -2316,6 +2472,7 @@
                 <w:rFonts w:ascii="Times New Roman" w:hAnsi="Times New Roman"/>
                 <w:spacing w:val="-2"/>
                 <w:sz w:val="28"/>
+                <w:lang w:val="ru-RU"/>
               </w:rPr>
               <w:t>Отменено</w:t>
             </w:r>
@@ -2340,7 +2497,7 @@
     </w:p>
     <w:p>
       <w:pPr>
-        <w:pStyle w:val="a3"/>
+        <w:pStyle w:val="ac"/>
         <w:spacing w:before="6"/>
         <w:rPr>
           <w:sz w:val="2"/>
@@ -2385,6 +2542,7 @@
               <w:rPr>
                 <w:rFonts w:ascii="Times New Roman"/>
                 <w:sz w:val="28"/>
+                <w:lang w:val="ru-RU"/>
               </w:rPr>
             </w:pPr>
           </w:p>
@@ -2397,6 +2555,7 @@
                 <w:sz w:val="28"/>
               </w:rPr>
             </w:pPr>
+            <w:proofErr w:type="spellStart"/>
             <w:r>
               <w:rPr>
                 <w:rFonts w:ascii="Times New Roman" w:hAnsi="Times New Roman"/>
@@ -2404,6 +2563,7 @@
               </w:rPr>
               <w:t>Заменено</w:t>
             </w:r>
+            <w:proofErr w:type="spellEnd"/>
             <w:r>
               <w:rPr>
                 <w:rFonts w:ascii="Times New Roman" w:hAnsi="Times New Roman"/>
@@ -2412,6 +2572,7 @@
               </w:rPr>
               <w:t xml:space="preserve"> </w:t>
             </w:r>
+            <w:proofErr w:type="spellStart"/>
             <w:r>
               <w:rPr>
                 <w:rFonts w:ascii="Times New Roman" w:hAnsi="Times New Roman"/>
@@ -2419,6 +2580,7 @@
               </w:rPr>
               <w:t>на</w:t>
             </w:r>
+            <w:proofErr w:type="spellEnd"/>
             <w:r>
               <w:rPr>
                 <w:rFonts w:ascii="Times New Roman" w:hAnsi="Times New Roman"/>
@@ -2452,12 +2614,14 @@
               <w:rPr>
                 <w:rFonts w:ascii="Times New Roman" w:hAnsi="Times New Roman"/>
                 <w:sz w:val="28"/>
+                <w:lang w:val="ru-RU"/>
               </w:rPr>
             </w:pPr>
             <w:r>
               <w:rPr>
                 <w:rFonts w:ascii="Times New Roman" w:hAnsi="Times New Roman"/>
                 <w:sz w:val="28"/>
+                <w:lang w:val="ru-RU"/>
               </w:rPr>
               <w:t>Если</w:t>
             </w:r>
@@ -2467,6 +2631,7 @@
                 <w:spacing w:val="50"/>
                 <w:w w:val="150"/>
                 <w:sz w:val="28"/>
+                <w:lang w:val="ru-RU"/>
               </w:rPr>
               <w:t xml:space="preserve">   </w:t>
             </w:r>
@@ -2474,6 +2639,7 @@
               <w:rPr>
                 <w:rFonts w:ascii="Times New Roman" w:hAnsi="Times New Roman"/>
                 <w:sz w:val="28"/>
+                <w:lang w:val="ru-RU"/>
               </w:rPr>
               <w:t>настоящее</w:t>
             </w:r>
@@ -2483,6 +2649,7 @@
                 <w:spacing w:val="52"/>
                 <w:w w:val="150"/>
                 <w:sz w:val="28"/>
+                <w:lang w:val="ru-RU"/>
               </w:rPr>
               <w:t xml:space="preserve">   </w:t>
             </w:r>
@@ -2490,6 +2657,7 @@
               <w:rPr>
                 <w:rFonts w:ascii="Times New Roman" w:hAnsi="Times New Roman"/>
                 <w:sz w:val="28"/>
+                <w:lang w:val="ru-RU"/>
               </w:rPr>
               <w:t>требование</w:t>
             </w:r>
@@ -2499,13 +2667,16 @@
                 <w:spacing w:val="51"/>
                 <w:w w:val="150"/>
                 <w:sz w:val="28"/>
+                <w:lang w:val="ru-RU"/>
               </w:rPr>
               <w:t xml:space="preserve">   </w:t>
             </w:r>
-            <w:r>
-              <w:rPr>
-                <w:rFonts w:ascii="Times New Roman" w:hAnsi="Times New Roman"/>
-                <w:sz w:val="28"/>
+            <w:proofErr w:type="gramStart"/>
+            <w:r>
+              <w:rPr>
+                <w:rFonts w:ascii="Times New Roman" w:hAnsi="Times New Roman"/>
+                <w:sz w:val="28"/>
+                <w:lang w:val="ru-RU"/>
               </w:rPr>
               <w:t>изменилось,</w:t>
             </w:r>
@@ -2515,14 +2686,17 @@
                 <w:spacing w:val="51"/>
                 <w:w w:val="150"/>
                 <w:sz w:val="28"/>
+                <w:lang w:val="ru-RU"/>
               </w:rPr>
               <w:t xml:space="preserve">   </w:t>
             </w:r>
+            <w:proofErr w:type="gramEnd"/>
             <w:r>
               <w:rPr>
                 <w:rFonts w:ascii="Times New Roman" w:hAnsi="Times New Roman"/>
                 <w:spacing w:val="-5"/>
                 <w:sz w:val="28"/>
+                <w:lang w:val="ru-RU"/>
               </w:rPr>
               <w:t>оно</w:t>
             </w:r>
@@ -2536,12 +2710,14 @@
               <w:rPr>
                 <w:rFonts w:ascii="Times New Roman" w:hAnsi="Times New Roman"/>
                 <w:sz w:val="28"/>
+                <w:lang w:val="ru-RU"/>
               </w:rPr>
             </w:pPr>
             <w:r>
               <w:rPr>
                 <w:rFonts w:ascii="Times New Roman" w:hAnsi="Times New Roman"/>
                 <w:sz w:val="28"/>
+                <w:lang w:val="ru-RU"/>
               </w:rPr>
               <w:t>«закрывается» (отметка в столбце «статус требования»), заводится</w:t>
             </w:r>
@@ -2550,6 +2726,7 @@
                 <w:rFonts w:ascii="Times New Roman" w:hAnsi="Times New Roman"/>
                 <w:spacing w:val="-3"/>
                 <w:sz w:val="28"/>
+                <w:lang w:val="ru-RU"/>
               </w:rPr>
               <w:t xml:space="preserve"> </w:t>
             </w:r>
@@ -2557,6 +2734,7 @@
               <w:rPr>
                 <w:rFonts w:ascii="Times New Roman" w:hAnsi="Times New Roman"/>
                 <w:sz w:val="28"/>
+                <w:lang w:val="ru-RU"/>
               </w:rPr>
               <w:t>новое</w:t>
             </w:r>
@@ -2565,6 +2743,7 @@
                 <w:rFonts w:ascii="Times New Roman" w:hAnsi="Times New Roman"/>
                 <w:spacing w:val="-1"/>
                 <w:sz w:val="28"/>
+                <w:lang w:val="ru-RU"/>
               </w:rPr>
               <w:t xml:space="preserve"> </w:t>
             </w:r>
@@ -2572,6 +2751,7 @@
               <w:rPr>
                 <w:rFonts w:ascii="Times New Roman" w:hAnsi="Times New Roman"/>
                 <w:sz w:val="28"/>
+                <w:lang w:val="ru-RU"/>
               </w:rPr>
               <w:t>требование</w:t>
             </w:r>
@@ -2580,6 +2760,7 @@
                 <w:rFonts w:ascii="Times New Roman" w:hAnsi="Times New Roman"/>
                 <w:spacing w:val="-2"/>
                 <w:sz w:val="28"/>
+                <w:lang w:val="ru-RU"/>
               </w:rPr>
               <w:t xml:space="preserve"> </w:t>
             </w:r>
@@ -2587,6 +2768,7 @@
               <w:rPr>
                 <w:rFonts w:ascii="Times New Roman" w:hAnsi="Times New Roman"/>
                 <w:sz w:val="28"/>
+                <w:lang w:val="ru-RU"/>
               </w:rPr>
               <w:t>с</w:t>
             </w:r>
@@ -2595,6 +2777,7 @@
                 <w:rFonts w:ascii="Times New Roman" w:hAnsi="Times New Roman"/>
                 <w:spacing w:val="-2"/>
                 <w:sz w:val="28"/>
+                <w:lang w:val="ru-RU"/>
               </w:rPr>
               <w:t xml:space="preserve"> </w:t>
             </w:r>
@@ -2602,6 +2785,7 @@
               <w:rPr>
                 <w:rFonts w:ascii="Times New Roman" w:hAnsi="Times New Roman"/>
                 <w:sz w:val="28"/>
+                <w:lang w:val="ru-RU"/>
               </w:rPr>
               <w:t>новым</w:t>
             </w:r>
@@ -2610,6 +2794,7 @@
                 <w:rFonts w:ascii="Times New Roman" w:hAnsi="Times New Roman"/>
                 <w:spacing w:val="-2"/>
                 <w:sz w:val="28"/>
+                <w:lang w:val="ru-RU"/>
               </w:rPr>
               <w:t xml:space="preserve"> </w:t>
             </w:r>
@@ -2625,6 +2810,7 @@
                 <w:rFonts w:ascii="Times New Roman" w:hAnsi="Times New Roman"/>
                 <w:spacing w:val="-3"/>
                 <w:sz w:val="28"/>
+                <w:lang w:val="ru-RU"/>
               </w:rPr>
               <w:t xml:space="preserve"> </w:t>
             </w:r>
@@ -2632,6 +2818,7 @@
               <w:rPr>
                 <w:rFonts w:ascii="Times New Roman" w:hAnsi="Times New Roman"/>
                 <w:sz w:val="28"/>
+                <w:lang w:val="ru-RU"/>
               </w:rPr>
               <w:t>(он</w:t>
             </w:r>
@@ -2640,6 +2827,7 @@
                 <w:rFonts w:ascii="Times New Roman" w:hAnsi="Times New Roman"/>
                 <w:spacing w:val="-3"/>
                 <w:sz w:val="28"/>
+                <w:lang w:val="ru-RU"/>
               </w:rPr>
               <w:t xml:space="preserve"> </w:t>
             </w:r>
@@ -2647,6 +2835,7 @@
               <w:rPr>
                 <w:rFonts w:ascii="Times New Roman" w:hAnsi="Times New Roman"/>
                 <w:sz w:val="28"/>
+                <w:lang w:val="ru-RU"/>
               </w:rPr>
               <w:t>указывается</w:t>
             </w:r>
@@ -2655,6 +2844,7 @@
                 <w:rFonts w:ascii="Times New Roman" w:hAnsi="Times New Roman"/>
                 <w:spacing w:val="-3"/>
                 <w:sz w:val="28"/>
+                <w:lang w:val="ru-RU"/>
               </w:rPr>
               <w:t xml:space="preserve"> </w:t>
             </w:r>
@@ -2662,6 +2852,7 @@
               <w:rPr>
                 <w:rFonts w:ascii="Times New Roman" w:hAnsi="Times New Roman"/>
                 <w:sz w:val="28"/>
+                <w:lang w:val="ru-RU"/>
               </w:rPr>
               <w:t>и в данном столбце)</w:t>
             </w:r>
@@ -2686,20 +2877,39 @@
                 <w:sz w:val="28"/>
               </w:rPr>
             </w:pPr>
+            <w:proofErr w:type="spellStart"/>
             <w:r>
               <w:rPr>
                 <w:rFonts w:ascii="Times New Roman" w:hAnsi="Times New Roman"/>
                 <w:spacing w:val="-2"/>
                 <w:sz w:val="28"/>
               </w:rPr>
-              <w:t xml:space="preserve">Последователь </w:t>
-            </w:r>
-            <w:r>
-              <w:rPr>
-                <w:rFonts w:ascii="Times New Roman" w:hAnsi="Times New Roman"/>
-                <w:sz w:val="28"/>
-              </w:rPr>
-              <w:t>чего? (ID)</w:t>
+              <w:t>Последователь</w:t>
+            </w:r>
+            <w:proofErr w:type="spellEnd"/>
+            <w:r>
+              <w:rPr>
+                <w:rFonts w:ascii="Times New Roman" w:hAnsi="Times New Roman"/>
+                <w:spacing w:val="-2"/>
+                <w:sz w:val="28"/>
+              </w:rPr>
+              <w:t xml:space="preserve"> </w:t>
+            </w:r>
+            <w:proofErr w:type="spellStart"/>
+            <w:r>
+              <w:rPr>
+                <w:rFonts w:ascii="Times New Roman" w:hAnsi="Times New Roman"/>
+                <w:sz w:val="28"/>
+              </w:rPr>
+              <w:t>чего</w:t>
+            </w:r>
+            <w:proofErr w:type="spellEnd"/>
+            <w:r>
+              <w:rPr>
+                <w:rFonts w:ascii="Times New Roman" w:hAnsi="Times New Roman"/>
+                <w:sz w:val="28"/>
+              </w:rPr>
+              <w:t>? (ID)</w:t>
             </w:r>
           </w:p>
         </w:tc>
@@ -2722,12 +2932,14 @@
               <w:rPr>
                 <w:rFonts w:ascii="Times New Roman" w:hAnsi="Times New Roman"/>
                 <w:sz w:val="28"/>
+                <w:lang w:val="ru-RU"/>
               </w:rPr>
             </w:pPr>
             <w:r>
               <w:rPr>
                 <w:rFonts w:ascii="Times New Roman" w:hAnsi="Times New Roman"/>
                 <w:sz w:val="28"/>
+                <w:lang w:val="ru-RU"/>
               </w:rPr>
               <w:t>Если</w:t>
             </w:r>
@@ -2736,6 +2948,7 @@
                 <w:rFonts w:ascii="Times New Roman" w:hAnsi="Times New Roman"/>
                 <w:spacing w:val="40"/>
                 <w:sz w:val="28"/>
+                <w:lang w:val="ru-RU"/>
               </w:rPr>
               <w:t xml:space="preserve"> </w:t>
             </w:r>
@@ -2743,6 +2956,7 @@
               <w:rPr>
                 <w:rFonts w:ascii="Times New Roman" w:hAnsi="Times New Roman"/>
                 <w:sz w:val="28"/>
+                <w:lang w:val="ru-RU"/>
               </w:rPr>
               <w:t>настоящее</w:t>
             </w:r>
@@ -2751,6 +2965,7 @@
                 <w:rFonts w:ascii="Times New Roman" w:hAnsi="Times New Roman"/>
                 <w:spacing w:val="40"/>
                 <w:sz w:val="28"/>
+                <w:lang w:val="ru-RU"/>
               </w:rPr>
               <w:t xml:space="preserve"> </w:t>
             </w:r>
@@ -2758,6 +2973,7 @@
               <w:rPr>
                 <w:rFonts w:ascii="Times New Roman" w:hAnsi="Times New Roman"/>
                 <w:sz w:val="28"/>
+                <w:lang w:val="ru-RU"/>
               </w:rPr>
               <w:t>требование</w:t>
             </w:r>
@@ -2766,6 +2982,7 @@
                 <w:rFonts w:ascii="Times New Roman" w:hAnsi="Times New Roman"/>
                 <w:spacing w:val="40"/>
                 <w:sz w:val="28"/>
+                <w:lang w:val="ru-RU"/>
               </w:rPr>
               <w:t xml:space="preserve"> </w:t>
             </w:r>
@@ -2773,6 +2990,7 @@
               <w:rPr>
                 <w:rFonts w:ascii="Times New Roman" w:hAnsi="Times New Roman"/>
                 <w:sz w:val="28"/>
+                <w:lang w:val="ru-RU"/>
               </w:rPr>
               <w:t>–</w:t>
             </w:r>
@@ -2781,6 +2999,7 @@
                 <w:rFonts w:ascii="Times New Roman" w:hAnsi="Times New Roman"/>
                 <w:spacing w:val="40"/>
                 <w:sz w:val="28"/>
+                <w:lang w:val="ru-RU"/>
               </w:rPr>
               <w:t xml:space="preserve"> </w:t>
             </w:r>
@@ -2788,6 +3007,7 @@
               <w:rPr>
                 <w:rFonts w:ascii="Times New Roman" w:hAnsi="Times New Roman"/>
                 <w:sz w:val="28"/>
+                <w:lang w:val="ru-RU"/>
               </w:rPr>
               <w:t>это</w:t>
             </w:r>
@@ -2796,6 +3016,7 @@
                 <w:rFonts w:ascii="Times New Roman" w:hAnsi="Times New Roman"/>
                 <w:spacing w:val="40"/>
                 <w:sz w:val="28"/>
+                <w:lang w:val="ru-RU"/>
               </w:rPr>
               <w:t xml:space="preserve"> </w:t>
             </w:r>
@@ -2803,6 +3024,7 @@
               <w:rPr>
                 <w:rFonts w:ascii="Times New Roman" w:hAnsi="Times New Roman"/>
                 <w:sz w:val="28"/>
+                <w:lang w:val="ru-RU"/>
               </w:rPr>
               <w:t>результат</w:t>
             </w:r>
@@ -2811,6 +3033,7 @@
                 <w:rFonts w:ascii="Times New Roman" w:hAnsi="Times New Roman"/>
                 <w:spacing w:val="40"/>
                 <w:sz w:val="28"/>
+                <w:lang w:val="ru-RU"/>
               </w:rPr>
               <w:t xml:space="preserve"> </w:t>
             </w:r>
@@ -2818,6 +3041,7 @@
               <w:rPr>
                 <w:rFonts w:ascii="Times New Roman" w:hAnsi="Times New Roman"/>
                 <w:sz w:val="28"/>
+                <w:lang w:val="ru-RU"/>
               </w:rPr>
               <w:t xml:space="preserve">изменения </w:t>
             </w:r>
@@ -2826,6 +3050,7 @@
                 <w:rFonts w:ascii="Times New Roman" w:hAnsi="Times New Roman"/>
                 <w:spacing w:val="-2"/>
                 <w:sz w:val="28"/>
+                <w:lang w:val="ru-RU"/>
               </w:rPr>
               <w:t>предыдущего,</w:t>
             </w:r>
@@ -2833,6 +3058,7 @@
               <w:rPr>
                 <w:rFonts w:ascii="Times New Roman" w:hAnsi="Times New Roman"/>
                 <w:sz w:val="28"/>
+                <w:lang w:val="ru-RU"/>
               </w:rPr>
               <w:tab/>
             </w:r>
@@ -2841,6 +3067,7 @@
                 <w:rFonts w:ascii="Times New Roman" w:hAnsi="Times New Roman"/>
                 <w:spacing w:val="-5"/>
                 <w:sz w:val="28"/>
+                <w:lang w:val="ru-RU"/>
               </w:rPr>
               <w:t>то</w:t>
             </w:r>
@@ -2848,6 +3075,7 @@
               <w:rPr>
                 <w:rFonts w:ascii="Times New Roman" w:hAnsi="Times New Roman"/>
                 <w:sz w:val="28"/>
+                <w:lang w:val="ru-RU"/>
               </w:rPr>
               <w:tab/>
             </w:r>
@@ -2856,6 +3084,7 @@
                 <w:rFonts w:ascii="Times New Roman" w:hAnsi="Times New Roman"/>
                 <w:spacing w:val="-10"/>
                 <w:sz w:val="28"/>
+                <w:lang w:val="ru-RU"/>
               </w:rPr>
               <w:t>в</w:t>
             </w:r>
@@ -2863,6 +3092,7 @@
               <w:rPr>
                 <w:rFonts w:ascii="Times New Roman" w:hAnsi="Times New Roman"/>
                 <w:sz w:val="28"/>
+                <w:lang w:val="ru-RU"/>
               </w:rPr>
               <w:tab/>
             </w:r>
@@ -2871,6 +3101,7 @@
                 <w:rFonts w:ascii="Times New Roman" w:hAnsi="Times New Roman"/>
                 <w:spacing w:val="-2"/>
                 <w:sz w:val="28"/>
+                <w:lang w:val="ru-RU"/>
               </w:rPr>
               <w:t>данном</w:t>
             </w:r>
@@ -2878,6 +3109,7 @@
               <w:rPr>
                 <w:rFonts w:ascii="Times New Roman" w:hAnsi="Times New Roman"/>
                 <w:sz w:val="28"/>
+                <w:lang w:val="ru-RU"/>
               </w:rPr>
               <w:tab/>
             </w:r>
@@ -2886,6 +3118,7 @@
                 <w:rFonts w:ascii="Times New Roman" w:hAnsi="Times New Roman"/>
                 <w:spacing w:val="-2"/>
                 <w:sz w:val="28"/>
+                <w:lang w:val="ru-RU"/>
               </w:rPr>
               <w:t>столбце</w:t>
             </w:r>
@@ -2893,6 +3126,7 @@
               <w:rPr>
                 <w:rFonts w:ascii="Times New Roman" w:hAnsi="Times New Roman"/>
                 <w:sz w:val="28"/>
+                <w:lang w:val="ru-RU"/>
               </w:rPr>
               <w:tab/>
             </w:r>
@@ -2901,6 +3135,7 @@
                 <w:rFonts w:ascii="Times New Roman" w:hAnsi="Times New Roman"/>
                 <w:spacing w:val="-2"/>
                 <w:sz w:val="28"/>
+                <w:lang w:val="ru-RU"/>
               </w:rPr>
               <w:t>указывается</w:t>
             </w:r>
@@ -2908,6 +3143,7 @@
               <w:rPr>
                 <w:rFonts w:ascii="Times New Roman" w:hAnsi="Times New Roman"/>
                 <w:sz w:val="28"/>
+                <w:lang w:val="ru-RU"/>
               </w:rPr>
               <w:tab/>
             </w:r>
@@ -2930,6 +3166,7 @@
                 <w:sz w:val="28"/>
               </w:rPr>
             </w:pPr>
+            <w:proofErr w:type="spellStart"/>
             <w:r>
               <w:rPr>
                 <w:rFonts w:ascii="Times New Roman" w:hAnsi="Times New Roman"/>
@@ -2938,6 +3175,7 @@
               </w:rPr>
               <w:t>предшественника</w:t>
             </w:r>
+            <w:proofErr w:type="spellEnd"/>
           </w:p>
         </w:tc>
       </w:tr>
@@ -2959,13 +3197,23 @@
                 <w:sz w:val="28"/>
               </w:rPr>
             </w:pPr>
+            <w:proofErr w:type="spellStart"/>
             <w:r>
               <w:rPr>
                 <w:rFonts w:ascii="Times New Roman" w:hAnsi="Times New Roman"/>
                 <w:spacing w:val="-2"/>
                 <w:sz w:val="28"/>
               </w:rPr>
-              <w:t xml:space="preserve">Спецификация </w:t>
+              <w:t>Спецификация</w:t>
+            </w:r>
+            <w:proofErr w:type="spellEnd"/>
+            <w:r>
+              <w:rPr>
+                <w:rFonts w:ascii="Times New Roman" w:hAnsi="Times New Roman"/>
+                <w:spacing w:val="-2"/>
+                <w:sz w:val="28"/>
+              </w:rPr>
+              <w:t xml:space="preserve"> </w:t>
             </w:r>
             <w:r>
               <w:rPr>
@@ -2990,14 +3238,23 @@
               <w:rPr>
                 <w:rFonts w:ascii="Times New Roman" w:hAnsi="Times New Roman"/>
                 <w:sz w:val="28"/>
+                <w:lang w:val="ru-RU"/>
               </w:rPr>
             </w:pPr>
             <w:r>
               <w:rPr>
                 <w:rFonts w:ascii="Times New Roman" w:hAnsi="Times New Roman"/>
                 <w:sz w:val="28"/>
-              </w:rPr>
-              <w:t>Если формировался технический документ, формализующий постановку задачи по данному требования, то указать его ID</w:t>
+                <w:lang w:val="ru-RU"/>
+              </w:rPr>
+              <w:t xml:space="preserve">Если формировался технический документ, формализующий постановку задачи по данному требования, то указать его </w:t>
+            </w:r>
+            <w:r>
+              <w:rPr>
+                <w:rFonts w:ascii="Times New Roman" w:hAnsi="Times New Roman"/>
+                <w:sz w:val="28"/>
+              </w:rPr>
+              <w:t>ID</w:t>
             </w:r>
           </w:p>
         </w:tc>
@@ -3020,6 +3277,7 @@
                 <w:sz w:val="28"/>
               </w:rPr>
             </w:pPr>
+            <w:proofErr w:type="spellStart"/>
             <w:r>
               <w:rPr>
                 <w:rFonts w:ascii="Times New Roman" w:hAnsi="Times New Roman"/>
@@ -3028,6 +3286,7 @@
               </w:rPr>
               <w:t>Модуль</w:t>
             </w:r>
+            <w:proofErr w:type="spellEnd"/>
           </w:p>
         </w:tc>
         <w:tc>
@@ -3042,12 +3301,14 @@
               <w:rPr>
                 <w:rFonts w:ascii="Times New Roman" w:hAnsi="Times New Roman"/>
                 <w:sz w:val="28"/>
+                <w:lang w:val="ru-RU"/>
               </w:rPr>
             </w:pPr>
             <w:r>
               <w:rPr>
                 <w:rFonts w:ascii="Times New Roman" w:hAnsi="Times New Roman"/>
                 <w:sz w:val="28"/>
+                <w:lang w:val="ru-RU"/>
               </w:rPr>
               <w:t>Название</w:t>
             </w:r>
@@ -3056,6 +3317,7 @@
                 <w:rFonts w:ascii="Times New Roman" w:hAnsi="Times New Roman"/>
                 <w:spacing w:val="80"/>
                 <w:sz w:val="28"/>
+                <w:lang w:val="ru-RU"/>
               </w:rPr>
               <w:t xml:space="preserve"> </w:t>
             </w:r>
@@ -3063,6 +3325,7 @@
               <w:rPr>
                 <w:rFonts w:ascii="Times New Roman" w:hAnsi="Times New Roman"/>
                 <w:sz w:val="28"/>
+                <w:lang w:val="ru-RU"/>
               </w:rPr>
               <w:t>модуля</w:t>
             </w:r>
@@ -3071,6 +3334,7 @@
                 <w:rFonts w:ascii="Times New Roman" w:hAnsi="Times New Roman"/>
                 <w:spacing w:val="80"/>
                 <w:sz w:val="28"/>
+                <w:lang w:val="ru-RU"/>
               </w:rPr>
               <w:t xml:space="preserve"> </w:t>
             </w:r>
@@ -3078,6 +3342,7 @@
               <w:rPr>
                 <w:rFonts w:ascii="Times New Roman" w:hAnsi="Times New Roman"/>
                 <w:sz w:val="28"/>
+                <w:lang w:val="ru-RU"/>
               </w:rPr>
               <w:t>ПО,</w:t>
             </w:r>
@@ -3086,6 +3351,7 @@
                 <w:rFonts w:ascii="Times New Roman" w:hAnsi="Times New Roman"/>
                 <w:spacing w:val="80"/>
                 <w:sz w:val="28"/>
+                <w:lang w:val="ru-RU"/>
               </w:rPr>
               <w:t xml:space="preserve"> </w:t>
             </w:r>
@@ -3093,6 +3359,7 @@
               <w:rPr>
                 <w:rFonts w:ascii="Times New Roman" w:hAnsi="Times New Roman"/>
                 <w:sz w:val="28"/>
+                <w:lang w:val="ru-RU"/>
               </w:rPr>
               <w:t>в</w:t>
             </w:r>
@@ -3101,6 +3368,7 @@
                 <w:rFonts w:ascii="Times New Roman" w:hAnsi="Times New Roman"/>
                 <w:spacing w:val="80"/>
                 <w:sz w:val="28"/>
+                <w:lang w:val="ru-RU"/>
               </w:rPr>
               <w:t xml:space="preserve"> </w:t>
             </w:r>
@@ -3108,6 +3376,7 @@
               <w:rPr>
                 <w:rFonts w:ascii="Times New Roman" w:hAnsi="Times New Roman"/>
                 <w:sz w:val="28"/>
+                <w:lang w:val="ru-RU"/>
               </w:rPr>
               <w:t>который</w:t>
             </w:r>
@@ -3116,6 +3385,7 @@
                 <w:rFonts w:ascii="Times New Roman" w:hAnsi="Times New Roman"/>
                 <w:spacing w:val="80"/>
                 <w:sz w:val="28"/>
+                <w:lang w:val="ru-RU"/>
               </w:rPr>
               <w:t xml:space="preserve"> </w:t>
             </w:r>
@@ -3123,6 +3393,7 @@
               <w:rPr>
                 <w:rFonts w:ascii="Times New Roman" w:hAnsi="Times New Roman"/>
                 <w:sz w:val="28"/>
+                <w:lang w:val="ru-RU"/>
               </w:rPr>
               <w:t>войдет</w:t>
             </w:r>
@@ -3131,6 +3402,7 @@
                 <w:rFonts w:ascii="Times New Roman" w:hAnsi="Times New Roman"/>
                 <w:spacing w:val="80"/>
                 <w:sz w:val="28"/>
+                <w:lang w:val="ru-RU"/>
               </w:rPr>
               <w:t xml:space="preserve"> </w:t>
             </w:r>
@@ -3138,6 +3410,7 @@
               <w:rPr>
                 <w:rFonts w:ascii="Times New Roman" w:hAnsi="Times New Roman"/>
                 <w:sz w:val="28"/>
+                <w:lang w:val="ru-RU"/>
               </w:rPr>
               <w:t xml:space="preserve">реализуемое </w:t>
             </w:r>
@@ -3146,6 +3419,7 @@
                 <w:rFonts w:ascii="Times New Roman" w:hAnsi="Times New Roman"/>
                 <w:spacing w:val="-2"/>
                 <w:sz w:val="28"/>
+                <w:lang w:val="ru-RU"/>
               </w:rPr>
               <w:t>требование</w:t>
             </w:r>
@@ -3170,13 +3444,23 @@
                 <w:sz w:val="28"/>
               </w:rPr>
             </w:pPr>
-            <w:r>
-              <w:rPr>
-                <w:rFonts w:ascii="Times New Roman" w:hAnsi="Times New Roman"/>
-                <w:sz w:val="28"/>
-              </w:rPr>
-              <w:t xml:space="preserve">Дата </w:t>
-            </w:r>
+            <w:proofErr w:type="spellStart"/>
+            <w:r>
+              <w:rPr>
+                <w:rFonts w:ascii="Times New Roman" w:hAnsi="Times New Roman"/>
+                <w:sz w:val="28"/>
+              </w:rPr>
+              <w:t>Дата</w:t>
+            </w:r>
+            <w:proofErr w:type="spellEnd"/>
+            <w:r>
+              <w:rPr>
+                <w:rFonts w:ascii="Times New Roman" w:hAnsi="Times New Roman"/>
+                <w:sz w:val="28"/>
+              </w:rPr>
+              <w:t xml:space="preserve"> </w:t>
+            </w:r>
+            <w:proofErr w:type="spellStart"/>
             <w:r>
               <w:rPr>
                 <w:rFonts w:ascii="Times New Roman" w:hAnsi="Times New Roman"/>
@@ -3185,6 +3469,7 @@
               </w:rPr>
               <w:t>реализации</w:t>
             </w:r>
+            <w:proofErr w:type="spellEnd"/>
           </w:p>
         </w:tc>
         <w:tc>
@@ -3199,12 +3484,14 @@
               <w:rPr>
                 <w:rFonts w:ascii="Times New Roman" w:hAnsi="Times New Roman"/>
                 <w:sz w:val="28"/>
+                <w:lang w:val="ru-RU"/>
               </w:rPr>
             </w:pPr>
             <w:r>
               <w:rPr>
                 <w:rFonts w:ascii="Times New Roman" w:hAnsi="Times New Roman"/>
                 <w:sz w:val="28"/>
+                <w:lang w:val="ru-RU"/>
               </w:rPr>
               <w:t>Дата</w:t>
             </w:r>
@@ -3213,6 +3500,7 @@
                 <w:rFonts w:ascii="Times New Roman" w:hAnsi="Times New Roman"/>
                 <w:spacing w:val="-9"/>
                 <w:sz w:val="28"/>
+                <w:lang w:val="ru-RU"/>
               </w:rPr>
               <w:t xml:space="preserve"> </w:t>
             </w:r>
@@ -3220,6 +3508,7 @@
               <w:rPr>
                 <w:rFonts w:ascii="Times New Roman" w:hAnsi="Times New Roman"/>
                 <w:sz w:val="28"/>
+                <w:lang w:val="ru-RU"/>
               </w:rPr>
               <w:t>внутренней</w:t>
             </w:r>
@@ -3228,6 +3517,7 @@
                 <w:rFonts w:ascii="Times New Roman" w:hAnsi="Times New Roman"/>
                 <w:spacing w:val="-7"/>
                 <w:sz w:val="28"/>
+                <w:lang w:val="ru-RU"/>
               </w:rPr>
               <w:t xml:space="preserve"> </w:t>
             </w:r>
@@ -3235,6 +3525,7 @@
               <w:rPr>
                 <w:rFonts w:ascii="Times New Roman" w:hAnsi="Times New Roman"/>
                 <w:sz w:val="28"/>
+                <w:lang w:val="ru-RU"/>
               </w:rPr>
               <w:t>приемки</w:t>
             </w:r>
@@ -3243,6 +3534,7 @@
                 <w:rFonts w:ascii="Times New Roman" w:hAnsi="Times New Roman"/>
                 <w:spacing w:val="-7"/>
                 <w:sz w:val="28"/>
+                <w:lang w:val="ru-RU"/>
               </w:rPr>
               <w:t xml:space="preserve"> </w:t>
             </w:r>
@@ -3250,6 +3542,7 @@
               <w:rPr>
                 <w:rFonts w:ascii="Times New Roman" w:hAnsi="Times New Roman"/>
                 <w:sz w:val="28"/>
+                <w:lang w:val="ru-RU"/>
               </w:rPr>
               <w:t>(внутри</w:t>
             </w:r>
@@ -3258,6 +3551,7 @@
                 <w:rFonts w:ascii="Times New Roman" w:hAnsi="Times New Roman"/>
                 <w:spacing w:val="-7"/>
                 <w:sz w:val="28"/>
+                <w:lang w:val="ru-RU"/>
               </w:rPr>
               <w:t xml:space="preserve"> </w:t>
             </w:r>
@@ -3265,6 +3559,7 @@
               <w:rPr>
                 <w:rFonts w:ascii="Times New Roman" w:hAnsi="Times New Roman"/>
                 <w:sz w:val="28"/>
+                <w:lang w:val="ru-RU"/>
               </w:rPr>
               <w:t>команды</w:t>
             </w:r>
@@ -3273,6 +3568,7 @@
                 <w:rFonts w:ascii="Times New Roman" w:hAnsi="Times New Roman"/>
                 <w:spacing w:val="-6"/>
                 <w:sz w:val="28"/>
+                <w:lang w:val="ru-RU"/>
               </w:rPr>
               <w:t xml:space="preserve"> </w:t>
             </w:r>
@@ -3281,6 +3577,7 @@
                 <w:rFonts w:ascii="Times New Roman" w:hAnsi="Times New Roman"/>
                 <w:spacing w:val="-2"/>
                 <w:sz w:val="28"/>
+                <w:lang w:val="ru-RU"/>
               </w:rPr>
               <w:t>проекта)</w:t>
             </w:r>
@@ -3305,13 +3602,23 @@
                 <w:sz w:val="28"/>
               </w:rPr>
             </w:pPr>
-            <w:r>
-              <w:rPr>
-                <w:rFonts w:ascii="Times New Roman" w:hAnsi="Times New Roman"/>
-                <w:sz w:val="28"/>
-              </w:rPr>
-              <w:t xml:space="preserve">Дата </w:t>
-            </w:r>
+            <w:proofErr w:type="spellStart"/>
+            <w:r>
+              <w:rPr>
+                <w:rFonts w:ascii="Times New Roman" w:hAnsi="Times New Roman"/>
+                <w:sz w:val="28"/>
+              </w:rPr>
+              <w:t>Дата</w:t>
+            </w:r>
+            <w:proofErr w:type="spellEnd"/>
+            <w:r>
+              <w:rPr>
+                <w:rFonts w:ascii="Times New Roman" w:hAnsi="Times New Roman"/>
+                <w:sz w:val="28"/>
+              </w:rPr>
+              <w:t xml:space="preserve"> </w:t>
+            </w:r>
+            <w:proofErr w:type="spellStart"/>
             <w:r>
               <w:rPr>
                 <w:rFonts w:ascii="Times New Roman" w:hAnsi="Times New Roman"/>
@@ -3320,6 +3627,7 @@
               </w:rPr>
               <w:t>приемки</w:t>
             </w:r>
+            <w:proofErr w:type="spellEnd"/>
           </w:p>
         </w:tc>
         <w:tc>
@@ -3336,6 +3644,7 @@
                 <w:sz w:val="28"/>
               </w:rPr>
             </w:pPr>
+            <w:proofErr w:type="spellStart"/>
             <w:r>
               <w:rPr>
                 <w:rFonts w:ascii="Times New Roman" w:hAnsi="Times New Roman"/>
@@ -3343,6 +3652,7 @@
               </w:rPr>
               <w:t>Дата</w:t>
             </w:r>
+            <w:proofErr w:type="spellEnd"/>
             <w:r>
               <w:rPr>
                 <w:rFonts w:ascii="Times New Roman" w:hAnsi="Times New Roman"/>
@@ -3351,6 +3661,7 @@
               </w:rPr>
               <w:t xml:space="preserve"> </w:t>
             </w:r>
+            <w:proofErr w:type="spellStart"/>
             <w:r>
               <w:rPr>
                 <w:rFonts w:ascii="Times New Roman" w:hAnsi="Times New Roman"/>
@@ -3358,6 +3669,7 @@
               </w:rPr>
               <w:t>приемки</w:t>
             </w:r>
+            <w:proofErr w:type="spellEnd"/>
             <w:r>
               <w:rPr>
                 <w:rFonts w:ascii="Times New Roman" w:hAnsi="Times New Roman"/>
@@ -3366,6 +3678,7 @@
               </w:rPr>
               <w:t xml:space="preserve"> </w:t>
             </w:r>
+            <w:proofErr w:type="spellStart"/>
             <w:r>
               <w:rPr>
                 <w:rFonts w:ascii="Times New Roman" w:hAnsi="Times New Roman"/>
@@ -3374,6 +3687,7 @@
               </w:rPr>
               <w:t>заказчиком</w:t>
             </w:r>
+            <w:proofErr w:type="spellEnd"/>
           </w:p>
         </w:tc>
       </w:tr>
@@ -3395,14 +3709,25 @@
                 <w:sz w:val="28"/>
               </w:rPr>
             </w:pPr>
+            <w:proofErr w:type="spellStart"/>
             <w:r>
               <w:rPr>
                 <w:rFonts w:ascii="Times New Roman" w:hAnsi="Times New Roman"/>
                 <w:spacing w:val="-2"/>
                 <w:sz w:val="28"/>
               </w:rPr>
-              <w:t xml:space="preserve">Документ </w:t>
-            </w:r>
+              <w:t>Документ</w:t>
+            </w:r>
+            <w:proofErr w:type="spellEnd"/>
+            <w:r>
+              <w:rPr>
+                <w:rFonts w:ascii="Times New Roman" w:hAnsi="Times New Roman"/>
+                <w:spacing w:val="-2"/>
+                <w:sz w:val="28"/>
+              </w:rPr>
+              <w:t xml:space="preserve"> </w:t>
+            </w:r>
+            <w:proofErr w:type="spellStart"/>
             <w:r>
               <w:rPr>
                 <w:rFonts w:ascii="Times New Roman" w:hAnsi="Times New Roman"/>
@@ -3410,6 +3735,7 @@
               </w:rPr>
               <w:t>приемки</w:t>
             </w:r>
+            <w:proofErr w:type="spellEnd"/>
             <w:r>
               <w:rPr>
                 <w:rFonts w:ascii="Times New Roman" w:hAnsi="Times New Roman"/>
@@ -3441,12 +3767,21 @@
                 <w:sz w:val="28"/>
               </w:rPr>
             </w:pPr>
-            <w:r>
-              <w:rPr>
-                <w:rFonts w:ascii="Times New Roman" w:hAnsi="Times New Roman"/>
-                <w:sz w:val="28"/>
-              </w:rPr>
-              <w:t>Документ,</w:t>
+            <w:proofErr w:type="spellStart"/>
+            <w:r>
+              <w:rPr>
+                <w:rFonts w:ascii="Times New Roman" w:hAnsi="Times New Roman"/>
+                <w:sz w:val="28"/>
+              </w:rPr>
+              <w:t>Документ</w:t>
+            </w:r>
+            <w:proofErr w:type="spellEnd"/>
+            <w:r>
+              <w:rPr>
+                <w:rFonts w:ascii="Times New Roman" w:hAnsi="Times New Roman"/>
+                <w:sz w:val="28"/>
+              </w:rPr>
+              <w:t>,</w:t>
             </w:r>
             <w:r>
               <w:rPr>
@@ -3456,6 +3791,7 @@
               </w:rPr>
               <w:t xml:space="preserve"> </w:t>
             </w:r>
+            <w:proofErr w:type="spellStart"/>
             <w:r>
               <w:rPr>
                 <w:rFonts w:ascii="Times New Roman" w:hAnsi="Times New Roman"/>
@@ -3463,6 +3799,7 @@
               </w:rPr>
               <w:t>подтверждающий</w:t>
             </w:r>
+            <w:proofErr w:type="spellEnd"/>
             <w:r>
               <w:rPr>
                 <w:rFonts w:ascii="Times New Roman" w:hAnsi="Times New Roman"/>
@@ -3471,6 +3808,7 @@
               </w:rPr>
               <w:t xml:space="preserve"> </w:t>
             </w:r>
+            <w:proofErr w:type="spellStart"/>
             <w:r>
               <w:rPr>
                 <w:rFonts w:ascii="Times New Roman" w:hAnsi="Times New Roman"/>
@@ -3478,6 +3816,7 @@
               </w:rPr>
               <w:t>приемку</w:t>
             </w:r>
+            <w:proofErr w:type="spellEnd"/>
             <w:r>
               <w:rPr>
                 <w:rFonts w:ascii="Times New Roman" w:hAnsi="Times New Roman"/>
@@ -3486,6 +3825,7 @@
               </w:rPr>
               <w:t xml:space="preserve"> </w:t>
             </w:r>
+            <w:proofErr w:type="spellStart"/>
             <w:r>
               <w:rPr>
                 <w:rFonts w:ascii="Times New Roman" w:hAnsi="Times New Roman"/>
@@ -3494,6 +3834,7 @@
               </w:rPr>
               <w:t>заказчиком</w:t>
             </w:r>
+            <w:proofErr w:type="spellEnd"/>
           </w:p>
         </w:tc>
       </w:tr>
@@ -3515,14 +3856,34 @@
                 <w:sz w:val="28"/>
               </w:rPr>
             </w:pPr>
+            <w:proofErr w:type="spellStart"/>
             <w:r>
               <w:rPr>
                 <w:rFonts w:ascii="Times New Roman" w:hAnsi="Times New Roman"/>
                 <w:spacing w:val="-2"/>
                 <w:sz w:val="28"/>
               </w:rPr>
-              <w:t>Дополнительные комментарии</w:t>
-            </w:r>
+              <w:t>Дополнительные</w:t>
+            </w:r>
+            <w:proofErr w:type="spellEnd"/>
+            <w:r>
+              <w:rPr>
+                <w:rFonts w:ascii="Times New Roman" w:hAnsi="Times New Roman"/>
+                <w:spacing w:val="-2"/>
+                <w:sz w:val="28"/>
+              </w:rPr>
+              <w:t xml:space="preserve"> </w:t>
+            </w:r>
+            <w:proofErr w:type="spellStart"/>
+            <w:r>
+              <w:rPr>
+                <w:rFonts w:ascii="Times New Roman" w:hAnsi="Times New Roman"/>
+                <w:spacing w:val="-2"/>
+                <w:sz w:val="28"/>
+              </w:rPr>
+              <w:t>комментарии</w:t>
+            </w:r>
+            <w:proofErr w:type="spellEnd"/>
           </w:p>
         </w:tc>
         <w:tc>
@@ -3539,6 +3900,7 @@
                 <w:sz w:val="28"/>
               </w:rPr>
             </w:pPr>
+            <w:proofErr w:type="spellStart"/>
             <w:r>
               <w:rPr>
                 <w:rFonts w:ascii="Times New Roman" w:hAnsi="Times New Roman"/>
@@ -3546,6 +3908,7 @@
               </w:rPr>
               <w:t>Любые</w:t>
             </w:r>
+            <w:proofErr w:type="spellEnd"/>
             <w:r>
               <w:rPr>
                 <w:rFonts w:ascii="Times New Roman" w:hAnsi="Times New Roman"/>
@@ -3554,6 +3917,7 @@
               </w:rPr>
               <w:t xml:space="preserve"> </w:t>
             </w:r>
+            <w:proofErr w:type="spellStart"/>
             <w:r>
               <w:rPr>
                 <w:rFonts w:ascii="Times New Roman" w:hAnsi="Times New Roman"/>
@@ -3562,6 +3926,7 @@
               </w:rPr>
               <w:t>комментарии</w:t>
             </w:r>
+            <w:proofErr w:type="spellEnd"/>
           </w:p>
         </w:tc>
       </w:tr>
@@ -3815,10 +4180,131 @@
         </w:rPr>
         <w:lastRenderedPageBreak/>
         <w:drawing>
-          <wp:inline distT="0" distB="0" distL="0" distR="0" wp14:anchorId="51CAB66E" wp14:editId="1B363C86">
-            <wp:extent cx="6123305" cy="4410075"/>
-            <wp:effectExtent l="0" t="0" r="0" b="9525"/>
-            <wp:docPr id="3" name="Рисунок 3"/>
+          <wp:inline distT="0" distB="0" distL="0" distR="0" wp14:anchorId="22D8890C" wp14:editId="28E31192">
+            <wp:extent cx="5940425" cy="3210560"/>
+            <wp:effectExtent l="0" t="0" r="3175" b="8890"/>
+            <wp:docPr id="6" name="Рисунок 6"/>
+            <wp:cNvGraphicFramePr>
+              <a:graphicFrameLocks xmlns:a="http://schemas.openxmlformats.org/drawingml/2006/main" noChangeAspect="1"/>
+            </wp:cNvGraphicFramePr>
+            <a:graphic xmlns:a="http://schemas.openxmlformats.org/drawingml/2006/main">
+              <a:graphicData uri="http://schemas.openxmlformats.org/drawingml/2006/picture">
+                <pic:pic xmlns:pic="http://schemas.openxmlformats.org/drawingml/2006/picture">
+                  <pic:nvPicPr>
+                    <pic:cNvPr id="1" name=""/>
+                    <pic:cNvPicPr/>
+                  </pic:nvPicPr>
+                  <pic:blipFill>
+                    <a:blip r:embed="rId7"/>
+                    <a:stretch>
+                      <a:fillRect/>
+                    </a:stretch>
+                  </pic:blipFill>
+                  <pic:spPr>
+                    <a:xfrm>
+                      <a:off x="0" y="0"/>
+                      <a:ext cx="5940425" cy="3210560"/>
+                    </a:xfrm>
+                    <a:prstGeom prst="rect">
+                      <a:avLst/>
+                    </a:prstGeom>
+                  </pic:spPr>
+                </pic:pic>
+              </a:graphicData>
+            </a:graphic>
+          </wp:inline>
+        </w:drawing>
+      </w:r>
+    </w:p>
+    <w:p>
+      <w:pPr>
+        <w:rPr>
+          <w:rFonts w:ascii="Times New Roman" w:hAnsi="Times New Roman"/>
+          <w:sz w:val="28"/>
+        </w:rPr>
+      </w:pPr>
+    </w:p>
+    <w:p>
+      <w:pPr>
+        <w:tabs>
+          <w:tab w:val="left" w:pos="1206"/>
+        </w:tabs>
+        <w:rPr>
+          <w:rFonts w:ascii="Times New Roman" w:hAnsi="Times New Roman"/>
+          <w:sz w:val="28"/>
+        </w:rPr>
+      </w:pPr>
+      <w:r>
+        <w:rPr>
+          <w:rFonts w:ascii="Times New Roman" w:hAnsi="Times New Roman"/>
+          <w:sz w:val="28"/>
+        </w:rPr>
+        <w:drawing>
+          <wp:inline distT="0" distB="0" distL="0" distR="0" wp14:anchorId="0F78C895" wp14:editId="2D4323B6">
+            <wp:extent cx="5940425" cy="3056890"/>
+            <wp:effectExtent l="0" t="0" r="3175" b="0"/>
+            <wp:docPr id="7" name="Рисунок 7"/>
+            <wp:cNvGraphicFramePr>
+              <a:graphicFrameLocks xmlns:a="http://schemas.openxmlformats.org/drawingml/2006/main" noChangeAspect="1"/>
+            </wp:cNvGraphicFramePr>
+            <a:graphic xmlns:a="http://schemas.openxmlformats.org/drawingml/2006/main">
+              <a:graphicData uri="http://schemas.openxmlformats.org/drawingml/2006/picture">
+                <pic:pic xmlns:pic="http://schemas.openxmlformats.org/drawingml/2006/picture">
+                  <pic:nvPicPr>
+                    <pic:cNvPr id="1" name=""/>
+                    <pic:cNvPicPr/>
+                  </pic:nvPicPr>
+                  <pic:blipFill>
+                    <a:blip r:embed="rId8"/>
+                    <a:stretch>
+                      <a:fillRect/>
+                    </a:stretch>
+                  </pic:blipFill>
+                  <pic:spPr>
+                    <a:xfrm>
+                      <a:off x="0" y="0"/>
+                      <a:ext cx="5940425" cy="3056890"/>
+                    </a:xfrm>
+                    <a:prstGeom prst="rect">
+                      <a:avLst/>
+                    </a:prstGeom>
+                  </pic:spPr>
+                </pic:pic>
+              </a:graphicData>
+            </a:graphic>
+          </wp:inline>
+        </w:drawing>
+      </w:r>
+    </w:p>
+    <w:p>
+      <w:pPr>
+        <w:tabs>
+          <w:tab w:val="left" w:pos="1206"/>
+        </w:tabs>
+        <w:rPr>
+          <w:rFonts w:ascii="Times New Roman" w:hAnsi="Times New Roman"/>
+          <w:sz w:val="28"/>
+        </w:rPr>
+      </w:pPr>
+    </w:p>
+    <w:p>
+      <w:pPr>
+        <w:rPr>
+          <w:rFonts w:ascii="Times New Roman" w:hAnsi="Times New Roman"/>
+          <w:sz w:val="28"/>
+        </w:rPr>
+      </w:pPr>
+      <w:r>
+        <w:rPr>
+          <w:rFonts w:ascii="Times New Roman" w:hAnsi="Times New Roman"/>
+          <w:sz w:val="28"/>
+        </w:rPr>
+        <w:lastRenderedPageBreak/>
+        <w:drawing>
+          <wp:inline distT="0" distB="0" distL="0" distR="0" wp14:anchorId="49B0FC52" wp14:editId="1731163A">
+            <wp:extent cx="5940425" cy="3018790"/>
+            <wp:effectExtent l="0" t="0" r="3175" b="0"/>
+            <wp:docPr id="8" name="Рисунок 8"/>
             <wp:cNvGraphicFramePr>
               <a:graphicFrameLocks xmlns:a="http://schemas.openxmlformats.org/drawingml/2006/main" noChangeAspect="1"/>
             </wp:cNvGraphicFramePr>
@@ -3838,7 +4324,7 @@
                   <pic:spPr>
                     <a:xfrm>
                       <a:off x="0" y="0"/>
-                      <a:ext cx="6123305" cy="4410075"/>
+                      <a:ext cx="5940425" cy="3018790"/>
                     </a:xfrm>
                     <a:prstGeom prst="rect">
                       <a:avLst/>
@@ -3862,7 +4348,7 @@
     <w:p>
       <w:pPr>
         <w:tabs>
-          <w:tab w:val="left" w:pos="1206"/>
+          <w:tab w:val="left" w:pos="1892"/>
         </w:tabs>
         <w:rPr>
           <w:rFonts w:ascii="Times New Roman" w:hAnsi="Times New Roman"/>
@@ -3875,10 +4361,10 @@
           <w:sz w:val="28"/>
         </w:rPr>
         <w:drawing>
-          <wp:inline distT="0" distB="0" distL="0" distR="0" wp14:anchorId="568AA8C4" wp14:editId="1497EC4D">
-            <wp:extent cx="6123305" cy="4504055"/>
-            <wp:effectExtent l="0" t="0" r="0" b="0"/>
-            <wp:docPr id="4" name="Рисунок 4"/>
+          <wp:inline distT="0" distB="0" distL="0" distR="0" wp14:anchorId="0D4BD74C" wp14:editId="251537B8">
+            <wp:extent cx="5940425" cy="3032125"/>
+            <wp:effectExtent l="0" t="0" r="3175" b="0"/>
+            <wp:docPr id="9" name="Рисунок 9"/>
             <wp:cNvGraphicFramePr>
               <a:graphicFrameLocks xmlns:a="http://schemas.openxmlformats.org/drawingml/2006/main" noChangeAspect="1"/>
             </wp:cNvGraphicFramePr>
@@ -3898,7 +4384,7 @@
                   <pic:spPr>
                     <a:xfrm>
                       <a:off x="0" y="0"/>
-                      <a:ext cx="6123305" cy="4504055"/>
+                      <a:ext cx="5940425" cy="3032125"/>
                     </a:xfrm>
                     <a:prstGeom prst="rect">
                       <a:avLst/>
@@ -3914,24 +4400,34 @@
     <w:p>
       <w:pPr>
         <w:tabs>
-          <w:tab w:val="left" w:pos="1206"/>
+          <w:tab w:val="left" w:pos="1892"/>
         </w:tabs>
         <w:rPr>
           <w:rFonts w:ascii="Times New Roman" w:hAnsi="Times New Roman"/>
           <w:sz w:val="28"/>
         </w:rPr>
       </w:pPr>
-      <w:r>
+    </w:p>
+    <w:p>
+      <w:pPr>
+        <w:tabs>
+          <w:tab w:val="left" w:pos="1892"/>
+        </w:tabs>
         <w:rPr>
           <w:rFonts w:ascii="Times New Roman" w:hAnsi="Times New Roman"/>
           <w:sz w:val="28"/>
         </w:rPr>
-        <w:lastRenderedPageBreak/>
+      </w:pPr>
+      <w:r>
+        <w:rPr>
+          <w:rFonts w:ascii="Times New Roman" w:hAnsi="Times New Roman"/>
+          <w:sz w:val="28"/>
+        </w:rPr>
         <w:drawing>
-          <wp:inline distT="0" distB="0" distL="0" distR="0" wp14:anchorId="37599D49" wp14:editId="1D5CEF71">
-            <wp:extent cx="6123305" cy="4154170"/>
-            <wp:effectExtent l="0" t="0" r="0" b="0"/>
-            <wp:docPr id="5" name="Рисунок 5"/>
+          <wp:inline distT="0" distB="0" distL="0" distR="0" wp14:anchorId="1F5A5D7B" wp14:editId="235966D5">
+            <wp:extent cx="5940425" cy="334010"/>
+            <wp:effectExtent l="0" t="0" r="3175" b="8890"/>
+            <wp:docPr id="10" name="Рисунок 10"/>
             <wp:cNvGraphicFramePr>
               <a:graphicFrameLocks xmlns:a="http://schemas.openxmlformats.org/drawingml/2006/main" noChangeAspect="1"/>
             </wp:cNvGraphicFramePr>
@@ -3951,7 +4447,7 @@
                   <pic:spPr>
                     <a:xfrm>
                       <a:off x="0" y="0"/>
-                      <a:ext cx="6123305" cy="4154170"/>
+                      <a:ext cx="5940425" cy="334010"/>
                     </a:xfrm>
                     <a:prstGeom prst="rect">
                       <a:avLst/>
@@ -3966,143 +4462,6 @@
     </w:p>
     <w:p>
       <w:pPr>
-        <w:rPr>
-          <w:rFonts w:ascii="Times New Roman" w:hAnsi="Times New Roman"/>
-          <w:sz w:val="28"/>
-        </w:rPr>
-      </w:pPr>
-    </w:p>
-    <w:p>
-      <w:pPr>
-        <w:rPr>
-          <w:rFonts w:ascii="Times New Roman" w:hAnsi="Times New Roman"/>
-          <w:sz w:val="28"/>
-        </w:rPr>
-      </w:pPr>
-    </w:p>
-    <w:p>
-      <w:pPr>
-        <w:tabs>
-          <w:tab w:val="left" w:pos="1892"/>
-        </w:tabs>
-        <w:rPr>
-          <w:rFonts w:ascii="Times New Roman" w:hAnsi="Times New Roman"/>
-          <w:sz w:val="28"/>
-        </w:rPr>
-      </w:pPr>
-    </w:p>
-    <w:p>
-      <w:pPr>
-        <w:tabs>
-          <w:tab w:val="left" w:pos="1892"/>
-        </w:tabs>
-        <w:rPr>
-          <w:rFonts w:ascii="Times New Roman" w:hAnsi="Times New Roman"/>
-          <w:sz w:val="28"/>
-        </w:rPr>
-      </w:pPr>
-    </w:p>
-    <w:p>
-      <w:pPr>
-        <w:tabs>
-          <w:tab w:val="left" w:pos="1892"/>
-        </w:tabs>
-        <w:rPr>
-          <w:rFonts w:ascii="Times New Roman" w:hAnsi="Times New Roman"/>
-          <w:sz w:val="28"/>
-        </w:rPr>
-      </w:pPr>
-    </w:p>
-    <w:p>
-      <w:pPr>
-        <w:tabs>
-          <w:tab w:val="left" w:pos="1892"/>
-        </w:tabs>
-        <w:rPr>
-          <w:rFonts w:ascii="Times New Roman" w:hAnsi="Times New Roman"/>
-          <w:sz w:val="28"/>
-        </w:rPr>
-      </w:pPr>
-    </w:p>
-    <w:p>
-      <w:pPr>
-        <w:tabs>
-          <w:tab w:val="left" w:pos="1892"/>
-        </w:tabs>
-        <w:rPr>
-          <w:rFonts w:ascii="Times New Roman" w:hAnsi="Times New Roman"/>
-          <w:sz w:val="28"/>
-        </w:rPr>
-      </w:pPr>
-    </w:p>
-    <w:p>
-      <w:pPr>
-        <w:tabs>
-          <w:tab w:val="left" w:pos="1892"/>
-        </w:tabs>
-        <w:rPr>
-          <w:rFonts w:ascii="Times New Roman" w:hAnsi="Times New Roman"/>
-          <w:sz w:val="28"/>
-        </w:rPr>
-      </w:pPr>
-    </w:p>
-    <w:p>
-      <w:pPr>
-        <w:tabs>
-          <w:tab w:val="left" w:pos="1892"/>
-        </w:tabs>
-        <w:rPr>
-          <w:rFonts w:ascii="Times New Roman" w:hAnsi="Times New Roman"/>
-          <w:sz w:val="28"/>
-        </w:rPr>
-      </w:pPr>
-    </w:p>
-    <w:p>
-      <w:pPr>
-        <w:tabs>
-          <w:tab w:val="left" w:pos="1892"/>
-        </w:tabs>
-        <w:rPr>
-          <w:rFonts w:ascii="Times New Roman" w:hAnsi="Times New Roman"/>
-          <w:sz w:val="28"/>
-        </w:rPr>
-      </w:pPr>
-    </w:p>
-    <w:p>
-      <w:pPr>
-        <w:tabs>
-          <w:tab w:val="left" w:pos="1892"/>
-        </w:tabs>
-        <w:rPr>
-          <w:rFonts w:ascii="Times New Roman" w:hAnsi="Times New Roman"/>
-          <w:sz w:val="28"/>
-        </w:rPr>
-      </w:pPr>
-    </w:p>
-    <w:p>
-      <w:pPr>
-        <w:tabs>
-          <w:tab w:val="left" w:pos="1892"/>
-        </w:tabs>
-        <w:rPr>
-          <w:rFonts w:ascii="Times New Roman" w:hAnsi="Times New Roman"/>
-          <w:sz w:val="28"/>
-        </w:rPr>
-      </w:pPr>
-    </w:p>
-    <w:p>
-      <w:pPr>
-        <w:tabs>
-          <w:tab w:val="left" w:pos="1892"/>
-        </w:tabs>
-        <w:rPr>
-          <w:rFonts w:ascii="Times New Roman" w:hAnsi="Times New Roman"/>
-          <w:sz w:val="28"/>
-        </w:rPr>
-      </w:pPr>
-    </w:p>
-    <w:p>
-      <w:pPr>
         <w:tabs>
           <w:tab w:val="left" w:pos="1892"/>
         </w:tabs>
@@ -4247,93 +4606,75 @@
     </w:p>
     <w:p>
       <w:pPr>
-        <w:tabs>
-          <w:tab w:val="left" w:pos="1892"/>
-        </w:tabs>
         <w:spacing w:line="360" w:lineRule="auto"/>
         <w:ind w:firstLine="709"/>
         <w:jc w:val="both"/>
+      </w:pPr>
+      <w:r>
         <w:rPr>
           <w:rFonts w:ascii="Times New Roman" w:hAnsi="Times New Roman"/>
           <w:sz w:val="28"/>
         </w:rPr>
-      </w:pPr>
+        <w:t>В рамках лабораторной работы №2 по дисциплине «Управление IT</w:t>
+      </w:r>
       <w:r>
         <w:rPr>
           <w:rFonts w:ascii="Times New Roman" w:hAnsi="Times New Roman"/>
           <w:sz w:val="28"/>
         </w:rPr>
-        <w:t xml:space="preserve">В рамках лабораторной работы №2 по дисциплине «Управление IT-проектами» была составлена матрица отслеживания требований для проекта «Электронный журнал успеваемости». В ходе выполнения работы все функциональные и нефункциональные требования были структурированы с присвоением уникальных идентификаторов, определены их приоритеты, источники, модули реализации, сроки выполнения и статусы. Матрица обеспечила </w:t>
-      </w:r>
-      <w:proofErr w:type="spellStart"/>
+        <w:t>-</w:t>
+      </w:r>
       <w:r>
         <w:rPr>
           <w:rFonts w:ascii="Times New Roman" w:hAnsi="Times New Roman"/>
           <w:sz w:val="28"/>
         </w:rPr>
-        <w:t>traceability</w:t>
-      </w:r>
-      <w:proofErr w:type="spellEnd"/>
+        <w:t xml:space="preserve">проектами» была составлена матрица отслеживания требований для проекта «Электронный журнал успеваемости». В ходе выполнения работы все функциональные и нефункциональные требования были структурированы с присвоением уникальных идентификаторов, определены их приоритеты, источники, модули реализации, сроки выполнения и статусы. Матрица обеспечила </w:t>
+      </w:r>
       <w:r>
         <w:rPr>
           <w:rFonts w:ascii="Times New Roman" w:hAnsi="Times New Roman"/>
           <w:sz w:val="28"/>
         </w:rPr>
-        <w:t xml:space="preserve"> требований — от их возникновения на этапе интервью с заказчиком до приемки готового продукта. Выполненная работа позволила систематизировать требования, выявить взаимосвязи между ними и создать надежную основу для дальнейшего управления изменениями, разработки и контроля качества программного продукта. Цель лабораторной работы достигнута в полном объёме.</w:t>
-      </w:r>
-    </w:p>
-    <w:p>
-      <w:pPr>
-        <w:tabs>
-          <w:tab w:val="left" w:pos="1892"/>
-        </w:tabs>
+        <w:t xml:space="preserve">прослеживаемость </w:t>
+      </w:r>
+      <w:r>
         <w:rPr>
           <w:rFonts w:ascii="Times New Roman" w:hAnsi="Times New Roman"/>
           <w:sz w:val="28"/>
         </w:rPr>
-        <w:sectPr>
-          <w:pgSz w:w="11910" w:h="16840"/>
-          <w:pgMar w:top="1080" w:right="708" w:bottom="1320" w:left="1559" w:header="0" w:footer="1138" w:gutter="0"/>
-          <w:cols w:space="720"/>
-        </w:sectPr>
-      </w:pPr>
-    </w:p>
-    <w:p/>
+        <w:t xml:space="preserve">требований </w:t>
+      </w:r>
+      <w:r>
+        <w:rPr>
+          <w:rFonts w:ascii="Times New Roman" w:hAnsi="Times New Roman"/>
+          <w:sz w:val="28"/>
+        </w:rPr>
+        <w:t>–</w:t>
+      </w:r>
+      <w:r>
+        <w:rPr>
+          <w:rFonts w:ascii="Times New Roman" w:hAnsi="Times New Roman"/>
+          <w:sz w:val="28"/>
+        </w:rPr>
+        <w:t xml:space="preserve"> от их возникновения на этапе интервью с заказчиком до приемки готового продукта. Выполненная работа позволила систематизировать требования, выявить взаимосвязи между ними и создать надежную основу для дальнейшего управления изменениями, разработки и контроля качества программного продукта. Цель лабораторной работы достигнута в полном объём</w:t>
+      </w:r>
+    </w:p>
     <w:sectPr>
-      <w:footerReference w:type="default" r:id="rId12"/>
-      <w:type w:val="continuous"/>
-      <w:pgSz w:w="23820" w:h="16840" w:orient="landscape"/>
-      <w:pgMar w:top="1660" w:right="708" w:bottom="1320" w:left="992" w:header="0" w:footer="1138" w:gutter="0"/>
-      <w:cols w:space="720"/>
+      <w:pgSz w:w="11906" w:h="16838"/>
+      <w:pgMar w:top="1134" w:right="850" w:bottom="1134" w:left="1701" w:header="708" w:footer="708" w:gutter="0"/>
+      <w:cols w:space="708"/>
+      <w:docGrid w:linePitch="360"/>
     </w:sectPr>
   </w:body>
 </w:document>
-</file>
-
-<file path=word/endnotes.xml><?xml version="1.0" encoding="utf-8"?>
-<w:endnotes xmlns:wpc="http://schemas.microsoft.com/office/word/2010/wordprocessingCanvas" xmlns:cx="http://schemas.microsoft.com/office/drawing/2014/chartex" xmlns:cx1="http://schemas.microsoft.com/office/drawing/2015/9/8/chartex" xmlns:cx2="http://schemas.microsoft.com/office/drawing/2015/10/21/chartex" xmlns:cx3="http://schemas.microsoft.com/office/drawing/2016/5/9/chartex" xmlns:cx4="http://schemas.microsoft.com/office/drawing/2016/5/10/chartex" xmlns:cx5="http://schemas.microsoft.com/office/drawing/2016/5/11/chartex" xmlns:cx6="http://schemas.microsoft.com/office/drawing/2016/5/12/chartex" xmlns:cx7="http://schemas.microsoft.com/office/drawing/2016/5/13/chartex" xmlns:cx8="http://schemas.microsoft.com/office/drawing/2016/5/14/chartex" xmlns:mc="http://schemas.openxmlformats.org/markup-compatibility/2006" xmlns:aink="http://schemas.microsoft.com/office/drawing/2016/ink" xmlns:am3d="http://schemas.microsoft.com/office/drawing/2017/model3d" xmlns:o="urn:schemas-microsoft-com:office:office" xmlns:oel="http://schemas.microsoft.com/office/2019/extlst" xmlns:r="http://schemas.openxmlformats.org/officeDocument/2006/relationships" xmlns:m="http://schemas.openxmlformats.org/officeDocument/2006/math" xmlns:v="urn:schemas-microsoft-com:vml" xmlns:wp14="http://schemas.microsoft.com/office/word/2010/wordprocessingDrawing" xmlns:wp="http://schemas.openxmlformats.org/drawingml/2006/wordprocessingDrawing" xmlns:w10="urn:schemas-microsoft-com:office:word" xmlns:w="http://schemas.openxmlformats.org/wordprocessingml/2006/main" xmlns:w14="http://schemas.microsoft.com/office/word/2010/wordml" xmlns:w15="http://schemas.microsoft.com/office/word/2012/wordml" xmlns:w16cex="http://schemas.microsoft.com/office/word/2018/wordml/cex" xmlns:w16cid="http://schemas.microsoft.com/office/word/2016/wordml/cid" xmlns:w16="http://schemas.microsoft.com/office/word/2018/wordml" xmlns:w16sdtdh="http://schemas.microsoft.com/office/word/2020/wordml/sdtdatahash" xmlns:w16se="http://schemas.microsoft.com/office/word/2015/wordml/symex" xmlns:wpg="http://schemas.microsoft.com/office/word/2010/wordprocessingGroup" xmlns:wpi="http://schemas.microsoft.com/office/word/2010/wordprocessingInk" xmlns:wne="http://schemas.microsoft.com/office/word/2006/wordml" xmlns:wps="http://schemas.microsoft.com/office/word/2010/wordprocessingShape" mc:Ignorable="w14 w15 w16se w16cid w16 w16cex w16sdtdh wp14">
-  <w:endnote w:type="separator" w:id="-1">
-    <w:p>
-      <w:r>
-        <w:separator/>
-      </w:r>
-    </w:p>
-  </w:endnote>
-  <w:endnote w:type="continuationSeparator" w:id="0">
-    <w:p>
-      <w:r>
-        <w:continuationSeparator/>
-      </w:r>
-    </w:p>
-  </w:endnote>
-</w:endnotes>
 </file>
 
 <file path=word/footer1.xml><?xml version="1.0" encoding="utf-8"?>
 <w:ftr xmlns:wpc="http://schemas.microsoft.com/office/word/2010/wordprocessingCanvas" xmlns:cx="http://schemas.microsoft.com/office/drawing/2014/chartex" xmlns:cx1="http://schemas.microsoft.com/office/drawing/2015/9/8/chartex" xmlns:cx2="http://schemas.microsoft.com/office/drawing/2015/10/21/chartex" xmlns:cx3="http://schemas.microsoft.com/office/drawing/2016/5/9/chartex" xmlns:cx4="http://schemas.microsoft.com/office/drawing/2016/5/10/chartex" xmlns:cx5="http://schemas.microsoft.com/office/drawing/2016/5/11/chartex" xmlns:cx6="http://schemas.microsoft.com/office/drawing/2016/5/12/chartex" xmlns:cx7="http://schemas.microsoft.com/office/drawing/2016/5/13/chartex" xmlns:cx8="http://schemas.microsoft.com/office/drawing/2016/5/14/chartex" xmlns:mc="http://schemas.openxmlformats.org/markup-compatibility/2006" xmlns:aink="http://schemas.microsoft.com/office/drawing/2016/ink" xmlns:am3d="http://schemas.microsoft.com/office/drawing/2017/model3d" xmlns:o="urn:schemas-microsoft-com:office:office" xmlns:oel="http://schemas.microsoft.com/office/2019/extlst" xmlns:r="http://schemas.openxmlformats.org/officeDocument/2006/relationships" xmlns:m="http://schemas.openxmlformats.org/officeDocument/2006/math" xmlns:v="urn:schemas-microsoft-com:vml" xmlns:wp14="http://schemas.microsoft.com/office/word/2010/wordprocessingDrawing" xmlns:wp="http://schemas.openxmlformats.org/drawingml/2006/wordprocessingDrawing" xmlns:w10="urn:schemas-microsoft-com:office:word" xmlns:w="http://schemas.openxmlformats.org/wordprocessingml/2006/main" xmlns:w14="http://schemas.microsoft.com/office/word/2010/wordml" xmlns:w15="http://schemas.microsoft.com/office/word/2012/wordml" xmlns:w16cex="http://schemas.microsoft.com/office/word/2018/wordml/cex" xmlns:w16cid="http://schemas.microsoft.com/office/word/2016/wordml/cid" xmlns:w16="http://schemas.microsoft.com/office/word/2018/wordml" xmlns:w16sdtdh="http://schemas.microsoft.com/office/word/2020/wordml/sdtdatahash" xmlns:w16se="http://schemas.microsoft.com/office/word/2015/wordml/symex" xmlns:wpg="http://schemas.microsoft.com/office/word/2010/wordprocessingGroup" xmlns:wpi="http://schemas.microsoft.com/office/word/2010/wordprocessingInk" xmlns:wne="http://schemas.microsoft.com/office/word/2006/wordml" xmlns:wps="http://schemas.microsoft.com/office/word/2010/wordprocessingShape" mc:Ignorable="w14 w15 w16se w16cid w16 w16cex w16sdtdh wp14">
   <w:p>
     <w:pPr>
-      <w:pStyle w:val="a3"/>
+      <w:pStyle w:val="ac"/>
       <w:spacing w:line="14" w:lineRule="auto"/>
       <w:rPr>
         <w:sz w:val="20"/>
@@ -4347,7 +4688,7 @@
       <mc:AlternateContent>
         <mc:Choice Requires="wps">
           <w:drawing>
-            <wp:anchor distT="0" distB="0" distL="0" distR="0" simplePos="0" relativeHeight="486142464" behindDoc="1" locked="0" layoutInCell="1" allowOverlap="1" wp14:anchorId="5B84A29F" wp14:editId="0A5FA2F4">
+            <wp:anchor distT="0" distB="0" distL="0" distR="0" simplePos="0" relativeHeight="251659264" behindDoc="1" locked="0" layoutInCell="1" allowOverlap="1" wp14:anchorId="73A32B2F" wp14:editId="55BC94C5">
               <wp:simplePos x="0" y="0"/>
               <wp:positionH relativeFrom="page">
                 <wp:posOffset>6895845</wp:posOffset>
@@ -4381,7 +4722,7 @@
                       <w:txbxContent>
                         <w:p>
                           <w:pPr>
-                            <w:pStyle w:val="a3"/>
+                            <w:pStyle w:val="ac"/>
                             <w:spacing w:before="9"/>
                             <w:ind w:left="60"/>
                           </w:pPr>
@@ -4429,16 +4770,16 @@
         </mc:Choice>
         <mc:Fallback>
           <w:pict>
-            <v:shapetype w14:anchorId="5B84A29F" id="_x0000_t202" coordsize="21600,21600" o:spt="202" path="m,l,21600r21600,l21600,xe">
+            <v:shapetype w14:anchorId="73A32B2F" id="_x0000_t202" coordsize="21600,21600" o:spt="202" path="m,l,21600r21600,l21600,xe">
               <v:stroke joinstyle="miter"/>
               <v:path gradientshapeok="t" o:connecttype="rect"/>
             </v:shapetype>
-            <v:shape id="Textbox 1" o:spid="_x0000_s1026" type="#_x0000_t202" style="position:absolute;margin-left:543pt;margin-top:774pt;width:14.05pt;height:17.55pt;z-index:-17174016;visibility:visible;mso-wrap-style:square;mso-wrap-distance-left:0;mso-wrap-distance-top:0;mso-wrap-distance-right:0;mso-wrap-distance-bottom:0;mso-position-horizontal:absolute;mso-position-horizontal-relative:page;mso-position-vertical:absolute;mso-position-vertical-relative:page;v-text-anchor:top" o:gfxdata="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" filled="f" stroked="f">
+            <v:shape id="Textbox 1" o:spid="_x0000_s1026" type="#_x0000_t202" style="position:absolute;margin-left:543pt;margin-top:774pt;width:14.05pt;height:17.55pt;z-index:-251657216;visibility:visible;mso-wrap-style:square;mso-wrap-distance-left:0;mso-wrap-distance-top:0;mso-wrap-distance-right:0;mso-wrap-distance-bottom:0;mso-position-horizontal:absolute;mso-position-horizontal-relative:page;mso-position-vertical:absolute;mso-position-vertical-relative:page;v-text-anchor:top" o:gfxdata="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" filled="f" stroked="f">
               <v:textbox inset="0,0,0,0">
                 <w:txbxContent>
                   <w:p>
                     <w:pPr>
-                      <w:pStyle w:val="a3"/>
+                      <w:pStyle w:val="ac"/>
                       <w:spacing w:before="9"/>
                       <w:ind w:left="60"/>
                     </w:pPr>
@@ -4485,181 +4826,6 @@
 </w:ftr>
 </file>
 
-<file path=word/footer2.xml><?xml version="1.0" encoding="utf-8"?>
-<w:ftr xmlns:wpc="http://schemas.microsoft.com/office/word/2010/wordprocessingCanvas" xmlns:cx="http://schemas.microsoft.com/office/drawing/2014/chartex" xmlns:cx1="http://schemas.microsoft.com/office/drawing/2015/9/8/chartex" xmlns:cx2="http://schemas.microsoft.com/office/drawing/2015/10/21/chartex" xmlns:cx3="http://schemas.microsoft.com/office/drawing/2016/5/9/chartex" xmlns:cx4="http://schemas.microsoft.com/office/drawing/2016/5/10/chartex" xmlns:cx5="http://schemas.microsoft.com/office/drawing/2016/5/11/chartex" xmlns:cx6="http://schemas.microsoft.com/office/drawing/2016/5/12/chartex" xmlns:cx7="http://schemas.microsoft.com/office/drawing/2016/5/13/chartex" xmlns:cx8="http://schemas.microsoft.com/office/drawing/2016/5/14/chartex" xmlns:mc="http://schemas.openxmlformats.org/markup-compatibility/2006" xmlns:aink="http://schemas.microsoft.com/office/drawing/2016/ink" xmlns:am3d="http://schemas.microsoft.com/office/drawing/2017/model3d" xmlns:o="urn:schemas-microsoft-com:office:office" xmlns:oel="http://schemas.microsoft.com/office/2019/extlst" xmlns:r="http://schemas.openxmlformats.org/officeDocument/2006/relationships" xmlns:m="http://schemas.openxmlformats.org/officeDocument/2006/math" xmlns:v="urn:schemas-microsoft-com:vml" xmlns:wp14="http://schemas.microsoft.com/office/word/2010/wordprocessingDrawing" xmlns:wp="http://schemas.openxmlformats.org/drawingml/2006/wordprocessingDrawing" xmlns:w10="urn:schemas-microsoft-com:office:word" xmlns:w="http://schemas.openxmlformats.org/wordprocessingml/2006/main" xmlns:w14="http://schemas.microsoft.com/office/word/2010/wordml" xmlns:w15="http://schemas.microsoft.com/office/word/2012/wordml" xmlns:w16cex="http://schemas.microsoft.com/office/word/2018/wordml/cex" xmlns:w16cid="http://schemas.microsoft.com/office/word/2016/wordml/cid" xmlns:w16="http://schemas.microsoft.com/office/word/2018/wordml" xmlns:w16sdtdh="http://schemas.microsoft.com/office/word/2020/wordml/sdtdatahash" xmlns:w16se="http://schemas.microsoft.com/office/word/2015/wordml/symex" xmlns:wpg="http://schemas.microsoft.com/office/word/2010/wordprocessingGroup" xmlns:wpi="http://schemas.microsoft.com/office/word/2010/wordprocessingInk" xmlns:wne="http://schemas.microsoft.com/office/word/2006/wordml" xmlns:wps="http://schemas.microsoft.com/office/word/2010/wordprocessingShape" mc:Ignorable="w14 w15 w16se w16cid w16 w16cex w16sdtdh wp14">
-  <w:p>
-    <w:pPr>
-      <w:pStyle w:val="a3"/>
-      <w:spacing w:line="14" w:lineRule="auto"/>
-      <w:rPr>
-        <w:sz w:val="20"/>
-      </w:rPr>
-    </w:pPr>
-    <w:r>
-      <w:rPr>
-        <w:noProof/>
-        <w:sz w:val="20"/>
-      </w:rPr>
-      <mc:AlternateContent>
-        <mc:Choice Requires="wps">
-          <w:drawing>
-            <wp:anchor distT="0" distB="0" distL="0" distR="0" simplePos="0" relativeHeight="486142976" behindDoc="1" locked="0" layoutInCell="1" allowOverlap="1" wp14:anchorId="11FB216B" wp14:editId="6A3DB0E1">
-              <wp:simplePos x="0" y="0"/>
-              <wp:positionH relativeFrom="page">
-                <wp:posOffset>14212315</wp:posOffset>
-              </wp:positionH>
-              <wp:positionV relativeFrom="page">
-                <wp:posOffset>9830114</wp:posOffset>
-              </wp:positionV>
-              <wp:extent cx="243840" cy="222885"/>
-              <wp:effectExtent l="0" t="0" r="0" b="0"/>
-              <wp:wrapNone/>
-              <wp:docPr id="2" name="Textbox 2"/>
-              <wp:cNvGraphicFramePr>
-                <a:graphicFrameLocks xmlns:a="http://schemas.openxmlformats.org/drawingml/2006/main"/>
-              </wp:cNvGraphicFramePr>
-              <a:graphic xmlns:a="http://schemas.openxmlformats.org/drawingml/2006/main">
-                <a:graphicData uri="http://schemas.microsoft.com/office/word/2010/wordprocessingShape">
-                  <wps:wsp>
-                    <wps:cNvSpPr txBox="1">
-                      <a:spLocks/>
-                    </wps:cNvSpPr>
-                    <wps:spPr>
-                      <a:xfrm>
-                        <a:off x="0" y="0"/>
-                        <a:ext cx="243840" cy="222885"/>
-                      </a:xfrm>
-                      <a:prstGeom prst="rect">
-                        <a:avLst/>
-                      </a:prstGeom>
-                    </wps:spPr>
-                    <wps:txbx>
-                      <w:txbxContent>
-                        <w:p>
-                          <w:pPr>
-                            <w:pStyle w:val="a3"/>
-                            <w:spacing w:before="9"/>
-                            <w:ind w:left="20"/>
-                          </w:pPr>
-                          <w:r>
-                            <w:rPr>
-                              <w:spacing w:val="-5"/>
-                            </w:rPr>
-                            <w:fldChar w:fldCharType="begin"/>
-                          </w:r>
-                          <w:r>
-                            <w:rPr>
-                              <w:spacing w:val="-5"/>
-                            </w:rPr>
-                            <w:instrText xml:space="preserve"> PAGE </w:instrText>
-                          </w:r>
-                          <w:r>
-                            <w:rPr>
-                              <w:spacing w:val="-5"/>
-                            </w:rPr>
-                            <w:fldChar w:fldCharType="separate"/>
-                          </w:r>
-                          <w:r>
-                            <w:rPr>
-                              <w:spacing w:val="-5"/>
-                            </w:rPr>
-                            <w:t>10</w:t>
-                          </w:r>
-                          <w:r>
-                            <w:rPr>
-                              <w:spacing w:val="-5"/>
-                            </w:rPr>
-                            <w:fldChar w:fldCharType="end"/>
-                          </w:r>
-                        </w:p>
-                      </w:txbxContent>
-                    </wps:txbx>
-                    <wps:bodyPr wrap="square" lIns="0" tIns="0" rIns="0" bIns="0" rtlCol="0">
-                      <a:noAutofit/>
-                    </wps:bodyPr>
-                  </wps:wsp>
-                </a:graphicData>
-              </a:graphic>
-            </wp:anchor>
-          </w:drawing>
-        </mc:Choice>
-        <mc:Fallback>
-          <w:pict>
-            <v:shapetype w14:anchorId="11FB216B" id="_x0000_t202" coordsize="21600,21600" o:spt="202" path="m,l,21600r21600,l21600,xe">
-              <v:stroke joinstyle="miter"/>
-              <v:path gradientshapeok="t" o:connecttype="rect"/>
-            </v:shapetype>
-            <v:shape id="Textbox 2" o:spid="_x0000_s1027" type="#_x0000_t202" style="position:absolute;margin-left:1119.1pt;margin-top:774pt;width:19.2pt;height:17.55pt;z-index:-17173504;visibility:visible;mso-wrap-style:square;mso-wrap-distance-left:0;mso-wrap-distance-top:0;mso-wrap-distance-right:0;mso-wrap-distance-bottom:0;mso-position-horizontal:absolute;mso-position-horizontal-relative:page;mso-position-vertical:absolute;mso-position-vertical-relative:page;v-text-anchor:top" o:gfxdata="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" filled="f" stroked="f">
-              <v:textbox inset="0,0,0,0">
-                <w:txbxContent>
-                  <w:p>
-                    <w:pPr>
-                      <w:pStyle w:val="a3"/>
-                      <w:spacing w:before="9"/>
-                      <w:ind w:left="20"/>
-                    </w:pPr>
-                    <w:r>
-                      <w:rPr>
-                        <w:spacing w:val="-5"/>
-                      </w:rPr>
-                      <w:fldChar w:fldCharType="begin"/>
-                    </w:r>
-                    <w:r>
-                      <w:rPr>
-                        <w:spacing w:val="-5"/>
-                      </w:rPr>
-                      <w:instrText xml:space="preserve"> PAGE </w:instrText>
-                    </w:r>
-                    <w:r>
-                      <w:rPr>
-                        <w:spacing w:val="-5"/>
-                      </w:rPr>
-                      <w:fldChar w:fldCharType="separate"/>
-                    </w:r>
-                    <w:r>
-                      <w:rPr>
-                        <w:spacing w:val="-5"/>
-                      </w:rPr>
-                      <w:t>10</w:t>
-                    </w:r>
-                    <w:r>
-                      <w:rPr>
-                        <w:spacing w:val="-5"/>
-                      </w:rPr>
-                      <w:fldChar w:fldCharType="end"/>
-                    </w:r>
-                  </w:p>
-                </w:txbxContent>
-              </v:textbox>
-              <w10:wrap anchorx="page" anchory="page"/>
-            </v:shape>
-          </w:pict>
-        </mc:Fallback>
-      </mc:AlternateContent>
-    </w:r>
-  </w:p>
-</w:ftr>
-</file>
-
-<file path=word/footnotes.xml><?xml version="1.0" encoding="utf-8"?>
-<w:footnotes xmlns:wpc="http://schemas.microsoft.com/office/word/2010/wordprocessingCanvas" xmlns:cx="http://schemas.microsoft.com/office/drawing/2014/chartex" xmlns:cx1="http://schemas.microsoft.com/office/drawing/2015/9/8/chartex" xmlns:cx2="http://schemas.microsoft.com/office/drawing/2015/10/21/chartex" xmlns:cx3="http://schemas.microsoft.com/office/drawing/2016/5/9/chartex" xmlns:cx4="http://schemas.microsoft.com/office/drawing/2016/5/10/chartex" xmlns:cx5="http://schemas.microsoft.com/office/drawing/2016/5/11/chartex" xmlns:cx6="http://schemas.microsoft.com/office/drawing/2016/5/12/chartex" xmlns:cx7="http://schemas.microsoft.com/office/drawing/2016/5/13/chartex" xmlns:cx8="http://schemas.microsoft.com/office/drawing/2016/5/14/chartex" xmlns:mc="http://schemas.openxmlformats.org/markup-compatibility/2006" xmlns:aink="http://schemas.microsoft.com/office/drawing/2016/ink" xmlns:am3d="http://schemas.microsoft.com/office/drawing/2017/model3d" xmlns:o="urn:schemas-microsoft-com:office:office" xmlns:oel="http://schemas.microsoft.com/office/2019/extlst" xmlns:r="http://schemas.openxmlformats.org/officeDocument/2006/relationships" xmlns:m="http://schemas.openxmlformats.org/officeDocument/2006/math" xmlns:v="urn:schemas-microsoft-com:vml" xmlns:wp14="http://schemas.microsoft.com/office/word/2010/wordprocessingDrawing" xmlns:wp="http://schemas.openxmlformats.org/drawingml/2006/wordprocessingDrawing" xmlns:w10="urn:schemas-microsoft-com:office:word" xmlns:w="http://schemas.openxmlformats.org/wordprocessingml/2006/main" xmlns:w14="http://schemas.microsoft.com/office/word/2010/wordml" xmlns:w15="http://schemas.microsoft.com/office/word/2012/wordml" xmlns:w16cex="http://schemas.microsoft.com/office/word/2018/wordml/cex" xmlns:w16cid="http://schemas.microsoft.com/office/word/2016/wordml/cid" xmlns:w16="http://schemas.microsoft.com/office/word/2018/wordml" xmlns:w16sdtdh="http://schemas.microsoft.com/office/word/2020/wordml/sdtdatahash" xmlns:w16se="http://schemas.microsoft.com/office/word/2015/wordml/symex" xmlns:wpg="http://schemas.microsoft.com/office/word/2010/wordprocessingGroup" xmlns:wpi="http://schemas.microsoft.com/office/word/2010/wordprocessingInk" xmlns:wne="http://schemas.microsoft.com/office/word/2006/wordml" xmlns:wps="http://schemas.microsoft.com/office/word/2010/wordprocessingShape" mc:Ignorable="w14 w15 w16se w16cid w16 w16cex w16sdtdh wp14">
-  <w:footnote w:type="separator" w:id="-1">
-    <w:p>
-      <w:r>
-        <w:separator/>
-      </w:r>
-    </w:p>
-  </w:footnote>
-  <w:footnote w:type="continuationSeparator" w:id="0">
-    <w:p>
-      <w:r>
-        <w:continuationSeparator/>
-      </w:r>
-    </w:p>
-  </w:footnote>
-</w:footnotes>
-</file>
-
 <file path=word/numbering.xml><?xml version="1.0" encoding="utf-8"?>
 <w:numbering xmlns:wpc="http://schemas.microsoft.com/office/word/2010/wordprocessingCanvas" xmlns:cx="http://schemas.microsoft.com/office/drawing/2014/chartex" xmlns:cx1="http://schemas.microsoft.com/office/drawing/2015/9/8/chartex" xmlns:cx2="http://schemas.microsoft.com/office/drawing/2015/10/21/chartex" xmlns:cx3="http://schemas.microsoft.com/office/drawing/2016/5/9/chartex" xmlns:cx4="http://schemas.microsoft.com/office/drawing/2016/5/10/chartex" xmlns:cx5="http://schemas.microsoft.com/office/drawing/2016/5/11/chartex" xmlns:cx6="http://schemas.microsoft.com/office/drawing/2016/5/12/chartex" xmlns:cx7="http://schemas.microsoft.com/office/drawing/2016/5/13/chartex" xmlns:cx8="http://schemas.microsoft.com/office/drawing/2016/5/14/chartex" xmlns:mc="http://schemas.openxmlformats.org/markup-compatibility/2006" xmlns:aink="http://schemas.microsoft.com/office/drawing/2016/ink" xmlns:am3d="http://schemas.microsoft.com/office/drawing/2017/model3d" xmlns:o="urn:schemas-microsoft-com:office:office" xmlns:oel="http://schemas.microsoft.com/office/2019/extlst" xmlns:r="http://schemas.openxmlformats.org/officeDocument/2006/relationships" xmlns:m="http://schemas.openxmlformats.org/officeDocument/2006/math" xmlns:v="urn:schemas-microsoft-com:vml" xmlns:wp14="http://schemas.microsoft.com/office/word/2010/wordprocessingDrawing" xmlns:wp="http://schemas.openxmlformats.org/drawingml/2006/wordprocessingDrawing" xmlns:w10="urn:schemas-microsoft-com:office:word" xmlns:w="http://schemas.openxmlformats.org/wordprocessingml/2006/main" xmlns:w14="http://schemas.microsoft.com/office/word/2010/wordml" xmlns:w15="http://schemas.microsoft.com/office/word/2012/wordml" xmlns:w16cex="http://schemas.microsoft.com/office/word/2018/wordml/cex" xmlns:w16cid="http://schemas.microsoft.com/office/word/2016/wordml/cid" xmlns:w16="http://schemas.microsoft.com/office/word/2018/wordml" xmlns:w16sdtdh="http://schemas.microsoft.com/office/word/2020/wordml/sdtdatahash" xmlns:w16se="http://schemas.microsoft.com/office/word/2015/wordml/symex" xmlns:wpg="http://schemas.microsoft.com/office/word/2010/wordprocessingGroup" xmlns:wpi="http://schemas.microsoft.com/office/word/2010/wordprocessingInk" xmlns:wne="http://schemas.microsoft.com/office/word/2006/wordml" xmlns:wps="http://schemas.microsoft.com/office/word/2010/wordprocessingShape" mc:Ignorable="w14 w15 w16se w16cid w16 w16cex w16sdtdh wp14">
   <w:abstractNum w:abstractNumId="0" w15:restartNumberingAfterBreak="0">
@@ -4931,17 +5097,17 @@
   <w:docDefaults>
     <w:rPrDefault>
       <w:rPr>
-        <w:rFonts w:asciiTheme="minorHAnsi" w:eastAsiaTheme="minorHAnsi" w:hAnsiTheme="minorHAnsi" w:cstheme="minorBidi"/>
-        <w:sz w:val="22"/>
-        <w:szCs w:val="22"/>
-        <w:lang w:val="en-US" w:eastAsia="en-US" w:bidi="ar-SA"/>
+        <w:rFonts w:asciiTheme="minorHAnsi" w:eastAsiaTheme="minorEastAsia" w:hAnsiTheme="minorHAnsi" w:cstheme="minorBidi"/>
+        <w:kern w:val="2"/>
+        <w:sz w:val="24"/>
+        <w:szCs w:val="24"/>
+        <w:lang w:val="ru-RU" w:eastAsia="ko-KR" w:bidi="ar-SA"/>
+        <w14:ligatures w14:val="standardContextual"/>
       </w:rPr>
     </w:rPrDefault>
     <w:pPrDefault>
       <w:pPr>
-        <w:widowControl w:val="0"/>
-        <w:autoSpaceDE w:val="0"/>
-        <w:autoSpaceDN w:val="0"/>
+        <w:spacing w:after="160" w:line="278" w:lineRule="auto"/>
       </w:pPr>
     </w:pPrDefault>
   </w:docDefaults>
@@ -5012,7 +5178,7 @@
     <w:lsdException w:name="Closing" w:semiHidden="1" w:unhideWhenUsed="1"/>
     <w:lsdException w:name="Signature" w:semiHidden="1" w:unhideWhenUsed="1"/>
     <w:lsdException w:name="Default Paragraph Font" w:semiHidden="1" w:uiPriority="1" w:unhideWhenUsed="1"/>
-    <w:lsdException w:name="Body Text" w:semiHidden="1" w:unhideWhenUsed="1"/>
+    <w:lsdException w:name="Body Text" w:semiHidden="1" w:uiPriority="1" w:unhideWhenUsed="1" w:qFormat="1"/>
     <w:lsdException w:name="Body Text Indent" w:semiHidden="1" w:unhideWhenUsed="1"/>
     <w:lsdException w:name="List Continue" w:semiHidden="1" w:unhideWhenUsed="1"/>
     <w:lsdException w:name="List Continue 2" w:semiHidden="1" w:unhideWhenUsed="1"/>
@@ -5125,7 +5291,7 @@
     <w:lsdException w:name="Medium Shading 2 Accent 1" w:uiPriority="64"/>
     <w:lsdException w:name="Medium List 1 Accent 1" w:uiPriority="65"/>
     <w:lsdException w:name="Revision" w:semiHidden="1"/>
-    <w:lsdException w:name="List Paragraph" w:uiPriority="34" w:qFormat="1"/>
+    <w:lsdException w:name="List Paragraph" w:uiPriority="1" w:qFormat="1"/>
     <w:lsdException w:name="Quote" w:uiPriority="29" w:qFormat="1"/>
     <w:lsdException w:name="Intense Quote" w:uiPriority="30" w:qFormat="1"/>
     <w:lsdException w:name="Medium List 2 Accent 1" w:uiPriority="66"/>
@@ -5326,9 +5492,217 @@
   <w:style w:type="paragraph" w:default="1" w:styleId="a">
     <w:name w:val="Normal"/>
     <w:qFormat/>
+    <w:rsid w:val="00817774"/>
+    <w:pPr>
+      <w:widowControl w:val="0"/>
+      <w:autoSpaceDE w:val="0"/>
+      <w:autoSpaceDN w:val="0"/>
+      <w:spacing w:after="0" w:line="240" w:lineRule="auto"/>
+    </w:pPr>
     <w:rPr>
       <w:rFonts w:ascii="Microsoft Sans Serif" w:eastAsia="Microsoft Sans Serif" w:hAnsi="Microsoft Sans Serif" w:cs="Microsoft Sans Serif"/>
-      <w:lang w:val="ru-RU"/>
+      <w:kern w:val="0"/>
+      <w:sz w:val="22"/>
+      <w:szCs w:val="22"/>
+      <w:lang w:eastAsia="en-US"/>
+      <w14:ligatures w14:val="none"/>
+    </w:rPr>
+  </w:style>
+  <w:style w:type="paragraph" w:styleId="1">
+    <w:name w:val="heading 1"/>
+    <w:basedOn w:val="a"/>
+    <w:next w:val="a"/>
+    <w:link w:val="10"/>
+    <w:uiPriority w:val="9"/>
+    <w:qFormat/>
+    <w:rsid w:val="00817774"/>
+    <w:pPr>
+      <w:keepNext/>
+      <w:keepLines/>
+      <w:spacing w:before="360" w:after="80"/>
+      <w:outlineLvl w:val="0"/>
+    </w:pPr>
+    <w:rPr>
+      <w:rFonts w:asciiTheme="majorHAnsi" w:eastAsiaTheme="majorEastAsia" w:hAnsiTheme="majorHAnsi" w:cstheme="majorBidi"/>
+      <w:color w:val="0F4761" w:themeColor="accent1" w:themeShade="BF"/>
+      <w:sz w:val="40"/>
+      <w:szCs w:val="40"/>
+    </w:rPr>
+  </w:style>
+  <w:style w:type="paragraph" w:styleId="2">
+    <w:name w:val="heading 2"/>
+    <w:basedOn w:val="a"/>
+    <w:next w:val="a"/>
+    <w:link w:val="20"/>
+    <w:uiPriority w:val="9"/>
+    <w:semiHidden/>
+    <w:unhideWhenUsed/>
+    <w:qFormat/>
+    <w:rsid w:val="00817774"/>
+    <w:pPr>
+      <w:keepNext/>
+      <w:keepLines/>
+      <w:spacing w:before="160" w:after="80"/>
+      <w:outlineLvl w:val="1"/>
+    </w:pPr>
+    <w:rPr>
+      <w:rFonts w:asciiTheme="majorHAnsi" w:eastAsiaTheme="majorEastAsia" w:hAnsiTheme="majorHAnsi" w:cstheme="majorBidi"/>
+      <w:color w:val="0F4761" w:themeColor="accent1" w:themeShade="BF"/>
+      <w:sz w:val="32"/>
+      <w:szCs w:val="32"/>
+    </w:rPr>
+  </w:style>
+  <w:style w:type="paragraph" w:styleId="3">
+    <w:name w:val="heading 3"/>
+    <w:basedOn w:val="a"/>
+    <w:next w:val="a"/>
+    <w:link w:val="30"/>
+    <w:uiPriority w:val="9"/>
+    <w:semiHidden/>
+    <w:unhideWhenUsed/>
+    <w:qFormat/>
+    <w:rsid w:val="00817774"/>
+    <w:pPr>
+      <w:keepNext/>
+      <w:keepLines/>
+      <w:spacing w:before="160" w:after="80"/>
+      <w:outlineLvl w:val="2"/>
+    </w:pPr>
+    <w:rPr>
+      <w:rFonts w:eastAsiaTheme="majorEastAsia" w:cstheme="majorBidi"/>
+      <w:color w:val="0F4761" w:themeColor="accent1" w:themeShade="BF"/>
+      <w:sz w:val="28"/>
+      <w:szCs w:val="28"/>
+    </w:rPr>
+  </w:style>
+  <w:style w:type="paragraph" w:styleId="4">
+    <w:name w:val="heading 4"/>
+    <w:basedOn w:val="a"/>
+    <w:next w:val="a"/>
+    <w:link w:val="40"/>
+    <w:uiPriority w:val="9"/>
+    <w:semiHidden/>
+    <w:unhideWhenUsed/>
+    <w:qFormat/>
+    <w:rsid w:val="00817774"/>
+    <w:pPr>
+      <w:keepNext/>
+      <w:keepLines/>
+      <w:spacing w:before="80" w:after="40"/>
+      <w:outlineLvl w:val="3"/>
+    </w:pPr>
+    <w:rPr>
+      <w:rFonts w:eastAsiaTheme="majorEastAsia" w:cstheme="majorBidi"/>
+      <w:i/>
+      <w:iCs/>
+      <w:color w:val="0F4761" w:themeColor="accent1" w:themeShade="BF"/>
+    </w:rPr>
+  </w:style>
+  <w:style w:type="paragraph" w:styleId="5">
+    <w:name w:val="heading 5"/>
+    <w:basedOn w:val="a"/>
+    <w:next w:val="a"/>
+    <w:link w:val="50"/>
+    <w:uiPriority w:val="9"/>
+    <w:semiHidden/>
+    <w:unhideWhenUsed/>
+    <w:qFormat/>
+    <w:rsid w:val="00817774"/>
+    <w:pPr>
+      <w:keepNext/>
+      <w:keepLines/>
+      <w:spacing w:before="80" w:after="40"/>
+      <w:outlineLvl w:val="4"/>
+    </w:pPr>
+    <w:rPr>
+      <w:rFonts w:eastAsiaTheme="majorEastAsia" w:cstheme="majorBidi"/>
+      <w:color w:val="0F4761" w:themeColor="accent1" w:themeShade="BF"/>
+    </w:rPr>
+  </w:style>
+  <w:style w:type="paragraph" w:styleId="6">
+    <w:name w:val="heading 6"/>
+    <w:basedOn w:val="a"/>
+    <w:next w:val="a"/>
+    <w:link w:val="60"/>
+    <w:uiPriority w:val="9"/>
+    <w:semiHidden/>
+    <w:unhideWhenUsed/>
+    <w:qFormat/>
+    <w:rsid w:val="00817774"/>
+    <w:pPr>
+      <w:keepNext/>
+      <w:keepLines/>
+      <w:spacing w:before="40"/>
+      <w:outlineLvl w:val="5"/>
+    </w:pPr>
+    <w:rPr>
+      <w:rFonts w:eastAsiaTheme="majorEastAsia" w:cstheme="majorBidi"/>
+      <w:i/>
+      <w:iCs/>
+      <w:color w:val="595959" w:themeColor="text1" w:themeTint="A6"/>
+    </w:rPr>
+  </w:style>
+  <w:style w:type="paragraph" w:styleId="7">
+    <w:name w:val="heading 7"/>
+    <w:basedOn w:val="a"/>
+    <w:next w:val="a"/>
+    <w:link w:val="70"/>
+    <w:uiPriority w:val="9"/>
+    <w:semiHidden/>
+    <w:unhideWhenUsed/>
+    <w:qFormat/>
+    <w:rsid w:val="00817774"/>
+    <w:pPr>
+      <w:keepNext/>
+      <w:keepLines/>
+      <w:spacing w:before="40"/>
+      <w:outlineLvl w:val="6"/>
+    </w:pPr>
+    <w:rPr>
+      <w:rFonts w:eastAsiaTheme="majorEastAsia" w:cstheme="majorBidi"/>
+      <w:color w:val="595959" w:themeColor="text1" w:themeTint="A6"/>
+    </w:rPr>
+  </w:style>
+  <w:style w:type="paragraph" w:styleId="8">
+    <w:name w:val="heading 8"/>
+    <w:basedOn w:val="a"/>
+    <w:next w:val="a"/>
+    <w:link w:val="80"/>
+    <w:uiPriority w:val="9"/>
+    <w:semiHidden/>
+    <w:unhideWhenUsed/>
+    <w:qFormat/>
+    <w:rsid w:val="00817774"/>
+    <w:pPr>
+      <w:keepNext/>
+      <w:keepLines/>
+      <w:outlineLvl w:val="7"/>
+    </w:pPr>
+    <w:rPr>
+      <w:rFonts w:eastAsiaTheme="majorEastAsia" w:cstheme="majorBidi"/>
+      <w:i/>
+      <w:iCs/>
+      <w:color w:val="272727" w:themeColor="text1" w:themeTint="D8"/>
+    </w:rPr>
+  </w:style>
+  <w:style w:type="paragraph" w:styleId="9">
+    <w:name w:val="heading 9"/>
+    <w:basedOn w:val="a"/>
+    <w:next w:val="a"/>
+    <w:link w:val="90"/>
+    <w:uiPriority w:val="9"/>
+    <w:semiHidden/>
+    <w:unhideWhenUsed/>
+    <w:qFormat/>
+    <w:rsid w:val="00817774"/>
+    <w:pPr>
+      <w:keepNext/>
+      <w:keepLines/>
+      <w:outlineLvl w:val="8"/>
+    </w:pPr>
+    <w:rPr>
+      <w:rFonts w:eastAsiaTheme="majorEastAsia" w:cstheme="majorBidi"/>
+      <w:color w:val="272727" w:themeColor="text1" w:themeTint="D8"/>
     </w:rPr>
   </w:style>
   <w:style w:type="character" w:default="1" w:styleId="a0">
@@ -5357,12 +5731,317 @@
     <w:semiHidden/>
     <w:unhideWhenUsed/>
   </w:style>
+  <w:style w:type="character" w:customStyle="1" w:styleId="10">
+    <w:name w:val="Заголовок 1 Знак"/>
+    <w:basedOn w:val="a0"/>
+    <w:link w:val="1"/>
+    <w:uiPriority w:val="9"/>
+    <w:rsid w:val="00817774"/>
+    <w:rPr>
+      <w:rFonts w:asciiTheme="majorHAnsi" w:eastAsiaTheme="majorEastAsia" w:hAnsiTheme="majorHAnsi" w:cstheme="majorBidi"/>
+      <w:color w:val="0F4761" w:themeColor="accent1" w:themeShade="BF"/>
+      <w:sz w:val="40"/>
+      <w:szCs w:val="40"/>
+    </w:rPr>
+  </w:style>
+  <w:style w:type="character" w:customStyle="1" w:styleId="20">
+    <w:name w:val="Заголовок 2 Знак"/>
+    <w:basedOn w:val="a0"/>
+    <w:link w:val="2"/>
+    <w:uiPriority w:val="9"/>
+    <w:semiHidden/>
+    <w:rsid w:val="00817774"/>
+    <w:rPr>
+      <w:rFonts w:asciiTheme="majorHAnsi" w:eastAsiaTheme="majorEastAsia" w:hAnsiTheme="majorHAnsi" w:cstheme="majorBidi"/>
+      <w:color w:val="0F4761" w:themeColor="accent1" w:themeShade="BF"/>
+      <w:sz w:val="32"/>
+      <w:szCs w:val="32"/>
+    </w:rPr>
+  </w:style>
+  <w:style w:type="character" w:customStyle="1" w:styleId="30">
+    <w:name w:val="Заголовок 3 Знак"/>
+    <w:basedOn w:val="a0"/>
+    <w:link w:val="3"/>
+    <w:uiPriority w:val="9"/>
+    <w:semiHidden/>
+    <w:rsid w:val="00817774"/>
+    <w:rPr>
+      <w:rFonts w:eastAsiaTheme="majorEastAsia" w:cstheme="majorBidi"/>
+      <w:color w:val="0F4761" w:themeColor="accent1" w:themeShade="BF"/>
+      <w:sz w:val="28"/>
+      <w:szCs w:val="28"/>
+    </w:rPr>
+  </w:style>
+  <w:style w:type="character" w:customStyle="1" w:styleId="40">
+    <w:name w:val="Заголовок 4 Знак"/>
+    <w:basedOn w:val="a0"/>
+    <w:link w:val="4"/>
+    <w:uiPriority w:val="9"/>
+    <w:semiHidden/>
+    <w:rsid w:val="00817774"/>
+    <w:rPr>
+      <w:rFonts w:eastAsiaTheme="majorEastAsia" w:cstheme="majorBidi"/>
+      <w:i/>
+      <w:iCs/>
+      <w:color w:val="0F4761" w:themeColor="accent1" w:themeShade="BF"/>
+    </w:rPr>
+  </w:style>
+  <w:style w:type="character" w:customStyle="1" w:styleId="50">
+    <w:name w:val="Заголовок 5 Знак"/>
+    <w:basedOn w:val="a0"/>
+    <w:link w:val="5"/>
+    <w:uiPriority w:val="9"/>
+    <w:semiHidden/>
+    <w:rsid w:val="00817774"/>
+    <w:rPr>
+      <w:rFonts w:eastAsiaTheme="majorEastAsia" w:cstheme="majorBidi"/>
+      <w:color w:val="0F4761" w:themeColor="accent1" w:themeShade="BF"/>
+    </w:rPr>
+  </w:style>
+  <w:style w:type="character" w:customStyle="1" w:styleId="60">
+    <w:name w:val="Заголовок 6 Знак"/>
+    <w:basedOn w:val="a0"/>
+    <w:link w:val="6"/>
+    <w:uiPriority w:val="9"/>
+    <w:semiHidden/>
+    <w:rsid w:val="00817774"/>
+    <w:rPr>
+      <w:rFonts w:eastAsiaTheme="majorEastAsia" w:cstheme="majorBidi"/>
+      <w:i/>
+      <w:iCs/>
+      <w:color w:val="595959" w:themeColor="text1" w:themeTint="A6"/>
+    </w:rPr>
+  </w:style>
+  <w:style w:type="character" w:customStyle="1" w:styleId="70">
+    <w:name w:val="Заголовок 7 Знак"/>
+    <w:basedOn w:val="a0"/>
+    <w:link w:val="7"/>
+    <w:uiPriority w:val="9"/>
+    <w:semiHidden/>
+    <w:rsid w:val="00817774"/>
+    <w:rPr>
+      <w:rFonts w:eastAsiaTheme="majorEastAsia" w:cstheme="majorBidi"/>
+      <w:color w:val="595959" w:themeColor="text1" w:themeTint="A6"/>
+    </w:rPr>
+  </w:style>
+  <w:style w:type="character" w:customStyle="1" w:styleId="80">
+    <w:name w:val="Заголовок 8 Знак"/>
+    <w:basedOn w:val="a0"/>
+    <w:link w:val="8"/>
+    <w:uiPriority w:val="9"/>
+    <w:semiHidden/>
+    <w:rsid w:val="00817774"/>
+    <w:rPr>
+      <w:rFonts w:eastAsiaTheme="majorEastAsia" w:cstheme="majorBidi"/>
+      <w:i/>
+      <w:iCs/>
+      <w:color w:val="272727" w:themeColor="text1" w:themeTint="D8"/>
+    </w:rPr>
+  </w:style>
+  <w:style w:type="character" w:customStyle="1" w:styleId="90">
+    <w:name w:val="Заголовок 9 Знак"/>
+    <w:basedOn w:val="a0"/>
+    <w:link w:val="9"/>
+    <w:uiPriority w:val="9"/>
+    <w:semiHidden/>
+    <w:rsid w:val="00817774"/>
+    <w:rPr>
+      <w:rFonts w:eastAsiaTheme="majorEastAsia" w:cstheme="majorBidi"/>
+      <w:color w:val="272727" w:themeColor="text1" w:themeTint="D8"/>
+    </w:rPr>
+  </w:style>
+  <w:style w:type="paragraph" w:styleId="a3">
+    <w:name w:val="Title"/>
+    <w:basedOn w:val="a"/>
+    <w:next w:val="a"/>
+    <w:link w:val="a4"/>
+    <w:uiPriority w:val="10"/>
+    <w:qFormat/>
+    <w:rsid w:val="00817774"/>
+    <w:pPr>
+      <w:spacing w:after="80"/>
+      <w:contextualSpacing/>
+    </w:pPr>
+    <w:rPr>
+      <w:rFonts w:asciiTheme="majorHAnsi" w:eastAsiaTheme="majorEastAsia" w:hAnsiTheme="majorHAnsi" w:cstheme="majorBidi"/>
+      <w:spacing w:val="-10"/>
+      <w:kern w:val="28"/>
+      <w:sz w:val="56"/>
+      <w:szCs w:val="56"/>
+    </w:rPr>
+  </w:style>
+  <w:style w:type="character" w:customStyle="1" w:styleId="a4">
+    <w:name w:val="Заголовок Знак"/>
+    <w:basedOn w:val="a0"/>
+    <w:link w:val="a3"/>
+    <w:uiPriority w:val="10"/>
+    <w:rsid w:val="00817774"/>
+    <w:rPr>
+      <w:rFonts w:asciiTheme="majorHAnsi" w:eastAsiaTheme="majorEastAsia" w:hAnsiTheme="majorHAnsi" w:cstheme="majorBidi"/>
+      <w:spacing w:val="-10"/>
+      <w:kern w:val="28"/>
+      <w:sz w:val="56"/>
+      <w:szCs w:val="56"/>
+    </w:rPr>
+  </w:style>
+  <w:style w:type="paragraph" w:styleId="a5">
+    <w:name w:val="Subtitle"/>
+    <w:basedOn w:val="a"/>
+    <w:next w:val="a"/>
+    <w:link w:val="a6"/>
+    <w:uiPriority w:val="11"/>
+    <w:qFormat/>
+    <w:rsid w:val="00817774"/>
+    <w:pPr>
+      <w:numPr>
+        <w:ilvl w:val="1"/>
+      </w:numPr>
+    </w:pPr>
+    <w:rPr>
+      <w:rFonts w:eastAsiaTheme="majorEastAsia" w:cstheme="majorBidi"/>
+      <w:color w:val="595959" w:themeColor="text1" w:themeTint="A6"/>
+      <w:spacing w:val="15"/>
+      <w:sz w:val="28"/>
+      <w:szCs w:val="28"/>
+    </w:rPr>
+  </w:style>
+  <w:style w:type="character" w:customStyle="1" w:styleId="a6">
+    <w:name w:val="Подзаголовок Знак"/>
+    <w:basedOn w:val="a0"/>
+    <w:link w:val="a5"/>
+    <w:uiPriority w:val="11"/>
+    <w:rsid w:val="00817774"/>
+    <w:rPr>
+      <w:rFonts w:eastAsiaTheme="majorEastAsia" w:cstheme="majorBidi"/>
+      <w:color w:val="595959" w:themeColor="text1" w:themeTint="A6"/>
+      <w:spacing w:val="15"/>
+      <w:sz w:val="28"/>
+      <w:szCs w:val="28"/>
+    </w:rPr>
+  </w:style>
+  <w:style w:type="paragraph" w:styleId="21">
+    <w:name w:val="Quote"/>
+    <w:basedOn w:val="a"/>
+    <w:next w:val="a"/>
+    <w:link w:val="22"/>
+    <w:uiPriority w:val="29"/>
+    <w:qFormat/>
+    <w:rsid w:val="00817774"/>
+    <w:pPr>
+      <w:spacing w:before="160"/>
+      <w:jc w:val="center"/>
+    </w:pPr>
+    <w:rPr>
+      <w:i/>
+      <w:iCs/>
+      <w:color w:val="404040" w:themeColor="text1" w:themeTint="BF"/>
+    </w:rPr>
+  </w:style>
+  <w:style w:type="character" w:customStyle="1" w:styleId="22">
+    <w:name w:val="Цитата 2 Знак"/>
+    <w:basedOn w:val="a0"/>
+    <w:link w:val="21"/>
+    <w:uiPriority w:val="29"/>
+    <w:rsid w:val="00817774"/>
+    <w:rPr>
+      <w:i/>
+      <w:iCs/>
+      <w:color w:val="404040" w:themeColor="text1" w:themeTint="BF"/>
+    </w:rPr>
+  </w:style>
+  <w:style w:type="paragraph" w:styleId="a7">
+    <w:name w:val="List Paragraph"/>
+    <w:basedOn w:val="a"/>
+    <w:uiPriority w:val="1"/>
+    <w:qFormat/>
+    <w:rsid w:val="00817774"/>
+    <w:pPr>
+      <w:ind w:left="720"/>
+      <w:contextualSpacing/>
+    </w:pPr>
+  </w:style>
+  <w:style w:type="character" w:styleId="a8">
+    <w:name w:val="Intense Emphasis"/>
+    <w:basedOn w:val="a0"/>
+    <w:uiPriority w:val="21"/>
+    <w:qFormat/>
+    <w:rsid w:val="00817774"/>
+    <w:rPr>
+      <w:i/>
+      <w:iCs/>
+      <w:color w:val="0F4761" w:themeColor="accent1" w:themeShade="BF"/>
+    </w:rPr>
+  </w:style>
+  <w:style w:type="paragraph" w:styleId="a9">
+    <w:name w:val="Intense Quote"/>
+    <w:basedOn w:val="a"/>
+    <w:next w:val="a"/>
+    <w:link w:val="aa"/>
+    <w:uiPriority w:val="30"/>
+    <w:qFormat/>
+    <w:rsid w:val="00817774"/>
+    <w:pPr>
+      <w:pBdr>
+        <w:top w:val="single" w:sz="4" w:space="10" w:color="0F4761" w:themeColor="accent1" w:themeShade="BF"/>
+        <w:bottom w:val="single" w:sz="4" w:space="10" w:color="0F4761" w:themeColor="accent1" w:themeShade="BF"/>
+      </w:pBdr>
+      <w:spacing w:before="360" w:after="360"/>
+      <w:ind w:left="864" w:right="864"/>
+      <w:jc w:val="center"/>
+    </w:pPr>
+    <w:rPr>
+      <w:i/>
+      <w:iCs/>
+      <w:color w:val="0F4761" w:themeColor="accent1" w:themeShade="BF"/>
+    </w:rPr>
+  </w:style>
+  <w:style w:type="character" w:customStyle="1" w:styleId="aa">
+    <w:name w:val="Выделенная цитата Знак"/>
+    <w:basedOn w:val="a0"/>
+    <w:link w:val="a9"/>
+    <w:uiPriority w:val="30"/>
+    <w:rsid w:val="00817774"/>
+    <w:rPr>
+      <w:i/>
+      <w:iCs/>
+      <w:color w:val="0F4761" w:themeColor="accent1" w:themeShade="BF"/>
+    </w:rPr>
+  </w:style>
+  <w:style w:type="character" w:styleId="ab">
+    <w:name w:val="Intense Reference"/>
+    <w:basedOn w:val="a0"/>
+    <w:uiPriority w:val="32"/>
+    <w:qFormat/>
+    <w:rsid w:val="00817774"/>
+    <w:rPr>
+      <w:b/>
+      <w:bCs/>
+      <w:smallCaps/>
+      <w:color w:val="0F4761" w:themeColor="accent1" w:themeShade="BF"/>
+      <w:spacing w:val="5"/>
+    </w:rPr>
+  </w:style>
   <w:style w:type="table" w:customStyle="1" w:styleId="TableNormal">
     <w:name w:val="Table Normal"/>
     <w:uiPriority w:val="2"/>
     <w:semiHidden/>
     <w:unhideWhenUsed/>
     <w:qFormat/>
+    <w:rsid w:val="00817774"/>
+    <w:pPr>
+      <w:widowControl w:val="0"/>
+      <w:autoSpaceDE w:val="0"/>
+      <w:autoSpaceDN w:val="0"/>
+      <w:spacing w:after="0" w:line="240" w:lineRule="auto"/>
+    </w:pPr>
+    <w:rPr>
+      <w:rFonts w:eastAsiaTheme="minorHAnsi"/>
+      <w:kern w:val="0"/>
+      <w:sz w:val="22"/>
+      <w:szCs w:val="22"/>
+      <w:lang w:val="en-US" w:eastAsia="en-US"/>
+      <w14:ligatures w14:val="none"/>
+    </w:rPr>
     <w:tblPr>
       <w:tblInd w:w="0" w:type="dxa"/>
       <w:tblCellMar>
@@ -5373,28 +6052,32 @@
       </w:tblCellMar>
     </w:tblPr>
   </w:style>
-  <w:style w:type="paragraph" w:styleId="a3">
+  <w:style w:type="paragraph" w:styleId="ac">
     <w:name w:val="Body Text"/>
     <w:basedOn w:val="a"/>
+    <w:link w:val="ad"/>
     <w:uiPriority w:val="1"/>
     <w:qFormat/>
+    <w:rsid w:val="00817774"/>
     <w:rPr>
       <w:rFonts w:ascii="Times New Roman" w:eastAsia="Times New Roman" w:hAnsi="Times New Roman" w:cs="Times New Roman"/>
       <w:sz w:val="28"/>
       <w:szCs w:val="28"/>
     </w:rPr>
   </w:style>
-  <w:style w:type="paragraph" w:styleId="a4">
-    <w:name w:val="List Paragraph"/>
-    <w:basedOn w:val="a"/>
+  <w:style w:type="character" w:customStyle="1" w:styleId="ad">
+    <w:name w:val="Основной текст Знак"/>
+    <w:basedOn w:val="a0"/>
+    <w:link w:val="ac"/>
     <w:uiPriority w:val="1"/>
-    <w:qFormat/>
-    <w:pPr>
-      <w:spacing w:before="63"/>
-      <w:ind w:left="423" w:hanging="280"/>
-    </w:pPr>
+    <w:rsid w:val="00817774"/>
     <w:rPr>
       <w:rFonts w:ascii="Times New Roman" w:eastAsia="Times New Roman" w:hAnsi="Times New Roman" w:cs="Times New Roman"/>
+      <w:kern w:val="0"/>
+      <w:sz w:val="28"/>
+      <w:szCs w:val="28"/>
+      <w:lang w:eastAsia="en-US"/>
+      <w14:ligatures w14:val="none"/>
     </w:rPr>
   </w:style>
   <w:style w:type="paragraph" w:customStyle="1" w:styleId="TableParagraph">
@@ -5402,14 +6085,15 @@
     <w:basedOn w:val="a"/>
     <w:uiPriority w:val="1"/>
     <w:qFormat/>
+    <w:rsid w:val="00817774"/>
   </w:style>
 </w:styles>
 </file>
 
 <file path=word/theme/theme1.xml><?xml version="1.0" encoding="utf-8"?>
-<a:theme xmlns:a="http://schemas.openxmlformats.org/drawingml/2006/main" name="Office Theme">
+<a:theme xmlns:a="http://schemas.openxmlformats.org/drawingml/2006/main" name="Тема Office">
   <a:themeElements>
-    <a:clrScheme name="Office">
+    <a:clrScheme name="Стандартная">
       <a:dk1>
         <a:sysClr val="windowText" lastClr="000000"/>
       </a:dk1>
@@ -5417,44 +6101,44 @@
         <a:sysClr val="window" lastClr="FFFFFF"/>
       </a:lt1>
       <a:dk2>
-        <a:srgbClr val="1F497D"/>
+        <a:srgbClr val="0E2841"/>
       </a:dk2>
       <a:lt2>
-        <a:srgbClr val="EEECE1"/>
+        <a:srgbClr val="E8E8E8"/>
       </a:lt2>
       <a:accent1>
-        <a:srgbClr val="4F81BD"/>
+        <a:srgbClr val="156082"/>
       </a:accent1>
       <a:accent2>
-        <a:srgbClr val="C0504D"/>
+        <a:srgbClr val="E97132"/>
       </a:accent2>
       <a:accent3>
-        <a:srgbClr val="9BBB59"/>
+        <a:srgbClr val="196B24"/>
       </a:accent3>
       <a:accent4>
-        <a:srgbClr val="8064A2"/>
+        <a:srgbClr val="0F9ED5"/>
       </a:accent4>
       <a:accent5>
-        <a:srgbClr val="4BACC6"/>
+        <a:srgbClr val="A02B93"/>
       </a:accent5>
       <a:accent6>
-        <a:srgbClr val="F79646"/>
+        <a:srgbClr val="4EA72E"/>
       </a:accent6>
       <a:hlink>
-        <a:srgbClr val="0000FF"/>
+        <a:srgbClr val="467886"/>
       </a:hlink>
       <a:folHlink>
-        <a:srgbClr val="800080"/>
+        <a:srgbClr val="96607D"/>
       </a:folHlink>
     </a:clrScheme>
-    <a:fontScheme name="Office">
+    <a:fontScheme name="Стандартная">
       <a:majorFont>
-        <a:latin typeface="Cambria"/>
+        <a:latin typeface="Aptos Display" panose="02110004020202020204"/>
         <a:ea typeface=""/>
         <a:cs typeface=""/>
-        <a:font script="Jpan" typeface="ＭＳ ゴシック"/>
+        <a:font script="Jpan" typeface="游ゴシック Light"/>
         <a:font script="Hang" typeface="맑은 고딕"/>
-        <a:font script="Hans" typeface="宋体"/>
+        <a:font script="Hans" typeface="等线 Light"/>
         <a:font script="Hant" typeface="新細明體"/>
         <a:font script="Arab" typeface="Times New Roman"/>
         <a:font script="Hebr" typeface="Times New Roman"/>
@@ -5481,14 +6165,32 @@
         <a:font script="Mong" typeface="Mongolian Baiti"/>
         <a:font script="Viet" typeface="Times New Roman"/>
         <a:font script="Uigh" typeface="Microsoft Uighur"/>
+        <a:font script="Geor" typeface="Sylfaen"/>
+        <a:font script="Armn" typeface="Arial"/>
+        <a:font script="Bugi" typeface="Leelawadee UI"/>
+        <a:font script="Bopo" typeface="Microsoft JhengHei"/>
+        <a:font script="Java" typeface="Javanese Text"/>
+        <a:font script="Lisu" typeface="Segoe UI"/>
+        <a:font script="Mymr" typeface="Myanmar Text"/>
+        <a:font script="Nkoo" typeface="Ebrima"/>
+        <a:font script="Olck" typeface="Nirmala UI"/>
+        <a:font script="Osma" typeface="Ebrima"/>
+        <a:font script="Phag" typeface="Phagspa"/>
+        <a:font script="Syrn" typeface="Estrangelo Edessa"/>
+        <a:font script="Syrj" typeface="Estrangelo Edessa"/>
+        <a:font script="Syre" typeface="Estrangelo Edessa"/>
+        <a:font script="Sora" typeface="Nirmala UI"/>
+        <a:font script="Tale" typeface="Microsoft Tai Le"/>
+        <a:font script="Talu" typeface="Microsoft New Tai Lue"/>
+        <a:font script="Tfng" typeface="Ebrima"/>
       </a:majorFont>
       <a:minorFont>
-        <a:latin typeface="Calibri"/>
+        <a:latin typeface="Aptos" panose="02110004020202020204"/>
         <a:ea typeface=""/>
         <a:cs typeface=""/>
-        <a:font script="Jpan" typeface="ＭＳ 明朝"/>
+        <a:font script="Jpan" typeface="游明朝"/>
         <a:font script="Hang" typeface="맑은 고딕"/>
-        <a:font script="Hans" typeface="宋体"/>
+        <a:font script="Hans" typeface="等线"/>
         <a:font script="Hant" typeface="新細明體"/>
         <a:font script="Arab" typeface="Arial"/>
         <a:font script="Hebr" typeface="Arial"/>
@@ -5515,9 +6217,27 @@
         <a:font script="Mong" typeface="Mongolian Baiti"/>
         <a:font script="Viet" typeface="Arial"/>
         <a:font script="Uigh" typeface="Microsoft Uighur"/>
+        <a:font script="Geor" typeface="Sylfaen"/>
+        <a:font script="Armn" typeface="Arial"/>
+        <a:font script="Bugi" typeface="Leelawadee UI"/>
+        <a:font script="Bopo" typeface="Microsoft JhengHei"/>
+        <a:font script="Java" typeface="Javanese Text"/>
+        <a:font script="Lisu" typeface="Segoe UI"/>
+        <a:font script="Mymr" typeface="Myanmar Text"/>
+        <a:font script="Nkoo" typeface="Ebrima"/>
+        <a:font script="Olck" typeface="Nirmala UI"/>
+        <a:font script="Osma" typeface="Ebrima"/>
+        <a:font script="Phag" typeface="Phagspa"/>
+        <a:font script="Syrn" typeface="Estrangelo Edessa"/>
+        <a:font script="Syrj" typeface="Estrangelo Edessa"/>
+        <a:font script="Syre" typeface="Estrangelo Edessa"/>
+        <a:font script="Sora" typeface="Nirmala UI"/>
+        <a:font script="Tale" typeface="Microsoft Tai Le"/>
+        <a:font script="Talu" typeface="Microsoft New Tai Lue"/>
+        <a:font script="Tfng" typeface="Ebrima"/>
       </a:minorFont>
     </a:fontScheme>
-    <a:fmtScheme name="Office">
+    <a:fmtScheme name="Стандартная">
       <a:fillStyleLst>
         <a:solidFill>
           <a:schemeClr val="phClr"/>
@@ -5526,165 +6246,141 @@
           <a:gsLst>
             <a:gs pos="0">
               <a:schemeClr val="phClr">
-                <a:tint val="50000"/>
-                <a:satMod val="300000"/>
+                <a:lumMod val="110000"/>
+                <a:satMod val="105000"/>
+                <a:tint val="67000"/>
               </a:schemeClr>
             </a:gs>
-            <a:gs pos="35000">
+            <a:gs pos="50000">
               <a:schemeClr val="phClr">
-                <a:tint val="37000"/>
-                <a:satMod val="300000"/>
+                <a:lumMod val="105000"/>
+                <a:satMod val="103000"/>
+                <a:tint val="73000"/>
               </a:schemeClr>
             </a:gs>
             <a:gs pos="100000">
               <a:schemeClr val="phClr">
-                <a:tint val="15000"/>
-                <a:satMod val="350000"/>
+                <a:lumMod val="105000"/>
+                <a:satMod val="109000"/>
+                <a:tint val="81000"/>
               </a:schemeClr>
             </a:gs>
           </a:gsLst>
-          <a:lin ang="16200000" scaled="1"/>
+          <a:lin ang="5400000" scaled="0"/>
         </a:gradFill>
         <a:gradFill rotWithShape="1">
           <a:gsLst>
             <a:gs pos="0">
               <a:schemeClr val="phClr">
-                <a:shade val="51000"/>
-                <a:satMod val="130000"/>
+                <a:satMod val="103000"/>
+                <a:lumMod val="102000"/>
+                <a:tint val="94000"/>
               </a:schemeClr>
             </a:gs>
-            <a:gs pos="80000">
+            <a:gs pos="50000">
               <a:schemeClr val="phClr">
-                <a:shade val="93000"/>
-                <a:satMod val="130000"/>
+                <a:satMod val="110000"/>
+                <a:lumMod val="100000"/>
+                <a:shade val="100000"/>
               </a:schemeClr>
             </a:gs>
             <a:gs pos="100000">
               <a:schemeClr val="phClr">
-                <a:shade val="94000"/>
-                <a:satMod val="135000"/>
+                <a:lumMod val="99000"/>
+                <a:satMod val="120000"/>
+                <a:shade val="78000"/>
               </a:schemeClr>
             </a:gs>
           </a:gsLst>
-          <a:lin ang="16200000" scaled="0"/>
+          <a:lin ang="5400000" scaled="0"/>
         </a:gradFill>
       </a:fillStyleLst>
       <a:lnStyleLst>
-        <a:ln w="9525" cap="flat" cmpd="sng" algn="ctr">
-          <a:solidFill>
-            <a:schemeClr val="phClr">
-              <a:shade val="95000"/>
-              <a:satMod val="105000"/>
-            </a:schemeClr>
-          </a:solidFill>
-          <a:prstDash val="solid"/>
-        </a:ln>
-        <a:ln w="25400" cap="flat" cmpd="sng" algn="ctr">
+        <a:ln w="6350" cap="flat" cmpd="sng" algn="ctr">
           <a:solidFill>
             <a:schemeClr val="phClr"/>
           </a:solidFill>
           <a:prstDash val="solid"/>
+          <a:miter lim="800000"/>
         </a:ln>
-        <a:ln w="38100" cap="flat" cmpd="sng" algn="ctr">
+        <a:ln w="12700" cap="flat" cmpd="sng" algn="ctr">
           <a:solidFill>
             <a:schemeClr val="phClr"/>
           </a:solidFill>
           <a:prstDash val="solid"/>
+          <a:miter lim="800000"/>
+        </a:ln>
+        <a:ln w="19050" cap="flat" cmpd="sng" algn="ctr">
+          <a:solidFill>
+            <a:schemeClr val="phClr"/>
+          </a:solidFill>
+          <a:prstDash val="solid"/>
+          <a:miter lim="800000"/>
         </a:ln>
       </a:lnStyleLst>
       <a:effectStyleLst>
         <a:effectStyle>
+          <a:effectLst/>
+        </a:effectStyle>
+        <a:effectStyle>
+          <a:effectLst/>
+        </a:effectStyle>
+        <a:effectStyle>
           <a:effectLst>
-            <a:outerShdw blurRad="40000" dist="20000" dir="5400000" rotWithShape="0">
+            <a:outerShdw blurRad="57150" dist="19050" dir="5400000" algn="ctr" rotWithShape="0">
               <a:srgbClr val="000000">
-                <a:alpha val="38000"/>
+                <a:alpha val="63000"/>
               </a:srgbClr>
             </a:outerShdw>
           </a:effectLst>
-        </a:effectStyle>
-        <a:effectStyle>
-          <a:effectLst>
-            <a:outerShdw blurRad="40000" dist="23000" dir="5400000" rotWithShape="0">
-              <a:srgbClr val="000000">
-                <a:alpha val="35000"/>
-              </a:srgbClr>
-            </a:outerShdw>
-          </a:effectLst>
-        </a:effectStyle>
-        <a:effectStyle>
-          <a:effectLst>
-            <a:outerShdw blurRad="40000" dist="23000" dir="5400000" rotWithShape="0">
-              <a:srgbClr val="000000">
-                <a:alpha val="35000"/>
-              </a:srgbClr>
-            </a:outerShdw>
-          </a:effectLst>
-          <a:scene3d>
-            <a:camera prst="orthographicFront">
-              <a:rot lat="0" lon="0" rev="0"/>
-            </a:camera>
-            <a:lightRig rig="threePt" dir="t">
-              <a:rot lat="0" lon="0" rev="1200000"/>
-            </a:lightRig>
-          </a:scene3d>
-          <a:sp3d>
-            <a:bevelT w="63500" h="25400"/>
-          </a:sp3d>
         </a:effectStyle>
       </a:effectStyleLst>
       <a:bgFillStyleLst>
         <a:solidFill>
           <a:schemeClr val="phClr"/>
         </a:solidFill>
+        <a:solidFill>
+          <a:schemeClr val="phClr">
+            <a:tint val="95000"/>
+            <a:satMod val="170000"/>
+          </a:schemeClr>
+        </a:solidFill>
         <a:gradFill rotWithShape="1">
           <a:gsLst>
             <a:gs pos="0">
               <a:schemeClr val="phClr">
-                <a:tint val="40000"/>
-                <a:satMod val="350000"/>
+                <a:tint val="93000"/>
+                <a:satMod val="150000"/>
+                <a:shade val="98000"/>
+                <a:lumMod val="102000"/>
               </a:schemeClr>
             </a:gs>
-            <a:gs pos="40000">
+            <a:gs pos="50000">
               <a:schemeClr val="phClr">
-                <a:tint val="45000"/>
-                <a:shade val="99000"/>
-                <a:satMod val="350000"/>
+                <a:tint val="98000"/>
+                <a:satMod val="130000"/>
+                <a:shade val="90000"/>
+                <a:lumMod val="103000"/>
               </a:schemeClr>
             </a:gs>
             <a:gs pos="100000">
               <a:schemeClr val="phClr">
-                <a:shade val="20000"/>
-                <a:satMod val="255000"/>
+                <a:shade val="63000"/>
+                <a:satMod val="120000"/>
               </a:schemeClr>
             </a:gs>
           </a:gsLst>
-          <a:path path="circle">
-            <a:fillToRect l="50000" t="-80000" r="50000" b="180000"/>
-          </a:path>
-        </a:gradFill>
-        <a:gradFill rotWithShape="1">
-          <a:gsLst>
-            <a:gs pos="0">
-              <a:schemeClr val="phClr">
-                <a:tint val="80000"/>
-                <a:satMod val="300000"/>
-              </a:schemeClr>
-            </a:gs>
-            <a:gs pos="100000">
-              <a:schemeClr val="phClr">
-                <a:shade val="30000"/>
-                <a:satMod val="200000"/>
-              </a:schemeClr>
-            </a:gs>
-          </a:gsLst>
-          <a:path path="circle">
-            <a:fillToRect l="50000" t="50000" r="50000" b="50000"/>
-          </a:path>
+          <a:lin ang="5400000" scaled="0"/>
         </a:gradFill>
       </a:bgFillStyleLst>
     </a:fmtScheme>
   </a:themeElements>
   <a:objectDefaults/>
   <a:extraClrSchemeLst/>
+  <a:extLst>
+    <a:ext uri="{05A4C25C-085E-4340-85A3-A5531E510DB2}">
+      <thm15:themeFamily xmlns:thm15="http://schemas.microsoft.com/office/thememl/2012/main" name="Office Theme" id="{2E142A2C-CD16-42D6-873A-C26D2A0506FA}" vid="{1BDDFF52-6CD6-40A5-AB3C-68EB2F1E4D0A}"/>
+    </a:ext>
+  </a:extLst>
 </a:theme>
 </file>